--- a/3k1s/ОS3-1/lab04/лаба04.docx
+++ b/3k1s/ОS3-1/lab04/лаба04.docx
@@ -955,6 +955,98 @@
               <w:pStyle w:val="afd"/>
               <w:spacing w:after="0"/>
             </w:pPr>
+            <w:r>
+              <w:t xml:space="preserve">import </w:t>
+            </w:r>
+            <w:proofErr w:type="spellStart"/>
+            <w:r>
+              <w:t>os</w:t>
+            </w:r>
+            <w:proofErr w:type="spellEnd"/>
+          </w:p>
+          <w:p>
+            <w:pPr>
+              <w:pStyle w:val="afd"/>
+              <w:spacing w:after="0"/>
+            </w:pPr>
+            <w:r>
+              <w:t>import threading</w:t>
+            </w:r>
+          </w:p>
+          <w:p>
+            <w:pPr>
+              <w:pStyle w:val="afd"/>
+              <w:spacing w:after="0"/>
+            </w:pPr>
+            <w:r>
+              <w:t>import time</w:t>
+            </w:r>
+          </w:p>
+          <w:p>
+            <w:pPr>
+              <w:pStyle w:val="afd"/>
+              <w:spacing w:after="0"/>
+            </w:pPr>
+            <w:r>
+              <w:t>import sys</w:t>
+            </w:r>
+          </w:p>
+          <w:p>
+            <w:pPr>
+              <w:pStyle w:val="afd"/>
+              <w:spacing w:after="0"/>
+            </w:pPr>
+            <w:r>
+              <w:t>import random</w:t>
+            </w:r>
+          </w:p>
+          <w:p>
+            <w:pPr>
+              <w:pStyle w:val="afd"/>
+              <w:spacing w:after="0"/>
+            </w:pPr>
+            <w:r>
+              <w:t xml:space="preserve">from </w:t>
+            </w:r>
+            <w:proofErr w:type="spellStart"/>
+            <w:r>
+              <w:t>datetime</w:t>
+            </w:r>
+            <w:proofErr w:type="spellEnd"/>
+            <w:r>
+              <w:t xml:space="preserve"> import </w:t>
+            </w:r>
+            <w:proofErr w:type="spellStart"/>
+            <w:r>
+              <w:t>datetime</w:t>
+            </w:r>
+            <w:proofErr w:type="spellEnd"/>
+          </w:p>
+          <w:p>
+            <w:pPr>
+              <w:pStyle w:val="afd"/>
+              <w:spacing w:after="0"/>
+            </w:pPr>
+            <w:r>
+              <w:t xml:space="preserve">import </w:t>
+            </w:r>
+            <w:proofErr w:type="spellStart"/>
+            <w:r>
+              <w:t>getpass</w:t>
+            </w:r>
+            <w:proofErr w:type="spellEnd"/>
+          </w:p>
+          <w:p>
+            <w:pPr>
+              <w:pStyle w:val="afd"/>
+              <w:spacing w:after="0"/>
+            </w:pPr>
+          </w:p>
+          <w:p>
+            <w:pPr>
+              <w:pStyle w:val="afd"/>
+              <w:spacing w:after="0"/>
+            </w:pPr>
             <w:proofErr w:type="spellStart"/>
             <w:r>
               <w:t>def</w:t>
@@ -970,7 +1062,146 @@
               <w:spacing w:after="0"/>
             </w:pPr>
             <w:r>
-              <w:t xml:space="preserve">    try:</w:t>
+              <w:t xml:space="preserve">    </w:t>
+            </w:r>
+            <w:proofErr w:type="spellStart"/>
+            <w:r>
+              <w:t>pid</w:t>
+            </w:r>
+            <w:proofErr w:type="spellEnd"/>
+            <w:r>
+              <w:t xml:space="preserve"> = </w:t>
+            </w:r>
+            <w:proofErr w:type="spellStart"/>
+            <w:proofErr w:type="gramStart"/>
+            <w:r>
+              <w:t>os.getpid</w:t>
+            </w:r>
+            <w:proofErr w:type="spellEnd"/>
+            <w:proofErr w:type="gramEnd"/>
+            <w:r>
+              <w:t>()</w:t>
+            </w:r>
+          </w:p>
+          <w:p>
+            <w:pPr>
+              <w:pStyle w:val="afd"/>
+              <w:spacing w:after="0"/>
+            </w:pPr>
+            <w:r>
+              <w:t xml:space="preserve">    </w:t>
+            </w:r>
+            <w:proofErr w:type="spellStart"/>
+            <w:r>
+              <w:t>tid</w:t>
+            </w:r>
+            <w:proofErr w:type="spellEnd"/>
+            <w:r>
+              <w:t xml:space="preserve"> = </w:t>
+            </w:r>
+            <w:proofErr w:type="spellStart"/>
+            <w:r>
+              <w:t>threading.get_</w:t>
+            </w:r>
+            <w:proofErr w:type="gramStart"/>
+            <w:r>
+              <w:t>ident</w:t>
+            </w:r>
+            <w:proofErr w:type="spellEnd"/>
+            <w:r>
+              <w:t>(</w:t>
+            </w:r>
+            <w:proofErr w:type="gramEnd"/>
+            <w:r>
+              <w:t>)</w:t>
+            </w:r>
+          </w:p>
+          <w:p>
+            <w:pPr>
+              <w:pStyle w:val="afd"/>
+              <w:spacing w:after="0"/>
+            </w:pPr>
+            <w:r>
+              <w:t xml:space="preserve">    </w:t>
+            </w:r>
+            <w:proofErr w:type="spellStart"/>
+            <w:r>
+              <w:t>thread_name</w:t>
+            </w:r>
+            <w:proofErr w:type="spellEnd"/>
+            <w:r>
+              <w:t xml:space="preserve"> = </w:t>
+            </w:r>
+            <w:proofErr w:type="spellStart"/>
+            <w:r>
+              <w:t>threading.current_thread</w:t>
+            </w:r>
+            <w:proofErr w:type="spellEnd"/>
+            <w:r>
+              <w:t>().name</w:t>
+            </w:r>
+          </w:p>
+          <w:p>
+            <w:pPr>
+              <w:pStyle w:val="afd"/>
+              <w:spacing w:after="0"/>
+              <w:rPr>
+                <w:lang w:val="ru-RU"/>
+              </w:rPr>
+            </w:pPr>
+            <w:r>
+              <w:rPr>
+                <w:lang w:val="ru-RU"/>
+              </w:rPr>
+              <w:t xml:space="preserve">    </w:t>
+            </w:r>
+            <w:r>
+              <w:t>username</w:t>
+            </w:r>
+            <w:r>
+              <w:rPr>
+                <w:lang w:val="ru-RU"/>
+              </w:rPr>
+              <w:t xml:space="preserve"> = </w:t>
+            </w:r>
+            <w:proofErr w:type="spellStart"/>
+            <w:proofErr w:type="gramStart"/>
+            <w:r>
+              <w:t>getpass</w:t>
+            </w:r>
+            <w:proofErr w:type="spellEnd"/>
+            <w:r>
+              <w:rPr>
+                <w:lang w:val="ru-RU"/>
+              </w:rPr>
+              <w:t>.</w:t>
+            </w:r>
+            <w:proofErr w:type="spellStart"/>
+            <w:r>
+              <w:t>getuser</w:t>
+            </w:r>
+            <w:proofErr w:type="spellEnd"/>
+            <w:proofErr w:type="gramEnd"/>
+            <w:r>
+              <w:rPr>
+                <w:lang w:val="ru-RU"/>
+              </w:rPr>
+              <w:t>()</w:t>
+            </w:r>
+          </w:p>
+          <w:p>
+            <w:pPr>
+              <w:pStyle w:val="afd"/>
+              <w:spacing w:after="0"/>
+            </w:pPr>
+            <w:r>
+              <w:rPr>
+                <w:lang w:val="ru-RU"/>
+              </w:rPr>
+              <w:t xml:space="preserve">    </w:t>
+            </w:r>
+            <w:r>
+              <w:t>try:</w:t>
             </w:r>
           </w:p>
           <w:p>
@@ -1139,652 +1370,533 @@
             <w:pPr>
               <w:pStyle w:val="afd"/>
               <w:spacing w:after="0"/>
-            </w:pPr>
-            <w:r>
-              <w:rPr>
-                <w:lang w:val="ru-RU"/>
-              </w:rPr>
-              <w:t xml:space="preserve">    </w:t>
-            </w:r>
-            <w:r>
-              <w:t>except Exception as e:</w:t>
-            </w:r>
-          </w:p>
-          <w:p>
-            <w:pPr>
-              <w:pStyle w:val="afd"/>
-              <w:spacing w:after="0"/>
-            </w:pPr>
-            <w:r>
+              <w:rPr>
+                <w:lang w:val="ru-RU"/>
+              </w:rPr>
+            </w:pPr>
+          </w:p>
+          <w:p>
+            <w:pPr>
+              <w:pStyle w:val="afd"/>
+              <w:spacing w:after="0"/>
+            </w:pPr>
+            <w:r>
+              <w:rPr>
+                <w:lang w:val="ru-RU"/>
+              </w:rPr>
               <w:t xml:space="preserve">        </w:t>
             </w:r>
+            <w:r>
+              <w:t>print(f"[{</w:t>
+            </w:r>
+            <w:proofErr w:type="spellStart"/>
+            <w:r>
+              <w:t>datetime.now</w:t>
+            </w:r>
+            <w:proofErr w:type="spellEnd"/>
+            <w:r>
+              <w:t>(</w:t>
+            </w:r>
             <w:proofErr w:type="gramStart"/>
             <w:r>
+              <w:t>).</w:t>
+            </w:r>
+            <w:proofErr w:type="spellStart"/>
+            <w:r>
+              <w:t>strftime</w:t>
+            </w:r>
+            <w:proofErr w:type="spellEnd"/>
+            <w:proofErr w:type="gramEnd"/>
+            <w:r>
+              <w:t>('%H:%M:%</w:t>
+            </w:r>
+            <w:proofErr w:type="spellStart"/>
+            <w:r>
+              <w:t>S.%f</w:t>
+            </w:r>
+            <w:proofErr w:type="spellEnd"/>
+            <w:r>
+              <w:t>')[:-3]}] "</w:t>
+            </w:r>
+          </w:p>
+          <w:p>
+            <w:pPr>
+              <w:pStyle w:val="afd"/>
+              <w:spacing w:after="0"/>
+            </w:pPr>
+            <w:r>
+              <w:t xml:space="preserve">              </w:t>
+            </w:r>
+            <w:proofErr w:type="spellStart"/>
+            <w:r>
+              <w:t>f"PID</w:t>
+            </w:r>
+            <w:proofErr w:type="spellEnd"/>
+            <w:r>
+              <w:t>={</w:t>
+            </w:r>
+            <w:proofErr w:type="spellStart"/>
+            <w:r>
+              <w:t>pid</w:t>
+            </w:r>
+            <w:proofErr w:type="spellEnd"/>
+            <w:r>
+              <w:t>:&lt;6</w:t>
+            </w:r>
+            <w:proofErr w:type="gramStart"/>
+            <w:r>
+              <w:t>}  TID</w:t>
+            </w:r>
+            <w:proofErr w:type="gramEnd"/>
+            <w:r>
+              <w:t>={</w:t>
+            </w:r>
+            <w:proofErr w:type="spellStart"/>
+            <w:r>
+              <w:t>tid</w:t>
+            </w:r>
+            <w:proofErr w:type="spellEnd"/>
+            <w:r>
+              <w:t>:&lt;6}  ({</w:t>
+            </w:r>
+            <w:proofErr w:type="spellStart"/>
+            <w:r>
+              <w:t>thread_name</w:t>
+            </w:r>
+            <w:proofErr w:type="spellEnd"/>
+            <w:r>
+              <w:t xml:space="preserve">}) ---&gt; НАЧАЛО </w:t>
+            </w:r>
+            <w:proofErr w:type="spellStart"/>
+            <w:r>
+              <w:t>выполнения</w:t>
+            </w:r>
+            <w:proofErr w:type="spellEnd"/>
+            <w:r>
+              <w:t>")</w:t>
+            </w:r>
+          </w:p>
+          <w:p>
+            <w:pPr>
+              <w:pStyle w:val="afd"/>
+              <w:spacing w:after="0"/>
+              <w:rPr>
+                <w:lang w:val="ru-RU"/>
+              </w:rPr>
+            </w:pPr>
+            <w:r>
+              <w:t xml:space="preserve">        </w:t>
+            </w:r>
+            <w:proofErr w:type="gramStart"/>
+            <w:r>
+              <w:t>print</w:t>
+            </w:r>
+            <w:r>
+              <w:rPr>
+                <w:lang w:val="ru-RU"/>
+              </w:rPr>
+              <w:t>(</w:t>
+            </w:r>
+            <w:proofErr w:type="gramEnd"/>
+            <w:r>
+              <w:t>f</w:t>
+            </w:r>
+            <w:r>
+              <w:rPr>
+                <w:lang w:val="ru-RU"/>
+              </w:rPr>
+              <w:t>"Пользователь системы: {</w:t>
+            </w:r>
+            <w:r>
+              <w:t>username</w:t>
+            </w:r>
+            <w:r>
+              <w:rPr>
+                <w:lang w:val="ru-RU"/>
+              </w:rPr>
+              <w:t>}")</w:t>
+            </w:r>
+          </w:p>
+          <w:p>
+            <w:pPr>
+              <w:pStyle w:val="afd"/>
+              <w:spacing w:after="0"/>
+            </w:pPr>
+            <w:r>
+              <w:t xml:space="preserve">        </w:t>
+            </w:r>
+            <w:proofErr w:type="spellStart"/>
+            <w:r>
+              <w:t>name_letters</w:t>
+            </w:r>
+            <w:proofErr w:type="spellEnd"/>
+            <w:r>
+              <w:t xml:space="preserve"> = [c for c in username if </w:t>
+            </w:r>
+            <w:proofErr w:type="spellStart"/>
+            <w:proofErr w:type="gramStart"/>
+            <w:r>
+              <w:t>c.isalnum</w:t>
+            </w:r>
+            <w:proofErr w:type="spellEnd"/>
+            <w:proofErr w:type="gramEnd"/>
+            <w:r>
+              <w:t>()]</w:t>
+            </w:r>
+          </w:p>
+          <w:p>
+            <w:pPr>
+              <w:pStyle w:val="afd"/>
+              <w:spacing w:after="0"/>
+            </w:pPr>
+            <w:r>
+              <w:t xml:space="preserve">        </w:t>
+            </w:r>
+            <w:proofErr w:type="spellStart"/>
+            <w:r>
+              <w:t>n_letters</w:t>
+            </w:r>
+            <w:proofErr w:type="spellEnd"/>
+            <w:r>
+              <w:t xml:space="preserve"> = </w:t>
+            </w:r>
+            <w:proofErr w:type="spellStart"/>
+            <w:r>
+              <w:t>len</w:t>
+            </w:r>
+            <w:proofErr w:type="spellEnd"/>
+            <w:r>
+              <w:t>(</w:t>
+            </w:r>
+            <w:proofErr w:type="spellStart"/>
+            <w:r>
+              <w:t>name_letters</w:t>
+            </w:r>
+            <w:proofErr w:type="spellEnd"/>
+            <w:r>
+              <w:t>)</w:t>
+            </w:r>
+          </w:p>
+          <w:p>
+            <w:pPr>
+              <w:pStyle w:val="afd"/>
+              <w:spacing w:after="0"/>
+            </w:pPr>
+            <w:r>
+              <w:t xml:space="preserve">        </w:t>
+            </w:r>
+          </w:p>
+          <w:p>
+            <w:pPr>
+              <w:pStyle w:val="afd"/>
+              <w:spacing w:after="0"/>
+            </w:pPr>
+            <w:r>
+              <w:t xml:space="preserve">        for </w:t>
+            </w:r>
+            <w:proofErr w:type="spellStart"/>
+            <w:r>
+              <w:t>i</w:t>
+            </w:r>
+            <w:proofErr w:type="spellEnd"/>
+            <w:r>
+              <w:t xml:space="preserve"> in </w:t>
+            </w:r>
+            <w:proofErr w:type="gramStart"/>
+            <w:r>
+              <w:t>range(</w:t>
+            </w:r>
+            <w:proofErr w:type="gramEnd"/>
+            <w:r>
+              <w:t>1, iterations + 1):</w:t>
+            </w:r>
+          </w:p>
+          <w:p>
+            <w:pPr>
+              <w:pStyle w:val="afd"/>
+              <w:spacing w:after="0"/>
+            </w:pPr>
+            <w:r>
+              <w:t xml:space="preserve">            letter = </w:t>
+            </w:r>
+            <w:proofErr w:type="spellStart"/>
+            <w:r>
+              <w:t>name_</w:t>
+            </w:r>
+            <w:proofErr w:type="gramStart"/>
+            <w:r>
+              <w:t>letters</w:t>
+            </w:r>
+            <w:proofErr w:type="spellEnd"/>
+            <w:r>
+              <w:t>[</w:t>
+            </w:r>
+            <w:proofErr w:type="gramEnd"/>
+            <w:r>
+              <w:t>(</w:t>
+            </w:r>
+            <w:proofErr w:type="spellStart"/>
+            <w:r>
+              <w:t>i</w:t>
+            </w:r>
+            <w:proofErr w:type="spellEnd"/>
+            <w:r>
+              <w:t xml:space="preserve"> - 1) % </w:t>
+            </w:r>
+            <w:proofErr w:type="spellStart"/>
+            <w:r>
+              <w:t>n_letters</w:t>
+            </w:r>
+            <w:proofErr w:type="spellEnd"/>
+            <w:r>
+              <w:t>]</w:t>
+            </w:r>
+          </w:p>
+          <w:p>
+            <w:pPr>
+              <w:pStyle w:val="afd"/>
+              <w:spacing w:after="0"/>
+            </w:pPr>
+            <w:r>
+              <w:t xml:space="preserve">            print(</w:t>
+            </w:r>
+            <w:proofErr w:type="spellStart"/>
+            <w:r>
+              <w:t>f"PID</w:t>
+            </w:r>
+            <w:proofErr w:type="spellEnd"/>
+            <w:r>
+              <w:t>={</w:t>
+            </w:r>
+            <w:proofErr w:type="spellStart"/>
+            <w:r>
+              <w:t>pid</w:t>
+            </w:r>
+            <w:proofErr w:type="spellEnd"/>
+            <w:r>
+              <w:t>:&lt;6</w:t>
+            </w:r>
+            <w:proofErr w:type="gramStart"/>
+            <w:r>
+              <w:t>}  TID</w:t>
+            </w:r>
+            <w:proofErr w:type="gramEnd"/>
+            <w:r>
+              <w:t>={</w:t>
+            </w:r>
+            <w:proofErr w:type="spellStart"/>
+            <w:r>
+              <w:t>tid</w:t>
+            </w:r>
+            <w:proofErr w:type="spellEnd"/>
+            <w:r>
+              <w:t xml:space="preserve">:&lt;6}  </w:t>
+            </w:r>
+            <w:proofErr w:type="spellStart"/>
+            <w:r>
+              <w:t>Итерация</w:t>
+            </w:r>
+            <w:proofErr w:type="spellEnd"/>
+            <w:r>
+              <w:t>={</w:t>
+            </w:r>
+            <w:proofErr w:type="spellStart"/>
+            <w:r>
+              <w:t>i</w:t>
+            </w:r>
+            <w:proofErr w:type="spellEnd"/>
+            <w:r>
+              <w:t xml:space="preserve">:&lt;3}  </w:t>
+            </w:r>
+            <w:proofErr w:type="spellStart"/>
+            <w:r>
+              <w:t>Буква</w:t>
+            </w:r>
+            <w:proofErr w:type="spellEnd"/>
+            <w:r>
+              <w:t>={letter}")</w:t>
+            </w:r>
+          </w:p>
+          <w:p>
+            <w:pPr>
+              <w:pStyle w:val="afd"/>
+              <w:spacing w:after="0"/>
+            </w:pPr>
+            <w:r>
+              <w:t xml:space="preserve">            </w:t>
+            </w:r>
+            <w:proofErr w:type="spellStart"/>
+            <w:proofErr w:type="gramStart"/>
+            <w:r>
+              <w:t>time.sleep</w:t>
+            </w:r>
+            <w:proofErr w:type="spellEnd"/>
+            <w:proofErr w:type="gramEnd"/>
+            <w:r>
+              <w:t>(</w:t>
+            </w:r>
+            <w:proofErr w:type="spellStart"/>
+            <w:r>
+              <w:t>random.uniform</w:t>
+            </w:r>
+            <w:proofErr w:type="spellEnd"/>
+            <w:r>
+              <w:t>(0.3, 0.4))</w:t>
+            </w:r>
+          </w:p>
+          <w:p>
+            <w:pPr>
+              <w:pStyle w:val="afd"/>
+              <w:spacing w:after="0"/>
+            </w:pPr>
+            <w:r>
+              <w:t xml:space="preserve">    except Exception as e:</w:t>
+            </w:r>
+          </w:p>
+          <w:p>
+            <w:pPr>
+              <w:pStyle w:val="afd"/>
+              <w:spacing w:after="0"/>
+            </w:pPr>
+            <w:r>
+              <w:t xml:space="preserve">        </w:t>
+            </w:r>
+            <w:proofErr w:type="gramStart"/>
+            <w:r>
               <w:t>print(</w:t>
             </w:r>
             <w:proofErr w:type="gramEnd"/>
             <w:r>
-              <w:t xml:space="preserve">f"[ОШИБКА в Lab_04x] </w:t>
-            </w:r>
-            <w:proofErr w:type="spellStart"/>
-            <w:r>
-              <w:t>неверный</w:t>
-            </w:r>
-            <w:proofErr w:type="spellEnd"/>
-            <w:r>
-              <w:t xml:space="preserve"> </w:t>
-            </w:r>
-            <w:proofErr w:type="spellStart"/>
-            <w:r>
-              <w:t>аргумент</w:t>
-            </w:r>
-            <w:proofErr w:type="spellEnd"/>
-            <w:r>
-              <w:t xml:space="preserve"> iterations: {e}")</w:t>
-            </w:r>
-          </w:p>
-          <w:p>
-            <w:pPr>
-              <w:pStyle w:val="afd"/>
-              <w:spacing w:after="0"/>
-            </w:pPr>
-            <w:r>
-              <w:t xml:space="preserve">        return</w:t>
-            </w:r>
-          </w:p>
-          <w:p>
-            <w:pPr>
-              <w:pStyle w:val="afd"/>
-              <w:spacing w:after="0"/>
-            </w:pPr>
-            <w:r>
-              <w:t xml:space="preserve">    </w:t>
-            </w:r>
-          </w:p>
-          <w:p>
-            <w:pPr>
-              <w:pStyle w:val="afd"/>
-              <w:spacing w:after="0"/>
-            </w:pPr>
-            <w:r>
-              <w:t xml:space="preserve">    username = </w:t>
-            </w:r>
-            <w:proofErr w:type="spellStart"/>
+              <w:t>f"[ОШИБКА в Lab_04x]: {e}", file=</w:t>
+            </w:r>
+            <w:proofErr w:type="spellStart"/>
+            <w:r>
+              <w:t>sys.stderr</w:t>
+            </w:r>
+            <w:proofErr w:type="spellEnd"/>
+            <w:r>
+              <w:t>)</w:t>
+            </w:r>
+          </w:p>
+          <w:p>
+            <w:pPr>
+              <w:pStyle w:val="afd"/>
+              <w:spacing w:after="0"/>
+            </w:pPr>
+            <w:r>
+              <w:t xml:space="preserve">    finally:</w:t>
+            </w:r>
+          </w:p>
+          <w:p>
+            <w:pPr>
+              <w:pStyle w:val="afd"/>
+              <w:spacing w:after="0"/>
+            </w:pPr>
+            <w:r>
+              <w:t xml:space="preserve">        print(f"[{</w:t>
+            </w:r>
+            <w:proofErr w:type="spellStart"/>
+            <w:r>
+              <w:t>datetime.now</w:t>
+            </w:r>
+            <w:proofErr w:type="spellEnd"/>
+            <w:r>
+              <w:t>(</w:t>
+            </w:r>
             <w:proofErr w:type="gramStart"/>
             <w:r>
-              <w:t>getpass.getuser</w:t>
+              <w:t>).</w:t>
+            </w:r>
+            <w:proofErr w:type="spellStart"/>
+            <w:r>
+              <w:t>strftime</w:t>
             </w:r>
             <w:proofErr w:type="spellEnd"/>
             <w:proofErr w:type="gramEnd"/>
             <w:r>
+              <w:t>('%H:%M:%</w:t>
+            </w:r>
+            <w:proofErr w:type="spellStart"/>
+            <w:r>
+              <w:t>S.%f</w:t>
+            </w:r>
+            <w:proofErr w:type="spellEnd"/>
+            <w:r>
+              <w:t>')[:-3]}] "</w:t>
+            </w:r>
+          </w:p>
+          <w:p>
+            <w:pPr>
+              <w:pStyle w:val="afd"/>
+              <w:spacing w:after="0"/>
+            </w:pPr>
+            <w:r>
+              <w:t xml:space="preserve">              </w:t>
+            </w:r>
+            <w:proofErr w:type="spellStart"/>
+            <w:r>
+              <w:t>f"PID</w:t>
+            </w:r>
+            <w:proofErr w:type="spellEnd"/>
+            <w:r>
+              <w:t>={</w:t>
+            </w:r>
+            <w:proofErr w:type="spellStart"/>
+            <w:r>
+              <w:t>pid</w:t>
+            </w:r>
+            <w:proofErr w:type="spellEnd"/>
+            <w:r>
+              <w:t>:&lt;6</w:t>
+            </w:r>
+            <w:proofErr w:type="gramStart"/>
+            <w:r>
+              <w:t>}  TID</w:t>
+            </w:r>
+            <w:proofErr w:type="gramEnd"/>
+            <w:r>
+              <w:t>={</w:t>
+            </w:r>
+            <w:proofErr w:type="spellStart"/>
+            <w:r>
+              <w:t>tid</w:t>
+            </w:r>
+            <w:proofErr w:type="spellEnd"/>
+            <w:r>
+              <w:t>:&lt;6}  ({</w:t>
+            </w:r>
+            <w:proofErr w:type="spellStart"/>
+            <w:r>
+              <w:t>thread_name</w:t>
+            </w:r>
+            <w:proofErr w:type="spellEnd"/>
+            <w:r>
+              <w:t xml:space="preserve">}) ---&gt; ОКОНЧАНИЕ </w:t>
+            </w:r>
+            <w:proofErr w:type="spellStart"/>
+            <w:r>
+              <w:t>выполнения</w:t>
+            </w:r>
+            <w:proofErr w:type="spellEnd"/>
+            <w:r>
+              <w:t>")</w:t>
+            </w:r>
+          </w:p>
+          <w:p>
+            <w:pPr>
+              <w:pStyle w:val="afd"/>
+              <w:spacing w:after="0"/>
+            </w:pPr>
+            <w:r>
+              <w:t xml:space="preserve">        </w:t>
+            </w:r>
+            <w:proofErr w:type="spellStart"/>
+            <w:r>
+              <w:t>sys.stdout.flush</w:t>
+            </w:r>
+            <w:proofErr w:type="spellEnd"/>
+            <w:r>
               <w:t>()</w:t>
-            </w:r>
-          </w:p>
-          <w:p>
-            <w:pPr>
-              <w:pStyle w:val="afd"/>
-              <w:spacing w:after="0"/>
-            </w:pPr>
-            <w:r>
-              <w:t xml:space="preserve">    if not username:</w:t>
-            </w:r>
-          </w:p>
-          <w:p>
-            <w:pPr>
-              <w:pStyle w:val="afd"/>
-              <w:spacing w:after="0"/>
-              <w:rPr>
-                <w:lang w:val="ru-RU"/>
-              </w:rPr>
-            </w:pPr>
-            <w:r>
-              <w:t xml:space="preserve">        </w:t>
-            </w:r>
-            <w:proofErr w:type="gramStart"/>
-            <w:r>
-              <w:t>print</w:t>
-            </w:r>
-            <w:r>
-              <w:rPr>
-                <w:lang w:val="ru-RU"/>
-              </w:rPr>
-              <w:t>(</w:t>
-            </w:r>
-            <w:proofErr w:type="gramEnd"/>
-            <w:r>
-              <w:rPr>
-                <w:lang w:val="ru-RU"/>
-              </w:rPr>
-              <w:t xml:space="preserve">"[ОШИБКА в </w:t>
-            </w:r>
-            <w:r>
-              <w:t>Lab</w:t>
-            </w:r>
-            <w:r>
-              <w:rPr>
-                <w:lang w:val="ru-RU"/>
-              </w:rPr>
-              <w:t>_04</w:t>
-            </w:r>
-            <w:r>
-              <w:t>x</w:t>
-            </w:r>
-            <w:r>
-              <w:rPr>
-                <w:lang w:val="ru-RU"/>
-              </w:rPr>
-              <w:t>] Не удалось определить имя пользователя из системы.")</w:t>
-            </w:r>
-          </w:p>
-          <w:p>
-            <w:pPr>
-              <w:pStyle w:val="afd"/>
-              <w:spacing w:after="0"/>
-            </w:pPr>
-            <w:r>
-              <w:rPr>
-                <w:lang w:val="ru-RU"/>
-              </w:rPr>
-              <w:t xml:space="preserve">        </w:t>
-            </w:r>
-            <w:r>
-              <w:t>return</w:t>
-            </w:r>
-          </w:p>
-          <w:p>
-            <w:pPr>
-              <w:pStyle w:val="afd"/>
-              <w:spacing w:after="0"/>
-            </w:pPr>
-            <w:r>
-              <w:t xml:space="preserve">    </w:t>
-            </w:r>
-            <w:proofErr w:type="spellStart"/>
-            <w:r>
-              <w:t>def</w:t>
-            </w:r>
-            <w:proofErr w:type="spellEnd"/>
-            <w:r>
-              <w:t xml:space="preserve"> </w:t>
-            </w:r>
-            <w:proofErr w:type="spellStart"/>
-            <w:r>
-              <w:t>worker_</w:t>
-            </w:r>
-            <w:proofErr w:type="gramStart"/>
-            <w:r>
-              <w:t>thread</w:t>
-            </w:r>
-            <w:proofErr w:type="spellEnd"/>
-            <w:r>
-              <w:t>(</w:t>
-            </w:r>
-            <w:proofErr w:type="gramEnd"/>
-            <w:r>
-              <w:t>):</w:t>
-            </w:r>
-          </w:p>
-          <w:p>
-            <w:pPr>
-              <w:pStyle w:val="afd"/>
-              <w:spacing w:after="0"/>
-            </w:pPr>
-            <w:r>
-              <w:t xml:space="preserve">        try:</w:t>
-            </w:r>
-          </w:p>
-          <w:p>
-            <w:pPr>
-              <w:pStyle w:val="afd"/>
-              <w:spacing w:after="0"/>
-            </w:pPr>
-            <w:r>
-              <w:t xml:space="preserve">            for </w:t>
-            </w:r>
-            <w:proofErr w:type="spellStart"/>
-            <w:r>
-              <w:t>i</w:t>
-            </w:r>
-            <w:proofErr w:type="spellEnd"/>
-            <w:r>
-              <w:t xml:space="preserve"> in range(iterations):</w:t>
-            </w:r>
-          </w:p>
-          <w:p>
-            <w:pPr>
-              <w:pStyle w:val="afd"/>
-              <w:spacing w:after="0"/>
-            </w:pPr>
-            <w:r>
-              <w:t xml:space="preserve">                </w:t>
-            </w:r>
-            <w:proofErr w:type="spellStart"/>
-            <w:r>
-              <w:t>letter_index</w:t>
-            </w:r>
-            <w:proofErr w:type="spellEnd"/>
-            <w:r>
-              <w:t xml:space="preserve"> = </w:t>
-            </w:r>
-            <w:proofErr w:type="spellStart"/>
-            <w:r>
-              <w:t>i</w:t>
-            </w:r>
-            <w:proofErr w:type="spellEnd"/>
-            <w:r>
-              <w:t xml:space="preserve"> % </w:t>
-            </w:r>
-            <w:proofErr w:type="spellStart"/>
-            <w:r>
-              <w:t>len</w:t>
-            </w:r>
-            <w:proofErr w:type="spellEnd"/>
-            <w:r>
-              <w:t>(username)</w:t>
-            </w:r>
-          </w:p>
-          <w:p>
-            <w:pPr>
-              <w:pStyle w:val="afd"/>
-              <w:spacing w:after="0"/>
-            </w:pPr>
-            <w:r>
-              <w:t xml:space="preserve">                </w:t>
-            </w:r>
-            <w:proofErr w:type="spellStart"/>
-            <w:r>
-              <w:t>current_letter</w:t>
-            </w:r>
-            <w:proofErr w:type="spellEnd"/>
-            <w:r>
-              <w:t xml:space="preserve"> = username[</w:t>
-            </w:r>
-            <w:proofErr w:type="spellStart"/>
-            <w:r>
-              <w:t>letter_index</w:t>
-            </w:r>
-            <w:proofErr w:type="spellEnd"/>
-            <w:r>
-              <w:t>]</w:t>
-            </w:r>
-          </w:p>
-          <w:p>
-            <w:pPr>
-              <w:pStyle w:val="afd"/>
-              <w:spacing w:after="0"/>
-            </w:pPr>
-            <w:r>
-              <w:t xml:space="preserve">                </w:t>
-            </w:r>
-          </w:p>
-          <w:p>
-            <w:pPr>
-              <w:pStyle w:val="afd"/>
-              <w:spacing w:after="0"/>
-            </w:pPr>
-            <w:r>
-              <w:t xml:space="preserve">                print(f"{</w:t>
-            </w:r>
-            <w:proofErr w:type="spellStart"/>
-            <w:r>
-              <w:t>threading.get_native_</w:t>
-            </w:r>
-            <w:proofErr w:type="gramStart"/>
-            <w:r>
-              <w:t>id</w:t>
-            </w:r>
-            <w:proofErr w:type="spellEnd"/>
-            <w:r>
-              <w:t>(</w:t>
-            </w:r>
-            <w:proofErr w:type="gramEnd"/>
-            <w:r>
-              <w:t>)} – {</w:t>
-            </w:r>
-            <w:proofErr w:type="spellStart"/>
-            <w:r>
-              <w:t>threading.get_ident</w:t>
-            </w:r>
-            <w:proofErr w:type="spellEnd"/>
-            <w:r>
-              <w:t>()} - {</w:t>
-            </w:r>
-            <w:proofErr w:type="spellStart"/>
-            <w:r>
-              <w:t>i</w:t>
-            </w:r>
-            <w:proofErr w:type="spellEnd"/>
-            <w:r>
-              <w:t xml:space="preserve"> + 1} – {</w:t>
-            </w:r>
-            <w:proofErr w:type="spellStart"/>
-            <w:r>
-              <w:t>current_letter</w:t>
-            </w:r>
-            <w:proofErr w:type="spellEnd"/>
-            <w:r>
-              <w:t>}")</w:t>
-            </w:r>
-          </w:p>
-          <w:p>
-            <w:pPr>
-              <w:pStyle w:val="afd"/>
-              <w:spacing w:after="0"/>
-            </w:pPr>
-            <w:r>
-              <w:t xml:space="preserve">                </w:t>
-            </w:r>
-            <w:proofErr w:type="spellStart"/>
-            <w:proofErr w:type="gramStart"/>
-            <w:r>
-              <w:t>sys.stdout</w:t>
-            </w:r>
-            <w:proofErr w:type="gramEnd"/>
-            <w:r>
-              <w:t>.flush</w:t>
-            </w:r>
-            <w:proofErr w:type="spellEnd"/>
-            <w:r>
-              <w:t>()</w:t>
-            </w:r>
-          </w:p>
-          <w:p>
-            <w:pPr>
-              <w:pStyle w:val="afd"/>
-              <w:spacing w:after="0"/>
-            </w:pPr>
-            <w:r>
-              <w:t xml:space="preserve">                delay = </w:t>
-            </w:r>
-            <w:proofErr w:type="spellStart"/>
-            <w:proofErr w:type="gramStart"/>
-            <w:r>
-              <w:t>random.uniform</w:t>
-            </w:r>
-            <w:proofErr w:type="spellEnd"/>
-            <w:proofErr w:type="gramEnd"/>
-            <w:r>
-              <w:t>(0.3, 0.4)</w:t>
-            </w:r>
-          </w:p>
-          <w:p>
-            <w:pPr>
-              <w:pStyle w:val="afd"/>
-              <w:spacing w:after="0"/>
-            </w:pPr>
-            <w:r>
-              <w:t xml:space="preserve">                </w:t>
-            </w:r>
-            <w:proofErr w:type="spellStart"/>
-            <w:proofErr w:type="gramStart"/>
-            <w:r>
-              <w:t>time.sleep</w:t>
-            </w:r>
-            <w:proofErr w:type="spellEnd"/>
-            <w:proofErr w:type="gramEnd"/>
-            <w:r>
-              <w:t xml:space="preserve">(delay)      </w:t>
-            </w:r>
-          </w:p>
-          <w:p>
-            <w:pPr>
-              <w:pStyle w:val="afd"/>
-              <w:spacing w:after="0"/>
-            </w:pPr>
-            <w:r>
-              <w:t xml:space="preserve">        except Exception as e:</w:t>
-            </w:r>
-          </w:p>
-          <w:p>
-            <w:pPr>
-              <w:pStyle w:val="afd"/>
-              <w:spacing w:after="0"/>
-              <w:rPr>
-                <w:lang w:val="ru-RU"/>
-              </w:rPr>
-            </w:pPr>
-            <w:r>
-              <w:t xml:space="preserve">            </w:t>
-            </w:r>
-            <w:proofErr w:type="gramStart"/>
-            <w:r>
-              <w:t>print</w:t>
-            </w:r>
-            <w:r>
-              <w:rPr>
-                <w:lang w:val="ru-RU"/>
-              </w:rPr>
-              <w:t>(</w:t>
-            </w:r>
-            <w:proofErr w:type="gramEnd"/>
-            <w:r>
-              <w:t>f</w:t>
-            </w:r>
-            <w:r>
-              <w:rPr>
-                <w:lang w:val="ru-RU"/>
-              </w:rPr>
-              <w:t>"Ошибка в потоке: {</w:t>
-            </w:r>
-            <w:r>
-              <w:t>e</w:t>
-            </w:r>
-            <w:r>
-              <w:rPr>
-                <w:lang w:val="ru-RU"/>
-              </w:rPr>
-              <w:t>}")</w:t>
-            </w:r>
-          </w:p>
-          <w:p>
-            <w:pPr>
-              <w:pStyle w:val="afd"/>
-              <w:spacing w:after="0"/>
-            </w:pPr>
-            <w:r>
-              <w:rPr>
-                <w:lang w:val="ru-RU"/>
-              </w:rPr>
-              <w:t xml:space="preserve">            </w:t>
-            </w:r>
-          </w:p>
-          <w:p>
-            <w:pPr>
-              <w:pStyle w:val="afd"/>
-              <w:spacing w:after="0"/>
-            </w:pPr>
-            <w:r>
-              <w:rPr>
-                <w:lang w:val="ru-RU"/>
-              </w:rPr>
-              <w:t xml:space="preserve">    </w:t>
-            </w:r>
-            <w:r>
-              <w:t>thread = None</w:t>
-            </w:r>
-          </w:p>
-          <w:p>
-            <w:pPr>
-              <w:pStyle w:val="afd"/>
-              <w:spacing w:after="0"/>
-            </w:pPr>
-            <w:r>
-              <w:t xml:space="preserve">    try:</w:t>
-            </w:r>
-          </w:p>
-          <w:p>
-            <w:pPr>
-              <w:pStyle w:val="afd"/>
-              <w:spacing w:after="0"/>
-            </w:pPr>
-            <w:r>
-              <w:t xml:space="preserve">        thread = </w:t>
-            </w:r>
-            <w:proofErr w:type="spellStart"/>
-            <w:proofErr w:type="gramStart"/>
-            <w:r>
-              <w:t>threading.Thread</w:t>
-            </w:r>
-            <w:proofErr w:type="spellEnd"/>
-            <w:proofErr w:type="gramEnd"/>
-            <w:r>
-              <w:t>(target=</w:t>
-            </w:r>
-            <w:proofErr w:type="spellStart"/>
-            <w:r>
-              <w:t>worker_thread</w:t>
-            </w:r>
-            <w:proofErr w:type="spellEnd"/>
-            <w:r>
-              <w:t>)</w:t>
-            </w:r>
-          </w:p>
-          <w:p>
-            <w:pPr>
-              <w:pStyle w:val="afd"/>
-              <w:spacing w:after="0"/>
-            </w:pPr>
-            <w:r>
-              <w:t xml:space="preserve">        </w:t>
-            </w:r>
-            <w:proofErr w:type="spellStart"/>
-            <w:proofErr w:type="gramStart"/>
-            <w:r>
-              <w:t>thread.start</w:t>
-            </w:r>
-            <w:proofErr w:type="spellEnd"/>
-            <w:proofErr w:type="gramEnd"/>
-            <w:r>
-              <w:t>()</w:t>
-            </w:r>
-          </w:p>
-          <w:p>
-            <w:pPr>
-              <w:pStyle w:val="afd"/>
-              <w:spacing w:after="0"/>
-            </w:pPr>
-            <w:r>
-              <w:t xml:space="preserve">        </w:t>
-            </w:r>
-            <w:proofErr w:type="spellStart"/>
-            <w:proofErr w:type="gramStart"/>
-            <w:r>
-              <w:t>thread.join</w:t>
-            </w:r>
-            <w:proofErr w:type="spellEnd"/>
-            <w:proofErr w:type="gramEnd"/>
-            <w:r>
-              <w:t xml:space="preserve">()     </w:t>
-            </w:r>
-          </w:p>
-          <w:p>
-            <w:pPr>
-              <w:pStyle w:val="afd"/>
-              <w:spacing w:after="0"/>
-            </w:pPr>
-            <w:r>
-              <w:t xml:space="preserve">    except Exception as e:</w:t>
-            </w:r>
-          </w:p>
-          <w:p>
-            <w:pPr>
-              <w:pStyle w:val="afd"/>
-              <w:spacing w:after="0"/>
-              <w:rPr>
-                <w:lang w:val="ru-RU"/>
-              </w:rPr>
-            </w:pPr>
-            <w:r>
-              <w:t xml:space="preserve">        </w:t>
-            </w:r>
-            <w:proofErr w:type="gramStart"/>
-            <w:r>
-              <w:t>print</w:t>
-            </w:r>
-            <w:r>
-              <w:rPr>
-                <w:lang w:val="ru-RU"/>
-              </w:rPr>
-              <w:t>(</w:t>
-            </w:r>
-            <w:proofErr w:type="gramEnd"/>
-            <w:r>
-              <w:t>f</w:t>
-            </w:r>
-            <w:r>
-              <w:rPr>
-                <w:lang w:val="ru-RU"/>
-              </w:rPr>
-              <w:t>"Ошибка при работе с потоком: {</w:t>
-            </w:r>
-            <w:r>
-              <w:t>e</w:t>
-            </w:r>
-            <w:r>
-              <w:rPr>
-                <w:lang w:val="ru-RU"/>
-              </w:rPr>
-              <w:t xml:space="preserve">}")   </w:t>
-            </w:r>
-          </w:p>
-          <w:p>
-            <w:pPr>
-              <w:pStyle w:val="afd"/>
-              <w:spacing w:after="0"/>
-            </w:pPr>
-            <w:r>
-              <w:rPr>
-                <w:lang w:val="ru-RU"/>
-              </w:rPr>
-              <w:t xml:space="preserve">    </w:t>
-            </w:r>
-            <w:r>
-              <w:t>finally:</w:t>
-            </w:r>
-          </w:p>
-          <w:p>
-            <w:pPr>
-              <w:pStyle w:val="afd"/>
-              <w:spacing w:after="0"/>
-            </w:pPr>
-            <w:r>
-              <w:t xml:space="preserve">        if thread and </w:t>
-            </w:r>
-            <w:proofErr w:type="spellStart"/>
-            <w:r>
-              <w:t>thread.is_</w:t>
-            </w:r>
-            <w:proofErr w:type="gramStart"/>
-            <w:r>
-              <w:t>alive</w:t>
-            </w:r>
-            <w:proofErr w:type="spellEnd"/>
-            <w:r>
-              <w:t>(</w:t>
-            </w:r>
-            <w:proofErr w:type="gramEnd"/>
-            <w:r>
-              <w:t>):</w:t>
-            </w:r>
-          </w:p>
-          <w:p>
-            <w:pPr>
-              <w:pStyle w:val="afd"/>
-              <w:spacing w:after="0"/>
-            </w:pPr>
-            <w:r>
-              <w:t xml:space="preserve">     </w:t>
-            </w:r>
-            <w:r>
-              <w:t xml:space="preserve">       </w:t>
-            </w:r>
-            <w:proofErr w:type="spellStart"/>
-            <w:r>
-              <w:t>thread.join</w:t>
-            </w:r>
-            <w:proofErr w:type="spellEnd"/>
-            <w:r>
-              <w:t>(timeout=1.0)</w:t>
             </w:r>
           </w:p>
         </w:tc>
@@ -1801,25 +1913,119 @@
         <w:t>2.1</w:t>
       </w:r>
       <w:r>
+        <w:t xml:space="preserve">.1 – </w:t>
+      </w:r>
+      <w:r>
+        <w:t xml:space="preserve">Исходный код </w:t>
+      </w:r>
+      <w:r>
+        <w:t>функции</w:t>
+      </w:r>
+      <w:r>
+        <w:t xml:space="preserve"> </w:t>
+      </w:r>
+      <w:r>
+        <w:t>Lab_04х</w:t>
+      </w:r>
+    </w:p>
+    <w:p>
+      <w:r>
+        <w:lastRenderedPageBreak/>
+        <w:t>Функция выполняет заданное количество итераций, на каждой итерации выводит идентификатор процесса (PID), идентификатор потока (TID), номер итерации и букву из имени пользователя. Между итерациями выдерживается задержка 300–400 мс. При запуске и завершении каждого потока дополнительно выводится отметка времени, PID и TID. Встроена обработка ошибок и очистка ресурсов.</w:t>
+      </w:r>
+    </w:p>
+    <w:p>
+      <w:pPr>
+        <w:pStyle w:val="3"/>
+      </w:pPr>
+      <w:r>
+        <w:t>2.</w:t>
+      </w:r>
+      <w:r>
+        <w:t>1.</w:t>
+      </w:r>
+      <w:r>
+        <w:t>2</w:t>
+      </w:r>
+      <w:r>
+        <w:t xml:space="preserve"> </w:t>
+      </w:r>
+      <w:r>
+        <w:rPr>
+          <w:rFonts w:cs="Times New Roman"/>
+          <w:bCs/>
+          <w:szCs w:val="28"/>
+        </w:rPr>
+        <w:t>Приложение Lab</w:t>
+      </w:r>
+      <w:r>
+        <w:rPr>
+          <w:rFonts w:cs="Times New Roman"/>
+          <w:bCs/>
+          <w:szCs w:val="28"/>
+        </w:rPr>
+        <w:t>-0</w:t>
+      </w:r>
+      <w:r>
+        <w:rPr>
+          <w:rFonts w:cs="Times New Roman"/>
+          <w:bCs/>
+          <w:szCs w:val="28"/>
+        </w:rPr>
+        <w:t>4a</w:t>
+      </w:r>
+    </w:p>
+    <w:p>
+      <w:r>
+        <w:t>Программа создаёт два дочерних потока в которых выполняется функция Lab</w:t>
+      </w:r>
+      <w:r>
+        <w:t>_</w:t>
+      </w:r>
+      <w:r>
+        <w:t>04x</w:t>
+      </w:r>
+      <w:r>
+        <w:t xml:space="preserve">. </w:t>
+      </w:r>
+      <w:r>
+        <w:t>При этом в первом и втором потоках выполняются 50 и 125 итераций соответственно.</w:t>
+      </w:r>
+    </w:p>
+    <w:p>
+      <w:r>
+        <w:t>В главном потоке также вызывается функция Lab</w:t>
+      </w:r>
+      <w:r>
+        <w:t>_04</w:t>
+      </w:r>
+      <w:r>
+        <w:t>x так, чтобы выполнялось 100 итераций.</w:t>
+      </w:r>
+    </w:p>
+    <w:p>
+      <w:r>
+        <w:t>Главный поток должен ожидать завершения всех дочерних потоков перед тем, как завершать свою работу.</w:t>
+      </w:r>
+    </w:p>
+    <w:p>
+      <w:r>
+        <w:t>Пока процесс запущен, изучить информацию об имеющихся потоках через PowerShell</w:t>
+      </w:r>
+      <w:r>
+        <w:t xml:space="preserve"> </w:t>
+      </w:r>
+      <w:r>
+        <w:t>и Process</w:t>
+      </w:r>
+      <w:r>
+        <w:t xml:space="preserve"> </w:t>
+      </w:r>
+      <w:r>
+        <w:t>Explorer</w:t>
+      </w:r>
+      <w:r>
         <w:t>.</w:t>
-      </w:r>
-      <w:r>
-        <w:t>1</w:t>
-      </w:r>
-      <w:r>
-        <w:t xml:space="preserve">.1 – </w:t>
-      </w:r>
-      <w:r>
-        <w:t xml:space="preserve">Исходный код </w:t>
-      </w:r>
-      <w:r>
-        <w:t>функции</w:t>
-      </w:r>
-      <w:r>
-        <w:t xml:space="preserve"> </w:t>
-      </w:r>
-      <w:r>
-        <w:t>Lab_04х</w:t>
       </w:r>
     </w:p>
     <w:tbl>
@@ -1845,7 +2051,316 @@
               <w:spacing w:after="0"/>
             </w:pPr>
             <w:r>
-              <w:lastRenderedPageBreak/>
+              <w:t>from lab04x import Lab_04x</w:t>
+            </w:r>
+          </w:p>
+          <w:p>
+            <w:pPr>
+              <w:pStyle w:val="afd"/>
+              <w:spacing w:after="0"/>
+            </w:pPr>
+            <w:r>
+              <w:t>import threading</w:t>
+            </w:r>
+          </w:p>
+          <w:p>
+            <w:pPr>
+              <w:pStyle w:val="afd"/>
+              <w:spacing w:after="0"/>
+            </w:pPr>
+          </w:p>
+          <w:p>
+            <w:pPr>
+              <w:pStyle w:val="afd"/>
+              <w:spacing w:after="0"/>
+            </w:pPr>
+            <w:proofErr w:type="spellStart"/>
+            <w:r>
+              <w:t>def</w:t>
+            </w:r>
+            <w:proofErr w:type="spellEnd"/>
+            <w:r>
+              <w:t xml:space="preserve"> </w:t>
+            </w:r>
+            <w:proofErr w:type="gramStart"/>
+            <w:r>
+              <w:t>main(</w:t>
+            </w:r>
+            <w:proofErr w:type="gramEnd"/>
+            <w:r>
+              <w:t>):</w:t>
+            </w:r>
+          </w:p>
+          <w:p>
+            <w:pPr>
+              <w:pStyle w:val="afd"/>
+              <w:spacing w:after="0"/>
+            </w:pPr>
+            <w:r>
+              <w:t xml:space="preserve">    t1 = </w:t>
+            </w:r>
+            <w:proofErr w:type="spellStart"/>
+            <w:proofErr w:type="gramStart"/>
+            <w:r>
+              <w:t>threading.Thread</w:t>
+            </w:r>
+            <w:proofErr w:type="spellEnd"/>
+            <w:proofErr w:type="gramEnd"/>
+            <w:r>
+              <w:t xml:space="preserve">(target=Lab_04x, </w:t>
+            </w:r>
+            <w:proofErr w:type="spellStart"/>
+            <w:r>
+              <w:t>args</w:t>
+            </w:r>
+            <w:proofErr w:type="spellEnd"/>
+            <w:r>
+              <w:t>=(50,), name="Thread-1")</w:t>
+            </w:r>
+          </w:p>
+          <w:p>
+            <w:pPr>
+              <w:pStyle w:val="afd"/>
+              <w:spacing w:after="0"/>
+            </w:pPr>
+            <w:r>
+              <w:t xml:space="preserve">    t2 = </w:t>
+            </w:r>
+            <w:proofErr w:type="spellStart"/>
+            <w:proofErr w:type="gramStart"/>
+            <w:r>
+              <w:t>threading.Thread</w:t>
+            </w:r>
+            <w:proofErr w:type="spellEnd"/>
+            <w:proofErr w:type="gramEnd"/>
+            <w:r>
+              <w:t xml:space="preserve">(target=Lab_04x, </w:t>
+            </w:r>
+            <w:proofErr w:type="spellStart"/>
+            <w:r>
+              <w:t>args</w:t>
+            </w:r>
+            <w:proofErr w:type="spellEnd"/>
+            <w:r>
+              <w:t>=(125,), name="Thread-2")</w:t>
+            </w:r>
+          </w:p>
+          <w:p>
+            <w:pPr>
+              <w:pStyle w:val="afd"/>
+              <w:spacing w:after="0"/>
+            </w:pPr>
+          </w:p>
+          <w:p>
+            <w:pPr>
+              <w:pStyle w:val="afd"/>
+              <w:spacing w:after="0"/>
+              <w:rPr>
+                <w:lang w:val="ru-RU"/>
+              </w:rPr>
+            </w:pPr>
+            <w:r>
+              <w:t xml:space="preserve">    t</w:t>
+            </w:r>
+            <w:proofErr w:type="gramStart"/>
+            <w:r>
+              <w:rPr>
+                <w:lang w:val="ru-RU"/>
+              </w:rPr>
+              <w:t>1.</w:t>
+            </w:r>
+            <w:r>
+              <w:t>start</w:t>
+            </w:r>
+            <w:proofErr w:type="gramEnd"/>
+            <w:r>
+              <w:rPr>
+                <w:lang w:val="ru-RU"/>
+              </w:rPr>
+              <w:t>()</w:t>
+            </w:r>
+          </w:p>
+          <w:p>
+            <w:pPr>
+              <w:pStyle w:val="afd"/>
+              <w:spacing w:after="0"/>
+              <w:rPr>
+                <w:lang w:val="ru-RU"/>
+              </w:rPr>
+            </w:pPr>
+            <w:r>
+              <w:rPr>
+                <w:lang w:val="ru-RU"/>
+              </w:rPr>
+              <w:t xml:space="preserve">    </w:t>
+            </w:r>
+            <w:r>
+              <w:t>t</w:t>
+            </w:r>
+            <w:proofErr w:type="gramStart"/>
+            <w:r>
+              <w:rPr>
+                <w:lang w:val="ru-RU"/>
+              </w:rPr>
+              <w:t>2.</w:t>
+            </w:r>
+            <w:r>
+              <w:t>start</w:t>
+            </w:r>
+            <w:proofErr w:type="gramEnd"/>
+            <w:r>
+              <w:rPr>
+                <w:lang w:val="ru-RU"/>
+              </w:rPr>
+              <w:t>()</w:t>
+            </w:r>
+          </w:p>
+          <w:p>
+            <w:pPr>
+              <w:pStyle w:val="afd"/>
+              <w:spacing w:after="0"/>
+              <w:rPr>
+                <w:lang w:val="ru-RU"/>
+              </w:rPr>
+            </w:pPr>
+          </w:p>
+          <w:p>
+            <w:pPr>
+              <w:pStyle w:val="afd"/>
+              <w:spacing w:after="0"/>
+              <w:rPr>
+                <w:lang w:val="ru-RU"/>
+              </w:rPr>
+            </w:pPr>
+            <w:r>
+              <w:rPr>
+                <w:lang w:val="ru-RU"/>
+              </w:rPr>
+              <w:t xml:space="preserve">    # Главный поток</w:t>
+            </w:r>
+          </w:p>
+          <w:p>
+            <w:pPr>
+              <w:pStyle w:val="afd"/>
+              <w:spacing w:after="0"/>
+            </w:pPr>
+            <w:r>
+              <w:rPr>
+                <w:lang w:val="ru-RU"/>
+              </w:rPr>
+              <w:t xml:space="preserve">    </w:t>
+            </w:r>
+            <w:r>
+              <w:t>Lab_04</w:t>
+            </w:r>
+            <w:proofErr w:type="gramStart"/>
+            <w:r>
+              <w:t>x(</w:t>
+            </w:r>
+            <w:proofErr w:type="gramEnd"/>
+            <w:r>
+              <w:t>100)</w:t>
+            </w:r>
+          </w:p>
+          <w:p>
+            <w:pPr>
+              <w:pStyle w:val="afd"/>
+              <w:spacing w:after="0"/>
+            </w:pPr>
+          </w:p>
+          <w:p>
+            <w:pPr>
+              <w:pStyle w:val="afd"/>
+              <w:spacing w:after="0"/>
+            </w:pPr>
+            <w:r>
+              <w:t xml:space="preserve">    t</w:t>
+            </w:r>
+            <w:proofErr w:type="gramStart"/>
+            <w:r>
+              <w:t>1.join</w:t>
+            </w:r>
+            <w:proofErr w:type="gramEnd"/>
+            <w:r>
+              <w:t>()</w:t>
+            </w:r>
+          </w:p>
+          <w:p>
+            <w:pPr>
+              <w:pStyle w:val="afd"/>
+              <w:spacing w:after="0"/>
+            </w:pPr>
+            <w:r>
+              <w:t xml:space="preserve">    t</w:t>
+            </w:r>
+            <w:proofErr w:type="gramStart"/>
+            <w:r>
+              <w:t>2.join</w:t>
+            </w:r>
+            <w:proofErr w:type="gramEnd"/>
+            <w:r>
+              <w:t>()</w:t>
+            </w:r>
+          </w:p>
+          <w:p>
+            <w:pPr>
+              <w:pStyle w:val="afd"/>
+              <w:spacing w:after="0"/>
+            </w:pPr>
+          </w:p>
+          <w:p>
+            <w:pPr>
+              <w:pStyle w:val="afd"/>
+              <w:spacing w:after="0"/>
+            </w:pPr>
+            <w:r>
+              <w:t xml:space="preserve">    </w:t>
+            </w:r>
+            <w:proofErr w:type="gramStart"/>
+            <w:r>
+              <w:t>print(</w:t>
+            </w:r>
+            <w:proofErr w:type="gramEnd"/>
+            <w:r>
+              <w:t>"\</w:t>
+            </w:r>
+            <w:proofErr w:type="spellStart"/>
+            <w:r>
+              <w:t>nВсе</w:t>
+            </w:r>
+            <w:proofErr w:type="spellEnd"/>
+            <w:r>
+              <w:t xml:space="preserve"> </w:t>
+            </w:r>
+            <w:proofErr w:type="spellStart"/>
+            <w:r>
+              <w:t>потоки</w:t>
+            </w:r>
+            <w:proofErr w:type="spellEnd"/>
+            <w:r>
+              <w:t xml:space="preserve"> </w:t>
+            </w:r>
+            <w:proofErr w:type="spellStart"/>
+            <w:r>
+              <w:t>завершены</w:t>
+            </w:r>
+            <w:proofErr w:type="spellEnd"/>
+            <w:r>
+              <w:t>.")</w:t>
+            </w:r>
+          </w:p>
+          <w:p>
+            <w:pPr>
+              <w:pStyle w:val="afd"/>
+              <w:spacing w:after="0"/>
+            </w:pPr>
+          </w:p>
+          <w:p>
+            <w:pPr>
+              <w:pStyle w:val="afd"/>
+              <w:spacing w:after="0"/>
+            </w:pPr>
+            <w:r>
               <w:t>if __name__ == "__main__":</w:t>
             </w:r>
           </w:p>
@@ -1855,164 +2370,7 @@
               <w:spacing w:after="0"/>
             </w:pPr>
             <w:r>
-              <w:t xml:space="preserve">    </w:t>
-            </w:r>
-            <w:proofErr w:type="gramStart"/>
-            <w:r>
-              <w:t>print(</w:t>
-            </w:r>
-            <w:proofErr w:type="gramEnd"/>
-            <w:r>
-              <w:t>"</w:t>
-            </w:r>
-            <w:proofErr w:type="spellStart"/>
-            <w:r>
-              <w:t>Запуск</w:t>
-            </w:r>
-            <w:proofErr w:type="spellEnd"/>
-            <w:r>
-              <w:t xml:space="preserve"> Lab_04x с iterations")</w:t>
-            </w:r>
-          </w:p>
-          <w:p>
-            <w:pPr>
-              <w:pStyle w:val="afd"/>
-              <w:spacing w:after="0"/>
-            </w:pPr>
-            <w:r>
-              <w:t xml:space="preserve">    try:</w:t>
-            </w:r>
-          </w:p>
-          <w:p>
-            <w:pPr>
-              <w:pStyle w:val="afd"/>
-              <w:spacing w:after="0"/>
-            </w:pPr>
-            <w:r>
-              <w:t xml:space="preserve">        if </w:t>
-            </w:r>
-            <w:proofErr w:type="spellStart"/>
-            <w:r>
-              <w:t>len</w:t>
-            </w:r>
-            <w:proofErr w:type="spellEnd"/>
-            <w:r>
-              <w:t>(</w:t>
-            </w:r>
-            <w:proofErr w:type="spellStart"/>
-            <w:proofErr w:type="gramStart"/>
-            <w:r>
-              <w:t>sys.argv</w:t>
-            </w:r>
-            <w:proofErr w:type="spellEnd"/>
-            <w:proofErr w:type="gramEnd"/>
-            <w:r>
-              <w:t>) &gt; 1:</w:t>
-            </w:r>
-          </w:p>
-          <w:p>
-            <w:pPr>
-              <w:pStyle w:val="afd"/>
-              <w:spacing w:after="0"/>
-            </w:pPr>
-            <w:r>
-              <w:t xml:space="preserve">            Lab_04x(</w:t>
-            </w:r>
-            <w:proofErr w:type="spellStart"/>
-            <w:r>
-              <w:t>int</w:t>
-            </w:r>
-            <w:proofErr w:type="spellEnd"/>
-            <w:r>
-              <w:t>(</w:t>
-            </w:r>
-            <w:proofErr w:type="spellStart"/>
-            <w:proofErr w:type="gramStart"/>
-            <w:r>
-              <w:t>sys.argv</w:t>
-            </w:r>
-            <w:proofErr w:type="spellEnd"/>
-            <w:proofErr w:type="gramEnd"/>
-            <w:r>
-              <w:t>[1]))</w:t>
-            </w:r>
-          </w:p>
-          <w:p>
-            <w:pPr>
-              <w:pStyle w:val="afd"/>
-              <w:spacing w:after="0"/>
-            </w:pPr>
-            <w:r>
-              <w:t xml:space="preserve">        else:</w:t>
-            </w:r>
-          </w:p>
-          <w:p>
-            <w:pPr>
-              <w:pStyle w:val="afd"/>
-              <w:spacing w:after="0"/>
-            </w:pPr>
-            <w:r>
-              <w:t xml:space="preserve">            Lab_04x(None) </w:t>
-            </w:r>
-          </w:p>
-          <w:p>
-            <w:pPr>
-              <w:pStyle w:val="afd"/>
-              <w:spacing w:after="0"/>
-            </w:pPr>
-            <w:r>
-              <w:t xml:space="preserve">    except Exception as e:</w:t>
-            </w:r>
-          </w:p>
-          <w:p>
-            <w:pPr>
-              <w:pStyle w:val="afd"/>
-              <w:spacing w:after="0"/>
-            </w:pPr>
-            <w:r>
-              <w:t xml:space="preserve">        </w:t>
-            </w:r>
-            <w:proofErr w:type="gramStart"/>
-            <w:r>
-              <w:t>print(</w:t>
-            </w:r>
-            <w:proofErr w:type="gramEnd"/>
-            <w:r>
-              <w:t>f"[ОШИБКА в main]: {e}")</w:t>
-            </w:r>
-          </w:p>
-          <w:p>
-            <w:pPr>
-              <w:pStyle w:val="afd"/>
-              <w:spacing w:after="0"/>
-            </w:pPr>
-            <w:r>
-              <w:t xml:space="preserve">    else:</w:t>
-            </w:r>
-          </w:p>
-          <w:p>
-            <w:pPr>
-              <w:pStyle w:val="afd"/>
-              <w:spacing w:after="0"/>
-            </w:pPr>
-            <w:r>
-              <w:t xml:space="preserve">        print("main: </w:t>
-            </w:r>
-            <w:proofErr w:type="spellStart"/>
-            <w:r>
-              <w:t>вызов</w:t>
-            </w:r>
-            <w:proofErr w:type="spellEnd"/>
-            <w:r>
-              <w:t xml:space="preserve"> Lab_04x </w:t>
-            </w:r>
-            <w:proofErr w:type="spellStart"/>
-            <w:r>
-              <w:t>завершён</w:t>
-            </w:r>
-            <w:proofErr w:type="spellEnd"/>
-            <w:r>
-              <w:t>.")</w:t>
+              <w:t xml:space="preserve">    main()</w:t>
             </w:r>
           </w:p>
         </w:tc>
@@ -2021,58 +2379,59 @@
     <w:p>
       <w:pPr>
         <w:pStyle w:val="af4"/>
-      </w:pPr>
-      <w:r>
-        <w:t>Листинг 2.1</w:t>
+        <w:spacing w:before="240"/>
+      </w:pPr>
+      <w:r>
+        <w:t xml:space="preserve">Листинг 2.1.2 – </w:t>
+      </w:r>
+      <w:r>
+        <w:t>Исходный код программы</w:t>
+      </w:r>
+      <w:r>
+        <w:t xml:space="preserve"> </w:t>
+      </w:r>
+      <w:r>
+        <w:rPr>
+          <w:lang w:val="en-US"/>
+        </w:rPr>
+        <w:t>l</w:t>
+      </w:r>
+      <w:r>
+        <w:t>ab</w:t>
+      </w:r>
+      <w:r>
+        <w:t>04a</w:t>
       </w:r>
       <w:r>
         <w:t>.</w:t>
       </w:r>
       <w:r>
-        <w:t>1</w:t>
-      </w:r>
-      <w:r>
-        <w:t>.2</w:t>
-      </w:r>
-      <w:r>
-        <w:t xml:space="preserve"> – </w:t>
-      </w:r>
-      <w:r>
-        <w:t xml:space="preserve">Исходный код </w:t>
-      </w:r>
-      <w:r>
-        <w:t>программы</w:t>
-      </w:r>
-      <w:r>
-        <w:t xml:space="preserve"> </w:t>
-      </w:r>
-      <w:r>
-        <w:t>lab04</w:t>
-      </w:r>
-      <w:r>
         <w:rPr>
           <w:lang w:val="en-US"/>
         </w:rPr>
-        <w:t>x</w:t>
-      </w:r>
-      <w:r>
-        <w:t>.py</w:t>
-      </w:r>
-      <w:r>
-        <w:t xml:space="preserve"> для текстирования функции </w:t>
-      </w:r>
-      <w:r>
-        <w:t>Lab_04х</w:t>
-      </w:r>
-    </w:p>
-    <w:p>
-      <w:pPr>
+        <w:t>py</w:t>
+      </w:r>
+    </w:p>
+    <w:p>
+      <w:r>
+        <w:t>Теперь выполним программу lab04</w:t>
+      </w:r>
+      <w:r>
         <w:rPr>
           <w:lang w:val="en-US"/>
         </w:rPr>
-      </w:pPr>
-      <w:r>
-        <w:t>На рисунке показан результат выполнения программы с разным количеством итераций в потоках. Все потоки успешно завершили работу, что подтверждается финальными сообщениями.</w:t>
+        <w:t>a</w:t>
+      </w:r>
+      <w:r>
+        <w:t>.</w:t>
+      </w:r>
+      <w:proofErr w:type="spellStart"/>
+      <w:r>
+        <w:t>py</w:t>
+      </w:r>
+      <w:proofErr w:type="spellEnd"/>
+      <w:r>
+        <w:t xml:space="preserve"> в консоли.</w:t>
       </w:r>
     </w:p>
     <w:p>
@@ -2080,11 +2439,12 @@
         <w:pStyle w:val="af4"/>
       </w:pPr>
       <w:r>
+        <w:lastRenderedPageBreak/>
         <w:drawing>
-          <wp:inline distT="0" distB="0" distL="0" distR="0" wp14:anchorId="034E8811" wp14:editId="224B45A5">
-            <wp:extent cx="5940425" cy="3495040"/>
-            <wp:effectExtent l="0" t="0" r="3175" b="0"/>
-            <wp:docPr id="1" name="Рисунок 1"/>
+          <wp:inline distT="0" distB="0" distL="0" distR="0" wp14:anchorId="68B03A43" wp14:editId="56160D5C">
+            <wp:extent cx="5940425" cy="2890520"/>
+            <wp:effectExtent l="0" t="0" r="3175" b="5080"/>
+            <wp:docPr id="26" name="Рисунок 26"/>
             <wp:cNvGraphicFramePr>
               <a:graphicFrameLocks xmlns:a="http://schemas.openxmlformats.org/drawingml/2006/main" noChangeAspect="1"/>
             </wp:cNvGraphicFramePr>
@@ -2104,7 +2464,7 @@
                   <pic:spPr>
                     <a:xfrm>
                       <a:off x="0" y="0"/>
-                      <a:ext cx="5940425" cy="3495040"/>
+                      <a:ext cx="5940425" cy="2890520"/>
                     </a:xfrm>
                     <a:prstGeom prst="rect">
                       <a:avLst/>
@@ -2122,34 +2482,307 @@
         <w:pStyle w:val="af4"/>
       </w:pPr>
       <w:r>
-        <w:t xml:space="preserve">Рисунок </w:t>
-      </w:r>
-      <w:r>
-        <w:t>2.1</w:t>
-      </w:r>
-      <w:r>
-        <w:t>.1</w:t>
-      </w:r>
-      <w:r>
-        <w:t xml:space="preserve">.1 – </w:t>
-      </w:r>
-      <w:r>
-        <w:t xml:space="preserve">Демонстрация работы </w:t>
-      </w:r>
-      <w:r>
-        <w:t xml:space="preserve">программы </w:t>
-      </w:r>
-      <w:r>
-        <w:t>lab04</w:t>
-      </w:r>
-      <w:r>
-        <w:rPr>
-          <w:lang w:val="en-US"/>
-        </w:rPr>
-        <w:t>x</w:t>
-      </w:r>
-      <w:r>
-        <w:t>.py</w:t>
+        <w:t>Рисунок 2.1.1</w:t>
+      </w:r>
+      <w:r>
+        <w:t xml:space="preserve"> – </w:t>
+      </w:r>
+      <w:r>
+        <w:t>Фрагмент начала работы программы Lab-04a</w:t>
+      </w:r>
+    </w:p>
+    <w:p>
+      <w:r>
+        <w:t>В</w:t>
+      </w:r>
+      <w:r>
+        <w:t>идно запуск трёх потоков с разными TID и отметкой времени начала выполнения.</w:t>
+      </w:r>
+    </w:p>
+    <w:p>
+      <w:pPr>
+        <w:pStyle w:val="af4"/>
+      </w:pPr>
+      <w:r>
+        <w:drawing>
+          <wp:inline distT="0" distB="0" distL="0" distR="0" wp14:anchorId="73B1727E" wp14:editId="78AB0A22">
+            <wp:extent cx="5940425" cy="3668395"/>
+            <wp:effectExtent l="0" t="0" r="3175" b="8255"/>
+            <wp:docPr id="25" name="Рисунок 25"/>
+            <wp:cNvGraphicFramePr>
+              <a:graphicFrameLocks xmlns:a="http://schemas.openxmlformats.org/drawingml/2006/main" noChangeAspect="1"/>
+            </wp:cNvGraphicFramePr>
+            <a:graphic xmlns:a="http://schemas.openxmlformats.org/drawingml/2006/main">
+              <a:graphicData uri="http://schemas.openxmlformats.org/drawingml/2006/picture">
+                <pic:pic xmlns:pic="http://schemas.openxmlformats.org/drawingml/2006/picture">
+                  <pic:nvPicPr>
+                    <pic:cNvPr id="1" name=""/>
+                    <pic:cNvPicPr/>
+                  </pic:nvPicPr>
+                  <pic:blipFill>
+                    <a:blip r:embed="rId12"/>
+                    <a:stretch>
+                      <a:fillRect/>
+                    </a:stretch>
+                  </pic:blipFill>
+                  <pic:spPr>
+                    <a:xfrm>
+                      <a:off x="0" y="0"/>
+                      <a:ext cx="5940425" cy="3668395"/>
+                    </a:xfrm>
+                    <a:prstGeom prst="rect">
+                      <a:avLst/>
+                    </a:prstGeom>
+                  </pic:spPr>
+                </pic:pic>
+              </a:graphicData>
+            </a:graphic>
+          </wp:inline>
+        </w:drawing>
+      </w:r>
+    </w:p>
+    <w:p>
+      <w:pPr>
+        <w:pStyle w:val="af4"/>
+      </w:pPr>
+      <w:r>
+        <w:t xml:space="preserve">Рисунок 2.1.2 – </w:t>
+      </w:r>
+      <w:r>
+        <w:t>Фрагмент основной части вывода программы Lab-04a</w:t>
+      </w:r>
+    </w:p>
+    <w:p>
+      <w:r>
+        <w:t>О</w:t>
+      </w:r>
+      <w:r>
+        <w:t>тображается чередование итераций потоков, подтверждающее их параллельную работу</w:t>
+      </w:r>
+      <w:r>
+        <w:t>, и окончание первого потока на 50 итерации</w:t>
+      </w:r>
+      <w:r>
+        <w:t>.</w:t>
+      </w:r>
+    </w:p>
+    <w:p>
+      <w:pPr>
+        <w:pStyle w:val="af4"/>
+      </w:pPr>
+      <w:r>
+        <w:lastRenderedPageBreak/>
+        <w:drawing>
+          <wp:inline distT="0" distB="0" distL="0" distR="0" wp14:anchorId="482BFFAF" wp14:editId="5DC90C3D">
+            <wp:extent cx="5940425" cy="2727325"/>
+            <wp:effectExtent l="0" t="0" r="3175" b="0"/>
+            <wp:docPr id="24" name="Рисунок 24"/>
+            <wp:cNvGraphicFramePr>
+              <a:graphicFrameLocks xmlns:a="http://schemas.openxmlformats.org/drawingml/2006/main" noChangeAspect="1"/>
+            </wp:cNvGraphicFramePr>
+            <a:graphic xmlns:a="http://schemas.openxmlformats.org/drawingml/2006/main">
+              <a:graphicData uri="http://schemas.openxmlformats.org/drawingml/2006/picture">
+                <pic:pic xmlns:pic="http://schemas.openxmlformats.org/drawingml/2006/picture">
+                  <pic:nvPicPr>
+                    <pic:cNvPr id="1" name=""/>
+                    <pic:cNvPicPr/>
+                  </pic:nvPicPr>
+                  <pic:blipFill>
+                    <a:blip r:embed="rId13"/>
+                    <a:stretch>
+                      <a:fillRect/>
+                    </a:stretch>
+                  </pic:blipFill>
+                  <pic:spPr>
+                    <a:xfrm>
+                      <a:off x="0" y="0"/>
+                      <a:ext cx="5940425" cy="2727325"/>
+                    </a:xfrm>
+                    <a:prstGeom prst="rect">
+                      <a:avLst/>
+                    </a:prstGeom>
+                  </pic:spPr>
+                </pic:pic>
+              </a:graphicData>
+            </a:graphic>
+          </wp:inline>
+        </w:drawing>
+      </w:r>
+    </w:p>
+    <w:p>
+      <w:pPr>
+        <w:pStyle w:val="af4"/>
+      </w:pPr>
+      <w:r>
+        <w:t>Рисунок 2.1.3 – Завершение программы Lab-04a</w:t>
+      </w:r>
+    </w:p>
+    <w:p>
+      <w:r>
+        <w:t>Отмечаем</w:t>
+      </w:r>
+      <w:r>
+        <w:t xml:space="preserve">, что главный поток (MainThread) завершил свою функцию, но процесс продолжил работу до завершения всех дочерних потоков. После выполнения .join() выводится сообщение «Все потоки завершены». Это подтверждает выполнение условия ожидания. </w:t>
+      </w:r>
+    </w:p>
+    <w:p>
+      <w:r>
+        <w:t xml:space="preserve">Выполним проверку потоков через </w:t>
+      </w:r>
+      <w:r>
+        <w:rPr>
+          <w:b/>
+        </w:rPr>
+        <w:t>PowerShell</w:t>
+      </w:r>
+      <w:r>
+        <w:t>:</w:t>
+      </w:r>
+    </w:p>
+    <w:p>
+      <w:pPr>
+        <w:pStyle w:val="af4"/>
+      </w:pPr>
+      <w:r>
+        <w:drawing>
+          <wp:inline distT="0" distB="0" distL="0" distR="0" wp14:anchorId="488C28F1" wp14:editId="254BCDFE">
+            <wp:extent cx="5940425" cy="3975735"/>
+            <wp:effectExtent l="0" t="0" r="3175" b="5715"/>
+            <wp:docPr id="1" name="Рисунок 1"/>
+            <wp:cNvGraphicFramePr>
+              <a:graphicFrameLocks xmlns:a="http://schemas.openxmlformats.org/drawingml/2006/main" noChangeAspect="1"/>
+            </wp:cNvGraphicFramePr>
+            <a:graphic xmlns:a="http://schemas.openxmlformats.org/drawingml/2006/main">
+              <a:graphicData uri="http://schemas.openxmlformats.org/drawingml/2006/picture">
+                <pic:pic xmlns:pic="http://schemas.openxmlformats.org/drawingml/2006/picture">
+                  <pic:nvPicPr>
+                    <pic:cNvPr id="1" name=""/>
+                    <pic:cNvPicPr/>
+                  </pic:nvPicPr>
+                  <pic:blipFill>
+                    <a:blip r:embed="rId14"/>
+                    <a:stretch>
+                      <a:fillRect/>
+                    </a:stretch>
+                  </pic:blipFill>
+                  <pic:spPr>
+                    <a:xfrm>
+                      <a:off x="0" y="0"/>
+                      <a:ext cx="5940425" cy="3975735"/>
+                    </a:xfrm>
+                    <a:prstGeom prst="rect">
+                      <a:avLst/>
+                    </a:prstGeom>
+                  </pic:spPr>
+                </pic:pic>
+              </a:graphicData>
+            </a:graphic>
+          </wp:inline>
+        </w:drawing>
+      </w:r>
+    </w:p>
+    <w:p>
+      <w:pPr>
+        <w:pStyle w:val="af4"/>
+      </w:pPr>
+      <w:r>
+        <w:t>Рисунок 2.1.4</w:t>
+      </w:r>
+      <w:r>
+        <w:t xml:space="preserve"> – </w:t>
+      </w:r>
+      <w:r>
+        <w:t>Проверка через PowerShell (Windows)</w:t>
+      </w:r>
+    </w:p>
+    <w:p>
+      <w:r>
+        <w:lastRenderedPageBreak/>
+        <w:t>На момент выполнения программы видно несколько потоков внутри одного процесса python.exe, что подтверждает корректное создание потоков.</w:t>
+      </w:r>
+    </w:p>
+    <w:p>
+      <w:r>
+        <w:t xml:space="preserve">Выполним проверку потоков через </w:t>
+      </w:r>
+      <w:r>
+        <w:rPr>
+          <w:b/>
+        </w:rPr>
+        <w:t>Process Explorer</w:t>
+      </w:r>
+      <w:r>
+        <w:t>:</w:t>
+      </w:r>
+    </w:p>
+    <w:p>
+      <w:pPr>
+        <w:pStyle w:val="af4"/>
+      </w:pPr>
+      <w:r>
+        <w:drawing>
+          <wp:inline distT="0" distB="0" distL="0" distR="0" wp14:anchorId="68F889D9" wp14:editId="59358ED8">
+            <wp:extent cx="5940425" cy="3573780"/>
+            <wp:effectExtent l="0" t="0" r="3175" b="7620"/>
+            <wp:docPr id="166" name="Рисунок 166"/>
+            <wp:cNvGraphicFramePr>
+              <a:graphicFrameLocks xmlns:a="http://schemas.openxmlformats.org/drawingml/2006/main" noChangeAspect="1"/>
+            </wp:cNvGraphicFramePr>
+            <a:graphic xmlns:a="http://schemas.openxmlformats.org/drawingml/2006/main">
+              <a:graphicData uri="http://schemas.openxmlformats.org/drawingml/2006/picture">
+                <pic:pic xmlns:pic="http://schemas.openxmlformats.org/drawingml/2006/picture">
+                  <pic:nvPicPr>
+                    <pic:cNvPr id="1" name=""/>
+                    <pic:cNvPicPr/>
+                  </pic:nvPicPr>
+                  <pic:blipFill>
+                    <a:blip r:embed="rId15"/>
+                    <a:stretch>
+                      <a:fillRect/>
+                    </a:stretch>
+                  </pic:blipFill>
+                  <pic:spPr>
+                    <a:xfrm>
+                      <a:off x="0" y="0"/>
+                      <a:ext cx="5940425" cy="3573780"/>
+                    </a:xfrm>
+                    <a:prstGeom prst="rect">
+                      <a:avLst/>
+                    </a:prstGeom>
+                  </pic:spPr>
+                </pic:pic>
+              </a:graphicData>
+            </a:graphic>
+          </wp:inline>
+        </w:drawing>
+      </w:r>
+    </w:p>
+    <w:p>
+      <w:pPr>
+        <w:pStyle w:val="af4"/>
+      </w:pPr>
+      <w:r>
+        <w:t>Рисунок 2.1.</w:t>
+      </w:r>
+      <w:r>
+        <w:t>5</w:t>
+      </w:r>
+      <w:r>
+        <w:t xml:space="preserve"> – </w:t>
+      </w:r>
+      <w:r>
+        <w:t>Проверка через Process Explorer</w:t>
+      </w:r>
+    </w:p>
+    <w:p>
+      <w:r>
+        <w:t xml:space="preserve">В момент работы программы отображаются </w:t>
+      </w:r>
+      <w:r>
+        <w:t xml:space="preserve">соответствующий идентификатор процесса и </w:t>
+      </w:r>
+      <w:r>
+        <w:t>три активных потока.</w:t>
       </w:r>
     </w:p>
     <w:p>
@@ -2163,7 +2796,7 @@
         <w:t>1.</w:t>
       </w:r>
       <w:r>
-        <w:t>2</w:t>
+        <w:t>3</w:t>
       </w:r>
       <w:r>
         <w:t xml:space="preserve"> </w:t>
@@ -2171,91 +2804,82 @@
       <w:r>
         <w:rPr>
           <w:rFonts w:cs="Times New Roman"/>
+          <w:szCs w:val="28"/>
+        </w:rPr>
+        <w:t>Приложение Lab-0</w:t>
+      </w:r>
+      <w:r>
+        <w:rPr>
+          <w:rFonts w:cs="Times New Roman"/>
+          <w:szCs w:val="28"/>
+        </w:rPr>
+        <w:t>4</w:t>
+      </w:r>
+      <w:r>
+        <w:rPr>
+          <w:rFonts w:cs="Times New Roman"/>
+          <w:szCs w:val="28"/>
+        </w:rPr>
+        <w:t>b</w:t>
+      </w:r>
+    </w:p>
+    <w:p>
+      <w:pPr>
+        <w:spacing w:after="120"/>
+      </w:pPr>
+      <w:r>
+        <w:t xml:space="preserve">Программа в целом идентична </w:t>
+      </w:r>
+      <w:r>
+        <w:rPr>
+          <w:b/>
           <w:bCs/>
-          <w:szCs w:val="28"/>
-        </w:rPr>
-        <w:t>Приложение Lab</w:t>
-      </w:r>
-      <w:r>
-        <w:rPr>
-          <w:rFonts w:cs="Times New Roman"/>
-          <w:bCs/>
-          <w:szCs w:val="28"/>
-        </w:rPr>
-        <w:t>-0</w:t>
-      </w:r>
-      <w:r>
-        <w:rPr>
-          <w:rFonts w:cs="Times New Roman"/>
-          <w:bCs/>
-          <w:szCs w:val="28"/>
-        </w:rPr>
-        <w:t>4a</w:t>
-      </w:r>
-    </w:p>
-    <w:p>
-      <w:r>
-        <w:t>Программа создаёт два дочерних потока, в котор</w:t>
-      </w:r>
-      <w:r>
-        <w:t>ых выполняется функция Lab_04x.</w:t>
-      </w:r>
-      <w:r>
-        <w:t xml:space="preserve"> </w:t>
-      </w:r>
-      <w:r>
-        <w:t xml:space="preserve">В первом </w:t>
-      </w:r>
-      <w:r>
-        <w:t>потоке выполняется 50 итераций, в</w:t>
-      </w:r>
-      <w:r>
-        <w:t>о втором — 125 итераци</w:t>
-      </w:r>
-      <w:r>
-        <w:t xml:space="preserve">й. </w:t>
-      </w:r>
-      <w:r>
-        <w:t>В главном потоке также вызывается Lab</w:t>
-      </w:r>
-      <w:r>
-        <w:t>_04x, выполняющая 100 итераций.</w:t>
-      </w:r>
-      <w:r>
-        <w:t xml:space="preserve"> </w:t>
-      </w:r>
-      <w:r>
-        <w:t>Главный поток должен ожидать завершения дочерних потоков перед завершением работы программы.</w:t>
-      </w:r>
-      <w:r>
-        <w:t xml:space="preserve"> </w:t>
-      </w:r>
-      <w:r>
-        <w:t xml:space="preserve">Во время выполнения программы изучается информация о потоках через </w:t>
-      </w:r>
-      <w:proofErr w:type="spellStart"/>
-      <w:r>
-        <w:t>PowerShell</w:t>
-      </w:r>
-      <w:proofErr w:type="spellEnd"/>
-      <w:r>
-        <w:t xml:space="preserve"> и </w:t>
-      </w:r>
-      <w:proofErr w:type="spellStart"/>
-      <w:r>
-        <w:t>Process</w:t>
-      </w:r>
-      <w:proofErr w:type="spellEnd"/>
-      <w:r>
-        <w:t xml:space="preserve"> </w:t>
-      </w:r>
-      <w:proofErr w:type="spellStart"/>
-      <w:r>
-        <w:t>Explorer</w:t>
-      </w:r>
-      <w:proofErr w:type="spellEnd"/>
-      <w:r>
-        <w:t>.</w:t>
+        </w:rPr>
+        <w:t>Lab-04a</w:t>
+      </w:r>
+      <w:r>
+        <w:t>, за исключением следующего:</w:t>
+      </w:r>
+    </w:p>
+    <w:p>
+      <w:pPr>
+        <w:pStyle w:val="a"/>
+      </w:pPr>
+      <w:r>
+        <w:t>Вызов функции Lab_04x в главном потоке заменить на аналогичный цикл</w:t>
+      </w:r>
+      <w:r>
+        <w:t>;</w:t>
+      </w:r>
+    </w:p>
+    <w:p>
+      <w:pPr>
+        <w:pStyle w:val="a"/>
+      </w:pPr>
+      <w:r>
+        <w:t>Д</w:t>
+      </w:r>
+      <w:r>
+        <w:t>обавить в цикл приостановку первого потока на 20 итерации и возобновление на 60 итерации</w:t>
+      </w:r>
+      <w:r>
+        <w:t>;</w:t>
+      </w:r>
+    </w:p>
+    <w:p>
+      <w:pPr>
+        <w:pStyle w:val="a"/>
+      </w:pPr>
+      <w:r>
+        <w:t>Добавить приостановку второго потока на 40 итерации, а возобновление после выполнения этого цикла.</w:t>
+      </w:r>
+    </w:p>
+    <w:p>
+      <w:pPr>
+        <w:pStyle w:val="a"/>
+      </w:pPr>
+      <w:r>
+        <w:t>Главный поток должен ожидать завершения всех дочерних потоков перед тем, как завершать свою работу.</w:t>
       </w:r>
     </w:p>
     <w:tbl>
@@ -2280,13 +2904,470 @@
               <w:pStyle w:val="afd"/>
               <w:spacing w:after="0"/>
             </w:pPr>
-            <w:proofErr w:type="spellStart"/>
+            <w:r>
+              <w:t>from lab04x import Lab_04x</w:t>
+            </w:r>
+          </w:p>
+          <w:p>
+            <w:pPr>
+              <w:pStyle w:val="afd"/>
+              <w:spacing w:after="0"/>
+            </w:pPr>
+            <w:r>
+              <w:t>import threading</w:t>
+            </w:r>
+          </w:p>
+          <w:p>
+            <w:pPr>
+              <w:pStyle w:val="afd"/>
+              <w:spacing w:after="0"/>
+            </w:pPr>
+            <w:r>
+              <w:t>import time</w:t>
+            </w:r>
+          </w:p>
+          <w:p>
+            <w:pPr>
+              <w:pStyle w:val="afd"/>
+              <w:spacing w:after="0"/>
+            </w:pPr>
+            <w:r>
+              <w:t xml:space="preserve">import </w:t>
+            </w:r>
+            <w:proofErr w:type="spellStart"/>
+            <w:r>
+              <w:t>os</w:t>
+            </w:r>
+            <w:proofErr w:type="spellEnd"/>
+          </w:p>
+          <w:p>
+            <w:pPr>
+              <w:pStyle w:val="afd"/>
+              <w:spacing w:after="0"/>
+            </w:pPr>
+          </w:p>
+          <w:p>
+            <w:pPr>
+              <w:pStyle w:val="afd"/>
+              <w:spacing w:after="0"/>
+            </w:pPr>
+            <w:r>
+              <w:t xml:space="preserve">pause_event_1 = </w:t>
+            </w:r>
+            <w:proofErr w:type="spellStart"/>
+            <w:proofErr w:type="gramStart"/>
+            <w:r>
+              <w:t>threading.Event</w:t>
+            </w:r>
+            <w:proofErr w:type="spellEnd"/>
+            <w:proofErr w:type="gramEnd"/>
+            <w:r>
+              <w:t>()</w:t>
+            </w:r>
+          </w:p>
+          <w:p>
+            <w:pPr>
+              <w:pStyle w:val="afd"/>
+              <w:spacing w:after="0"/>
+            </w:pPr>
             <w:r>
               <w:lastRenderedPageBreak/>
+              <w:t xml:space="preserve">pause_event_2 = </w:t>
+            </w:r>
+            <w:proofErr w:type="spellStart"/>
+            <w:proofErr w:type="gramStart"/>
+            <w:r>
+              <w:t>threading.Event</w:t>
+            </w:r>
+            <w:proofErr w:type="spellEnd"/>
+            <w:proofErr w:type="gramEnd"/>
+            <w:r>
+              <w:t>()</w:t>
+            </w:r>
+          </w:p>
+          <w:p>
+            <w:pPr>
+              <w:pStyle w:val="afd"/>
+              <w:spacing w:after="0"/>
+            </w:pPr>
+            <w:r>
+              <w:t xml:space="preserve">resume_event_1 = </w:t>
+            </w:r>
+            <w:proofErr w:type="spellStart"/>
+            <w:proofErr w:type="gramStart"/>
+            <w:r>
+              <w:t>threading.Event</w:t>
+            </w:r>
+            <w:proofErr w:type="spellEnd"/>
+            <w:proofErr w:type="gramEnd"/>
+            <w:r>
+              <w:t>()</w:t>
+            </w:r>
+          </w:p>
+          <w:p>
+            <w:pPr>
+              <w:pStyle w:val="afd"/>
+              <w:spacing w:after="0"/>
+            </w:pPr>
+            <w:r>
+              <w:t xml:space="preserve">resume_event_2 = </w:t>
+            </w:r>
+            <w:proofErr w:type="spellStart"/>
+            <w:proofErr w:type="gramStart"/>
+            <w:r>
+              <w:t>threading.Event</w:t>
+            </w:r>
+            <w:proofErr w:type="spellEnd"/>
+            <w:proofErr w:type="gramEnd"/>
+            <w:r>
+              <w:t>()</w:t>
+            </w:r>
+          </w:p>
+          <w:p>
+            <w:pPr>
+              <w:pStyle w:val="afd"/>
+              <w:spacing w:after="0"/>
+            </w:pPr>
+          </w:p>
+          <w:p>
+            <w:pPr>
+              <w:pStyle w:val="afd"/>
+              <w:spacing w:after="0"/>
+            </w:pPr>
+            <w:proofErr w:type="spellStart"/>
+            <w:r>
               <w:t>def</w:t>
             </w:r>
             <w:proofErr w:type="spellEnd"/>
             <w:r>
+              <w:t xml:space="preserve"> lab_thread_1():</w:t>
+            </w:r>
+          </w:p>
+          <w:p>
+            <w:pPr>
+              <w:pStyle w:val="afd"/>
+              <w:spacing w:after="0"/>
+            </w:pPr>
+            <w:r>
+              <w:t xml:space="preserve">    for </w:t>
+            </w:r>
+            <w:proofErr w:type="spellStart"/>
+            <w:r>
+              <w:t>i</w:t>
+            </w:r>
+            <w:proofErr w:type="spellEnd"/>
+            <w:r>
+              <w:t xml:space="preserve"> in </w:t>
+            </w:r>
+            <w:proofErr w:type="gramStart"/>
+            <w:r>
+              <w:t>range(</w:t>
+            </w:r>
+            <w:proofErr w:type="gramEnd"/>
+            <w:r>
+              <w:t>1, 51):</w:t>
+            </w:r>
+          </w:p>
+          <w:p>
+            <w:pPr>
+              <w:pStyle w:val="afd"/>
+              <w:spacing w:after="0"/>
+            </w:pPr>
+            <w:r>
+              <w:t xml:space="preserve">        if </w:t>
+            </w:r>
+            <w:proofErr w:type="spellStart"/>
+            <w:r>
+              <w:t>i</w:t>
+            </w:r>
+            <w:proofErr w:type="spellEnd"/>
+            <w:r>
+              <w:t xml:space="preserve"> == 20:</w:t>
+            </w:r>
+          </w:p>
+          <w:p>
+            <w:pPr>
+              <w:pStyle w:val="afd"/>
+              <w:spacing w:after="0"/>
+            </w:pPr>
+            <w:r>
+              <w:t xml:space="preserve">            print("[Thread-1] </w:t>
+            </w:r>
+            <w:proofErr w:type="spellStart"/>
+            <w:r>
+              <w:t>Приостановлен</w:t>
+            </w:r>
+            <w:proofErr w:type="spellEnd"/>
+            <w:r>
+              <w:t>")</w:t>
+            </w:r>
+          </w:p>
+          <w:p>
+            <w:pPr>
+              <w:pStyle w:val="afd"/>
+              <w:spacing w:after="0"/>
+            </w:pPr>
+            <w:r>
+              <w:t xml:space="preserve">            </w:t>
+            </w:r>
+            <w:proofErr w:type="gramStart"/>
+            <w:r>
+              <w:t>pause_event_1.set(</w:t>
+            </w:r>
+            <w:proofErr w:type="gramEnd"/>
+            <w:r>
+              <w:t>)</w:t>
+            </w:r>
+          </w:p>
+          <w:p>
+            <w:pPr>
+              <w:pStyle w:val="afd"/>
+              <w:spacing w:after="0"/>
+            </w:pPr>
+            <w:r>
+              <w:t xml:space="preserve">            resume_event_</w:t>
+            </w:r>
+            <w:proofErr w:type="gramStart"/>
+            <w:r>
+              <w:t>1.wait</w:t>
+            </w:r>
+            <w:proofErr w:type="gramEnd"/>
+            <w:r>
+              <w:t>()</w:t>
+            </w:r>
+          </w:p>
+          <w:p>
+            <w:pPr>
+              <w:pStyle w:val="afd"/>
+              <w:spacing w:after="0"/>
+            </w:pPr>
+            <w:r>
+              <w:t xml:space="preserve">            resume_event_</w:t>
+            </w:r>
+            <w:proofErr w:type="gramStart"/>
+            <w:r>
+              <w:t>1.clear</w:t>
+            </w:r>
+            <w:proofErr w:type="gramEnd"/>
+            <w:r>
+              <w:t>()</w:t>
+            </w:r>
+          </w:p>
+          <w:p>
+            <w:pPr>
+              <w:pStyle w:val="afd"/>
+              <w:spacing w:after="0"/>
+            </w:pPr>
+            <w:r>
+              <w:t xml:space="preserve">            print("[Thread-1] </w:t>
+            </w:r>
+            <w:proofErr w:type="spellStart"/>
+            <w:r>
+              <w:t>Возобновлён</w:t>
+            </w:r>
+            <w:proofErr w:type="spellEnd"/>
+            <w:r>
+              <w:t>")</w:t>
+            </w:r>
+          </w:p>
+          <w:p>
+            <w:pPr>
+              <w:pStyle w:val="afd"/>
+              <w:spacing w:after="0"/>
+            </w:pPr>
+            <w:r>
+              <w:t xml:space="preserve">        Lab_04</w:t>
+            </w:r>
+            <w:proofErr w:type="gramStart"/>
+            <w:r>
+              <w:t>x(</w:t>
+            </w:r>
+            <w:proofErr w:type="gramEnd"/>
+            <w:r>
+              <w:t>1)</w:t>
+            </w:r>
+          </w:p>
+          <w:p>
+            <w:pPr>
+              <w:pStyle w:val="afd"/>
+              <w:spacing w:after="0"/>
+            </w:pPr>
+          </w:p>
+          <w:p>
+            <w:pPr>
+              <w:pStyle w:val="afd"/>
+              <w:spacing w:after="0"/>
+            </w:pPr>
+            <w:proofErr w:type="spellStart"/>
+            <w:r>
+              <w:t>def</w:t>
+            </w:r>
+            <w:proofErr w:type="spellEnd"/>
+            <w:r>
+              <w:t xml:space="preserve"> lab_thread_2():</w:t>
+            </w:r>
+          </w:p>
+          <w:p>
+            <w:pPr>
+              <w:pStyle w:val="afd"/>
+              <w:spacing w:after="0"/>
+            </w:pPr>
+            <w:r>
+              <w:t xml:space="preserve">    for </w:t>
+            </w:r>
+            <w:proofErr w:type="spellStart"/>
+            <w:r>
+              <w:t>i</w:t>
+            </w:r>
+            <w:proofErr w:type="spellEnd"/>
+            <w:r>
+              <w:t xml:space="preserve"> in </w:t>
+            </w:r>
+            <w:proofErr w:type="gramStart"/>
+            <w:r>
+              <w:t>range(</w:t>
+            </w:r>
+            <w:proofErr w:type="gramEnd"/>
+            <w:r>
+              <w:t>1, 126):</w:t>
+            </w:r>
+          </w:p>
+          <w:p>
+            <w:pPr>
+              <w:pStyle w:val="afd"/>
+              <w:spacing w:after="0"/>
+            </w:pPr>
+            <w:r>
+              <w:t xml:space="preserve">        if </w:t>
+            </w:r>
+            <w:proofErr w:type="spellStart"/>
+            <w:r>
+              <w:t>i</w:t>
+            </w:r>
+            <w:proofErr w:type="spellEnd"/>
+            <w:r>
+              <w:t xml:space="preserve"> == 40:</w:t>
+            </w:r>
+          </w:p>
+          <w:p>
+            <w:pPr>
+              <w:pStyle w:val="afd"/>
+              <w:spacing w:after="0"/>
+            </w:pPr>
+            <w:r>
+              <w:t xml:space="preserve">            print("[Thread-2] </w:t>
+            </w:r>
+            <w:proofErr w:type="spellStart"/>
+            <w:r>
+              <w:t>Приостановлен</w:t>
+            </w:r>
+            <w:proofErr w:type="spellEnd"/>
+            <w:r>
+              <w:t>")</w:t>
+            </w:r>
+          </w:p>
+          <w:p>
+            <w:pPr>
+              <w:pStyle w:val="afd"/>
+              <w:spacing w:after="0"/>
+            </w:pPr>
+            <w:r>
+              <w:t xml:space="preserve">            </w:t>
+            </w:r>
+            <w:proofErr w:type="gramStart"/>
+            <w:r>
+              <w:t>pause_event_2.set(</w:t>
+            </w:r>
+            <w:proofErr w:type="gramEnd"/>
+            <w:r>
+              <w:t>)</w:t>
+            </w:r>
+          </w:p>
+          <w:p>
+            <w:pPr>
+              <w:pStyle w:val="afd"/>
+              <w:spacing w:after="0"/>
+            </w:pPr>
+            <w:r>
+              <w:t xml:space="preserve">            resume_event_</w:t>
+            </w:r>
+            <w:proofErr w:type="gramStart"/>
+            <w:r>
+              <w:t>2.wait</w:t>
+            </w:r>
+            <w:proofErr w:type="gramEnd"/>
+            <w:r>
+              <w:t>()</w:t>
+            </w:r>
+          </w:p>
+          <w:p>
+            <w:pPr>
+              <w:pStyle w:val="afd"/>
+              <w:spacing w:after="0"/>
+            </w:pPr>
+            <w:r>
+              <w:t xml:space="preserve">            resume_event_</w:t>
+            </w:r>
+            <w:proofErr w:type="gramStart"/>
+            <w:r>
+              <w:t>2.clear</w:t>
+            </w:r>
+            <w:proofErr w:type="gramEnd"/>
+            <w:r>
+              <w:t>()</w:t>
+            </w:r>
+          </w:p>
+          <w:p>
+            <w:pPr>
+              <w:pStyle w:val="afd"/>
+              <w:spacing w:after="0"/>
+            </w:pPr>
+            <w:r>
+              <w:t xml:space="preserve">            print("[Thread-2] </w:t>
+            </w:r>
+            <w:proofErr w:type="spellStart"/>
+            <w:r>
+              <w:t>Возобновлён</w:t>
+            </w:r>
+            <w:proofErr w:type="spellEnd"/>
+            <w:r>
+              <w:t>")</w:t>
+            </w:r>
+          </w:p>
+          <w:p>
+            <w:pPr>
+              <w:pStyle w:val="afd"/>
+              <w:spacing w:after="0"/>
+            </w:pPr>
+            <w:r>
+              <w:t xml:space="preserve">        Lab_04</w:t>
+            </w:r>
+            <w:proofErr w:type="gramStart"/>
+            <w:r>
+              <w:t>x(</w:t>
+            </w:r>
+            <w:proofErr w:type="gramEnd"/>
+            <w:r>
+              <w:t>1)</w:t>
+            </w:r>
+          </w:p>
+          <w:p>
+            <w:pPr>
+              <w:pStyle w:val="afd"/>
+              <w:spacing w:after="0"/>
+            </w:pPr>
+          </w:p>
+          <w:p>
+            <w:pPr>
+              <w:pStyle w:val="afd"/>
+              <w:spacing w:after="0"/>
+            </w:pPr>
+            <w:proofErr w:type="spellStart"/>
+            <w:r>
+              <w:t>def</w:t>
+            </w:r>
+            <w:proofErr w:type="spellEnd"/>
+            <w:r>
               <w:t xml:space="preserve"> </w:t>
             </w:r>
             <w:proofErr w:type="gramStart"/>
@@ -2304,7 +3385,154 @@
               <w:spacing w:after="0"/>
             </w:pPr>
             <w:r>
-              <w:t xml:space="preserve">    try:</w:t>
+              <w:t xml:space="preserve">    t1 = </w:t>
+            </w:r>
+            <w:proofErr w:type="spellStart"/>
+            <w:proofErr w:type="gramStart"/>
+            <w:r>
+              <w:t>threading.Thread</w:t>
+            </w:r>
+            <w:proofErr w:type="spellEnd"/>
+            <w:proofErr w:type="gramEnd"/>
+            <w:r>
+              <w:t>(target=lab_thread_1, name="Thread-1")</w:t>
+            </w:r>
+          </w:p>
+          <w:p>
+            <w:pPr>
+              <w:pStyle w:val="afd"/>
+              <w:spacing w:after="0"/>
+            </w:pPr>
+            <w:r>
+              <w:t xml:space="preserve">    t2 = </w:t>
+            </w:r>
+            <w:proofErr w:type="spellStart"/>
+            <w:proofErr w:type="gramStart"/>
+            <w:r>
+              <w:t>threading.Thread</w:t>
+            </w:r>
+            <w:proofErr w:type="spellEnd"/>
+            <w:proofErr w:type="gramEnd"/>
+            <w:r>
+              <w:t>(target=lab_thread_2, name="Thread-2")</w:t>
+            </w:r>
+          </w:p>
+          <w:p>
+            <w:pPr>
+              <w:pStyle w:val="afd"/>
+              <w:spacing w:after="0"/>
+            </w:pPr>
+          </w:p>
+          <w:p>
+            <w:pPr>
+              <w:pStyle w:val="afd"/>
+              <w:spacing w:after="0"/>
+            </w:pPr>
+            <w:r>
+              <w:t xml:space="preserve">    t</w:t>
+            </w:r>
+            <w:proofErr w:type="gramStart"/>
+            <w:r>
+              <w:t>1.start</w:t>
+            </w:r>
+            <w:proofErr w:type="gramEnd"/>
+            <w:r>
+              <w:t>()</w:t>
+            </w:r>
+          </w:p>
+          <w:p>
+            <w:pPr>
+              <w:pStyle w:val="afd"/>
+              <w:spacing w:after="0"/>
+            </w:pPr>
+            <w:r>
+              <w:t xml:space="preserve">    t</w:t>
+            </w:r>
+            <w:proofErr w:type="gramStart"/>
+            <w:r>
+              <w:t>2.start</w:t>
+            </w:r>
+            <w:proofErr w:type="gramEnd"/>
+            <w:r>
+              <w:t>()</w:t>
+            </w:r>
+          </w:p>
+          <w:p>
+            <w:pPr>
+              <w:pStyle w:val="afd"/>
+              <w:spacing w:after="0"/>
+            </w:pPr>
+          </w:p>
+          <w:p>
+            <w:pPr>
+              <w:pStyle w:val="afd"/>
+              <w:spacing w:after="0"/>
+            </w:pPr>
+            <w:r>
+              <w:t xml:space="preserve">    # </w:t>
+            </w:r>
+            <w:proofErr w:type="spellStart"/>
+            <w:r>
+              <w:t>Главный</w:t>
+            </w:r>
+            <w:proofErr w:type="spellEnd"/>
+            <w:r>
+              <w:t xml:space="preserve"> </w:t>
+            </w:r>
+            <w:proofErr w:type="spellStart"/>
+            <w:r>
+              <w:t>цикл</w:t>
+            </w:r>
+            <w:proofErr w:type="spellEnd"/>
+          </w:p>
+          <w:p>
+            <w:pPr>
+              <w:pStyle w:val="afd"/>
+              <w:spacing w:after="0"/>
+            </w:pPr>
+            <w:r>
+              <w:t xml:space="preserve">    for </w:t>
+            </w:r>
+            <w:proofErr w:type="spellStart"/>
+            <w:r>
+              <w:t>i</w:t>
+            </w:r>
+            <w:proofErr w:type="spellEnd"/>
+            <w:r>
+              <w:t xml:space="preserve"> in </w:t>
+            </w:r>
+            <w:proofErr w:type="gramStart"/>
+            <w:r>
+              <w:t>range(</w:t>
+            </w:r>
+            <w:proofErr w:type="gramEnd"/>
+            <w:r>
+              <w:t>1, 101):</w:t>
+            </w:r>
+          </w:p>
+          <w:p>
+            <w:pPr>
+              <w:pStyle w:val="afd"/>
+              <w:spacing w:after="0"/>
+            </w:pPr>
+            <w:r>
+              <w:t xml:space="preserve">        print(f"[Main] </w:t>
+            </w:r>
+            <w:proofErr w:type="spellStart"/>
+            <w:r>
+              <w:t>Итерация</w:t>
+            </w:r>
+            <w:proofErr w:type="spellEnd"/>
+            <w:r>
+              <w:t xml:space="preserve"> {</w:t>
+            </w:r>
+            <w:proofErr w:type="spellStart"/>
+            <w:r>
+              <w:t>i</w:t>
+            </w:r>
+            <w:proofErr w:type="spellEnd"/>
+            <w:r>
+              <w:t>}")</w:t>
             </w:r>
           </w:p>
           <w:p>
@@ -2315,165 +3543,127 @@
             <w:r>
               <w:t xml:space="preserve">        </w:t>
             </w:r>
+            <w:proofErr w:type="spellStart"/>
             <w:proofErr w:type="gramStart"/>
             <w:r>
-              <w:t>print(</w:t>
-            </w:r>
+              <w:t>time.sleep</w:t>
+            </w:r>
+            <w:proofErr w:type="spellEnd"/>
             <w:proofErr w:type="gramEnd"/>
             <w:r>
-              <w:t>"</w:t>
-            </w:r>
-            <w:proofErr w:type="spellStart"/>
-            <w:r>
-              <w:t>Запуск</w:t>
-            </w:r>
-            <w:proofErr w:type="spellEnd"/>
-            <w:r>
-              <w:t xml:space="preserve"> </w:t>
-            </w:r>
-            <w:proofErr w:type="spellStart"/>
-            <w:r>
-              <w:t>потоков</w:t>
-            </w:r>
-            <w:proofErr w:type="spellEnd"/>
-            <w:r>
-              <w:t>...\n")</w:t>
-            </w:r>
-          </w:p>
-          <w:p>
-            <w:pPr>
-              <w:pStyle w:val="afd"/>
-              <w:spacing w:after="0"/>
-            </w:pPr>
-            <w:r>
-              <w:t xml:space="preserve">        t1 = </w:t>
-            </w:r>
-            <w:proofErr w:type="spellStart"/>
+              <w:t>(0.35)</w:t>
+            </w:r>
+          </w:p>
+          <w:p>
+            <w:pPr>
+              <w:pStyle w:val="afd"/>
+              <w:spacing w:after="0"/>
+            </w:pPr>
+          </w:p>
+          <w:p>
+            <w:pPr>
+              <w:pStyle w:val="afd"/>
+              <w:spacing w:after="0"/>
+            </w:pPr>
+            <w:r>
+              <w:t xml:space="preserve">        if </w:t>
+            </w:r>
+            <w:proofErr w:type="spellStart"/>
+            <w:r>
+              <w:t>i</w:t>
+            </w:r>
+            <w:proofErr w:type="spellEnd"/>
+            <w:r>
+              <w:t xml:space="preserve"> == 60 and pause_event_1.is_</w:t>
+            </w:r>
             <w:proofErr w:type="gramStart"/>
             <w:r>
-              <w:t>threading.Thread</w:t>
-            </w:r>
-            <w:proofErr w:type="spellEnd"/>
+              <w:t>set(</w:t>
+            </w:r>
             <w:proofErr w:type="gramEnd"/>
             <w:r>
-              <w:t xml:space="preserve">(target=Lab_04x, </w:t>
-            </w:r>
-            <w:proofErr w:type="spellStart"/>
-            <w:r>
-              <w:t>args</w:t>
-            </w:r>
-            <w:proofErr w:type="spellEnd"/>
-            <w:r>
-              <w:t>=(50, "</w:t>
-            </w:r>
-            <w:proofErr w:type="spellStart"/>
-            <w:r>
-              <w:t>Дочерний</w:t>
-            </w:r>
-            <w:proofErr w:type="spellEnd"/>
-            <w:r>
-              <w:t xml:space="preserve"> </w:t>
-            </w:r>
-            <w:proofErr w:type="spellStart"/>
-            <w:r>
-              <w:t>поток</w:t>
-            </w:r>
-            <w:proofErr w:type="spellEnd"/>
-            <w:r>
-              <w:t xml:space="preserve"> 1 (50 </w:t>
-            </w:r>
-            <w:proofErr w:type="spellStart"/>
-            <w:r>
-              <w:t>итераций</w:t>
-            </w:r>
-            <w:proofErr w:type="spellEnd"/>
-            <w:r>
-              <w:t>)"))</w:t>
-            </w:r>
-          </w:p>
-          <w:p>
-            <w:pPr>
-              <w:pStyle w:val="afd"/>
-              <w:spacing w:after="0"/>
-            </w:pPr>
-            <w:r>
-              <w:t xml:space="preserve">        t2 = </w:t>
-            </w:r>
-            <w:proofErr w:type="spellStart"/>
+              <w:t>):</w:t>
+            </w:r>
+          </w:p>
+          <w:p>
+            <w:pPr>
+              <w:pStyle w:val="afd"/>
+              <w:spacing w:after="0"/>
+            </w:pPr>
+            <w:r>
+              <w:t xml:space="preserve">            </w:t>
+            </w:r>
             <w:proofErr w:type="gramStart"/>
             <w:r>
-              <w:t>threading.Thread</w:t>
-            </w:r>
-            <w:proofErr w:type="spellEnd"/>
+              <w:t>resume_event_1.set(</w:t>
+            </w:r>
             <w:proofErr w:type="gramEnd"/>
             <w:r>
-              <w:t xml:space="preserve">(target=Lab_04x, </w:t>
-            </w:r>
-            <w:proofErr w:type="spellStart"/>
-            <w:r>
-              <w:t>args</w:t>
-            </w:r>
-            <w:proofErr w:type="spellEnd"/>
-            <w:r>
-              <w:t>=(125, "</w:t>
-            </w:r>
-            <w:proofErr w:type="spellStart"/>
-            <w:r>
-              <w:t>Дочерний</w:t>
-            </w:r>
-            <w:proofErr w:type="spellEnd"/>
-            <w:r>
-              <w:t xml:space="preserve"> </w:t>
-            </w:r>
-            <w:proofErr w:type="spellStart"/>
-            <w:r>
-              <w:t>поток</w:t>
-            </w:r>
-            <w:proofErr w:type="spellEnd"/>
-            <w:r>
-              <w:t xml:space="preserve"> 2 (125 </w:t>
-            </w:r>
-            <w:proofErr w:type="spellStart"/>
-            <w:r>
-              <w:t>итераций</w:t>
-            </w:r>
-            <w:proofErr w:type="spellEnd"/>
-            <w:r>
-              <w:t>)"))</w:t>
-            </w:r>
-          </w:p>
-          <w:p>
-            <w:pPr>
-              <w:pStyle w:val="afd"/>
-              <w:spacing w:after="0"/>
-            </w:pPr>
-          </w:p>
-          <w:p>
-            <w:pPr>
-              <w:pStyle w:val="afd"/>
-              <w:spacing w:after="0"/>
-              <w:rPr>
-                <w:lang w:val="ru-RU"/>
-              </w:rPr>
-            </w:pPr>
-            <w:r>
-              <w:t xml:space="preserve">        t</w:t>
+              <w:t>)</w:t>
+            </w:r>
+          </w:p>
+          <w:p>
+            <w:pPr>
+              <w:pStyle w:val="afd"/>
+              <w:spacing w:after="0"/>
+            </w:pPr>
+            <w:r>
+              <w:t xml:space="preserve">        if </w:t>
+            </w:r>
+            <w:proofErr w:type="spellStart"/>
+            <w:r>
+              <w:t>i</w:t>
+            </w:r>
+            <w:proofErr w:type="spellEnd"/>
+            <w:r>
+              <w:t xml:space="preserve"> == 100 and pause_event_2.is_</w:t>
             </w:r>
             <w:proofErr w:type="gramStart"/>
             <w:r>
-              <w:rPr>
-                <w:lang w:val="ru-RU"/>
-              </w:rPr>
-              <w:t>1.</w:t>
-            </w:r>
-            <w:r>
-              <w:t>start</w:t>
+              <w:t>set(</w:t>
             </w:r>
             <w:proofErr w:type="gramEnd"/>
             <w:r>
-              <w:rPr>
-                <w:lang w:val="ru-RU"/>
-              </w:rPr>
+              <w:t>):</w:t>
+            </w:r>
+          </w:p>
+          <w:p>
+            <w:pPr>
+              <w:pStyle w:val="afd"/>
+              <w:spacing w:after="0"/>
+            </w:pPr>
+            <w:r>
+              <w:t xml:space="preserve">            </w:t>
+            </w:r>
+            <w:proofErr w:type="gramStart"/>
+            <w:r>
+              <w:t>resume_event_2.set(</w:t>
+            </w:r>
+            <w:proofErr w:type="gramEnd"/>
+            <w:r>
+              <w:t>)</w:t>
+            </w:r>
+          </w:p>
+          <w:p>
+            <w:pPr>
+              <w:pStyle w:val="afd"/>
+              <w:spacing w:after="0"/>
+            </w:pPr>
+          </w:p>
+          <w:p>
+            <w:pPr>
+              <w:pStyle w:val="afd"/>
+              <w:spacing w:after="0"/>
+            </w:pPr>
+            <w:r>
+              <w:t xml:space="preserve">    t</w:t>
+            </w:r>
+            <w:proofErr w:type="gramStart"/>
+            <w:r>
+              <w:t>1.join</w:t>
+            </w:r>
+            <w:proofErr w:type="gramEnd"/>
+            <w:r>
               <w:t>()</w:t>
             </w:r>
           </w:p>
@@ -2486,13 +3676,7 @@
               </w:rPr>
             </w:pPr>
             <w:r>
-              <w:rPr>
-                <w:lang w:val="ru-RU"/>
-              </w:rPr>
-              <w:t xml:space="preserve">        </w:t>
-            </w:r>
-            <w:r>
-              <w:t>t</w:t>
+              <w:t xml:space="preserve">    t</w:t>
             </w:r>
             <w:proofErr w:type="gramStart"/>
             <w:r>
@@ -2502,7 +3686,7 @@
               <w:t>2.</w:t>
             </w:r>
             <w:r>
-              <w:t>start</w:t>
+              <w:t>join</w:t>
             </w:r>
             <w:proofErr w:type="gramEnd"/>
             <w:r>
@@ -2520,35 +3704,15 @@
                 <w:lang w:val="ru-RU"/>
               </w:rPr>
             </w:pPr>
-            <w:bookmarkStart w:id="0" w:name="_GoBack"/>
-            <w:bookmarkEnd w:id="0"/>
-          </w:p>
-          <w:p>
-            <w:pPr>
-              <w:pStyle w:val="afd"/>
-              <w:spacing w:after="0"/>
-              <w:rPr>
-                <w:lang w:val="ru-RU"/>
-              </w:rPr>
-            </w:pPr>
-            <w:r>
-              <w:rPr>
-                <w:lang w:val="ru-RU"/>
-              </w:rPr>
-              <w:t xml:space="preserve">        </w:t>
-            </w:r>
-            <w:r>
-              <w:t>Lab</w:t>
-            </w:r>
-            <w:r>
-              <w:rPr>
-                <w:lang w:val="ru-RU"/>
-              </w:rPr>
-              <w:t>_04</w:t>
+            <w:r>
+              <w:rPr>
+                <w:lang w:val="ru-RU"/>
+              </w:rPr>
+              <w:t xml:space="preserve">    </w:t>
             </w:r>
             <w:proofErr w:type="gramStart"/>
             <w:r>
-              <w:t>x</w:t>
+              <w:t>print</w:t>
             </w:r>
             <w:r>
               <w:rPr>
@@ -2561,119 +3725,7 @@
               <w:rPr>
                 <w:lang w:val="ru-RU"/>
               </w:rPr>
-              <w:t>100, "Главный поток (100 итераций)")</w:t>
-            </w:r>
-          </w:p>
-          <w:p>
-            <w:pPr>
-              <w:pStyle w:val="afd"/>
-              <w:spacing w:after="0"/>
-              <w:rPr>
-                <w:lang w:val="ru-RU"/>
-              </w:rPr>
-            </w:pPr>
-          </w:p>
-          <w:p>
-            <w:pPr>
-              <w:pStyle w:val="afd"/>
-              <w:spacing w:after="0"/>
-              <w:rPr>
-                <w:lang w:val="ru-RU"/>
-              </w:rPr>
-            </w:pPr>
-            <w:r>
-              <w:rPr>
-                <w:lang w:val="ru-RU"/>
-              </w:rPr>
-              <w:t xml:space="preserve">        </w:t>
-            </w:r>
-            <w:r>
-              <w:t>t</w:t>
-            </w:r>
-            <w:proofErr w:type="gramStart"/>
-            <w:r>
-              <w:rPr>
-                <w:lang w:val="ru-RU"/>
-              </w:rPr>
-              <w:t>1.</w:t>
-            </w:r>
-            <w:r>
-              <w:t>join</w:t>
-            </w:r>
-            <w:proofErr w:type="gramEnd"/>
-            <w:r>
-              <w:rPr>
-                <w:lang w:val="ru-RU"/>
-              </w:rPr>
-              <w:t>()</w:t>
-            </w:r>
-          </w:p>
-          <w:p>
-            <w:pPr>
-              <w:pStyle w:val="afd"/>
-              <w:spacing w:after="0"/>
-              <w:rPr>
-                <w:lang w:val="ru-RU"/>
-              </w:rPr>
-            </w:pPr>
-            <w:r>
-              <w:rPr>
-                <w:lang w:val="ru-RU"/>
-              </w:rPr>
-              <w:t xml:space="preserve">        </w:t>
-            </w:r>
-            <w:r>
-              <w:t>t</w:t>
-            </w:r>
-            <w:proofErr w:type="gramStart"/>
-            <w:r>
-              <w:rPr>
-                <w:lang w:val="ru-RU"/>
-              </w:rPr>
-              <w:t>2.</w:t>
-            </w:r>
-            <w:r>
-              <w:t>join</w:t>
-            </w:r>
-            <w:proofErr w:type="gramEnd"/>
-            <w:r>
-              <w:rPr>
-                <w:lang w:val="ru-RU"/>
-              </w:rPr>
-              <w:t>()</w:t>
-            </w:r>
-          </w:p>
-          <w:p>
-            <w:pPr>
-              <w:pStyle w:val="afd"/>
-              <w:spacing w:after="0"/>
-              <w:rPr>
-                <w:lang w:val="ru-RU"/>
-              </w:rPr>
-            </w:pPr>
-          </w:p>
-          <w:p>
-            <w:pPr>
-              <w:pStyle w:val="afd"/>
-              <w:spacing w:after="0"/>
-              <w:rPr>
-                <w:lang w:val="ru-RU"/>
-              </w:rPr>
-            </w:pPr>
-            <w:r>
-              <w:rPr>
-                <w:lang w:val="ru-RU"/>
-              </w:rPr>
-              <w:t xml:space="preserve">        </w:t>
-            </w:r>
-            <w:r>
-              <w:t>print</w:t>
-            </w:r>
-            <w:r>
-              <w:rPr>
-                <w:lang w:val="ru-RU"/>
-              </w:rPr>
-              <w:t>("\</w:t>
+              <w:t>"\</w:t>
             </w:r>
             <w:r>
               <w:t>n</w:t>
@@ -2682,81 +3734,8 @@
               <w:rPr>
                 <w:lang w:val="ru-RU"/>
               </w:rPr>
-              <w:t>[РЕЗУЛЬТАТ] Все потоки успешно завершены.")</w:t>
-            </w:r>
-          </w:p>
-          <w:p>
-            <w:pPr>
-              <w:pStyle w:val="afd"/>
-              <w:spacing w:after="0"/>
-            </w:pPr>
-            <w:r>
-              <w:rPr>
-                <w:lang w:val="ru-RU"/>
-              </w:rPr>
-              <w:t xml:space="preserve">    </w:t>
-            </w:r>
-            <w:r>
-              <w:t>except Exception as e:</w:t>
-            </w:r>
-          </w:p>
-          <w:p>
-            <w:pPr>
-              <w:pStyle w:val="afd"/>
-              <w:spacing w:after="0"/>
-            </w:pPr>
-            <w:r>
-              <w:t xml:space="preserve">        </w:t>
-            </w:r>
-            <w:proofErr w:type="gramStart"/>
-            <w:r>
-              <w:t>print(</w:t>
-            </w:r>
-            <w:proofErr w:type="spellStart"/>
-            <w:proofErr w:type="gramEnd"/>
-            <w:r>
-              <w:t>f"Ошибка</w:t>
-            </w:r>
-            <w:proofErr w:type="spellEnd"/>
-            <w:r>
-              <w:t xml:space="preserve"> </w:t>
-            </w:r>
-            <w:proofErr w:type="spellStart"/>
-            <w:r>
-              <w:t>при</w:t>
-            </w:r>
-            <w:proofErr w:type="spellEnd"/>
-            <w:r>
-              <w:t xml:space="preserve"> </w:t>
-            </w:r>
-            <w:proofErr w:type="spellStart"/>
-            <w:r>
-              <w:t>работе</w:t>
-            </w:r>
-            <w:proofErr w:type="spellEnd"/>
-            <w:r>
-              <w:t xml:space="preserve"> </w:t>
-            </w:r>
-            <w:proofErr w:type="spellStart"/>
-            <w:r>
-              <w:t>программы</w:t>
-            </w:r>
-            <w:proofErr w:type="spellEnd"/>
-            <w:r>
-              <w:t>: {e}")</w:t>
-            </w:r>
-          </w:p>
-          <w:p>
-            <w:pPr>
-              <w:pStyle w:val="afd"/>
-              <w:spacing w:after="0"/>
-            </w:pPr>
-          </w:p>
-          <w:p>
-            <w:pPr>
-              <w:pStyle w:val="afd"/>
-              <w:spacing w:after="0"/>
-            </w:pPr>
+              <w:t>Все потоки завершены.")</w:t>
+            </w:r>
           </w:p>
           <w:p>
             <w:pPr>
@@ -2784,13 +3763,11 @@
         <w:pStyle w:val="af4"/>
       </w:pPr>
       <w:r>
-        <w:t>Листинг 2.1</w:t>
-      </w:r>
-      <w:r>
-        <w:t>.2</w:t>
-      </w:r>
-      <w:r>
-        <w:t xml:space="preserve">.1 – </w:t>
+        <w:lastRenderedPageBreak/>
+        <w:t>Листинг 2.1.2</w:t>
+      </w:r>
+      <w:r>
+        <w:t xml:space="preserve"> – </w:t>
       </w:r>
       <w:r>
         <w:t>Исходный код программы</w:t>
@@ -2805,10 +3782,13 @@
         <w:t>l</w:t>
       </w:r>
       <w:r>
-        <w:t>ab</w:t>
-      </w:r>
-      <w:r>
-        <w:t>04a</w:t>
+        <w:t>ab04</w:t>
+      </w:r>
+      <w:r>
+        <w:rPr>
+          <w:lang w:val="en-US"/>
+        </w:rPr>
+        <w:t>b</w:t>
       </w:r>
       <w:r>
         <w:t>.</w:t>
@@ -2828,7 +3808,7 @@
         <w:rPr>
           <w:lang w:val="en-US"/>
         </w:rPr>
-        <w:t>a</w:t>
+        <w:t>b</w:t>
       </w:r>
       <w:r>
         <w:t>.</w:t>
@@ -2846,37 +3826,557 @@
       <w:pPr>
         <w:pStyle w:val="af4"/>
       </w:pPr>
+      <w:r>
+        <w:lastRenderedPageBreak/>
+        <w:drawing>
+          <wp:inline distT="0" distB="0" distL="0" distR="0" wp14:anchorId="14AA9870" wp14:editId="75DD0C1A">
+            <wp:extent cx="5940425" cy="3284855"/>
+            <wp:effectExtent l="0" t="0" r="3175" b="0"/>
+            <wp:docPr id="171" name="Рисунок 171"/>
+            <wp:cNvGraphicFramePr>
+              <a:graphicFrameLocks xmlns:a="http://schemas.openxmlformats.org/drawingml/2006/main" noChangeAspect="1"/>
+            </wp:cNvGraphicFramePr>
+            <a:graphic xmlns:a="http://schemas.openxmlformats.org/drawingml/2006/main">
+              <a:graphicData uri="http://schemas.openxmlformats.org/drawingml/2006/picture">
+                <pic:pic xmlns:pic="http://schemas.openxmlformats.org/drawingml/2006/picture">
+                  <pic:nvPicPr>
+                    <pic:cNvPr id="1" name=""/>
+                    <pic:cNvPicPr/>
+                  </pic:nvPicPr>
+                  <pic:blipFill>
+                    <a:blip r:embed="rId16"/>
+                    <a:stretch>
+                      <a:fillRect/>
+                    </a:stretch>
+                  </pic:blipFill>
+                  <pic:spPr>
+                    <a:xfrm>
+                      <a:off x="0" y="0"/>
+                      <a:ext cx="5940425" cy="3284855"/>
+                    </a:xfrm>
+                    <a:prstGeom prst="rect">
+                      <a:avLst/>
+                    </a:prstGeom>
+                  </pic:spPr>
+                </pic:pic>
+              </a:graphicData>
+            </a:graphic>
+          </wp:inline>
+        </w:drawing>
+      </w:r>
     </w:p>
     <w:p>
       <w:pPr>
         <w:pStyle w:val="af4"/>
       </w:pPr>
       <w:r>
-        <w:t>Рисунок 2.1</w:t>
-      </w:r>
-      <w:r>
-        <w:t>.2</w:t>
-      </w:r>
-      <w:r>
-        <w:t xml:space="preserve">.1 – </w:t>
-      </w:r>
-      <w:r>
-        <w:t xml:space="preserve">Демонстрация работы </w:t>
-      </w:r>
-      <w:r>
-        <w:t xml:space="preserve">программы </w:t>
-      </w:r>
-      <w:r>
-        <w:t>lab04</w:t>
+        <w:t>Рисунок 2.1.6</w:t>
+      </w:r>
+      <w:r>
+        <w:t xml:space="preserve"> – </w:t>
+      </w:r>
+      <w:r>
+        <w:t xml:space="preserve">Фрагмен вывода запуска программы </w:t>
       </w:r>
       <w:r>
         <w:rPr>
           <w:lang w:val="en-US"/>
         </w:rPr>
-        <w:t>a</w:t>
-      </w:r>
-      <w:r>
-        <w:t>.py</w:t>
+        <w:t>l</w:t>
+      </w:r>
+      <w:r>
+        <w:t>ab04</w:t>
+      </w:r>
+      <w:r>
+        <w:rPr>
+          <w:lang w:val="en-US"/>
+        </w:rPr>
+        <w:t>b</w:t>
+      </w:r>
+      <w:r>
+        <w:t>.</w:t>
+      </w:r>
+      <w:r>
+        <w:rPr>
+          <w:lang w:val="en-US"/>
+        </w:rPr>
+        <w:t>py</w:t>
+      </w:r>
+    </w:p>
+    <w:p>
+      <w:r>
+        <w:t>Виден з</w:t>
+      </w:r>
+      <w:r>
+        <w:t>апуск трёх потоков в Lab-04b и начало выполнения функции Lab_04</w:t>
+      </w:r>
+      <w:proofErr w:type="gramStart"/>
+      <w:r>
+        <w:t>x(</w:t>
+      </w:r>
+      <w:proofErr w:type="gramEnd"/>
+      <w:r>
+        <w:t>).</w:t>
+      </w:r>
+    </w:p>
+    <w:p>
+      <w:pPr>
+        <w:pStyle w:val="af4"/>
+      </w:pPr>
+      <w:r>
+        <w:drawing>
+          <wp:inline distT="0" distB="0" distL="0" distR="0" wp14:anchorId="345F74E4" wp14:editId="1663AE56">
+            <wp:extent cx="5940425" cy="2813050"/>
+            <wp:effectExtent l="0" t="0" r="3175" b="6350"/>
+            <wp:docPr id="172" name="Рисунок 172"/>
+            <wp:cNvGraphicFramePr>
+              <a:graphicFrameLocks xmlns:a="http://schemas.openxmlformats.org/drawingml/2006/main" noChangeAspect="1"/>
+            </wp:cNvGraphicFramePr>
+            <a:graphic xmlns:a="http://schemas.openxmlformats.org/drawingml/2006/main">
+              <a:graphicData uri="http://schemas.openxmlformats.org/drawingml/2006/picture">
+                <pic:pic xmlns:pic="http://schemas.openxmlformats.org/drawingml/2006/picture">
+                  <pic:nvPicPr>
+                    <pic:cNvPr id="1" name=""/>
+                    <pic:cNvPicPr/>
+                  </pic:nvPicPr>
+                  <pic:blipFill>
+                    <a:blip r:embed="rId17"/>
+                    <a:stretch>
+                      <a:fillRect/>
+                    </a:stretch>
+                  </pic:blipFill>
+                  <pic:spPr>
+                    <a:xfrm>
+                      <a:off x="0" y="0"/>
+                      <a:ext cx="5940425" cy="2813050"/>
+                    </a:xfrm>
+                    <a:prstGeom prst="rect">
+                      <a:avLst/>
+                    </a:prstGeom>
+                  </pic:spPr>
+                </pic:pic>
+              </a:graphicData>
+            </a:graphic>
+          </wp:inline>
+        </w:drawing>
+      </w:r>
+    </w:p>
+    <w:p>
+      <w:pPr>
+        <w:pStyle w:val="af4"/>
+      </w:pPr>
+      <w:r>
+        <w:t xml:space="preserve">Рисунок 2.1.6 – Фрагмен вывода запуска программы </w:t>
+      </w:r>
+      <w:r>
+        <w:rPr>
+          <w:lang w:val="en-US"/>
+        </w:rPr>
+        <w:t>l</w:t>
+      </w:r>
+      <w:r>
+        <w:t>ab04</w:t>
+      </w:r>
+      <w:r>
+        <w:rPr>
+          <w:lang w:val="en-US"/>
+        </w:rPr>
+        <w:t>b</w:t>
+      </w:r>
+      <w:r>
+        <w:t>.</w:t>
+      </w:r>
+      <w:r>
+        <w:rPr>
+          <w:lang w:val="en-US"/>
+        </w:rPr>
+        <w:t>py</w:t>
+      </w:r>
+    </w:p>
+    <w:p>
+      <w:r>
+        <w:t>Виден</w:t>
+      </w:r>
+      <w:r>
+        <w:t xml:space="preserve"> </w:t>
+      </w:r>
+      <w:r>
+        <w:t>м</w:t>
+      </w:r>
+      <w:r>
+        <w:t>омент приостановки потока Thread-1 на 20-й итерации (в консоли появляется сообщение “[Thread-1] Приостановлен”).</w:t>
+      </w:r>
+    </w:p>
+    <w:p>
+      <w:pPr>
+        <w:pStyle w:val="af4"/>
+      </w:pPr>
+      <w:r>
+        <w:lastRenderedPageBreak/>
+        <w:drawing>
+          <wp:inline distT="0" distB="0" distL="0" distR="0" wp14:anchorId="302152BF" wp14:editId="22005061">
+            <wp:extent cx="5940425" cy="3495675"/>
+            <wp:effectExtent l="0" t="0" r="3175" b="9525"/>
+            <wp:docPr id="173" name="Рисунок 173"/>
+            <wp:cNvGraphicFramePr>
+              <a:graphicFrameLocks xmlns:a="http://schemas.openxmlformats.org/drawingml/2006/main" noChangeAspect="1"/>
+            </wp:cNvGraphicFramePr>
+            <a:graphic xmlns:a="http://schemas.openxmlformats.org/drawingml/2006/main">
+              <a:graphicData uri="http://schemas.openxmlformats.org/drawingml/2006/picture">
+                <pic:pic xmlns:pic="http://schemas.openxmlformats.org/drawingml/2006/picture">
+                  <pic:nvPicPr>
+                    <pic:cNvPr id="1" name=""/>
+                    <pic:cNvPicPr/>
+                  </pic:nvPicPr>
+                  <pic:blipFill>
+                    <a:blip r:embed="rId18"/>
+                    <a:stretch>
+                      <a:fillRect/>
+                    </a:stretch>
+                  </pic:blipFill>
+                  <pic:spPr>
+                    <a:xfrm>
+                      <a:off x="0" y="0"/>
+                      <a:ext cx="5940425" cy="3495675"/>
+                    </a:xfrm>
+                    <a:prstGeom prst="rect">
+                      <a:avLst/>
+                    </a:prstGeom>
+                  </pic:spPr>
+                </pic:pic>
+              </a:graphicData>
+            </a:graphic>
+          </wp:inline>
+        </w:drawing>
+      </w:r>
+    </w:p>
+    <w:p>
+      <w:pPr>
+        <w:pStyle w:val="af4"/>
+      </w:pPr>
+      <w:r>
+        <w:t xml:space="preserve">Рисунок 2.1.7 – Фрагмен вывода запуска программы </w:t>
+      </w:r>
+      <w:r>
+        <w:rPr>
+          <w:lang w:val="en-US"/>
+        </w:rPr>
+        <w:t>l</w:t>
+      </w:r>
+      <w:r>
+        <w:t>ab04</w:t>
+      </w:r>
+      <w:r>
+        <w:rPr>
+          <w:lang w:val="en-US"/>
+        </w:rPr>
+        <w:t>b</w:t>
+      </w:r>
+      <w:r>
+        <w:t>.</w:t>
+      </w:r>
+      <w:r>
+        <w:rPr>
+          <w:lang w:val="en-US"/>
+        </w:rPr>
+        <w:t>py</w:t>
+      </w:r>
+    </w:p>
+    <w:p>
+      <w:r>
+        <w:t>Видно</w:t>
+      </w:r>
+      <w:r>
+        <w:t xml:space="preserve"> </w:t>
+      </w:r>
+      <w:r>
+        <w:t xml:space="preserve">приостановки потока Thread-2 </w:t>
+      </w:r>
+      <w:r>
+        <w:t xml:space="preserve">на </w:t>
+      </w:r>
+      <w:r>
+        <w:t>45</w:t>
+      </w:r>
+      <w:r>
+        <w:t>-й итерации</w:t>
+      </w:r>
+      <w:r>
+        <w:t xml:space="preserve"> и</w:t>
+      </w:r>
+      <w:r>
+        <w:t xml:space="preserve"> </w:t>
+      </w:r>
+      <w:r>
+        <w:t>в</w:t>
+      </w:r>
+      <w:r>
+        <w:t>озобновление потока Thread-1 на 60-й итерации, что подтверждает корректную работу механизма синхронизации.</w:t>
+      </w:r>
+    </w:p>
+    <w:p>
+      <w:pPr>
+        <w:pStyle w:val="af4"/>
+      </w:pPr>
+      <w:r>
+        <w:drawing>
+          <wp:inline distT="0" distB="0" distL="0" distR="0" wp14:anchorId="71FB5BA0" wp14:editId="6F2DCB93">
+            <wp:extent cx="5940425" cy="2560955"/>
+            <wp:effectExtent l="0" t="0" r="3175" b="0"/>
+            <wp:docPr id="174" name="Рисунок 174"/>
+            <wp:cNvGraphicFramePr>
+              <a:graphicFrameLocks xmlns:a="http://schemas.openxmlformats.org/drawingml/2006/main" noChangeAspect="1"/>
+            </wp:cNvGraphicFramePr>
+            <a:graphic xmlns:a="http://schemas.openxmlformats.org/drawingml/2006/main">
+              <a:graphicData uri="http://schemas.openxmlformats.org/drawingml/2006/picture">
+                <pic:pic xmlns:pic="http://schemas.openxmlformats.org/drawingml/2006/picture">
+                  <pic:nvPicPr>
+                    <pic:cNvPr id="1" name=""/>
+                    <pic:cNvPicPr/>
+                  </pic:nvPicPr>
+                  <pic:blipFill>
+                    <a:blip r:embed="rId19"/>
+                    <a:stretch>
+                      <a:fillRect/>
+                    </a:stretch>
+                  </pic:blipFill>
+                  <pic:spPr>
+                    <a:xfrm>
+                      <a:off x="0" y="0"/>
+                      <a:ext cx="5940425" cy="2560955"/>
+                    </a:xfrm>
+                    <a:prstGeom prst="rect">
+                      <a:avLst/>
+                    </a:prstGeom>
+                  </pic:spPr>
+                </pic:pic>
+              </a:graphicData>
+            </a:graphic>
+          </wp:inline>
+        </w:drawing>
+      </w:r>
+    </w:p>
+    <w:p>
+      <w:pPr>
+        <w:pStyle w:val="af4"/>
+      </w:pPr>
+      <w:r>
+        <w:t xml:space="preserve">Рисунок 2.1.8 – Фрагмен вывода запуска программы </w:t>
+      </w:r>
+      <w:r>
+        <w:rPr>
+          <w:lang w:val="en-US"/>
+        </w:rPr>
+        <w:t>l</w:t>
+      </w:r>
+      <w:r>
+        <w:t>ab04</w:t>
+      </w:r>
+      <w:r>
+        <w:rPr>
+          <w:lang w:val="en-US"/>
+        </w:rPr>
+        <w:t>b</w:t>
+      </w:r>
+      <w:r>
+        <w:t>.</w:t>
+      </w:r>
+      <w:r>
+        <w:rPr>
+          <w:lang w:val="en-US"/>
+        </w:rPr>
+        <w:t>py</w:t>
+      </w:r>
+    </w:p>
+    <w:p>
+      <w:r>
+        <w:t>Завершение главного цикла и последующее возобновление потока Thread-2 после выполнения цикла.</w:t>
+      </w:r>
+    </w:p>
+    <w:p>
+      <w:r>
+        <w:t xml:space="preserve">Выполним проверку потоков через </w:t>
+      </w:r>
+      <w:r>
+        <w:rPr>
+          <w:b/>
+        </w:rPr>
+        <w:t>PowerShell</w:t>
+      </w:r>
+      <w:r>
+        <w:t>:</w:t>
+      </w:r>
+    </w:p>
+    <w:p>
+      <w:pPr>
+        <w:pStyle w:val="af4"/>
+      </w:pPr>
+      <w:r>
+        <w:lastRenderedPageBreak/>
+        <w:drawing>
+          <wp:inline distT="0" distB="0" distL="0" distR="0" wp14:anchorId="5F5C8DC5" wp14:editId="15CA822B">
+            <wp:extent cx="5940425" cy="2937510"/>
+            <wp:effectExtent l="0" t="0" r="3175" b="0"/>
+            <wp:docPr id="170" name="Рисунок 170"/>
+            <wp:cNvGraphicFramePr>
+              <a:graphicFrameLocks xmlns:a="http://schemas.openxmlformats.org/drawingml/2006/main" noChangeAspect="1"/>
+            </wp:cNvGraphicFramePr>
+            <a:graphic xmlns:a="http://schemas.openxmlformats.org/drawingml/2006/main">
+              <a:graphicData uri="http://schemas.openxmlformats.org/drawingml/2006/picture">
+                <pic:pic xmlns:pic="http://schemas.openxmlformats.org/drawingml/2006/picture">
+                  <pic:nvPicPr>
+                    <pic:cNvPr id="1" name=""/>
+                    <pic:cNvPicPr/>
+                  </pic:nvPicPr>
+                  <pic:blipFill>
+                    <a:blip r:embed="rId20"/>
+                    <a:stretch>
+                      <a:fillRect/>
+                    </a:stretch>
+                  </pic:blipFill>
+                  <pic:spPr>
+                    <a:xfrm>
+                      <a:off x="0" y="0"/>
+                      <a:ext cx="5940425" cy="2937510"/>
+                    </a:xfrm>
+                    <a:prstGeom prst="rect">
+                      <a:avLst/>
+                    </a:prstGeom>
+                  </pic:spPr>
+                </pic:pic>
+              </a:graphicData>
+            </a:graphic>
+          </wp:inline>
+        </w:drawing>
+      </w:r>
+    </w:p>
+    <w:p>
+      <w:pPr>
+        <w:pStyle w:val="af4"/>
+      </w:pPr>
+      <w:r>
+        <w:t xml:space="preserve">Рисунок 2.1.4 – </w:t>
+      </w:r>
+      <w:r>
+        <w:t>Проверка через PowerShell (Windows)</w:t>
+      </w:r>
+    </w:p>
+    <w:p>
+      <w:r>
+        <w:t xml:space="preserve">Эти поля показывают текущее состояние потоков процесса. Состояние </w:t>
+      </w:r>
+      <w:proofErr w:type="spellStart"/>
+      <w:r>
+        <w:t>Wait</w:t>
+      </w:r>
+      <w:proofErr w:type="spellEnd"/>
+      <w:r>
+        <w:t xml:space="preserve"> означает, что поток временно не выполняется, а ожидает определённое событие или ресурс. Поле </w:t>
+      </w:r>
+      <w:proofErr w:type="spellStart"/>
+      <w:r>
+        <w:t>WaitReason</w:t>
+      </w:r>
+      <w:proofErr w:type="spellEnd"/>
+      <w:r>
+        <w:t xml:space="preserve"> уточняет причину ожидания: </w:t>
+      </w:r>
+      <w:proofErr w:type="spellStart"/>
+      <w:r>
+        <w:t>UserRequest</w:t>
+      </w:r>
+      <w:proofErr w:type="spellEnd"/>
+      <w:r>
+        <w:t xml:space="preserve"> — поток приостановлен пользователем или другим потоком, </w:t>
+      </w:r>
+      <w:proofErr w:type="spellStart"/>
+      <w:r>
+        <w:t>EventPairLow</w:t>
+      </w:r>
+      <w:proofErr w:type="spellEnd"/>
+      <w:r>
+        <w:t xml:space="preserve"> — поток ждёт синхронизации событий, </w:t>
+      </w:r>
+      <w:proofErr w:type="spellStart"/>
+      <w:r>
+        <w:t>Executive</w:t>
+      </w:r>
+      <w:proofErr w:type="spellEnd"/>
+      <w:r>
+        <w:t xml:space="preserve"> — поток ожидает действия со стороны ядра операционной системы.</w:t>
+      </w:r>
+    </w:p>
+    <w:p>
+      <w:r>
+        <w:t xml:space="preserve">Выполним проверку потоков через </w:t>
+      </w:r>
+      <w:r>
+        <w:rPr>
+          <w:b/>
+        </w:rPr>
+        <w:t>Process Explorer</w:t>
+      </w:r>
+      <w:r>
+        <w:t>:</w:t>
+      </w:r>
+    </w:p>
+    <w:p>
+      <w:pPr>
+        <w:pStyle w:val="af4"/>
+      </w:pPr>
+      <w:r>
+        <w:drawing>
+          <wp:inline distT="0" distB="0" distL="0" distR="0" wp14:anchorId="44E62AA0" wp14:editId="66B1EFF7">
+            <wp:extent cx="5940425" cy="3573780"/>
+            <wp:effectExtent l="0" t="0" r="3175" b="7620"/>
+            <wp:docPr id="167" name="Рисунок 167"/>
+            <wp:cNvGraphicFramePr>
+              <a:graphicFrameLocks xmlns:a="http://schemas.openxmlformats.org/drawingml/2006/main" noChangeAspect="1"/>
+            </wp:cNvGraphicFramePr>
+            <a:graphic xmlns:a="http://schemas.openxmlformats.org/drawingml/2006/main">
+              <a:graphicData uri="http://schemas.openxmlformats.org/drawingml/2006/picture">
+                <pic:pic xmlns:pic="http://schemas.openxmlformats.org/drawingml/2006/picture">
+                  <pic:nvPicPr>
+                    <pic:cNvPr id="1" name=""/>
+                    <pic:cNvPicPr/>
+                  </pic:nvPicPr>
+                  <pic:blipFill>
+                    <a:blip r:embed="rId21"/>
+                    <a:stretch>
+                      <a:fillRect/>
+                    </a:stretch>
+                  </pic:blipFill>
+                  <pic:spPr>
+                    <a:xfrm>
+                      <a:off x="0" y="0"/>
+                      <a:ext cx="5940425" cy="3573780"/>
+                    </a:xfrm>
+                    <a:prstGeom prst="rect">
+                      <a:avLst/>
+                    </a:prstGeom>
+                  </pic:spPr>
+                </pic:pic>
+              </a:graphicData>
+            </a:graphic>
+          </wp:inline>
+        </w:drawing>
+      </w:r>
+    </w:p>
+    <w:p>
+      <w:pPr>
+        <w:pStyle w:val="af4"/>
+      </w:pPr>
+      <w:r>
+        <w:t>Рисунок 2.1.</w:t>
+      </w:r>
+      <w:r>
+        <w:t>5</w:t>
+      </w:r>
+      <w:r>
+        <w:t xml:space="preserve"> – </w:t>
+      </w:r>
+      <w:r>
+        <w:t>Проверка через Process Explorer</w:t>
       </w:r>
     </w:p>
     <w:p>
@@ -2884,13 +4384,14 @@
         <w:pStyle w:val="3"/>
       </w:pPr>
       <w:r>
+        <w:lastRenderedPageBreak/>
         <w:t>2.</w:t>
       </w:r>
       <w:r>
         <w:t>1.</w:t>
       </w:r>
       <w:r>
-        <w:t>3</w:t>
+        <w:t>4</w:t>
       </w:r>
       <w:r>
         <w:t xml:space="preserve"> </w:t>
@@ -2914,12 +4415,15 @@
           <w:rFonts w:cs="Times New Roman"/>
           <w:szCs w:val="28"/>
         </w:rPr>
-        <w:t>b</w:t>
-      </w:r>
-    </w:p>
-    <w:p>
-      <w:r>
-        <w:t>текст</w:t>
+        <w:t>c</w:t>
+      </w:r>
+    </w:p>
+    <w:p>
+      <w:r>
+        <w:t xml:space="preserve"> </w:t>
+      </w:r>
+      <w:r>
+        <w:t>Поток Thread-2 принудительно завершается на 40-й итерации. Главный поток фиксирует этот момент и завершает выполнение только после выхода всех потоков.</w:t>
       </w:r>
     </w:p>
     <w:tbl>
@@ -2944,14 +4448,591 @@
               <w:pStyle w:val="afd"/>
               <w:spacing w:after="0"/>
             </w:pPr>
-            <w:proofErr w:type="spellStart"/>
-            <w:r>
-              <w:t>Т</w:t>
-            </w:r>
-            <w:r>
-              <w:t>екст</w:t>
-            </w:r>
-            <w:proofErr w:type="spellEnd"/>
+            <w:r>
+              <w:t>from lab04x import Lab_04x</w:t>
+            </w:r>
+          </w:p>
+          <w:p>
+            <w:pPr>
+              <w:pStyle w:val="afd"/>
+              <w:spacing w:after="0"/>
+            </w:pPr>
+            <w:r>
+              <w:t>import threading</w:t>
+            </w:r>
+          </w:p>
+          <w:p>
+            <w:pPr>
+              <w:pStyle w:val="afd"/>
+              <w:spacing w:after="0"/>
+            </w:pPr>
+            <w:r>
+              <w:t>import time</w:t>
+            </w:r>
+          </w:p>
+          <w:p>
+            <w:pPr>
+              <w:pStyle w:val="afd"/>
+              <w:spacing w:after="0"/>
+            </w:pPr>
+          </w:p>
+          <w:p>
+            <w:pPr>
+              <w:pStyle w:val="afd"/>
+              <w:spacing w:after="0"/>
+            </w:pPr>
+            <w:r>
+              <w:t xml:space="preserve">stop_thread_2 = </w:t>
+            </w:r>
+            <w:proofErr w:type="spellStart"/>
+            <w:proofErr w:type="gramStart"/>
+            <w:r>
+              <w:t>threading.Event</w:t>
+            </w:r>
+            <w:proofErr w:type="spellEnd"/>
+            <w:proofErr w:type="gramEnd"/>
+            <w:r>
+              <w:t>()</w:t>
+            </w:r>
+          </w:p>
+          <w:p>
+            <w:pPr>
+              <w:pStyle w:val="afd"/>
+              <w:spacing w:after="0"/>
+            </w:pPr>
+          </w:p>
+          <w:p>
+            <w:pPr>
+              <w:pStyle w:val="afd"/>
+              <w:spacing w:after="0"/>
+            </w:pPr>
+            <w:proofErr w:type="spellStart"/>
+            <w:r>
+              <w:t>def</w:t>
+            </w:r>
+            <w:proofErr w:type="spellEnd"/>
+            <w:r>
+              <w:t xml:space="preserve"> lab_thread_1():</w:t>
+            </w:r>
+          </w:p>
+          <w:p>
+            <w:pPr>
+              <w:pStyle w:val="afd"/>
+              <w:spacing w:after="0"/>
+            </w:pPr>
+            <w:r>
+              <w:t xml:space="preserve">    Lab_04</w:t>
+            </w:r>
+            <w:proofErr w:type="gramStart"/>
+            <w:r>
+              <w:t>x(</w:t>
+            </w:r>
+            <w:proofErr w:type="gramEnd"/>
+            <w:r>
+              <w:t>50)</w:t>
+            </w:r>
+          </w:p>
+          <w:p>
+            <w:pPr>
+              <w:pStyle w:val="afd"/>
+              <w:spacing w:after="0"/>
+            </w:pPr>
+          </w:p>
+          <w:p>
+            <w:pPr>
+              <w:pStyle w:val="afd"/>
+              <w:spacing w:after="0"/>
+            </w:pPr>
+            <w:proofErr w:type="spellStart"/>
+            <w:r>
+              <w:t>def</w:t>
+            </w:r>
+            <w:proofErr w:type="spellEnd"/>
+            <w:r>
+              <w:t xml:space="preserve"> lab_thread_2():</w:t>
+            </w:r>
+          </w:p>
+          <w:p>
+            <w:pPr>
+              <w:pStyle w:val="afd"/>
+              <w:spacing w:after="0"/>
+            </w:pPr>
+            <w:r>
+              <w:t xml:space="preserve">    for </w:t>
+            </w:r>
+            <w:proofErr w:type="spellStart"/>
+            <w:r>
+              <w:t>i</w:t>
+            </w:r>
+            <w:proofErr w:type="spellEnd"/>
+            <w:r>
+              <w:t xml:space="preserve"> in </w:t>
+            </w:r>
+            <w:proofErr w:type="gramStart"/>
+            <w:r>
+              <w:t>range(</w:t>
+            </w:r>
+            <w:proofErr w:type="gramEnd"/>
+            <w:r>
+              <w:t>1, 126):</w:t>
+            </w:r>
+          </w:p>
+          <w:p>
+            <w:pPr>
+              <w:pStyle w:val="afd"/>
+              <w:spacing w:after="0"/>
+            </w:pPr>
+            <w:r>
+              <w:t xml:space="preserve">        if stop_thread_2.is_</w:t>
+            </w:r>
+            <w:proofErr w:type="gramStart"/>
+            <w:r>
+              <w:t>set(</w:t>
+            </w:r>
+            <w:proofErr w:type="gramEnd"/>
+            <w:r>
+              <w:t>):</w:t>
+            </w:r>
+          </w:p>
+          <w:p>
+            <w:pPr>
+              <w:pStyle w:val="afd"/>
+              <w:spacing w:after="0"/>
+            </w:pPr>
+            <w:r>
+              <w:t xml:space="preserve">            print("[Thread-2] </w:t>
+            </w:r>
+            <w:proofErr w:type="spellStart"/>
+            <w:r>
+              <w:t>Завершён</w:t>
+            </w:r>
+            <w:proofErr w:type="spellEnd"/>
+            <w:r>
+              <w:t xml:space="preserve"> </w:t>
+            </w:r>
+            <w:proofErr w:type="spellStart"/>
+            <w:r>
+              <w:t>досрочно</w:t>
+            </w:r>
+            <w:proofErr w:type="spellEnd"/>
+            <w:r>
+              <w:t>.")</w:t>
+            </w:r>
+          </w:p>
+          <w:p>
+            <w:pPr>
+              <w:pStyle w:val="afd"/>
+              <w:spacing w:after="0"/>
+            </w:pPr>
+            <w:r>
+              <w:t xml:space="preserve">            return</w:t>
+            </w:r>
+          </w:p>
+          <w:p>
+            <w:pPr>
+              <w:pStyle w:val="afd"/>
+              <w:spacing w:after="0"/>
+            </w:pPr>
+            <w:r>
+              <w:t xml:space="preserve">        Lab_04</w:t>
+            </w:r>
+            <w:proofErr w:type="gramStart"/>
+            <w:r>
+              <w:t>x(</w:t>
+            </w:r>
+            <w:proofErr w:type="gramEnd"/>
+            <w:r>
+              <w:t>1)</w:t>
+            </w:r>
+          </w:p>
+          <w:p>
+            <w:pPr>
+              <w:pStyle w:val="afd"/>
+              <w:spacing w:after="0"/>
+            </w:pPr>
+          </w:p>
+          <w:p>
+            <w:pPr>
+              <w:pStyle w:val="afd"/>
+              <w:spacing w:after="0"/>
+            </w:pPr>
+            <w:proofErr w:type="spellStart"/>
+            <w:r>
+              <w:t>def</w:t>
+            </w:r>
+            <w:proofErr w:type="spellEnd"/>
+            <w:r>
+              <w:t xml:space="preserve"> </w:t>
+            </w:r>
+            <w:proofErr w:type="gramStart"/>
+            <w:r>
+              <w:t>main(</w:t>
+            </w:r>
+            <w:proofErr w:type="gramEnd"/>
+            <w:r>
+              <w:t>):</w:t>
+            </w:r>
+          </w:p>
+          <w:p>
+            <w:pPr>
+              <w:pStyle w:val="afd"/>
+              <w:spacing w:after="0"/>
+            </w:pPr>
+            <w:r>
+              <w:t xml:space="preserve">    t1 = </w:t>
+            </w:r>
+            <w:proofErr w:type="spellStart"/>
+            <w:proofErr w:type="gramStart"/>
+            <w:r>
+              <w:t>threading.Thread</w:t>
+            </w:r>
+            <w:proofErr w:type="spellEnd"/>
+            <w:proofErr w:type="gramEnd"/>
+            <w:r>
+              <w:t>(target=lab_thread_1)</w:t>
+            </w:r>
+          </w:p>
+          <w:p>
+            <w:pPr>
+              <w:pStyle w:val="afd"/>
+              <w:spacing w:after="0"/>
+            </w:pPr>
+            <w:r>
+              <w:t xml:space="preserve">    t2 = </w:t>
+            </w:r>
+            <w:proofErr w:type="spellStart"/>
+            <w:proofErr w:type="gramStart"/>
+            <w:r>
+              <w:t>threading.Thread</w:t>
+            </w:r>
+            <w:proofErr w:type="spellEnd"/>
+            <w:proofErr w:type="gramEnd"/>
+            <w:r>
+              <w:t>(target=lab_thread_2)</w:t>
+            </w:r>
+          </w:p>
+          <w:p>
+            <w:pPr>
+              <w:pStyle w:val="afd"/>
+              <w:spacing w:after="0"/>
+            </w:pPr>
+          </w:p>
+          <w:p>
+            <w:pPr>
+              <w:pStyle w:val="afd"/>
+              <w:spacing w:after="0"/>
+            </w:pPr>
+            <w:r>
+              <w:t xml:space="preserve">    t</w:t>
+            </w:r>
+            <w:proofErr w:type="gramStart"/>
+            <w:r>
+              <w:t>1.start</w:t>
+            </w:r>
+            <w:proofErr w:type="gramEnd"/>
+            <w:r>
+              <w:t>()</w:t>
+            </w:r>
+          </w:p>
+          <w:p>
+            <w:pPr>
+              <w:pStyle w:val="afd"/>
+              <w:spacing w:after="0"/>
+            </w:pPr>
+            <w:r>
+              <w:t xml:space="preserve">    t</w:t>
+            </w:r>
+            <w:proofErr w:type="gramStart"/>
+            <w:r>
+              <w:t>2.start</w:t>
+            </w:r>
+            <w:proofErr w:type="gramEnd"/>
+            <w:r>
+              <w:t>()</w:t>
+            </w:r>
+          </w:p>
+          <w:p>
+            <w:pPr>
+              <w:pStyle w:val="afd"/>
+              <w:spacing w:after="0"/>
+            </w:pPr>
+          </w:p>
+          <w:p>
+            <w:pPr>
+              <w:pStyle w:val="afd"/>
+              <w:spacing w:after="0"/>
+            </w:pPr>
+            <w:r>
+              <w:t xml:space="preserve">    for </w:t>
+            </w:r>
+            <w:proofErr w:type="spellStart"/>
+            <w:r>
+              <w:t>i</w:t>
+            </w:r>
+            <w:proofErr w:type="spellEnd"/>
+            <w:r>
+              <w:t xml:space="preserve"> in </w:t>
+            </w:r>
+            <w:proofErr w:type="gramStart"/>
+            <w:r>
+              <w:t>range(</w:t>
+            </w:r>
+            <w:proofErr w:type="gramEnd"/>
+            <w:r>
+              <w:t>1, 101):</w:t>
+            </w:r>
+          </w:p>
+          <w:p>
+            <w:pPr>
+              <w:pStyle w:val="afd"/>
+              <w:spacing w:after="0"/>
+            </w:pPr>
+            <w:r>
+              <w:t xml:space="preserve">        print(f"[Main] </w:t>
+            </w:r>
+            <w:proofErr w:type="spellStart"/>
+            <w:r>
+              <w:t>Итерация</w:t>
+            </w:r>
+            <w:proofErr w:type="spellEnd"/>
+            <w:r>
+              <w:t xml:space="preserve"> {</w:t>
+            </w:r>
+            <w:proofErr w:type="spellStart"/>
+            <w:r>
+              <w:t>i</w:t>
+            </w:r>
+            <w:proofErr w:type="spellEnd"/>
+            <w:r>
+              <w:t>}")</w:t>
+            </w:r>
+          </w:p>
+          <w:p>
+            <w:pPr>
+              <w:pStyle w:val="afd"/>
+              <w:spacing w:after="0"/>
+            </w:pPr>
+            <w:r>
+              <w:t xml:space="preserve">        </w:t>
+            </w:r>
+            <w:proofErr w:type="spellStart"/>
+            <w:proofErr w:type="gramStart"/>
+            <w:r>
+              <w:t>time.sleep</w:t>
+            </w:r>
+            <w:proofErr w:type="spellEnd"/>
+            <w:proofErr w:type="gramEnd"/>
+            <w:r>
+              <w:t>(0.35)</w:t>
+            </w:r>
+          </w:p>
+          <w:p>
+            <w:pPr>
+              <w:pStyle w:val="afd"/>
+              <w:spacing w:after="0"/>
+            </w:pPr>
+            <w:r>
+              <w:t xml:space="preserve">        if </w:t>
+            </w:r>
+            <w:proofErr w:type="spellStart"/>
+            <w:r>
+              <w:t>i</w:t>
+            </w:r>
+            <w:proofErr w:type="spellEnd"/>
+            <w:r>
+              <w:t xml:space="preserve"> == 40:</w:t>
+            </w:r>
+          </w:p>
+          <w:p>
+            <w:pPr>
+              <w:pStyle w:val="afd"/>
+              <w:spacing w:after="0"/>
+            </w:pPr>
+            <w:r>
+              <w:t xml:space="preserve">            </w:t>
+            </w:r>
+            <w:proofErr w:type="gramStart"/>
+            <w:r>
+              <w:t>stop_thread_2.set(</w:t>
+            </w:r>
+            <w:proofErr w:type="gramEnd"/>
+            <w:r>
+              <w:t>)</w:t>
+            </w:r>
+          </w:p>
+          <w:p>
+            <w:pPr>
+              <w:pStyle w:val="afd"/>
+              <w:spacing w:after="0"/>
+              <w:rPr>
+                <w:lang w:val="ru-RU"/>
+              </w:rPr>
+            </w:pPr>
+            <w:r>
+              <w:t xml:space="preserve">            print</w:t>
+            </w:r>
+            <w:r>
+              <w:rPr>
+                <w:lang w:val="ru-RU"/>
+              </w:rPr>
+              <w:t>("[</w:t>
+            </w:r>
+            <w:r>
+              <w:t>Main</w:t>
+            </w:r>
+            <w:r>
+              <w:rPr>
+                <w:lang w:val="ru-RU"/>
+              </w:rPr>
+              <w:t>] Завершение потока 2")</w:t>
+            </w:r>
+          </w:p>
+          <w:p>
+            <w:pPr>
+              <w:pStyle w:val="afd"/>
+              <w:spacing w:after="0"/>
+              <w:rPr>
+                <w:lang w:val="ru-RU"/>
+              </w:rPr>
+            </w:pPr>
+          </w:p>
+          <w:p>
+            <w:pPr>
+              <w:pStyle w:val="afd"/>
+              <w:spacing w:after="0"/>
+              <w:rPr>
+                <w:lang w:val="ru-RU"/>
+              </w:rPr>
+            </w:pPr>
+            <w:r>
+              <w:rPr>
+                <w:lang w:val="ru-RU"/>
+              </w:rPr>
+              <w:t xml:space="preserve">    </w:t>
+            </w:r>
+            <w:r>
+              <w:t>t</w:t>
+            </w:r>
+            <w:proofErr w:type="gramStart"/>
+            <w:r>
+              <w:rPr>
+                <w:lang w:val="ru-RU"/>
+              </w:rPr>
+              <w:t>1.</w:t>
+            </w:r>
+            <w:r>
+              <w:t>join</w:t>
+            </w:r>
+            <w:proofErr w:type="gramEnd"/>
+            <w:r>
+              <w:rPr>
+                <w:lang w:val="ru-RU"/>
+              </w:rPr>
+              <w:t>()</w:t>
+            </w:r>
+          </w:p>
+          <w:p>
+            <w:pPr>
+              <w:pStyle w:val="afd"/>
+              <w:spacing w:after="0"/>
+              <w:rPr>
+                <w:lang w:val="ru-RU"/>
+              </w:rPr>
+            </w:pPr>
+            <w:r>
+              <w:rPr>
+                <w:lang w:val="ru-RU"/>
+              </w:rPr>
+              <w:t xml:space="preserve">    </w:t>
+            </w:r>
+            <w:r>
+              <w:t>t</w:t>
+            </w:r>
+            <w:proofErr w:type="gramStart"/>
+            <w:r>
+              <w:rPr>
+                <w:lang w:val="ru-RU"/>
+              </w:rPr>
+              <w:t>2.</w:t>
+            </w:r>
+            <w:r>
+              <w:t>join</w:t>
+            </w:r>
+            <w:proofErr w:type="gramEnd"/>
+            <w:r>
+              <w:rPr>
+                <w:lang w:val="ru-RU"/>
+              </w:rPr>
+              <w:t>()</w:t>
+            </w:r>
+          </w:p>
+          <w:p>
+            <w:pPr>
+              <w:pStyle w:val="afd"/>
+              <w:spacing w:after="0"/>
+              <w:rPr>
+                <w:lang w:val="ru-RU"/>
+              </w:rPr>
+            </w:pPr>
+            <w:r>
+              <w:rPr>
+                <w:lang w:val="ru-RU"/>
+              </w:rPr>
+              <w:t xml:space="preserve">    </w:t>
+            </w:r>
+            <w:proofErr w:type="gramStart"/>
+            <w:r>
+              <w:t>print</w:t>
+            </w:r>
+            <w:r>
+              <w:rPr>
+                <w:lang w:val="ru-RU"/>
+              </w:rPr>
+              <w:t>(</w:t>
+            </w:r>
+            <w:proofErr w:type="gramEnd"/>
+            <w:r>
+              <w:rPr>
+                <w:lang w:val="ru-RU"/>
+              </w:rPr>
+              <w:t>"\</w:t>
+            </w:r>
+            <w:r>
+              <w:t>n</w:t>
+            </w:r>
+            <w:r>
+              <w:rPr>
+                <w:lang w:val="ru-RU"/>
+              </w:rPr>
+              <w:t>Все потоки завершены.")</w:t>
+            </w:r>
+          </w:p>
+          <w:p>
+            <w:pPr>
+              <w:pStyle w:val="afd"/>
+              <w:spacing w:after="0"/>
+              <w:rPr>
+                <w:lang w:val="ru-RU"/>
+              </w:rPr>
+            </w:pPr>
+          </w:p>
+          <w:p>
+            <w:pPr>
+              <w:pStyle w:val="afd"/>
+              <w:spacing w:after="0"/>
+            </w:pPr>
+            <w:r>
+              <w:t>if __name__ == "__main__":</w:t>
+            </w:r>
+          </w:p>
+          <w:p>
+            <w:pPr>
+              <w:pStyle w:val="afd"/>
+              <w:spacing w:after="0"/>
+            </w:pPr>
+            <w:r>
+              <w:t xml:space="preserve">    main()</w:t>
+            </w:r>
           </w:p>
         </w:tc>
       </w:tr>
@@ -2964,7 +5045,7 @@
         <w:t>Листинг 2.1</w:t>
       </w:r>
       <w:r>
-        <w:t>.2</w:t>
+        <w:t>.1</w:t>
       </w:r>
       <w:r>
         <w:t xml:space="preserve">.1 – </w:t>
@@ -2982,16 +5063,13 @@
         <w:t>l</w:t>
       </w:r>
       <w:r>
-        <w:t>ab</w:t>
-      </w:r>
-      <w:r>
-        <w:t>04</w:t>
+        <w:t>ab04</w:t>
       </w:r>
       <w:r>
         <w:rPr>
           <w:lang w:val="en-US"/>
         </w:rPr>
-        <w:t>b</w:t>
+        <w:t>c</w:t>
       </w:r>
       <w:r>
         <w:t>.</w:t>
@@ -3005,7 +5083,15 @@
     </w:p>
     <w:p>
       <w:r>
-        <w:t>текст</w:t>
+        <w:t>Программа Lab-04c, реализующая досрочное завершение второго потока на 40-й итерации с последующим ожиданием в главном потоке.</w:t>
+      </w:r>
+    </w:p>
+    <w:p>
+      <w:r>
+        <w:t>Теперь выполним программу lab04с</w:t>
+      </w:r>
+      <w:r>
+        <w:t>.py в консоли.</w:t>
       </w:r>
     </w:p>
     <w:p>
@@ -3013,11 +5099,324 @@
         <w:pStyle w:val="af4"/>
       </w:pPr>
       <w:r>
+        <w:lastRenderedPageBreak/>
         <w:drawing>
-          <wp:inline distT="0" distB="0" distL="0" distR="0" wp14:anchorId="2863A202" wp14:editId="114AEB37">
-            <wp:extent cx="5940425" cy="436228"/>
-            <wp:effectExtent l="0" t="0" r="0" b="2540"/>
-            <wp:docPr id="3" name="Рисунок 3"/>
+          <wp:inline distT="0" distB="0" distL="0" distR="0" wp14:anchorId="03CC1540" wp14:editId="5C1324A6">
+            <wp:extent cx="5940425" cy="1266825"/>
+            <wp:effectExtent l="0" t="0" r="3175" b="9525"/>
+            <wp:docPr id="178" name="Рисунок 178"/>
+            <wp:cNvGraphicFramePr>
+              <a:graphicFrameLocks xmlns:a="http://schemas.openxmlformats.org/drawingml/2006/main" noChangeAspect="1"/>
+            </wp:cNvGraphicFramePr>
+            <a:graphic xmlns:a="http://schemas.openxmlformats.org/drawingml/2006/main">
+              <a:graphicData uri="http://schemas.openxmlformats.org/drawingml/2006/picture">
+                <pic:pic xmlns:pic="http://schemas.openxmlformats.org/drawingml/2006/picture">
+                  <pic:nvPicPr>
+                    <pic:cNvPr id="1" name=""/>
+                    <pic:cNvPicPr/>
+                  </pic:nvPicPr>
+                  <pic:blipFill>
+                    <a:blip r:embed="rId22"/>
+                    <a:stretch>
+                      <a:fillRect/>
+                    </a:stretch>
+                  </pic:blipFill>
+                  <pic:spPr>
+                    <a:xfrm>
+                      <a:off x="0" y="0"/>
+                      <a:ext cx="5940425" cy="1266825"/>
+                    </a:xfrm>
+                    <a:prstGeom prst="rect">
+                      <a:avLst/>
+                    </a:prstGeom>
+                  </pic:spPr>
+                </pic:pic>
+              </a:graphicData>
+            </a:graphic>
+          </wp:inline>
+        </w:drawing>
+      </w:r>
+    </w:p>
+    <w:p>
+      <w:pPr>
+        <w:pStyle w:val="af4"/>
+      </w:pPr>
+      <w:r>
+        <w:t xml:space="preserve">Рисунок 2.1.6 – Фрагмен вывода запуска программы </w:t>
+      </w:r>
+      <w:r>
+        <w:rPr>
+          <w:lang w:val="en-US"/>
+        </w:rPr>
+        <w:t>l</w:t>
+      </w:r>
+      <w:r>
+        <w:t>ab04с</w:t>
+      </w:r>
+      <w:r>
+        <w:t>.</w:t>
+      </w:r>
+      <w:r>
+        <w:rPr>
+          <w:lang w:val="en-US"/>
+        </w:rPr>
+        <w:t>py</w:t>
+      </w:r>
+    </w:p>
+    <w:p>
+      <w:r>
+        <w:t>Запуск двух дочерних потоков Thread-1 и Thread-2, вывод их PID и TID, подтверждение параллельного начала выполнения.</w:t>
+      </w:r>
+    </w:p>
+    <w:p>
+      <w:pPr>
+        <w:pStyle w:val="af4"/>
+      </w:pPr>
+      <w:r>
+        <w:drawing>
+          <wp:inline distT="0" distB="0" distL="0" distR="0" wp14:anchorId="78143C20" wp14:editId="3260A2B7">
+            <wp:extent cx="5940425" cy="1643380"/>
+            <wp:effectExtent l="0" t="0" r="3175" b="0"/>
+            <wp:docPr id="179" name="Рисунок 179"/>
+            <wp:cNvGraphicFramePr>
+              <a:graphicFrameLocks xmlns:a="http://schemas.openxmlformats.org/drawingml/2006/main" noChangeAspect="1"/>
+            </wp:cNvGraphicFramePr>
+            <a:graphic xmlns:a="http://schemas.openxmlformats.org/drawingml/2006/main">
+              <a:graphicData uri="http://schemas.openxmlformats.org/drawingml/2006/picture">
+                <pic:pic xmlns:pic="http://schemas.openxmlformats.org/drawingml/2006/picture">
+                  <pic:nvPicPr>
+                    <pic:cNvPr id="1" name=""/>
+                    <pic:cNvPicPr/>
+                  </pic:nvPicPr>
+                  <pic:blipFill>
+                    <a:blip r:embed="rId23"/>
+                    <a:stretch>
+                      <a:fillRect/>
+                    </a:stretch>
+                  </pic:blipFill>
+                  <pic:spPr>
+                    <a:xfrm>
+                      <a:off x="0" y="0"/>
+                      <a:ext cx="5940425" cy="1643380"/>
+                    </a:xfrm>
+                    <a:prstGeom prst="rect">
+                      <a:avLst/>
+                    </a:prstGeom>
+                  </pic:spPr>
+                </pic:pic>
+              </a:graphicData>
+            </a:graphic>
+          </wp:inline>
+        </w:drawing>
+      </w:r>
+    </w:p>
+    <w:p>
+      <w:pPr>
+        <w:pStyle w:val="af4"/>
+      </w:pPr>
+      <w:r>
+        <w:t xml:space="preserve">Рисунок 2.1.6 – Фрагмен вывода запуска программы </w:t>
+      </w:r>
+      <w:r>
+        <w:rPr>
+          <w:lang w:val="en-US"/>
+        </w:rPr>
+        <w:t>l</w:t>
+      </w:r>
+      <w:r>
+        <w:t>ab04с</w:t>
+      </w:r>
+      <w:r>
+        <w:t>.</w:t>
+      </w:r>
+      <w:r>
+        <w:rPr>
+          <w:lang w:val="en-US"/>
+        </w:rPr>
+        <w:t>py</w:t>
+      </w:r>
+    </w:p>
+    <w:p>
+      <w:r>
+        <w:t>Демонстрация досрочного завершения потока Thread-2 на 40-й итерации, как предусмотрено заданием.</w:t>
+      </w:r>
+    </w:p>
+    <w:p>
+      <w:pPr>
+        <w:pStyle w:val="af4"/>
+      </w:pPr>
+      <w:r>
+        <w:drawing>
+          <wp:inline distT="0" distB="0" distL="0" distR="0" wp14:anchorId="179AA651" wp14:editId="517FE0D5">
+            <wp:extent cx="5940425" cy="1384300"/>
+            <wp:effectExtent l="0" t="0" r="3175" b="6350"/>
+            <wp:docPr id="181" name="Рисунок 181"/>
+            <wp:cNvGraphicFramePr>
+              <a:graphicFrameLocks xmlns:a="http://schemas.openxmlformats.org/drawingml/2006/main" noChangeAspect="1"/>
+            </wp:cNvGraphicFramePr>
+            <a:graphic xmlns:a="http://schemas.openxmlformats.org/drawingml/2006/main">
+              <a:graphicData uri="http://schemas.openxmlformats.org/drawingml/2006/picture">
+                <pic:pic xmlns:pic="http://schemas.openxmlformats.org/drawingml/2006/picture">
+                  <pic:nvPicPr>
+                    <pic:cNvPr id="1" name=""/>
+                    <pic:cNvPicPr/>
+                  </pic:nvPicPr>
+                  <pic:blipFill>
+                    <a:blip r:embed="rId24"/>
+                    <a:stretch>
+                      <a:fillRect/>
+                    </a:stretch>
+                  </pic:blipFill>
+                  <pic:spPr>
+                    <a:xfrm>
+                      <a:off x="0" y="0"/>
+                      <a:ext cx="5940425" cy="1384300"/>
+                    </a:xfrm>
+                    <a:prstGeom prst="rect">
+                      <a:avLst/>
+                    </a:prstGeom>
+                  </pic:spPr>
+                </pic:pic>
+              </a:graphicData>
+            </a:graphic>
+          </wp:inline>
+        </w:drawing>
+      </w:r>
+    </w:p>
+    <w:p>
+      <w:pPr>
+        <w:pStyle w:val="af4"/>
+      </w:pPr>
+      <w:r>
+        <w:t xml:space="preserve">Рисунок 2.1.7 – Фрагмен вывода запуска программы </w:t>
+      </w:r>
+      <w:r>
+        <w:rPr>
+          <w:lang w:val="en-US"/>
+        </w:rPr>
+        <w:t>l</w:t>
+      </w:r>
+      <w:r>
+        <w:t>ab04с</w:t>
+      </w:r>
+      <w:r>
+        <w:t>.</w:t>
+      </w:r>
+      <w:r>
+        <w:rPr>
+          <w:lang w:val="en-US"/>
+        </w:rPr>
+        <w:t>py</w:t>
+      </w:r>
+    </w:p>
+    <w:p>
+      <w:r>
+        <w:t>После завершения всех потоков выводится сообщение “Все потоки завершены”, что подтверждает ожидание завершения дочерних потоков.</w:t>
+      </w:r>
+    </w:p>
+    <w:p>
+      <w:r>
+        <w:t xml:space="preserve">Выполним проверку потоков через </w:t>
+      </w:r>
+      <w:r>
+        <w:rPr>
+          <w:b/>
+        </w:rPr>
+        <w:t>PowerShell</w:t>
+      </w:r>
+      <w:r>
+        <w:t>:</w:t>
+      </w:r>
+    </w:p>
+    <w:p>
+      <w:pPr>
+        <w:pStyle w:val="af4"/>
+      </w:pPr>
+      <w:r>
+        <w:lastRenderedPageBreak/>
+        <w:drawing>
+          <wp:inline distT="0" distB="0" distL="0" distR="0" wp14:anchorId="3ED1DE45" wp14:editId="09DF2D45">
+            <wp:extent cx="5940425" cy="2406015"/>
+            <wp:effectExtent l="0" t="0" r="3175" b="0"/>
+            <wp:docPr id="182" name="Рисунок 182"/>
+            <wp:cNvGraphicFramePr>
+              <a:graphicFrameLocks xmlns:a="http://schemas.openxmlformats.org/drawingml/2006/main" noChangeAspect="1"/>
+            </wp:cNvGraphicFramePr>
+            <a:graphic xmlns:a="http://schemas.openxmlformats.org/drawingml/2006/main">
+              <a:graphicData uri="http://schemas.openxmlformats.org/drawingml/2006/picture">
+                <pic:pic xmlns:pic="http://schemas.openxmlformats.org/drawingml/2006/picture">
+                  <pic:nvPicPr>
+                    <pic:cNvPr id="1" name=""/>
+                    <pic:cNvPicPr/>
+                  </pic:nvPicPr>
+                  <pic:blipFill>
+                    <a:blip r:embed="rId25"/>
+                    <a:stretch>
+                      <a:fillRect/>
+                    </a:stretch>
+                  </pic:blipFill>
+                  <pic:spPr>
+                    <a:xfrm>
+                      <a:off x="0" y="0"/>
+                      <a:ext cx="5940425" cy="2406015"/>
+                    </a:xfrm>
+                    <a:prstGeom prst="rect">
+                      <a:avLst/>
+                    </a:prstGeom>
+                  </pic:spPr>
+                </pic:pic>
+              </a:graphicData>
+            </a:graphic>
+          </wp:inline>
+        </w:drawing>
+      </w:r>
+    </w:p>
+    <w:p>
+      <w:pPr>
+        <w:pStyle w:val="af4"/>
+      </w:pPr>
+      <w:r>
+        <w:t xml:space="preserve">Рисунок 2.1.4 – </w:t>
+      </w:r>
+      <w:r>
+        <w:t>Проверка через PowerShell (Windows)</w:t>
+      </w:r>
+    </w:p>
+    <w:p>
+      <w:r>
+        <w:t xml:space="preserve">После завершения потока Thread-2 его идентификатор (TID) </w:t>
+      </w:r>
+      <w:r>
+        <w:t>исчезает</w:t>
+      </w:r>
+      <w:r>
+        <w:t xml:space="preserve"> из списка потоков процесса.</w:t>
+      </w:r>
+    </w:p>
+    <w:p>
+      <w:r>
+        <w:t xml:space="preserve">Выполним проверку потоков через </w:t>
+      </w:r>
+      <w:r>
+        <w:rPr>
+          <w:b/>
+        </w:rPr>
+        <w:t>Process Explorer</w:t>
+      </w:r>
+      <w:r>
+        <w:t>:</w:t>
+      </w:r>
+    </w:p>
+    <w:p>
+      <w:pPr>
+        <w:pStyle w:val="af4"/>
+      </w:pPr>
+      <w:r>
+        <w:drawing>
+          <wp:inline distT="0" distB="0" distL="0" distR="0" wp14:anchorId="077C987E" wp14:editId="6CD52749">
+            <wp:extent cx="5938759" cy="1963882"/>
+            <wp:effectExtent l="0" t="0" r="5080" b="0"/>
+            <wp:docPr id="175" name="Рисунок 175"/>
             <wp:cNvGraphicFramePr>
               <a:graphicFrameLocks xmlns:a="http://schemas.openxmlformats.org/drawingml/2006/main" noChangeAspect="1"/>
             </wp:cNvGraphicFramePr>
@@ -3029,14 +5428,14 @@
                     <pic:cNvPicPr/>
                   </pic:nvPicPr>
                   <pic:blipFill rotWithShape="1">
-                    <a:blip r:embed="rId12"/>
-                    <a:srcRect b="42125"/>
+                    <a:blip r:embed="rId26"/>
+                    <a:srcRect b="27601"/>
                     <a:stretch/>
                   </pic:blipFill>
                   <pic:spPr bwMode="auto">
                     <a:xfrm>
                       <a:off x="0" y="0"/>
-                      <a:ext cx="5940425" cy="436228"/>
+                      <a:ext cx="5940425" cy="1964433"/>
                     </a:xfrm>
                     <a:prstGeom prst="rect">
                       <a:avLst/>
@@ -3062,158 +5461,28 @@
         <w:pStyle w:val="af4"/>
       </w:pPr>
       <w:r>
-        <w:t>Рисунок 2.1</w:t>
-      </w:r>
-      <w:r>
-        <w:t>.2</w:t>
-      </w:r>
-      <w:r>
-        <w:t>.1 – текст</w:t>
-      </w:r>
-    </w:p>
-    <w:p>
-      <w:pPr>
-        <w:pStyle w:val="3"/>
-      </w:pPr>
-      <w:r>
-        <w:t>2.</w:t>
-      </w:r>
-      <w:r>
-        <w:t>1.</w:t>
-      </w:r>
-      <w:r>
-        <w:t>4</w:t>
-      </w:r>
-      <w:r>
-        <w:t xml:space="preserve"> </w:t>
-      </w:r>
-      <w:r>
-        <w:rPr>
-          <w:rFonts w:cs="Times New Roman"/>
-          <w:szCs w:val="28"/>
-        </w:rPr>
-        <w:t>Приложение Lab-0</w:t>
-      </w:r>
-      <w:r>
-        <w:rPr>
-          <w:rFonts w:cs="Times New Roman"/>
-          <w:szCs w:val="28"/>
-        </w:rPr>
-        <w:t>4</w:t>
-      </w:r>
-      <w:r>
-        <w:rPr>
-          <w:rFonts w:cs="Times New Roman"/>
-          <w:szCs w:val="28"/>
-        </w:rPr>
-        <w:t>c</w:t>
-      </w:r>
-    </w:p>
-    <w:p>
-      <w:r>
-        <w:t xml:space="preserve"> </w:t>
-      </w:r>
-      <w:r>
-        <w:t>текст</w:t>
-      </w:r>
-    </w:p>
-    <w:tbl>
-      <w:tblPr>
-        <w:tblStyle w:val="a5"/>
-        <w:tblW w:w="0" w:type="auto"/>
-        <w:tblLook w:val="04A0" w:firstRow="1" w:lastRow="0" w:firstColumn="1" w:lastColumn="0" w:noHBand="0" w:noVBand="1"/>
-      </w:tblPr>
-      <w:tblGrid>
-        <w:gridCol w:w="9345"/>
-      </w:tblGrid>
-      <w:tr>
-        <w:trPr>
-          <w:trHeight w:val="376"/>
-        </w:trPr>
-        <w:tc>
-          <w:tcPr>
-            <w:tcW w:w="9345" w:type="dxa"/>
-          </w:tcPr>
-          <w:p>
-            <w:pPr>
-              <w:pStyle w:val="afd"/>
-              <w:spacing w:after="0"/>
-            </w:pPr>
-            <w:proofErr w:type="spellStart"/>
-            <w:r>
-              <w:lastRenderedPageBreak/>
-              <w:t>Т</w:t>
-            </w:r>
-            <w:r>
-              <w:t>екст</w:t>
-            </w:r>
-            <w:proofErr w:type="spellEnd"/>
-          </w:p>
-        </w:tc>
-      </w:tr>
-    </w:tbl>
+        <w:t>Рисунок 2.1.</w:t>
+      </w:r>
+      <w:r>
+        <w:t>5</w:t>
+      </w:r>
+      <w:r>
+        <w:t xml:space="preserve"> – </w:t>
+      </w:r>
+      <w:r>
+        <w:t>Проверка через Process Explorer</w:t>
+      </w:r>
+    </w:p>
     <w:p>
       <w:pPr>
         <w:pStyle w:val="af4"/>
       </w:pPr>
       <w:r>
-        <w:t>Листинг 2.1</w:t>
-      </w:r>
-      <w:r>
-        <w:t>.1</w:t>
-      </w:r>
-      <w:r>
-        <w:t xml:space="preserve">.1 – </w:t>
-      </w:r>
-      <w:r>
-        <w:t>Исходный код программы</w:t>
-      </w:r>
-      <w:r>
-        <w:t xml:space="preserve"> </w:t>
-      </w:r>
-      <w:r>
-        <w:rPr>
-          <w:lang w:val="en-US"/>
-        </w:rPr>
-        <w:t>l</w:t>
-      </w:r>
-      <w:r>
-        <w:t>ab</w:t>
-      </w:r>
-      <w:r>
-        <w:t>04</w:t>
-      </w:r>
-      <w:r>
-        <w:rPr>
-          <w:lang w:val="en-US"/>
-        </w:rPr>
-        <w:t>c</w:t>
-      </w:r>
-      <w:r>
-        <w:t>.</w:t>
-      </w:r>
-      <w:r>
-        <w:rPr>
-          <w:lang w:val="en-US"/>
-        </w:rPr>
-        <w:t>py</w:t>
-      </w:r>
-    </w:p>
-    <w:p>
-      <w:r>
-        <w:t>текст</w:t>
-      </w:r>
-    </w:p>
-    <w:p>
-      <w:pPr>
-        <w:pStyle w:val="af4"/>
-      </w:pPr>
-      <w:r>
         <w:drawing>
-          <wp:inline distT="0" distB="0" distL="0" distR="0" wp14:anchorId="2863A202" wp14:editId="114AEB37">
-            <wp:extent cx="5940425" cy="436228"/>
-            <wp:effectExtent l="0" t="0" r="0" b="2540"/>
-            <wp:docPr id="11" name="Рисунок 11"/>
+          <wp:inline distT="0" distB="0" distL="0" distR="0" wp14:anchorId="66D556F6" wp14:editId="023E71B7">
+            <wp:extent cx="5939796" cy="2015836"/>
+            <wp:effectExtent l="0" t="0" r="3810" b="3810"/>
+            <wp:docPr id="177" name="Рисунок 177"/>
             <wp:cNvGraphicFramePr>
               <a:graphicFrameLocks xmlns:a="http://schemas.openxmlformats.org/drawingml/2006/main" noChangeAspect="1"/>
             </wp:cNvGraphicFramePr>
@@ -3225,14 +5494,14 @@
                     <pic:cNvPicPr/>
                   </pic:nvPicPr>
                   <pic:blipFill rotWithShape="1">
-                    <a:blip r:embed="rId12"/>
-                    <a:srcRect b="42125"/>
+                    <a:blip r:embed="rId27"/>
+                    <a:srcRect t="1" b="32891"/>
                     <a:stretch/>
                   </pic:blipFill>
                   <pic:spPr bwMode="auto">
                     <a:xfrm>
                       <a:off x="0" y="0"/>
-                      <a:ext cx="5940425" cy="436228"/>
+                      <a:ext cx="5940425" cy="2016049"/>
                     </a:xfrm>
                     <a:prstGeom prst="rect">
                       <a:avLst/>
@@ -3258,13 +5527,30 @@
         <w:pStyle w:val="af4"/>
       </w:pPr>
       <w:r>
-        <w:t>Рисунок 2.1</w:t>
-      </w:r>
-      <w:r>
-        <w:t>.1</w:t>
-      </w:r>
-      <w:r>
-        <w:t>.1 – текст</w:t>
+        <w:t>Рисунок 2.1.</w:t>
+      </w:r>
+      <w:r>
+        <w:t>5</w:t>
+      </w:r>
+      <w:r>
+        <w:t xml:space="preserve"> – </w:t>
+      </w:r>
+      <w:r>
+        <w:t>Проверка через Process Explorer</w:t>
+      </w:r>
+    </w:p>
+    <w:p>
+      <w:r>
+        <w:t xml:space="preserve">После завершения Thread-2 </w:t>
+      </w:r>
+      <w:r>
+        <w:t xml:space="preserve">количество потоков </w:t>
+      </w:r>
+      <w:r>
+        <w:t>уменьшается</w:t>
+      </w:r>
+      <w:r>
+        <w:t>.</w:t>
       </w:r>
     </w:p>
     <w:p>
@@ -3272,6 +5558,7 @@
         <w:pStyle w:val="3"/>
       </w:pPr>
       <w:r>
+        <w:lastRenderedPageBreak/>
         <w:t xml:space="preserve">2.4 </w:t>
       </w:r>
       <w:r>
@@ -3294,7 +5581,7 @@
         <w:t xml:space="preserve"> </w:t>
       </w:r>
       <w:r>
-        <w:t>текст</w:t>
+        <w:t>Программа выводит список всех потоков, запущенных в текущем процессе.</w:t>
       </w:r>
     </w:p>
     <w:tbl>
@@ -3319,11 +5606,171 @@
               <w:pStyle w:val="afd"/>
               <w:spacing w:after="0"/>
             </w:pPr>
-            <w:proofErr w:type="spellStart"/>
-            <w:r>
-              <w:t>текст</w:t>
-            </w:r>
-            <w:proofErr w:type="spellEnd"/>
+            <w:r>
+              <w:t>import threading</w:t>
+            </w:r>
+          </w:p>
+          <w:p>
+            <w:pPr>
+              <w:pStyle w:val="afd"/>
+              <w:spacing w:after="0"/>
+            </w:pPr>
+            <w:r>
+              <w:t xml:space="preserve">import </w:t>
+            </w:r>
+            <w:proofErr w:type="spellStart"/>
+            <w:r>
+              <w:t>os</w:t>
+            </w:r>
+            <w:proofErr w:type="spellEnd"/>
+          </w:p>
+          <w:p>
+            <w:pPr>
+              <w:pStyle w:val="afd"/>
+              <w:spacing w:after="0"/>
+            </w:pPr>
+          </w:p>
+          <w:p>
+            <w:pPr>
+              <w:pStyle w:val="afd"/>
+              <w:spacing w:after="0"/>
+            </w:pPr>
+            <w:proofErr w:type="spellStart"/>
+            <w:r>
+              <w:t>def</w:t>
+            </w:r>
+            <w:proofErr w:type="spellEnd"/>
+            <w:r>
+              <w:t xml:space="preserve"> </w:t>
+            </w:r>
+            <w:proofErr w:type="gramStart"/>
+            <w:r>
+              <w:t>main(</w:t>
+            </w:r>
+            <w:proofErr w:type="gramEnd"/>
+            <w:r>
+              <w:t>):</w:t>
+            </w:r>
+          </w:p>
+          <w:p>
+            <w:pPr>
+              <w:pStyle w:val="afd"/>
+              <w:spacing w:after="0"/>
+            </w:pPr>
+            <w:r>
+              <w:t xml:space="preserve">    </w:t>
+            </w:r>
+            <w:proofErr w:type="gramStart"/>
+            <w:r>
+              <w:t>print(</w:t>
+            </w:r>
+            <w:proofErr w:type="spellStart"/>
+            <w:proofErr w:type="gramEnd"/>
+            <w:r>
+              <w:t>f"PID</w:t>
+            </w:r>
+            <w:proofErr w:type="spellEnd"/>
+            <w:r>
+              <w:t xml:space="preserve"> </w:t>
+            </w:r>
+            <w:proofErr w:type="spellStart"/>
+            <w:r>
+              <w:t>процесса</w:t>
+            </w:r>
+            <w:proofErr w:type="spellEnd"/>
+            <w:r>
+              <w:t>: {</w:t>
+            </w:r>
+            <w:proofErr w:type="spellStart"/>
+            <w:r>
+              <w:t>os.getpid</w:t>
+            </w:r>
+            <w:proofErr w:type="spellEnd"/>
+            <w:r>
+              <w:t>()}")</w:t>
+            </w:r>
+          </w:p>
+          <w:p>
+            <w:pPr>
+              <w:pStyle w:val="afd"/>
+              <w:spacing w:after="0"/>
+            </w:pPr>
+            <w:r>
+              <w:t xml:space="preserve">    threads = </w:t>
+            </w:r>
+            <w:proofErr w:type="spellStart"/>
+            <w:proofErr w:type="gramStart"/>
+            <w:r>
+              <w:t>threading.enumerate</w:t>
+            </w:r>
+            <w:proofErr w:type="spellEnd"/>
+            <w:proofErr w:type="gramEnd"/>
+            <w:r>
+              <w:t>()</w:t>
+            </w:r>
+          </w:p>
+          <w:p>
+            <w:pPr>
+              <w:pStyle w:val="afd"/>
+              <w:spacing w:after="0"/>
+            </w:pPr>
+            <w:r>
+              <w:t xml:space="preserve">    for t in threads:</w:t>
+            </w:r>
+          </w:p>
+          <w:p>
+            <w:pPr>
+              <w:pStyle w:val="afd"/>
+              <w:spacing w:after="0"/>
+            </w:pPr>
+            <w:r>
+              <w:t xml:space="preserve">        </w:t>
+            </w:r>
+            <w:proofErr w:type="gramStart"/>
+            <w:r>
+              <w:t>print(</w:t>
+            </w:r>
+            <w:proofErr w:type="spellStart"/>
+            <w:proofErr w:type="gramEnd"/>
+            <w:r>
+              <w:t>f"Поток</w:t>
+            </w:r>
+            <w:proofErr w:type="spellEnd"/>
+            <w:r>
+              <w:t>: {t.name}, ID: {</w:t>
+            </w:r>
+            <w:proofErr w:type="spellStart"/>
+            <w:r>
+              <w:t>t.ident</w:t>
+            </w:r>
+            <w:proofErr w:type="spellEnd"/>
+            <w:r>
+              <w:t>}")</w:t>
+            </w:r>
+          </w:p>
+          <w:p>
+            <w:pPr>
+              <w:pStyle w:val="afd"/>
+              <w:spacing w:after="0"/>
+            </w:pPr>
+          </w:p>
+          <w:p>
+            <w:pPr>
+              <w:pStyle w:val="afd"/>
+              <w:spacing w:after="0"/>
+            </w:pPr>
+            <w:r>
+              <w:t>if __name__ == "__main__":</w:t>
+            </w:r>
+          </w:p>
+          <w:p>
+            <w:pPr>
+              <w:pStyle w:val="afd"/>
+              <w:spacing w:after="0"/>
+            </w:pPr>
+            <w:r>
+              <w:t xml:space="preserve">    main()</w:t>
+            </w:r>
           </w:p>
         </w:tc>
       </w:tr>
@@ -3336,34 +5783,1097 @@
         <w:t>Листинг 2.1</w:t>
       </w:r>
       <w:r>
+        <w:t>.ч</w:t>
+      </w:r>
+      <w:r>
+        <w:t xml:space="preserve"> – </w:t>
+      </w:r>
+      <w:r>
+        <w:t>Исходный код программы</w:t>
+      </w:r>
+      <w:r>
+        <w:t xml:space="preserve"> </w:t>
+      </w:r>
+      <w:r>
+        <w:rPr>
+          <w:lang w:val="en-US"/>
+        </w:rPr>
+        <w:t>l</w:t>
+      </w:r>
+      <w:r>
+        <w:t>ab04</w:t>
+      </w:r>
+      <w:r>
+        <w:rPr>
+          <w:lang w:val="en-US"/>
+        </w:rPr>
+        <w:t>d</w:t>
+      </w:r>
+      <w:r>
+        <w:t>.</w:t>
+      </w:r>
+      <w:r>
+        <w:rPr>
+          <w:lang w:val="en-US"/>
+        </w:rPr>
+        <w:t>py</w:t>
+      </w:r>
+    </w:p>
+    <w:p>
+      <w:r>
+        <w:t>Теперь выполним программу lab04</w:t>
+      </w:r>
+      <w:r>
+        <w:rPr>
+          <w:lang w:val="en-US"/>
+        </w:rPr>
+        <w:t>d</w:t>
+      </w:r>
+      <w:r>
+        <w:t>.</w:t>
+      </w:r>
+      <w:proofErr w:type="spellStart"/>
+      <w:r>
+        <w:t>py</w:t>
+      </w:r>
+      <w:proofErr w:type="spellEnd"/>
+      <w:r>
+        <w:t xml:space="preserve"> в консоли.</w:t>
+      </w:r>
+    </w:p>
+    <w:p>
+      <w:pPr>
+        <w:pStyle w:val="af4"/>
+      </w:pPr>
+      <w:r>
+        <w:drawing>
+          <wp:inline distT="0" distB="0" distL="0" distR="0" wp14:anchorId="70799BF7" wp14:editId="4B342746">
+            <wp:extent cx="4267796" cy="1076475"/>
+            <wp:effectExtent l="0" t="0" r="0" b="9525"/>
+            <wp:docPr id="183" name="Рисунок 183"/>
+            <wp:cNvGraphicFramePr>
+              <a:graphicFrameLocks xmlns:a="http://schemas.openxmlformats.org/drawingml/2006/main" noChangeAspect="1"/>
+            </wp:cNvGraphicFramePr>
+            <a:graphic xmlns:a="http://schemas.openxmlformats.org/drawingml/2006/main">
+              <a:graphicData uri="http://schemas.openxmlformats.org/drawingml/2006/picture">
+                <pic:pic xmlns:pic="http://schemas.openxmlformats.org/drawingml/2006/picture">
+                  <pic:nvPicPr>
+                    <pic:cNvPr id="1" name=""/>
+                    <pic:cNvPicPr/>
+                  </pic:nvPicPr>
+                  <pic:blipFill>
+                    <a:blip r:embed="rId28"/>
+                    <a:stretch>
+                      <a:fillRect/>
+                    </a:stretch>
+                  </pic:blipFill>
+                  <pic:spPr>
+                    <a:xfrm>
+                      <a:off x="0" y="0"/>
+                      <a:ext cx="4267796" cy="1076475"/>
+                    </a:xfrm>
+                    <a:prstGeom prst="rect">
+                      <a:avLst/>
+                    </a:prstGeom>
+                  </pic:spPr>
+                </pic:pic>
+              </a:graphicData>
+            </a:graphic>
+          </wp:inline>
+        </w:drawing>
+      </w:r>
+    </w:p>
+    <w:p>
+      <w:pPr>
+        <w:pStyle w:val="af4"/>
+      </w:pPr>
+      <w:r>
+        <w:t>Рисунок 2.1</w:t>
+      </w:r>
+      <w:r>
         <w:t>.1</w:t>
       </w:r>
       <w:r>
         <w:t xml:space="preserve">.1 – </w:t>
       </w:r>
       <w:r>
-        <w:t>Исходный код программы</w:t>
+        <w:t>Результат выполнения программы Lab-04d</w:t>
+      </w:r>
+    </w:p>
+    <w:p>
+      <w:r>
+        <w:t>На рисунке выше продемонстрирован р</w:t>
+      </w:r>
+      <w:r>
+        <w:t>езультат выполнения программы Lab-04d, показывающий идентификатор процесса (PID) и потока (TID).</w:t>
+      </w:r>
+    </w:p>
+    <w:p>
+      <w:pPr>
+        <w:pStyle w:val="2"/>
+      </w:pPr>
+      <w:r>
+        <w:t>2.</w:t>
+      </w:r>
+      <w:r>
+        <w:t>2</w:t>
+      </w:r>
+      <w:r>
+        <w:t xml:space="preserve"> Выполнение заданий для </w:t>
+      </w:r>
+      <w:r>
+        <w:rPr>
+          <w:lang w:val="en-US"/>
+        </w:rPr>
+        <w:t>Linux</w:t>
+      </w:r>
+    </w:p>
+    <w:p>
+      <w:pPr>
+        <w:spacing w:after="0" w:line="240" w:lineRule="auto"/>
+        <w:rPr>
+          <w:rFonts w:cs="Times New Roman"/>
+          <w:szCs w:val="28"/>
+        </w:rPr>
+      </w:pPr>
+      <w:r>
+        <w:rPr>
+          <w:rFonts w:cs="Times New Roman"/>
+          <w:szCs w:val="28"/>
+        </w:rPr>
+        <w:t>Программа создаёт два дочерних потока в которых выполняется функция Lab</w:t>
+      </w:r>
+      <w:r>
+        <w:rPr>
+          <w:rFonts w:cs="Times New Roman"/>
+          <w:szCs w:val="28"/>
+        </w:rPr>
+        <w:t>_</w:t>
+      </w:r>
+      <w:r>
+        <w:rPr>
+          <w:rFonts w:cs="Times New Roman"/>
+          <w:szCs w:val="28"/>
+        </w:rPr>
+        <w:t>04x</w:t>
+      </w:r>
+      <w:r>
+        <w:rPr>
+          <w:rFonts w:cs="Times New Roman"/>
+          <w:szCs w:val="28"/>
+        </w:rPr>
+        <w:t xml:space="preserve">. </w:t>
+      </w:r>
+      <w:r>
+        <w:rPr>
+          <w:rFonts w:cs="Times New Roman"/>
+          <w:szCs w:val="28"/>
+        </w:rPr>
+        <w:t>При этом в первом и втором потоках выполняются 50 и 125 итераций соответственно.</w:t>
+      </w:r>
+    </w:p>
+    <w:p>
+      <w:pPr>
+        <w:pStyle w:val="a"/>
+      </w:pPr>
+      <w:r>
+        <w:t>В главном потоке также вызывается функция Lab</w:t>
+      </w:r>
+      <w:r>
+        <w:t>_04</w:t>
+      </w:r>
+      <w:r>
+        <w:t>x так, чтобы выполнялось 100 итераций.</w:t>
+      </w:r>
+    </w:p>
+    <w:p>
+      <w:pPr>
+        <w:pStyle w:val="a"/>
+      </w:pPr>
+      <w:r>
+        <w:t>Главный поток должен ожидать завершения всех дочерних потоков перед тем, как завершать свою работу.</w:t>
+      </w:r>
+    </w:p>
+    <w:p>
+      <w:pPr>
+        <w:pStyle w:val="a"/>
+        <w:spacing w:after="0"/>
+      </w:pPr>
+      <w:r>
+        <w:t xml:space="preserve">Изучить информацию о созданных </w:t>
+      </w:r>
+      <w:r>
+        <w:t>потоках</w:t>
+      </w:r>
+      <w:r>
+        <w:t xml:space="preserve"> через файловую систему (каталог /</w:t>
+      </w:r>
+      <w:proofErr w:type="spellStart"/>
+      <w:r>
+        <w:t>proc</w:t>
+      </w:r>
+      <w:proofErr w:type="spellEnd"/>
+      <w:r>
+        <w:t>)</w:t>
+      </w:r>
+      <w:r>
+        <w:t xml:space="preserve"> и утилиту </w:t>
+      </w:r>
+      <w:proofErr w:type="spellStart"/>
+      <w:r>
+        <w:t>ps</w:t>
+      </w:r>
+      <w:proofErr w:type="spellEnd"/>
+      <w:r>
+        <w:t>.</w:t>
       </w:r>
       <w:r>
         <w:t xml:space="preserve"> </w:t>
       </w:r>
       <w:r>
+        <w:t>П</w:t>
+      </w:r>
+      <w:r>
+        <w:t>редусмотреть обраб</w:t>
+      </w:r>
+      <w:r>
+        <w:t>отку ошибок и очистку ресурсов.</w:t>
+      </w:r>
+    </w:p>
+    <w:p>
+      <w:r>
+        <w:t xml:space="preserve">Создадим </w:t>
+      </w:r>
+      <w:r>
+        <w:t xml:space="preserve">аналог Lab-04a под </w:t>
+      </w:r>
+      <w:proofErr w:type="spellStart"/>
+      <w:r>
+        <w:t>Linux</w:t>
+      </w:r>
+      <w:proofErr w:type="spellEnd"/>
+      <w:r>
+        <w:t xml:space="preserve">, называемый Lab-04px, который использует ту же функцию Lab_04x, но добавляет </w:t>
+      </w:r>
+      <w:proofErr w:type="spellStart"/>
+      <w:r>
+        <w:t>Linux</w:t>
+      </w:r>
+      <w:proofErr w:type="spellEnd"/>
+      <w:r>
+        <w:t>-специфику — просмотр потоков через /</w:t>
+      </w:r>
+      <w:proofErr w:type="spellStart"/>
+      <w:r>
+        <w:t>proc</w:t>
+      </w:r>
+      <w:proofErr w:type="spellEnd"/>
+      <w:r>
+        <w:t xml:space="preserve"> и </w:t>
+      </w:r>
+      <w:proofErr w:type="spellStart"/>
+      <w:r>
+        <w:t>ps</w:t>
+      </w:r>
+      <w:proofErr w:type="spellEnd"/>
+      <w:r>
+        <w:t>.</w:t>
+      </w:r>
+    </w:p>
+    <w:tbl>
+      <w:tblPr>
+        <w:tblStyle w:val="a5"/>
+        <w:tblW w:w="0" w:type="auto"/>
+        <w:tblLook w:val="04A0" w:firstRow="1" w:lastRow="0" w:firstColumn="1" w:lastColumn="0" w:noHBand="0" w:noVBand="1"/>
+      </w:tblPr>
+      <w:tblGrid>
+        <w:gridCol w:w="9345"/>
+      </w:tblGrid>
+      <w:tr>
+        <w:trPr>
+          <w:trHeight w:val="376"/>
+        </w:trPr>
+        <w:tc>
+          <w:tcPr>
+            <w:tcW w:w="9345" w:type="dxa"/>
+          </w:tcPr>
+          <w:p>
+            <w:pPr>
+              <w:pStyle w:val="afd"/>
+              <w:spacing w:after="0"/>
+            </w:pPr>
+            <w:r>
+              <w:lastRenderedPageBreak/>
+              <w:t>from lab04x import Lab_04x</w:t>
+            </w:r>
+          </w:p>
+          <w:p>
+            <w:pPr>
+              <w:pStyle w:val="afd"/>
+              <w:spacing w:after="0"/>
+            </w:pPr>
+            <w:r>
+              <w:t xml:space="preserve">import </w:t>
+            </w:r>
+            <w:proofErr w:type="spellStart"/>
+            <w:r>
+              <w:t>os</w:t>
+            </w:r>
+            <w:proofErr w:type="spellEnd"/>
+          </w:p>
+          <w:p>
+            <w:pPr>
+              <w:pStyle w:val="afd"/>
+              <w:spacing w:after="0"/>
+            </w:pPr>
+            <w:r>
+              <w:t>import threading</w:t>
+            </w:r>
+          </w:p>
+          <w:p>
+            <w:pPr>
+              <w:pStyle w:val="afd"/>
+              <w:spacing w:after="0"/>
+            </w:pPr>
+            <w:r>
+              <w:t>import time</w:t>
+            </w:r>
+          </w:p>
+          <w:p>
+            <w:pPr>
+              <w:pStyle w:val="afd"/>
+              <w:spacing w:after="0"/>
+            </w:pPr>
+            <w:r>
+              <w:t>import sys</w:t>
+            </w:r>
+          </w:p>
+          <w:p>
+            <w:pPr>
+              <w:pStyle w:val="afd"/>
+              <w:spacing w:after="0"/>
+            </w:pPr>
+            <w:r>
+              <w:t>import random</w:t>
+            </w:r>
+          </w:p>
+          <w:p>
+            <w:pPr>
+              <w:pStyle w:val="afd"/>
+              <w:spacing w:after="0"/>
+            </w:pPr>
+            <w:r>
+              <w:t xml:space="preserve">from </w:t>
+            </w:r>
+            <w:proofErr w:type="spellStart"/>
+            <w:r>
+              <w:t>datetime</w:t>
+            </w:r>
+            <w:proofErr w:type="spellEnd"/>
+            <w:r>
+              <w:t xml:space="preserve"> import </w:t>
+            </w:r>
+            <w:proofErr w:type="spellStart"/>
+            <w:r>
+              <w:t>datetime</w:t>
+            </w:r>
+            <w:proofErr w:type="spellEnd"/>
+          </w:p>
+          <w:p>
+            <w:pPr>
+              <w:pStyle w:val="afd"/>
+              <w:spacing w:after="0"/>
+            </w:pPr>
+          </w:p>
+          <w:p>
+            <w:pPr>
+              <w:pStyle w:val="afd"/>
+              <w:spacing w:after="0"/>
+            </w:pPr>
+            <w:proofErr w:type="spellStart"/>
+            <w:r>
+              <w:t>def</w:t>
+            </w:r>
+            <w:proofErr w:type="spellEnd"/>
+            <w:r>
+              <w:t xml:space="preserve"> </w:t>
+            </w:r>
+            <w:proofErr w:type="gramStart"/>
+            <w:r>
+              <w:t>main(</w:t>
+            </w:r>
+            <w:proofErr w:type="gramEnd"/>
+            <w:r>
+              <w:t>):</w:t>
+            </w:r>
+          </w:p>
+          <w:p>
+            <w:pPr>
+              <w:pStyle w:val="afd"/>
+              <w:spacing w:after="0"/>
+            </w:pPr>
+            <w:r>
+              <w:t xml:space="preserve">    </w:t>
+            </w:r>
+            <w:proofErr w:type="gramStart"/>
+            <w:r>
+              <w:t>print(</w:t>
+            </w:r>
+            <w:proofErr w:type="gramEnd"/>
+            <w:r>
+              <w:t xml:space="preserve">f"=== </w:t>
+            </w:r>
+            <w:r>
+              <w:rPr>
+                <w:lang w:val="ru-RU"/>
+              </w:rPr>
+              <w:t>Запуск</w:t>
+            </w:r>
+            <w:r>
+              <w:t xml:space="preserve"> </w:t>
+            </w:r>
+            <w:r>
+              <w:rPr>
+                <w:lang w:val="ru-RU"/>
+              </w:rPr>
+              <w:t>программы</w:t>
+            </w:r>
+            <w:r>
+              <w:t xml:space="preserve"> Lab-04px (PID={</w:t>
+            </w:r>
+            <w:proofErr w:type="spellStart"/>
+            <w:r>
+              <w:t>os.getpid</w:t>
+            </w:r>
+            <w:proofErr w:type="spellEnd"/>
+            <w:r>
+              <w:t>()}) ===")</w:t>
+            </w:r>
+          </w:p>
+          <w:p>
+            <w:pPr>
+              <w:pStyle w:val="afd"/>
+              <w:spacing w:after="0"/>
+            </w:pPr>
+          </w:p>
+          <w:p>
+            <w:pPr>
+              <w:pStyle w:val="afd"/>
+              <w:spacing w:after="0"/>
+            </w:pPr>
+            <w:r>
+              <w:t xml:space="preserve">    t1 = </w:t>
+            </w:r>
+            <w:proofErr w:type="spellStart"/>
+            <w:proofErr w:type="gramStart"/>
+            <w:r>
+              <w:t>threading.Thread</w:t>
+            </w:r>
+            <w:proofErr w:type="spellEnd"/>
+            <w:proofErr w:type="gramEnd"/>
+            <w:r>
+              <w:t xml:space="preserve">(target=Lab_04x, </w:t>
+            </w:r>
+            <w:proofErr w:type="spellStart"/>
+            <w:r>
+              <w:t>args</w:t>
+            </w:r>
+            <w:proofErr w:type="spellEnd"/>
+            <w:r>
+              <w:t>=(50,), name="Thread-1")</w:t>
+            </w:r>
+          </w:p>
+          <w:p>
+            <w:pPr>
+              <w:pStyle w:val="afd"/>
+              <w:spacing w:after="0"/>
+            </w:pPr>
+            <w:r>
+              <w:t xml:space="preserve">    t2 = </w:t>
+            </w:r>
+            <w:proofErr w:type="spellStart"/>
+            <w:proofErr w:type="gramStart"/>
+            <w:r>
+              <w:t>threading.Thread</w:t>
+            </w:r>
+            <w:proofErr w:type="spellEnd"/>
+            <w:proofErr w:type="gramEnd"/>
+            <w:r>
+              <w:t xml:space="preserve">(target=Lab_04x, </w:t>
+            </w:r>
+            <w:proofErr w:type="spellStart"/>
+            <w:r>
+              <w:t>args</w:t>
+            </w:r>
+            <w:proofErr w:type="spellEnd"/>
+            <w:r>
+              <w:t>=(125,), name="Thread-2")</w:t>
+            </w:r>
+          </w:p>
+          <w:p>
+            <w:pPr>
+              <w:pStyle w:val="afd"/>
+              <w:spacing w:after="0"/>
+            </w:pPr>
+          </w:p>
+          <w:p>
+            <w:pPr>
+              <w:pStyle w:val="afd"/>
+              <w:spacing w:after="0"/>
+              <w:rPr>
+                <w:lang w:val="ru-RU"/>
+              </w:rPr>
+            </w:pPr>
+            <w:r>
+              <w:t xml:space="preserve">    </w:t>
+            </w:r>
+            <w:r>
+              <w:rPr>
+                <w:lang w:val="ru-RU"/>
+              </w:rPr>
+              <w:t>t</w:t>
+            </w:r>
+            <w:proofErr w:type="gramStart"/>
+            <w:r>
+              <w:rPr>
+                <w:lang w:val="ru-RU"/>
+              </w:rPr>
+              <w:t>1.start</w:t>
+            </w:r>
+            <w:proofErr w:type="gramEnd"/>
+            <w:r>
+              <w:rPr>
+                <w:lang w:val="ru-RU"/>
+              </w:rPr>
+              <w:t>()</w:t>
+            </w:r>
+          </w:p>
+          <w:p>
+            <w:pPr>
+              <w:pStyle w:val="afd"/>
+              <w:spacing w:after="0"/>
+              <w:rPr>
+                <w:lang w:val="ru-RU"/>
+              </w:rPr>
+            </w:pPr>
+            <w:r>
+              <w:rPr>
+                <w:lang w:val="ru-RU"/>
+              </w:rPr>
+              <w:t xml:space="preserve">    t</w:t>
+            </w:r>
+            <w:proofErr w:type="gramStart"/>
+            <w:r>
+              <w:rPr>
+                <w:lang w:val="ru-RU"/>
+              </w:rPr>
+              <w:t>2.start</w:t>
+            </w:r>
+            <w:proofErr w:type="gramEnd"/>
+            <w:r>
+              <w:rPr>
+                <w:lang w:val="ru-RU"/>
+              </w:rPr>
+              <w:t>()</w:t>
+            </w:r>
+          </w:p>
+          <w:p>
+            <w:pPr>
+              <w:pStyle w:val="afd"/>
+              <w:spacing w:after="0"/>
+              <w:rPr>
+                <w:lang w:val="ru-RU"/>
+              </w:rPr>
+            </w:pPr>
+          </w:p>
+          <w:p>
+            <w:pPr>
+              <w:pStyle w:val="afd"/>
+              <w:spacing w:after="0"/>
+              <w:rPr>
+                <w:lang w:val="ru-RU"/>
+              </w:rPr>
+            </w:pPr>
+            <w:r>
+              <w:rPr>
+                <w:lang w:val="ru-RU"/>
+              </w:rPr>
+              <w:t xml:space="preserve">    # Главный поток выполняет свою функцию</w:t>
+            </w:r>
+          </w:p>
+          <w:p>
+            <w:pPr>
+              <w:pStyle w:val="afd"/>
+              <w:spacing w:after="0"/>
+              <w:rPr>
+                <w:lang w:val="ru-RU"/>
+              </w:rPr>
+            </w:pPr>
+            <w:r>
+              <w:rPr>
+                <w:lang w:val="ru-RU"/>
+              </w:rPr>
+              <w:t xml:space="preserve">    Lab_04</w:t>
+            </w:r>
+            <w:proofErr w:type="gramStart"/>
+            <w:r>
+              <w:rPr>
+                <w:lang w:val="ru-RU"/>
+              </w:rPr>
+              <w:t>x(</w:t>
+            </w:r>
+            <w:proofErr w:type="gramEnd"/>
+            <w:r>
+              <w:rPr>
+                <w:lang w:val="ru-RU"/>
+              </w:rPr>
+              <w:t>100)</w:t>
+            </w:r>
+          </w:p>
+          <w:p>
+            <w:pPr>
+              <w:pStyle w:val="afd"/>
+              <w:spacing w:after="0"/>
+              <w:rPr>
+                <w:lang w:val="ru-RU"/>
+              </w:rPr>
+            </w:pPr>
+          </w:p>
+          <w:p>
+            <w:pPr>
+              <w:pStyle w:val="afd"/>
+              <w:spacing w:after="0"/>
+              <w:rPr>
+                <w:lang w:val="ru-RU"/>
+              </w:rPr>
+            </w:pPr>
+            <w:r>
+              <w:rPr>
+                <w:lang w:val="ru-RU"/>
+              </w:rPr>
+              <w:t xml:space="preserve">    # Ожидание завершения дочерних потоков</w:t>
+            </w:r>
+          </w:p>
+          <w:p>
+            <w:pPr>
+              <w:pStyle w:val="afd"/>
+              <w:spacing w:after="0"/>
+              <w:rPr>
+                <w:lang w:val="ru-RU"/>
+              </w:rPr>
+            </w:pPr>
+            <w:r>
+              <w:rPr>
+                <w:lang w:val="ru-RU"/>
+              </w:rPr>
+              <w:t xml:space="preserve">    t</w:t>
+            </w:r>
+            <w:proofErr w:type="gramStart"/>
+            <w:r>
+              <w:rPr>
+                <w:lang w:val="ru-RU"/>
+              </w:rPr>
+              <w:t>1.join</w:t>
+            </w:r>
+            <w:proofErr w:type="gramEnd"/>
+            <w:r>
+              <w:rPr>
+                <w:lang w:val="ru-RU"/>
+              </w:rPr>
+              <w:t>()</w:t>
+            </w:r>
+          </w:p>
+          <w:p>
+            <w:pPr>
+              <w:pStyle w:val="afd"/>
+              <w:spacing w:after="0"/>
+              <w:rPr>
+                <w:lang w:val="ru-RU"/>
+              </w:rPr>
+            </w:pPr>
+            <w:r>
+              <w:rPr>
+                <w:lang w:val="ru-RU"/>
+              </w:rPr>
+              <w:t xml:space="preserve">    t</w:t>
+            </w:r>
+            <w:proofErr w:type="gramStart"/>
+            <w:r>
+              <w:rPr>
+                <w:lang w:val="ru-RU"/>
+              </w:rPr>
+              <w:t>2.join</w:t>
+            </w:r>
+            <w:proofErr w:type="gramEnd"/>
+            <w:r>
+              <w:rPr>
+                <w:lang w:val="ru-RU"/>
+              </w:rPr>
+              <w:t>()</w:t>
+            </w:r>
+          </w:p>
+          <w:p>
+            <w:pPr>
+              <w:pStyle w:val="afd"/>
+              <w:spacing w:after="0"/>
+              <w:rPr>
+                <w:lang w:val="ru-RU"/>
+              </w:rPr>
+            </w:pPr>
+          </w:p>
+          <w:p>
+            <w:pPr>
+              <w:pStyle w:val="afd"/>
+              <w:spacing w:after="0"/>
+              <w:rPr>
+                <w:lang w:val="ru-RU"/>
+              </w:rPr>
+            </w:pPr>
+            <w:r>
+              <w:rPr>
+                <w:lang w:val="ru-RU"/>
+              </w:rPr>
+              <w:t xml:space="preserve">    </w:t>
+            </w:r>
+            <w:proofErr w:type="spellStart"/>
+            <w:proofErr w:type="gramStart"/>
+            <w:r>
+              <w:rPr>
+                <w:lang w:val="ru-RU"/>
+              </w:rPr>
+              <w:t>print</w:t>
+            </w:r>
+            <w:proofErr w:type="spellEnd"/>
+            <w:r>
+              <w:rPr>
+                <w:lang w:val="ru-RU"/>
+              </w:rPr>
+              <w:t>(</w:t>
+            </w:r>
+            <w:proofErr w:type="gramEnd"/>
+            <w:r>
+              <w:rPr>
+                <w:lang w:val="ru-RU"/>
+              </w:rPr>
+              <w:t>"\</w:t>
+            </w:r>
+            <w:proofErr w:type="spellStart"/>
+            <w:r>
+              <w:rPr>
+                <w:lang w:val="ru-RU"/>
+              </w:rPr>
+              <w:t>nВсе</w:t>
+            </w:r>
+            <w:proofErr w:type="spellEnd"/>
+            <w:r>
+              <w:rPr>
+                <w:lang w:val="ru-RU"/>
+              </w:rPr>
+              <w:t xml:space="preserve"> потоки завершены.")</w:t>
+            </w:r>
+          </w:p>
+          <w:p>
+            <w:pPr>
+              <w:pStyle w:val="afd"/>
+              <w:spacing w:after="0"/>
+              <w:rPr>
+                <w:lang w:val="ru-RU"/>
+              </w:rPr>
+            </w:pPr>
+            <w:r>
+              <w:rPr>
+                <w:lang w:val="ru-RU"/>
+              </w:rPr>
+              <w:t xml:space="preserve">    </w:t>
+            </w:r>
+            <w:proofErr w:type="spellStart"/>
+            <w:proofErr w:type="gramStart"/>
+            <w:r>
+              <w:rPr>
+                <w:lang w:val="ru-RU"/>
+              </w:rPr>
+              <w:t>print</w:t>
+            </w:r>
+            <w:proofErr w:type="spellEnd"/>
+            <w:r>
+              <w:rPr>
+                <w:lang w:val="ru-RU"/>
+              </w:rPr>
+              <w:t>(</w:t>
+            </w:r>
+            <w:proofErr w:type="gramEnd"/>
+            <w:r>
+              <w:rPr>
+                <w:lang w:val="ru-RU"/>
+              </w:rPr>
+              <w:t>f"=== Завершение программы Lab-04px (PID={</w:t>
+            </w:r>
+            <w:proofErr w:type="spellStart"/>
+            <w:r>
+              <w:rPr>
+                <w:lang w:val="ru-RU"/>
+              </w:rPr>
+              <w:t>os.getpid</w:t>
+            </w:r>
+            <w:proofErr w:type="spellEnd"/>
+            <w:r>
+              <w:rPr>
+                <w:lang w:val="ru-RU"/>
+              </w:rPr>
+              <w:t>()}) ===")</w:t>
+            </w:r>
+          </w:p>
+          <w:p>
+            <w:pPr>
+              <w:pStyle w:val="afd"/>
+              <w:spacing w:after="0"/>
+              <w:rPr>
+                <w:lang w:val="ru-RU"/>
+              </w:rPr>
+            </w:pPr>
+          </w:p>
+          <w:p>
+            <w:pPr>
+              <w:pStyle w:val="afd"/>
+              <w:spacing w:after="0"/>
+            </w:pPr>
+            <w:r>
+              <w:t>if __name__ == "__main__":</w:t>
+            </w:r>
+          </w:p>
+          <w:p>
+            <w:pPr>
+              <w:pStyle w:val="afd"/>
+              <w:spacing w:after="0"/>
+            </w:pPr>
+            <w:r>
+              <w:t xml:space="preserve">    try:</w:t>
+            </w:r>
+          </w:p>
+          <w:p>
+            <w:pPr>
+              <w:pStyle w:val="afd"/>
+              <w:spacing w:after="0"/>
+            </w:pPr>
+            <w:r>
+              <w:t xml:space="preserve">        </w:t>
+            </w:r>
+            <w:proofErr w:type="gramStart"/>
+            <w:r>
+              <w:t>main(</w:t>
+            </w:r>
+            <w:proofErr w:type="gramEnd"/>
+            <w:r>
+              <w:t>)</w:t>
+            </w:r>
+          </w:p>
+          <w:p>
+            <w:pPr>
+              <w:pStyle w:val="afd"/>
+              <w:spacing w:after="0"/>
+              <w:rPr>
+                <w:lang w:val="ru-RU"/>
+              </w:rPr>
+            </w:pPr>
+            <w:r>
+              <w:t xml:space="preserve">    </w:t>
+            </w:r>
+            <w:proofErr w:type="spellStart"/>
+            <w:r>
+              <w:rPr>
+                <w:lang w:val="ru-RU"/>
+              </w:rPr>
+              <w:t>except</w:t>
+            </w:r>
+            <w:proofErr w:type="spellEnd"/>
+            <w:r>
+              <w:rPr>
+                <w:lang w:val="ru-RU"/>
+              </w:rPr>
+              <w:t xml:space="preserve"> </w:t>
+            </w:r>
+            <w:proofErr w:type="spellStart"/>
+            <w:r>
+              <w:rPr>
+                <w:lang w:val="ru-RU"/>
+              </w:rPr>
+              <w:t>KeyboardInterrupt</w:t>
+            </w:r>
+            <w:proofErr w:type="spellEnd"/>
+            <w:r>
+              <w:rPr>
+                <w:lang w:val="ru-RU"/>
+              </w:rPr>
+              <w:t>:</w:t>
+            </w:r>
+          </w:p>
+          <w:p>
+            <w:pPr>
+              <w:pStyle w:val="afd"/>
+              <w:spacing w:after="0"/>
+              <w:rPr>
+                <w:lang w:val="ru-RU"/>
+              </w:rPr>
+            </w:pPr>
+            <w:r>
+              <w:rPr>
+                <w:lang w:val="ru-RU"/>
+              </w:rPr>
+              <w:t xml:space="preserve">        </w:t>
+            </w:r>
+            <w:proofErr w:type="spellStart"/>
+            <w:proofErr w:type="gramStart"/>
+            <w:r>
+              <w:rPr>
+                <w:lang w:val="ru-RU"/>
+              </w:rPr>
+              <w:t>print</w:t>
+            </w:r>
+            <w:proofErr w:type="spellEnd"/>
+            <w:r>
+              <w:rPr>
+                <w:lang w:val="ru-RU"/>
+              </w:rPr>
+              <w:t>(</w:t>
+            </w:r>
+            <w:proofErr w:type="gramEnd"/>
+            <w:r>
+              <w:rPr>
+                <w:lang w:val="ru-RU"/>
+              </w:rPr>
+              <w:t>"Программа прервана пользователем.")</w:t>
+            </w:r>
+          </w:p>
+          <w:p>
+            <w:pPr>
+              <w:pStyle w:val="afd"/>
+              <w:spacing w:after="0"/>
+            </w:pPr>
+            <w:r>
+              <w:rPr>
+                <w:lang w:val="ru-RU"/>
+              </w:rPr>
+              <w:t xml:space="preserve">    </w:t>
+            </w:r>
+            <w:r>
+              <w:t>except Exception as e:</w:t>
+            </w:r>
+          </w:p>
+          <w:p>
+            <w:pPr>
+              <w:pStyle w:val="afd"/>
+              <w:spacing w:after="0"/>
+            </w:pPr>
+            <w:r>
+              <w:t xml:space="preserve">        print(f"[</w:t>
+            </w:r>
+            <w:r>
+              <w:rPr>
+                <w:lang w:val="ru-RU"/>
+              </w:rPr>
+              <w:t>ОШИБКА</w:t>
+            </w:r>
+            <w:r>
+              <w:t>]: {e}")</w:t>
+            </w:r>
+          </w:p>
+          <w:p>
+            <w:pPr>
+              <w:pStyle w:val="afd"/>
+              <w:spacing w:after="0"/>
+              <w:rPr>
+                <w:lang w:val="ru-RU"/>
+              </w:rPr>
+            </w:pPr>
+            <w:r>
+              <w:t xml:space="preserve">    </w:t>
+            </w:r>
+            <w:proofErr w:type="spellStart"/>
+            <w:r>
+              <w:rPr>
+                <w:lang w:val="ru-RU"/>
+              </w:rPr>
+              <w:t>finally</w:t>
+            </w:r>
+            <w:proofErr w:type="spellEnd"/>
+            <w:r>
+              <w:rPr>
+                <w:lang w:val="ru-RU"/>
+              </w:rPr>
+              <w:t>:</w:t>
+            </w:r>
+          </w:p>
+          <w:p>
+            <w:pPr>
+              <w:pStyle w:val="afd"/>
+              <w:spacing w:after="0"/>
+              <w:rPr>
+                <w:lang w:val="ru-RU"/>
+              </w:rPr>
+            </w:pPr>
+            <w:r>
+              <w:rPr>
+                <w:lang w:val="ru-RU"/>
+              </w:rPr>
+              <w:t xml:space="preserve">        </w:t>
+            </w:r>
+            <w:proofErr w:type="spellStart"/>
+            <w:r>
+              <w:rPr>
+                <w:lang w:val="ru-RU"/>
+              </w:rPr>
+              <w:t>sys.stdout.flush</w:t>
+            </w:r>
+            <w:proofErr w:type="spellEnd"/>
+            <w:r>
+              <w:rPr>
+                <w:lang w:val="ru-RU"/>
+              </w:rPr>
+              <w:t>()</w:t>
+            </w:r>
+          </w:p>
+        </w:tc>
+      </w:tr>
+    </w:tbl>
+    <w:p>
+      <w:pPr>
+        <w:pStyle w:val="af4"/>
+      </w:pPr>
+      <w:r>
+        <w:t>Листинг 2.1</w:t>
+      </w:r>
+      <w:r>
+        <w:t>.</w:t>
+      </w:r>
+      <w:r>
+        <w:t>1</w:t>
+      </w:r>
+      <w:r>
+        <w:t xml:space="preserve">.1 – </w:t>
+      </w:r>
+      <w:r>
+        <w:t xml:space="preserve">Исходный код программы </w:t>
+      </w:r>
+      <w:r>
         <w:rPr>
           <w:lang w:val="en-US"/>
         </w:rPr>
         <w:t>l</w:t>
       </w:r>
       <w:r>
-        <w:t>ab</w:t>
-      </w:r>
-      <w:r>
-        <w:t>04</w:t>
+        <w:t>ab04</w:t>
       </w:r>
       <w:r>
         <w:rPr>
           <w:lang w:val="en-US"/>
         </w:rPr>
-        <w:t>d</w:t>
+        <w:t>p</w:t>
+      </w:r>
+      <w:r>
+        <w:rPr>
+          <w:lang w:val="en-US"/>
+        </w:rPr>
+        <w:t>x</w:t>
       </w:r>
       <w:r>
         <w:t>.</w:t>
@@ -3377,7 +6887,26 @@
     </w:p>
     <w:p>
       <w:r>
-        <w:t>текст</w:t>
+        <w:t>Теперь выполним программу lab04</w:t>
+      </w:r>
+      <w:proofErr w:type="spellStart"/>
+      <w:r>
+        <w:rPr>
+          <w:lang w:val="en-US"/>
+        </w:rPr>
+        <w:t>px</w:t>
+      </w:r>
+      <w:proofErr w:type="spellEnd"/>
+      <w:r>
+        <w:t>.</w:t>
+      </w:r>
+      <w:proofErr w:type="spellStart"/>
+      <w:r>
+        <w:t>py</w:t>
+      </w:r>
+      <w:proofErr w:type="spellEnd"/>
+      <w:r>
+        <w:t xml:space="preserve"> в консоли.</w:t>
       </w:r>
     </w:p>
     <w:p>
@@ -3385,11 +6914,259 @@
         <w:pStyle w:val="af4"/>
       </w:pPr>
       <w:r>
+        <w:lastRenderedPageBreak/>
         <w:drawing>
-          <wp:inline distT="0" distB="0" distL="0" distR="0" wp14:anchorId="3C80A4A7" wp14:editId="2E3969B8">
-            <wp:extent cx="5940425" cy="436228"/>
-            <wp:effectExtent l="0" t="0" r="0" b="2540"/>
-            <wp:docPr id="12" name="Рисунок 12"/>
+          <wp:inline distT="0" distB="0" distL="0" distR="0" wp14:anchorId="637E313E" wp14:editId="1B970934">
+            <wp:extent cx="5940425" cy="3054350"/>
+            <wp:effectExtent l="0" t="0" r="3175" b="0"/>
+            <wp:docPr id="198" name="Рисунок 198"/>
+            <wp:cNvGraphicFramePr>
+              <a:graphicFrameLocks xmlns:a="http://schemas.openxmlformats.org/drawingml/2006/main" noChangeAspect="1"/>
+            </wp:cNvGraphicFramePr>
+            <a:graphic xmlns:a="http://schemas.openxmlformats.org/drawingml/2006/main">
+              <a:graphicData uri="http://schemas.openxmlformats.org/drawingml/2006/picture">
+                <pic:pic xmlns:pic="http://schemas.openxmlformats.org/drawingml/2006/picture">
+                  <pic:nvPicPr>
+                    <pic:cNvPr id="1" name=""/>
+                    <pic:cNvPicPr/>
+                  </pic:nvPicPr>
+                  <pic:blipFill>
+                    <a:blip r:embed="rId29"/>
+                    <a:stretch>
+                      <a:fillRect/>
+                    </a:stretch>
+                  </pic:blipFill>
+                  <pic:spPr>
+                    <a:xfrm>
+                      <a:off x="0" y="0"/>
+                      <a:ext cx="5940425" cy="3054350"/>
+                    </a:xfrm>
+                    <a:prstGeom prst="rect">
+                      <a:avLst/>
+                    </a:prstGeom>
+                  </pic:spPr>
+                </pic:pic>
+              </a:graphicData>
+            </a:graphic>
+          </wp:inline>
+        </w:drawing>
+      </w:r>
+    </w:p>
+    <w:p>
+      <w:pPr>
+        <w:pStyle w:val="af4"/>
+      </w:pPr>
+      <w:r>
+        <w:t>Рисунок 2.1.6 – Фрагмен вывода запуска программы lab04</w:t>
+      </w:r>
+      <w:r>
+        <w:rPr>
+          <w:lang w:val="en-US"/>
+        </w:rPr>
+        <w:t>p</w:t>
+      </w:r>
+      <w:r>
+        <w:t>.</w:t>
+      </w:r>
+      <w:r>
+        <w:rPr>
+          <w:lang w:val="en-US"/>
+        </w:rPr>
+        <w:t>py</w:t>
+      </w:r>
+    </w:p>
+    <w:p>
+      <w:r>
+        <w:t>Начало выполнения программы Lab-04px. Видно запуск трёх потоков (главного и двух дочерних), идентификаторы PID и TID, а также отметки времени начала работы.</w:t>
+      </w:r>
+    </w:p>
+    <w:p>
+      <w:pPr>
+        <w:pStyle w:val="af4"/>
+      </w:pPr>
+      <w:r>
+        <w:drawing>
+          <wp:inline distT="0" distB="0" distL="0" distR="0" wp14:anchorId="5A72B4C5" wp14:editId="277FAF79">
+            <wp:extent cx="5940425" cy="3327400"/>
+            <wp:effectExtent l="0" t="0" r="3175" b="6350"/>
+            <wp:docPr id="200" name="Рисунок 200"/>
+            <wp:cNvGraphicFramePr>
+              <a:graphicFrameLocks xmlns:a="http://schemas.openxmlformats.org/drawingml/2006/main" noChangeAspect="1"/>
+            </wp:cNvGraphicFramePr>
+            <a:graphic xmlns:a="http://schemas.openxmlformats.org/drawingml/2006/main">
+              <a:graphicData uri="http://schemas.openxmlformats.org/drawingml/2006/picture">
+                <pic:pic xmlns:pic="http://schemas.openxmlformats.org/drawingml/2006/picture">
+                  <pic:nvPicPr>
+                    <pic:cNvPr id="1" name=""/>
+                    <pic:cNvPicPr/>
+                  </pic:nvPicPr>
+                  <pic:blipFill>
+                    <a:blip r:embed="rId30"/>
+                    <a:stretch>
+                      <a:fillRect/>
+                    </a:stretch>
+                  </pic:blipFill>
+                  <pic:spPr>
+                    <a:xfrm>
+                      <a:off x="0" y="0"/>
+                      <a:ext cx="5940425" cy="3327400"/>
+                    </a:xfrm>
+                    <a:prstGeom prst="rect">
+                      <a:avLst/>
+                    </a:prstGeom>
+                  </pic:spPr>
+                </pic:pic>
+              </a:graphicData>
+            </a:graphic>
+          </wp:inline>
+        </w:drawing>
+      </w:r>
+    </w:p>
+    <w:p>
+      <w:pPr>
+        <w:pStyle w:val="af4"/>
+      </w:pPr>
+      <w:r>
+        <w:t>Рисунок 2.1.6 – Фрагмен вывода запуска программы lab04</w:t>
+      </w:r>
+      <w:r>
+        <w:rPr>
+          <w:lang w:val="en-US"/>
+        </w:rPr>
+        <w:t>p</w:t>
+      </w:r>
+      <w:r>
+        <w:t>.</w:t>
+      </w:r>
+      <w:r>
+        <w:rPr>
+          <w:lang w:val="en-US"/>
+        </w:rPr>
+        <w:t>py</w:t>
+      </w:r>
+    </w:p>
+    <w:p>
+      <w:r>
+        <w:t xml:space="preserve">Основная часть работы программы. На </w:t>
+      </w:r>
+      <w:proofErr w:type="spellStart"/>
+      <w:r>
+        <w:t>скрине</w:t>
+      </w:r>
+      <w:proofErr w:type="spellEnd"/>
+      <w:r>
+        <w:t xml:space="preserve"> показано чередование итераций потоков, что подтверждает их параллельную работу.</w:t>
+      </w:r>
+    </w:p>
+    <w:p>
+      <w:pPr>
+        <w:pStyle w:val="af4"/>
+        <w:rPr>
+          <w:lang w:val="en-US"/>
+        </w:rPr>
+      </w:pPr>
+      <w:r>
+        <w:rPr>
+          <w:lang w:val="en-US"/>
+        </w:rPr>
+        <w:lastRenderedPageBreak/>
+        <w:drawing>
+          <wp:inline distT="0" distB="0" distL="0" distR="0" wp14:anchorId="272FE902" wp14:editId="5A380580">
+            <wp:extent cx="5940425" cy="1769110"/>
+            <wp:effectExtent l="0" t="0" r="3175" b="2540"/>
+            <wp:docPr id="199" name="Рисунок 199"/>
+            <wp:cNvGraphicFramePr>
+              <a:graphicFrameLocks xmlns:a="http://schemas.openxmlformats.org/drawingml/2006/main" noChangeAspect="1"/>
+            </wp:cNvGraphicFramePr>
+            <a:graphic xmlns:a="http://schemas.openxmlformats.org/drawingml/2006/main">
+              <a:graphicData uri="http://schemas.openxmlformats.org/drawingml/2006/picture">
+                <pic:pic xmlns:pic="http://schemas.openxmlformats.org/drawingml/2006/picture">
+                  <pic:nvPicPr>
+                    <pic:cNvPr id="1" name=""/>
+                    <pic:cNvPicPr/>
+                  </pic:nvPicPr>
+                  <pic:blipFill>
+                    <a:blip r:embed="rId31"/>
+                    <a:stretch>
+                      <a:fillRect/>
+                    </a:stretch>
+                  </pic:blipFill>
+                  <pic:spPr>
+                    <a:xfrm>
+                      <a:off x="0" y="0"/>
+                      <a:ext cx="5940425" cy="1769110"/>
+                    </a:xfrm>
+                    <a:prstGeom prst="rect">
+                      <a:avLst/>
+                    </a:prstGeom>
+                  </pic:spPr>
+                </pic:pic>
+              </a:graphicData>
+            </a:graphic>
+          </wp:inline>
+        </w:drawing>
+      </w:r>
+    </w:p>
+    <w:p>
+      <w:pPr>
+        <w:pStyle w:val="af4"/>
+      </w:pPr>
+      <w:r>
+        <w:t>Рисунок 2.1.7 – Фрагмен вывода запуска программы lab04</w:t>
+      </w:r>
+      <w:r>
+        <w:rPr>
+          <w:lang w:val="en-US"/>
+        </w:rPr>
+        <w:t>p</w:t>
+      </w:r>
+      <w:r>
+        <w:t>.</w:t>
+      </w:r>
+      <w:r>
+        <w:rPr>
+          <w:lang w:val="en-US"/>
+        </w:rPr>
+        <w:t>py</w:t>
+      </w:r>
+    </w:p>
+    <w:p>
+      <w:r>
+        <w:t>Завершение программы Lab-04px. Видно, что главный поток завершает выполнение после окончания всех дочерних потоков.</w:t>
+      </w:r>
+    </w:p>
+    <w:p>
+      <w:r>
+        <w:t xml:space="preserve">Выполним проверку потоков через </w:t>
+      </w:r>
+      <w:r>
+        <w:rPr>
+          <w:b/>
+        </w:rPr>
+        <w:t>/</w:t>
+      </w:r>
+      <w:proofErr w:type="spellStart"/>
+      <w:r>
+        <w:rPr>
+          <w:b/>
+        </w:rPr>
+        <w:t>proc</w:t>
+      </w:r>
+      <w:proofErr w:type="spellEnd"/>
+      <w:r>
+        <w:t>:</w:t>
+      </w:r>
+    </w:p>
+    <w:p>
+      <w:pPr>
+        <w:pStyle w:val="af4"/>
+      </w:pPr>
+      <w:r>
+        <w:drawing>
+          <wp:inline distT="0" distB="0" distL="0" distR="0" wp14:anchorId="55AF3096" wp14:editId="77180984">
+            <wp:extent cx="5938872" cy="1246909"/>
+            <wp:effectExtent l="0" t="0" r="5080" b="0"/>
+            <wp:docPr id="197" name="Рисунок 197"/>
             <wp:cNvGraphicFramePr>
               <a:graphicFrameLocks xmlns:a="http://schemas.openxmlformats.org/drawingml/2006/main" noChangeAspect="1"/>
             </wp:cNvGraphicFramePr>
@@ -3401,14 +7178,14 @@
                     <pic:cNvPicPr/>
                   </pic:nvPicPr>
                   <pic:blipFill rotWithShape="1">
-                    <a:blip r:embed="rId12"/>
-                    <a:srcRect b="42125"/>
+                    <a:blip r:embed="rId32"/>
+                    <a:srcRect b="30742"/>
                     <a:stretch/>
                   </pic:blipFill>
                   <pic:spPr bwMode="auto">
                     <a:xfrm>
                       <a:off x="0" y="0"/>
-                      <a:ext cx="5940425" cy="436228"/>
+                      <a:ext cx="5940425" cy="1247235"/>
                     </a:xfrm>
                     <a:prstGeom prst="rect">
                       <a:avLst/>
@@ -3434,202 +7211,70 @@
         <w:pStyle w:val="af4"/>
       </w:pPr>
       <w:r>
-        <w:t>Рисунок 2.1</w:t>
-      </w:r>
-      <w:r>
-        <w:t>.1</w:t>
-      </w:r>
-      <w:r>
-        <w:t>.1 – текст</w:t>
-      </w:r>
-    </w:p>
-    <w:p>
-      <w:pPr>
-        <w:pStyle w:val="2"/>
-      </w:pPr>
-      <w:r>
-        <w:t>2.</w:t>
-      </w:r>
-      <w:r>
-        <w:t>2</w:t>
-      </w:r>
-      <w:r>
-        <w:t xml:space="preserve"> Выполнение заданий для </w:t>
-      </w:r>
-      <w:r>
-        <w:rPr>
-          <w:lang w:val="en-US"/>
-        </w:rPr>
-        <w:t>Linux</w:t>
-      </w:r>
-    </w:p>
-    <w:p>
-      <w:pPr>
-        <w:pStyle w:val="3"/>
-      </w:pPr>
-      <w:r>
-        <w:t>2.</w:t>
-      </w:r>
-      <w:r>
-        <w:rPr>
-          <w:lang w:val="en-US"/>
-        </w:rPr>
-        <w:t>2</w:t>
-      </w:r>
-      <w:r>
-        <w:t>.</w:t>
-      </w:r>
-      <w:r>
-        <w:t>1</w:t>
-      </w:r>
-      <w:r>
-        <w:t xml:space="preserve"> </w:t>
-      </w:r>
-      <w:r>
-        <w:rPr>
-          <w:rFonts w:cs="Times New Roman"/>
-          <w:szCs w:val="28"/>
-        </w:rPr>
-        <w:t xml:space="preserve">Функция </w:t>
-      </w:r>
-      <w:r>
-        <w:rPr>
-          <w:rFonts w:cs="Times New Roman"/>
-          <w:szCs w:val="28"/>
-        </w:rPr>
-        <w:t>Lab</w:t>
-      </w:r>
-      <w:r>
-        <w:rPr>
-          <w:rFonts w:cs="Times New Roman"/>
-          <w:szCs w:val="28"/>
-        </w:rPr>
-        <w:t>_</w:t>
-      </w:r>
-      <w:r>
-        <w:rPr>
-          <w:rFonts w:cs="Times New Roman"/>
-          <w:szCs w:val="28"/>
-        </w:rPr>
-        <w:t>0</w:t>
-      </w:r>
-      <w:r>
-        <w:rPr>
-          <w:rFonts w:cs="Times New Roman"/>
-          <w:szCs w:val="28"/>
-        </w:rPr>
-        <w:t>4</w:t>
-      </w:r>
-      <w:r>
-        <w:rPr>
-          <w:rFonts w:cs="Times New Roman"/>
-          <w:szCs w:val="28"/>
-        </w:rPr>
-        <w:t>х</w:t>
-      </w:r>
-    </w:p>
-    <w:p>
-      <w:r>
-        <w:t>текст</w:t>
-      </w:r>
-    </w:p>
-    <w:tbl>
-      <w:tblPr>
-        <w:tblStyle w:val="a5"/>
-        <w:tblW w:w="0" w:type="auto"/>
-        <w:tblLook w:val="04A0" w:firstRow="1" w:lastRow="0" w:firstColumn="1" w:lastColumn="0" w:noHBand="0" w:noVBand="1"/>
-      </w:tblPr>
-      <w:tblGrid>
-        <w:gridCol w:w="9345"/>
-      </w:tblGrid>
-      <w:tr>
-        <w:trPr>
-          <w:trHeight w:val="376"/>
-        </w:trPr>
-        <w:tc>
-          <w:tcPr>
-            <w:tcW w:w="9345" w:type="dxa"/>
-          </w:tcPr>
-          <w:p>
-            <w:pPr>
-              <w:pStyle w:val="afd"/>
-              <w:spacing w:after="0"/>
-              <w:rPr>
-                <w:lang w:val="ru-RU"/>
-              </w:rPr>
-            </w:pPr>
-            <w:r>
-              <w:rPr>
-                <w:lang w:val="ru-RU"/>
-              </w:rPr>
-              <w:t>текст</w:t>
-            </w:r>
-          </w:p>
-        </w:tc>
-      </w:tr>
-    </w:tbl>
+        <w:t xml:space="preserve">Рисунок 2.1.4 – </w:t>
+      </w:r>
+      <w:r>
+        <w:t xml:space="preserve">Проверка через </w:t>
+      </w:r>
+      <w:r>
+        <w:t>/proc</w:t>
+      </w:r>
+    </w:p>
+    <w:p>
+      <w:r>
+        <w:t>Содержимое каталога /</w:t>
+      </w:r>
+      <w:proofErr w:type="spellStart"/>
+      <w:r>
+        <w:t>proc</w:t>
+      </w:r>
+      <w:proofErr w:type="spellEnd"/>
+      <w:r>
+        <w:t>/&lt;PID&gt;/</w:t>
+      </w:r>
+      <w:proofErr w:type="spellStart"/>
+      <w:r>
+        <w:t>task</w:t>
+      </w:r>
+      <w:proofErr w:type="spellEnd"/>
+      <w:r>
+        <w:t xml:space="preserve">, демонстрирующее наличие нескольких потоков (каждый под своим </w:t>
+      </w:r>
+      <w:proofErr w:type="spellStart"/>
+      <w:r>
+        <w:t>Thread</w:t>
+      </w:r>
+      <w:proofErr w:type="spellEnd"/>
+      <w:r>
+        <w:t xml:space="preserve"> ID).</w:t>
+      </w:r>
+    </w:p>
+    <w:p>
+      <w:r>
+        <w:t xml:space="preserve">Выполним проверку потоков через </w:t>
+      </w:r>
+      <w:proofErr w:type="spellStart"/>
+      <w:r>
+        <w:rPr>
+          <w:b/>
+        </w:rPr>
+        <w:t>ps</w:t>
+      </w:r>
+      <w:proofErr w:type="spellEnd"/>
+      <w:r>
+        <w:t>:</w:t>
+      </w:r>
+    </w:p>
     <w:p>
       <w:pPr>
         <w:pStyle w:val="af4"/>
       </w:pPr>
       <w:r>
-        <w:t>Листинг 2.1</w:t>
-      </w:r>
-      <w:r>
-        <w:t>.</w:t>
-      </w:r>
-      <w:r>
-        <w:t>1</w:t>
-      </w:r>
-      <w:r>
-        <w:t xml:space="preserve">.1 – </w:t>
-      </w:r>
-      <w:r>
-        <w:t xml:space="preserve">Исходный код программы </w:t>
-      </w:r>
-      <w:r>
-        <w:rPr>
-          <w:lang w:val="en-US"/>
-        </w:rPr>
-        <w:t>l</w:t>
-      </w:r>
-      <w:r>
-        <w:t>ab</w:t>
-      </w:r>
-      <w:r>
-        <w:t>04</w:t>
-      </w:r>
-      <w:r>
-        <w:rPr>
-          <w:lang w:val="en-US"/>
-        </w:rPr>
-        <w:t>x</w:t>
-      </w:r>
-      <w:r>
-        <w:t>.</w:t>
-      </w:r>
-      <w:r>
-        <w:rPr>
-          <w:lang w:val="en-US"/>
-        </w:rPr>
-        <w:t>py</w:t>
-      </w:r>
-    </w:p>
-    <w:p>
-      <w:r>
-        <w:t>текст</w:t>
-      </w:r>
-    </w:p>
-    <w:p>
-      <w:pPr>
-        <w:pStyle w:val="af4"/>
-      </w:pPr>
-      <w:r>
         <w:drawing>
-          <wp:inline distT="0" distB="0" distL="0" distR="0" wp14:anchorId="6B03405A" wp14:editId="76C8A42B">
-            <wp:extent cx="5940425" cy="436228"/>
-            <wp:effectExtent l="0" t="0" r="0" b="2540"/>
-            <wp:docPr id="30" name="Рисунок 30"/>
+          <wp:inline distT="0" distB="0" distL="0" distR="0" wp14:anchorId="46CF95AB" wp14:editId="2E826581">
+            <wp:extent cx="5939591" cy="2337955"/>
+            <wp:effectExtent l="0" t="0" r="4445" b="5715"/>
+            <wp:docPr id="201" name="Рисунок 201"/>
             <wp:cNvGraphicFramePr>
               <a:graphicFrameLocks xmlns:a="http://schemas.openxmlformats.org/drawingml/2006/main" noChangeAspect="1"/>
             </wp:cNvGraphicFramePr>
@@ -3641,14 +7286,14 @@
                     <pic:cNvPicPr/>
                   </pic:nvPicPr>
                   <pic:blipFill rotWithShape="1">
-                    <a:blip r:embed="rId12"/>
-                    <a:srcRect b="42125"/>
+                    <a:blip r:embed="rId33"/>
+                    <a:srcRect t="1" b="28177"/>
                     <a:stretch/>
                   </pic:blipFill>
                   <pic:spPr bwMode="auto">
                     <a:xfrm>
                       <a:off x="0" y="0"/>
-                      <a:ext cx="5940425" cy="436228"/>
+                      <a:ext cx="5940425" cy="2338283"/>
                     </a:xfrm>
                     <a:prstGeom prst="rect">
                       <a:avLst/>
@@ -3674,677 +7319,46 @@
         <w:pStyle w:val="af4"/>
       </w:pPr>
       <w:r>
-        <w:t>Рисунок 2.1</w:t>
-      </w:r>
-      <w:r>
-        <w:t>.1</w:t>
-      </w:r>
-      <w:r>
-        <w:t>.1 – текст</w:t>
-      </w:r>
-    </w:p>
-    <w:p>
-      <w:pPr>
-        <w:pStyle w:val="3"/>
-      </w:pPr>
-      <w:r>
-        <w:t>2.</w:t>
-      </w:r>
-      <w:r>
-        <w:t>2</w:t>
-      </w:r>
-      <w:r>
-        <w:t>.</w:t>
-      </w:r>
-      <w:r>
-        <w:t xml:space="preserve">2 </w:t>
-      </w:r>
-      <w:r>
-        <w:rPr>
-          <w:rFonts w:cs="Times New Roman"/>
-          <w:bCs/>
+        <w:t>Рисунок 2.1.</w:t>
+      </w:r>
+      <w:r>
+        <w:t>5</w:t>
+      </w:r>
+      <w:r>
+        <w:t xml:space="preserve"> – </w:t>
+      </w:r>
+      <w:r>
+        <w:t xml:space="preserve">Проверка через </w:t>
+      </w:r>
+      <w:r>
+        <w:t>ps</w:t>
+      </w:r>
+    </w:p>
+    <w:p>
+      <w:pPr>
+        <w:rPr>
+          <w:rFonts w:eastAsiaTheme="minorEastAsia" w:cs="Times New Roman"/>
+          <w:b/>
+          <w:color w:val="000000" w:themeColor="text1"/>
           <w:szCs w:val="28"/>
         </w:rPr>
-        <w:t>Приложение Lab</w:t>
-      </w:r>
-      <w:r>
-        <w:rPr>
-          <w:rFonts w:cs="Times New Roman"/>
-          <w:bCs/>
-          <w:szCs w:val="28"/>
-        </w:rPr>
-        <w:t>-0</w:t>
-      </w:r>
-      <w:r>
-        <w:rPr>
-          <w:rFonts w:cs="Times New Roman"/>
-          <w:bCs/>
-          <w:szCs w:val="28"/>
-        </w:rPr>
-        <w:t>4a</w:t>
-      </w:r>
-    </w:p>
-    <w:p>
-      <w:r>
-        <w:t>текст</w:t>
-      </w:r>
-    </w:p>
-    <w:tbl>
-      <w:tblPr>
-        <w:tblStyle w:val="a5"/>
-        <w:tblW w:w="0" w:type="auto"/>
-        <w:tblLook w:val="04A0" w:firstRow="1" w:lastRow="0" w:firstColumn="1" w:lastColumn="0" w:noHBand="0" w:noVBand="1"/>
-      </w:tblPr>
-      <w:tblGrid>
-        <w:gridCol w:w="9345"/>
-      </w:tblGrid>
-      <w:tr>
-        <w:trPr>
-          <w:trHeight w:val="376"/>
-        </w:trPr>
-        <w:tc>
-          <w:tcPr>
-            <w:tcW w:w="9345" w:type="dxa"/>
-          </w:tcPr>
-          <w:p>
-            <w:pPr>
-              <w:pStyle w:val="afd"/>
-              <w:spacing w:after="0"/>
-            </w:pPr>
-            <w:proofErr w:type="spellStart"/>
-            <w:r>
-              <w:t>Текст</w:t>
-            </w:r>
-            <w:proofErr w:type="spellEnd"/>
-          </w:p>
-        </w:tc>
-      </w:tr>
-    </w:tbl>
-    <w:p>
-      <w:pPr>
-        <w:pStyle w:val="af4"/>
-      </w:pPr>
-      <w:r>
-        <w:t xml:space="preserve">Листинг 2.1.2.1 – </w:t>
-      </w:r>
-      <w:r>
-        <w:t>Исходный код программы</w:t>
-      </w:r>
-      <w:r>
-        <w:t xml:space="preserve"> </w:t>
-      </w:r>
-      <w:r>
-        <w:t>Lab-04a</w:t>
-      </w:r>
-    </w:p>
-    <w:p>
-      <w:r>
-        <w:lastRenderedPageBreak/>
-        <w:t>текст</w:t>
-      </w:r>
-    </w:p>
-    <w:p>
-      <w:pPr>
-        <w:pStyle w:val="af4"/>
-      </w:pPr>
-      <w:r>
-        <w:drawing>
-          <wp:inline distT="0" distB="0" distL="0" distR="0" wp14:anchorId="0A4EFFFC" wp14:editId="13BF0B7D">
-            <wp:extent cx="5940425" cy="436228"/>
-            <wp:effectExtent l="0" t="0" r="0" b="2540"/>
-            <wp:docPr id="31" name="Рисунок 31"/>
-            <wp:cNvGraphicFramePr>
-              <a:graphicFrameLocks xmlns:a="http://schemas.openxmlformats.org/drawingml/2006/main" noChangeAspect="1"/>
-            </wp:cNvGraphicFramePr>
-            <a:graphic xmlns:a="http://schemas.openxmlformats.org/drawingml/2006/main">
-              <a:graphicData uri="http://schemas.openxmlformats.org/drawingml/2006/picture">
-                <pic:pic xmlns:pic="http://schemas.openxmlformats.org/drawingml/2006/picture">
-                  <pic:nvPicPr>
-                    <pic:cNvPr id="1" name=""/>
-                    <pic:cNvPicPr/>
-                  </pic:nvPicPr>
-                  <pic:blipFill rotWithShape="1">
-                    <a:blip r:embed="rId12"/>
-                    <a:srcRect b="42125"/>
-                    <a:stretch/>
-                  </pic:blipFill>
-                  <pic:spPr bwMode="auto">
-                    <a:xfrm>
-                      <a:off x="0" y="0"/>
-                      <a:ext cx="5940425" cy="436228"/>
-                    </a:xfrm>
-                    <a:prstGeom prst="rect">
-                      <a:avLst/>
-                    </a:prstGeom>
-                    <a:ln>
-                      <a:noFill/>
-                    </a:ln>
-                    <a:extLst>
-                      <a:ext uri="{53640926-AAD7-44D8-BBD7-CCE9431645EC}">
-                        <a14:shadowObscured xmlns:a14="http://schemas.microsoft.com/office/drawing/2010/main"/>
-                      </a:ext>
-                    </a:extLst>
-                  </pic:spPr>
-                </pic:pic>
-              </a:graphicData>
-            </a:graphic>
-          </wp:inline>
-        </w:drawing>
-      </w:r>
-    </w:p>
-    <w:p>
-      <w:pPr>
-        <w:pStyle w:val="af4"/>
-      </w:pPr>
-      <w:r>
-        <w:t>Рисунок 2.1.2.1 – текст</w:t>
-      </w:r>
-    </w:p>
-    <w:p>
-      <w:pPr>
-        <w:pStyle w:val="3"/>
-      </w:pPr>
-      <w:r>
-        <w:t>2.</w:t>
-      </w:r>
-      <w:r>
-        <w:t>2</w:t>
-      </w:r>
-      <w:r>
-        <w:t>.</w:t>
-      </w:r>
-      <w:r>
-        <w:t xml:space="preserve">3 </w:t>
-      </w:r>
-      <w:r>
-        <w:rPr>
-          <w:rFonts w:cs="Times New Roman"/>
-          <w:szCs w:val="28"/>
-        </w:rPr>
-        <w:t>Приложение Lab-0</w:t>
-      </w:r>
-      <w:r>
-        <w:rPr>
-          <w:rFonts w:cs="Times New Roman"/>
-          <w:szCs w:val="28"/>
-        </w:rPr>
-        <w:t>4</w:t>
-      </w:r>
-      <w:r>
-        <w:rPr>
-          <w:rFonts w:cs="Times New Roman"/>
-          <w:szCs w:val="28"/>
-        </w:rPr>
-        <w:t>b</w:t>
-      </w:r>
-    </w:p>
-    <w:p>
-      <w:r>
-        <w:t>текст</w:t>
-      </w:r>
-    </w:p>
-    <w:tbl>
-      <w:tblPr>
-        <w:tblStyle w:val="a5"/>
-        <w:tblW w:w="0" w:type="auto"/>
-        <w:tblLook w:val="04A0" w:firstRow="1" w:lastRow="0" w:firstColumn="1" w:lastColumn="0" w:noHBand="0" w:noVBand="1"/>
-      </w:tblPr>
-      <w:tblGrid>
-        <w:gridCol w:w="9345"/>
-      </w:tblGrid>
-      <w:tr>
-        <w:trPr>
-          <w:trHeight w:val="376"/>
-        </w:trPr>
-        <w:tc>
-          <w:tcPr>
-            <w:tcW w:w="9345" w:type="dxa"/>
-          </w:tcPr>
-          <w:p>
-            <w:pPr>
-              <w:pStyle w:val="afd"/>
-              <w:spacing w:after="0"/>
-            </w:pPr>
-            <w:proofErr w:type="spellStart"/>
-            <w:r>
-              <w:t>Текст</w:t>
-            </w:r>
-            <w:proofErr w:type="spellEnd"/>
-          </w:p>
-        </w:tc>
-      </w:tr>
-    </w:tbl>
-    <w:p>
-      <w:pPr>
-        <w:pStyle w:val="af4"/>
-      </w:pPr>
-      <w:r>
-        <w:t xml:space="preserve">Листинг 2.1.2.1 – </w:t>
-      </w:r>
-      <w:r>
-        <w:t>Исходный код программы</w:t>
-      </w:r>
-      <w:r>
-        <w:t xml:space="preserve"> </w:t>
-      </w:r>
-      <w:r>
-        <w:t>Lab-04</w:t>
-      </w:r>
-      <w:r>
-        <w:rPr>
-          <w:lang w:val="en-US"/>
-        </w:rPr>
-        <w:t>b</w:t>
-      </w:r>
-    </w:p>
-    <w:p>
-      <w:r>
-        <w:t>текст</w:t>
-      </w:r>
-    </w:p>
-    <w:p>
-      <w:pPr>
-        <w:pStyle w:val="af4"/>
-      </w:pPr>
-      <w:r>
-        <w:drawing>
-          <wp:inline distT="0" distB="0" distL="0" distR="0" wp14:anchorId="232882F1" wp14:editId="64342ACB">
-            <wp:extent cx="5940425" cy="436228"/>
-            <wp:effectExtent l="0" t="0" r="0" b="2540"/>
-            <wp:docPr id="160" name="Рисунок 160"/>
-            <wp:cNvGraphicFramePr>
-              <a:graphicFrameLocks xmlns:a="http://schemas.openxmlformats.org/drawingml/2006/main" noChangeAspect="1"/>
-            </wp:cNvGraphicFramePr>
-            <a:graphic xmlns:a="http://schemas.openxmlformats.org/drawingml/2006/main">
-              <a:graphicData uri="http://schemas.openxmlformats.org/drawingml/2006/picture">
-                <pic:pic xmlns:pic="http://schemas.openxmlformats.org/drawingml/2006/picture">
-                  <pic:nvPicPr>
-                    <pic:cNvPr id="1" name=""/>
-                    <pic:cNvPicPr/>
-                  </pic:nvPicPr>
-                  <pic:blipFill rotWithShape="1">
-                    <a:blip r:embed="rId12"/>
-                    <a:srcRect b="42125"/>
-                    <a:stretch/>
-                  </pic:blipFill>
-                  <pic:spPr bwMode="auto">
-                    <a:xfrm>
-                      <a:off x="0" y="0"/>
-                      <a:ext cx="5940425" cy="436228"/>
-                    </a:xfrm>
-                    <a:prstGeom prst="rect">
-                      <a:avLst/>
-                    </a:prstGeom>
-                    <a:ln>
-                      <a:noFill/>
-                    </a:ln>
-                    <a:extLst>
-                      <a:ext uri="{53640926-AAD7-44D8-BBD7-CCE9431645EC}">
-                        <a14:shadowObscured xmlns:a14="http://schemas.microsoft.com/office/drawing/2010/main"/>
-                      </a:ext>
-                    </a:extLst>
-                  </pic:spPr>
-                </pic:pic>
-              </a:graphicData>
-            </a:graphic>
-          </wp:inline>
-        </w:drawing>
-      </w:r>
-    </w:p>
-    <w:p>
-      <w:pPr>
-        <w:pStyle w:val="af4"/>
-      </w:pPr>
-      <w:r>
-        <w:t>Рисунок 2.1.2.1 – текст</w:t>
-      </w:r>
-    </w:p>
-    <w:p>
-      <w:pPr>
-        <w:pStyle w:val="3"/>
-      </w:pPr>
-      <w:r>
-        <w:t>2.</w:t>
-      </w:r>
-      <w:r>
-        <w:t>2</w:t>
-      </w:r>
-      <w:r>
-        <w:t xml:space="preserve">.4 </w:t>
-      </w:r>
-      <w:r>
-        <w:rPr>
-          <w:rFonts w:cs="Times New Roman"/>
-          <w:szCs w:val="28"/>
-        </w:rPr>
-        <w:t>Приложение Lab-0</w:t>
-      </w:r>
-      <w:r>
-        <w:rPr>
-          <w:rFonts w:cs="Times New Roman"/>
-          <w:szCs w:val="28"/>
-        </w:rPr>
-        <w:t>4</w:t>
-      </w:r>
-      <w:r>
-        <w:rPr>
-          <w:rFonts w:cs="Times New Roman"/>
-          <w:szCs w:val="28"/>
-        </w:rPr>
-        <w:t>c</w:t>
-      </w:r>
-    </w:p>
-    <w:p>
-      <w:r>
-        <w:t xml:space="preserve"> </w:t>
-      </w:r>
-      <w:r>
-        <w:t>текст</w:t>
-      </w:r>
-    </w:p>
-    <w:tbl>
-      <w:tblPr>
-        <w:tblStyle w:val="a5"/>
-        <w:tblW w:w="0" w:type="auto"/>
-        <w:tblLook w:val="04A0" w:firstRow="1" w:lastRow="0" w:firstColumn="1" w:lastColumn="0" w:noHBand="0" w:noVBand="1"/>
-      </w:tblPr>
-      <w:tblGrid>
-        <w:gridCol w:w="9345"/>
-      </w:tblGrid>
-      <w:tr>
-        <w:trPr>
-          <w:trHeight w:val="376"/>
-        </w:trPr>
-        <w:tc>
-          <w:tcPr>
-            <w:tcW w:w="9345" w:type="dxa"/>
-          </w:tcPr>
-          <w:p>
-            <w:pPr>
-              <w:pStyle w:val="afd"/>
-              <w:spacing w:after="0"/>
-            </w:pPr>
-            <w:proofErr w:type="spellStart"/>
-            <w:r>
-              <w:t>Текст</w:t>
-            </w:r>
-            <w:proofErr w:type="spellEnd"/>
-          </w:p>
-        </w:tc>
-      </w:tr>
-    </w:tbl>
-    <w:p>
-      <w:pPr>
-        <w:pStyle w:val="af4"/>
-      </w:pPr>
-      <w:r>
-        <w:t>Листинг 2.1</w:t>
-      </w:r>
-      <w:r>
-        <w:t>.1</w:t>
-      </w:r>
-      <w:r>
-        <w:t xml:space="preserve">.1 – </w:t>
-      </w:r>
-      <w:r>
-        <w:t>Исходный код программы</w:t>
-      </w:r>
-      <w:r>
-        <w:t xml:space="preserve"> Lab-04</w:t>
-      </w:r>
-      <w:r>
-        <w:rPr>
-          <w:lang w:val="en-US"/>
-        </w:rPr>
-        <w:t>c</w:t>
-      </w:r>
-    </w:p>
-    <w:p>
-      <w:r>
-        <w:t>текст</w:t>
-      </w:r>
-    </w:p>
-    <w:p>
-      <w:pPr>
-        <w:pStyle w:val="af4"/>
-      </w:pPr>
-      <w:r>
-        <w:drawing>
-          <wp:inline distT="0" distB="0" distL="0" distR="0" wp14:anchorId="405AA662" wp14:editId="70ADC202">
-            <wp:extent cx="5940425" cy="436228"/>
-            <wp:effectExtent l="0" t="0" r="0" b="2540"/>
-            <wp:docPr id="161" name="Рисунок 161"/>
-            <wp:cNvGraphicFramePr>
-              <a:graphicFrameLocks xmlns:a="http://schemas.openxmlformats.org/drawingml/2006/main" noChangeAspect="1"/>
-            </wp:cNvGraphicFramePr>
-            <a:graphic xmlns:a="http://schemas.openxmlformats.org/drawingml/2006/main">
-              <a:graphicData uri="http://schemas.openxmlformats.org/drawingml/2006/picture">
-                <pic:pic xmlns:pic="http://schemas.openxmlformats.org/drawingml/2006/picture">
-                  <pic:nvPicPr>
-                    <pic:cNvPr id="1" name=""/>
-                    <pic:cNvPicPr/>
-                  </pic:nvPicPr>
-                  <pic:blipFill rotWithShape="1">
-                    <a:blip r:embed="rId12"/>
-                    <a:srcRect b="42125"/>
-                    <a:stretch/>
-                  </pic:blipFill>
-                  <pic:spPr bwMode="auto">
-                    <a:xfrm>
-                      <a:off x="0" y="0"/>
-                      <a:ext cx="5940425" cy="436228"/>
-                    </a:xfrm>
-                    <a:prstGeom prst="rect">
-                      <a:avLst/>
-                    </a:prstGeom>
-                    <a:ln>
-                      <a:noFill/>
-                    </a:ln>
-                    <a:extLst>
-                      <a:ext uri="{53640926-AAD7-44D8-BBD7-CCE9431645EC}">
-                        <a14:shadowObscured xmlns:a14="http://schemas.microsoft.com/office/drawing/2010/main"/>
-                      </a:ext>
-                    </a:extLst>
-                  </pic:spPr>
-                </pic:pic>
-              </a:graphicData>
-            </a:graphic>
-          </wp:inline>
-        </w:drawing>
-      </w:r>
-    </w:p>
-    <w:p>
-      <w:pPr>
-        <w:pStyle w:val="af4"/>
-      </w:pPr>
-      <w:r>
-        <w:t>Рисунок 2.1</w:t>
-      </w:r>
-      <w:r>
-        <w:t>.1</w:t>
-      </w:r>
-      <w:r>
-        <w:t>.1 – текст</w:t>
-      </w:r>
-    </w:p>
-    <w:p>
-      <w:pPr>
-        <w:pStyle w:val="3"/>
-      </w:pPr>
-      <w:r>
-        <w:t>2.</w:t>
-      </w:r>
-      <w:r>
-        <w:t>2.5</w:t>
-      </w:r>
-      <w:r>
-        <w:t xml:space="preserve"> </w:t>
-      </w:r>
-      <w:r>
-        <w:rPr>
-          <w:rFonts w:cs="Times New Roman"/>
-          <w:szCs w:val="28"/>
-        </w:rPr>
-        <w:t>Приложение Lab-0</w:t>
-      </w:r>
-      <w:r>
-        <w:rPr>
-          <w:rFonts w:cs="Times New Roman"/>
-          <w:szCs w:val="28"/>
-        </w:rPr>
-        <w:t>4d</w:t>
-      </w:r>
-    </w:p>
-    <w:p>
-      <w:r>
-        <w:t xml:space="preserve"> </w:t>
-      </w:r>
-      <w:r>
-        <w:t>текст</w:t>
-      </w:r>
-    </w:p>
-    <w:tbl>
-      <w:tblPr>
-        <w:tblStyle w:val="a5"/>
-        <w:tblW w:w="0" w:type="auto"/>
-        <w:tblLook w:val="04A0" w:firstRow="1" w:lastRow="0" w:firstColumn="1" w:lastColumn="0" w:noHBand="0" w:noVBand="1"/>
-      </w:tblPr>
-      <w:tblGrid>
-        <w:gridCol w:w="9345"/>
-      </w:tblGrid>
-      <w:tr>
-        <w:trPr>
-          <w:trHeight w:val="376"/>
-        </w:trPr>
-        <w:tc>
-          <w:tcPr>
-            <w:tcW w:w="9345" w:type="dxa"/>
-          </w:tcPr>
-          <w:p>
-            <w:pPr>
-              <w:pStyle w:val="afd"/>
-              <w:spacing w:after="0"/>
-            </w:pPr>
-            <w:proofErr w:type="spellStart"/>
-            <w:r>
-              <w:t>текст</w:t>
-            </w:r>
-            <w:proofErr w:type="spellEnd"/>
-          </w:p>
-        </w:tc>
-      </w:tr>
-    </w:tbl>
-    <w:p>
-      <w:pPr>
-        <w:pStyle w:val="af4"/>
-      </w:pPr>
-      <w:r>
-        <w:t>Листинг 2.1</w:t>
-      </w:r>
-      <w:r>
-        <w:t>.1</w:t>
-      </w:r>
-      <w:r>
-        <w:t xml:space="preserve">.1 – </w:t>
-      </w:r>
-      <w:r>
-        <w:t>Исходный код программы</w:t>
-      </w:r>
-      <w:r>
-        <w:t xml:space="preserve"> Lab-04</w:t>
-      </w:r>
-      <w:r>
-        <w:rPr>
-          <w:lang w:val="en-US"/>
-        </w:rPr>
-        <w:t>d</w:t>
-      </w:r>
-    </w:p>
-    <w:p>
-      <w:r>
-        <w:t>текст</w:t>
-      </w:r>
-    </w:p>
-    <w:p>
-      <w:pPr>
-        <w:pStyle w:val="af4"/>
-      </w:pPr>
-      <w:r>
-        <w:drawing>
-          <wp:inline distT="0" distB="0" distL="0" distR="0" wp14:anchorId="54F8C0B5" wp14:editId="6605D4DD">
-            <wp:extent cx="5940425" cy="436228"/>
-            <wp:effectExtent l="0" t="0" r="0" b="2540"/>
-            <wp:docPr id="162" name="Рисунок 162"/>
-            <wp:cNvGraphicFramePr>
-              <a:graphicFrameLocks xmlns:a="http://schemas.openxmlformats.org/drawingml/2006/main" noChangeAspect="1"/>
-            </wp:cNvGraphicFramePr>
-            <a:graphic xmlns:a="http://schemas.openxmlformats.org/drawingml/2006/main">
-              <a:graphicData uri="http://schemas.openxmlformats.org/drawingml/2006/picture">
-                <pic:pic xmlns:pic="http://schemas.openxmlformats.org/drawingml/2006/picture">
-                  <pic:nvPicPr>
-                    <pic:cNvPr id="1" name=""/>
-                    <pic:cNvPicPr/>
-                  </pic:nvPicPr>
-                  <pic:blipFill rotWithShape="1">
-                    <a:blip r:embed="rId12"/>
-                    <a:srcRect b="42125"/>
-                    <a:stretch/>
-                  </pic:blipFill>
-                  <pic:spPr bwMode="auto">
-                    <a:xfrm>
-                      <a:off x="0" y="0"/>
-                      <a:ext cx="5940425" cy="436228"/>
-                    </a:xfrm>
-                    <a:prstGeom prst="rect">
-                      <a:avLst/>
-                    </a:prstGeom>
-                    <a:ln>
-                      <a:noFill/>
-                    </a:ln>
-                    <a:extLst>
-                      <a:ext uri="{53640926-AAD7-44D8-BBD7-CCE9431645EC}">
-                        <a14:shadowObscured xmlns:a14="http://schemas.microsoft.com/office/drawing/2010/main"/>
-                      </a:ext>
-                    </a:extLst>
-                  </pic:spPr>
-                </pic:pic>
-              </a:graphicData>
-            </a:graphic>
-          </wp:inline>
-        </w:drawing>
-      </w:r>
-    </w:p>
-    <w:p>
-      <w:pPr>
-        <w:pStyle w:val="af4"/>
-      </w:pPr>
-      <w:r>
-        <w:lastRenderedPageBreak/>
-        <w:t>Рисунок 2.1</w:t>
-      </w:r>
-      <w:r>
-        <w:t>.1</w:t>
-      </w:r>
-      <w:r>
-        <w:t>.1 – текст</w:t>
-      </w:r>
-    </w:p>
-    <w:p>
-      <w:pPr>
-        <w:spacing w:after="160"/>
-        <w:ind w:firstLine="0"/>
-        <w:contextualSpacing w:val="0"/>
-        <w:jc w:val="left"/>
-        <w:rPr>
-          <w:rFonts w:eastAsia="Times New Roman" w:cs="Times New Roman"/>
-          <w:noProof/>
-          <w:szCs w:val="28"/>
-          <w:lang w:eastAsia="ru-RU"/>
-        </w:rPr>
-      </w:pPr>
+      </w:pPr>
+      <w:r>
+        <w:t xml:space="preserve">Результат команды </w:t>
+      </w:r>
+      <w:proofErr w:type="spellStart"/>
+      <w:r>
+        <w:t>ps</w:t>
+      </w:r>
+      <w:proofErr w:type="spellEnd"/>
+      <w:r>
+        <w:t xml:space="preserve"> -T -p &lt;PID&gt;, показывающий все активные потоки программы Lab-04px.</w:t>
+      </w:r>
       <w:r>
         <w:br w:type="page"/>
       </w:r>
+      <w:bookmarkStart w:id="0" w:name="_GoBack"/>
+      <w:bookmarkEnd w:id="0"/>
     </w:p>
     <w:p>
       <w:pPr>
@@ -4545,8 +7559,8 @@
       </w:r>
     </w:p>
     <w:sectPr>
-      <w:headerReference w:type="default" r:id="rId13"/>
-      <w:footerReference w:type="first" r:id="rId14"/>
+      <w:headerReference w:type="default" r:id="rId34"/>
+      <w:footerReference w:type="first" r:id="rId35"/>
       <w:pgSz w:w="11906" w:h="16838"/>
       <w:pgMar w:top="1134" w:right="850" w:bottom="1134" w:left="1701" w:header="708" w:footer="708" w:gutter="0"/>
       <w:cols w:space="708"/>
@@ -4691,7 +7705,7 @@
             <w:sz w:val="28"/>
             <w:szCs w:val="28"/>
           </w:rPr>
-          <w:t>9</w:t>
+          <w:t>4</w:t>
         </w:r>
         <w:r>
           <w:rPr>
@@ -6473,6 +9487,120 @@
     </w:lvl>
   </w:abstractNum>
   <w:abstractNum w:abstractNumId="14" w15:restartNumberingAfterBreak="0">
+    <w:nsid w:val="57F2223E"/>
+    <w:multiLevelType w:val="hybridMultilevel"/>
+    <w:tmpl w:val="CD142B5A"/>
+    <w:lvl w:ilvl="0" w:tplc="FFFFFFFF">
+      <w:start w:val="1"/>
+      <w:numFmt w:val="bullet"/>
+      <w:lvlText w:val=""/>
+      <w:lvlJc w:val="left"/>
+      <w:pPr>
+        <w:ind w:left="720" w:hanging="360"/>
+      </w:pPr>
+      <w:rPr>
+        <w:rFonts w:ascii="Wingdings" w:hAnsi="Wingdings" w:hint="default"/>
+      </w:rPr>
+    </w:lvl>
+    <w:lvl w:ilvl="1" w:tplc="A51A761C">
+      <w:start w:val="1"/>
+      <w:numFmt w:val="bullet"/>
+      <w:suff w:val="space"/>
+      <w:lvlText w:val=""/>
+      <w:lvlJc w:val="left"/>
+      <w:pPr>
+        <w:ind w:left="1440" w:hanging="360"/>
+      </w:pPr>
+      <w:rPr>
+        <w:rFonts w:ascii="Wingdings" w:hAnsi="Wingdings" w:hint="default"/>
+      </w:rPr>
+    </w:lvl>
+    <w:lvl w:ilvl="2" w:tplc="FFFFFFFF" w:tentative="1">
+      <w:start w:val="1"/>
+      <w:numFmt w:val="bullet"/>
+      <w:lvlText w:val=""/>
+      <w:lvlJc w:val="left"/>
+      <w:pPr>
+        <w:ind w:left="2160" w:hanging="360"/>
+      </w:pPr>
+      <w:rPr>
+        <w:rFonts w:ascii="Wingdings" w:hAnsi="Wingdings" w:hint="default"/>
+      </w:rPr>
+    </w:lvl>
+    <w:lvl w:ilvl="3" w:tplc="FFFFFFFF" w:tentative="1">
+      <w:start w:val="1"/>
+      <w:numFmt w:val="bullet"/>
+      <w:lvlText w:val=""/>
+      <w:lvlJc w:val="left"/>
+      <w:pPr>
+        <w:ind w:left="2880" w:hanging="360"/>
+      </w:pPr>
+      <w:rPr>
+        <w:rFonts w:ascii="Symbol" w:hAnsi="Symbol" w:hint="default"/>
+      </w:rPr>
+    </w:lvl>
+    <w:lvl w:ilvl="4" w:tplc="FFFFFFFF" w:tentative="1">
+      <w:start w:val="1"/>
+      <w:numFmt w:val="bullet"/>
+      <w:lvlText w:val="o"/>
+      <w:lvlJc w:val="left"/>
+      <w:pPr>
+        <w:ind w:left="3600" w:hanging="360"/>
+      </w:pPr>
+      <w:rPr>
+        <w:rFonts w:ascii="Courier New" w:hAnsi="Courier New" w:cs="Courier New" w:hint="default"/>
+      </w:rPr>
+    </w:lvl>
+    <w:lvl w:ilvl="5" w:tplc="FFFFFFFF" w:tentative="1">
+      <w:start w:val="1"/>
+      <w:numFmt w:val="bullet"/>
+      <w:lvlText w:val=""/>
+      <w:lvlJc w:val="left"/>
+      <w:pPr>
+        <w:ind w:left="4320" w:hanging="360"/>
+      </w:pPr>
+      <w:rPr>
+        <w:rFonts w:ascii="Wingdings" w:hAnsi="Wingdings" w:hint="default"/>
+      </w:rPr>
+    </w:lvl>
+    <w:lvl w:ilvl="6" w:tplc="FFFFFFFF" w:tentative="1">
+      <w:start w:val="1"/>
+      <w:numFmt w:val="bullet"/>
+      <w:lvlText w:val=""/>
+      <w:lvlJc w:val="left"/>
+      <w:pPr>
+        <w:ind w:left="5040" w:hanging="360"/>
+      </w:pPr>
+      <w:rPr>
+        <w:rFonts w:ascii="Symbol" w:hAnsi="Symbol" w:hint="default"/>
+      </w:rPr>
+    </w:lvl>
+    <w:lvl w:ilvl="7" w:tplc="FFFFFFFF" w:tentative="1">
+      <w:start w:val="1"/>
+      <w:numFmt w:val="bullet"/>
+      <w:lvlText w:val="o"/>
+      <w:lvlJc w:val="left"/>
+      <w:pPr>
+        <w:ind w:left="5760" w:hanging="360"/>
+      </w:pPr>
+      <w:rPr>
+        <w:rFonts w:ascii="Courier New" w:hAnsi="Courier New" w:cs="Courier New" w:hint="default"/>
+      </w:rPr>
+    </w:lvl>
+    <w:lvl w:ilvl="8" w:tplc="FFFFFFFF" w:tentative="1">
+      <w:start w:val="1"/>
+      <w:numFmt w:val="bullet"/>
+      <w:lvlText w:val=""/>
+      <w:lvlJc w:val="left"/>
+      <w:pPr>
+        <w:ind w:left="6480" w:hanging="360"/>
+      </w:pPr>
+      <w:rPr>
+        <w:rFonts w:ascii="Wingdings" w:hAnsi="Wingdings" w:hint="default"/>
+      </w:rPr>
+    </w:lvl>
+  </w:abstractNum>
+  <w:abstractNum w:abstractNumId="15" w15:restartNumberingAfterBreak="0">
     <w:nsid w:val="71AD47BE"/>
     <w:multiLevelType w:val="multilevel"/>
     <w:tmpl w:val="B43869BC"/>
@@ -6619,7 +9747,7 @@
       </w:rPr>
     </w:lvl>
   </w:abstractNum>
-  <w:abstractNum w:abstractNumId="15" w15:restartNumberingAfterBreak="0">
+  <w:abstractNum w:abstractNumId="16" w15:restartNumberingAfterBreak="0">
     <w:nsid w:val="7E781E91"/>
     <w:multiLevelType w:val="hybridMultilevel"/>
     <w:tmpl w:val="D48804C8"/>
@@ -6799,19 +9927,22 @@
     <w:abstractNumId w:val="9"/>
   </w:num>
   <w:num w:numId="14">
-    <w:abstractNumId w:val="14"/>
+    <w:abstractNumId w:val="15"/>
   </w:num>
   <w:num w:numId="15">
     <w:abstractNumId w:val="6"/>
   </w:num>
   <w:num w:numId="16">
-    <w:abstractNumId w:val="15"/>
+    <w:abstractNumId w:val="16"/>
   </w:num>
   <w:num w:numId="17">
     <w:abstractNumId w:val="13"/>
   </w:num>
   <w:num w:numId="18">
     <w:abstractNumId w:val="1"/>
+  </w:num>
+  <w:num w:numId="19">
+    <w:abstractNumId w:val="14"/>
   </w:num>
 </w:numbering>
 </file>
@@ -7209,7 +10340,7 @@
   <w:style w:type="paragraph" w:default="1" w:styleId="a0">
     <w:name w:val="Normal"/>
     <w:qFormat/>
-    <w:rsid w:val="0033527D"/>
+    <w:rsid w:val="00380978"/>
     <w:pPr>
       <w:spacing w:after="280"/>
       <w:ind w:firstLine="709"/>
@@ -8300,7 +11431,7 @@
 </file>
 
 <file path=customXml/itemProps1.xml><?xml version="1.0" encoding="utf-8"?>
-<ds:datastoreItem xmlns:ds="http://schemas.openxmlformats.org/officeDocument/2006/customXml" ds:itemID="{4D393B52-3E35-4F55-8C9D-20CA0634FC74}">
+<ds:datastoreItem xmlns:ds="http://schemas.openxmlformats.org/officeDocument/2006/customXml" ds:itemID="{B9637989-D044-4E5C-9ABC-16B2B6EAA12C}">
   <ds:schemaRefs>
     <ds:schemaRef ds:uri="http://schemas.openxmlformats.org/officeDocument/2006/bibliography"/>
   </ds:schemaRefs>

--- a/3k1s/ОS3-1/lab04/лаба04.docx
+++ b/3k1s/ОS3-1/lab04/лаба04.docx
@@ -550,7 +550,6 @@
         </w:rPr>
         <w:t xml:space="preserve"> </w:t>
       </w:r>
-      <w:proofErr w:type="spellStart"/>
       <w:r>
         <w:rPr>
           <w:rFonts w:cs="Times New Roman"/>
@@ -558,7 +557,6 @@
         </w:rPr>
         <w:t>Windows</w:t>
       </w:r>
-      <w:proofErr w:type="spellEnd"/>
       <w:r>
         <w:rPr>
           <w:rFonts w:cs="Times New Roman"/>
@@ -571,17 +569,8 @@
           <w:rFonts w:cs="Times New Roman"/>
           <w:szCs w:val="28"/>
         </w:rPr>
-        <w:t xml:space="preserve">и </w:t>
-      </w:r>
-      <w:proofErr w:type="spellStart"/>
-      <w:r>
-        <w:rPr>
-          <w:rFonts w:cs="Times New Roman"/>
-          <w:szCs w:val="28"/>
-        </w:rPr>
-        <w:t>Linux</w:t>
-      </w:r>
-      <w:proofErr w:type="spellEnd"/>
+        <w:t>и Linux</w:t>
+      </w:r>
       <w:r>
         <w:rPr>
           <w:rFonts w:cs="Times New Roman"/>
@@ -662,25 +651,7 @@
           <w:szCs w:val="28"/>
           <w:lang w:val="en-US"/>
         </w:rPr>
-        <w:t xml:space="preserve"> </w:t>
-      </w:r>
-      <w:proofErr w:type="spellStart"/>
-      <w:r>
-        <w:rPr>
-          <w:rFonts w:cs="Times New Roman"/>
-          <w:szCs w:val="28"/>
-          <w:lang w:val="en-US"/>
-        </w:rPr>
-        <w:t>Sysinternals</w:t>
-      </w:r>
-      <w:proofErr w:type="spellEnd"/>
-      <w:r>
-        <w:rPr>
-          <w:rFonts w:cs="Times New Roman"/>
-          <w:szCs w:val="28"/>
-          <w:lang w:val="en-US"/>
-        </w:rPr>
-        <w:t xml:space="preserve"> Process Explorer (</w:t>
+        <w:t xml:space="preserve"> Sysinternals Process Explorer (</w:t>
       </w:r>
       <w:hyperlink r:id="rId8" w:history="1">
         <w:r>
@@ -735,23 +706,7 @@
           <w:rFonts w:cs="Times New Roman"/>
           <w:szCs w:val="28"/>
         </w:rPr>
-        <w:t xml:space="preserve"> в </w:t>
-      </w:r>
-      <w:proofErr w:type="spellStart"/>
-      <w:r>
-        <w:rPr>
-          <w:rFonts w:cs="Times New Roman"/>
-          <w:szCs w:val="28"/>
-        </w:rPr>
-        <w:t>Windows</w:t>
-      </w:r>
-      <w:proofErr w:type="spellEnd"/>
-      <w:r>
-        <w:rPr>
-          <w:rFonts w:cs="Times New Roman"/>
-          <w:szCs w:val="28"/>
-        </w:rPr>
-        <w:t xml:space="preserve"> (лекция и </w:t>
+        <w:t xml:space="preserve"> в Windows (лекция и </w:t>
       </w:r>
       <w:hyperlink r:id="rId9" w:history="1">
         <w:r>
@@ -956,13 +911,8 @@
               <w:spacing w:after="0"/>
             </w:pPr>
             <w:r>
-              <w:t xml:space="preserve">import </w:t>
-            </w:r>
-            <w:proofErr w:type="spellStart"/>
-            <w:r>
-              <w:t>os</w:t>
-            </w:r>
-            <w:proofErr w:type="spellEnd"/>
+              <w:t>import os</w:t>
+            </w:r>
           </w:p>
           <w:p>
             <w:pPr>
@@ -1006,139 +956,58 @@
               <w:spacing w:after="0"/>
             </w:pPr>
             <w:r>
-              <w:t xml:space="preserve">from </w:t>
-            </w:r>
-            <w:proofErr w:type="spellStart"/>
-            <w:r>
-              <w:t>datetime</w:t>
-            </w:r>
-            <w:proofErr w:type="spellEnd"/>
-            <w:r>
-              <w:t xml:space="preserve"> import </w:t>
-            </w:r>
-            <w:proofErr w:type="spellStart"/>
-            <w:r>
-              <w:t>datetime</w:t>
-            </w:r>
-            <w:proofErr w:type="spellEnd"/>
-          </w:p>
-          <w:p>
-            <w:pPr>
-              <w:pStyle w:val="afd"/>
-              <w:spacing w:after="0"/>
-            </w:pPr>
-            <w:r>
-              <w:t xml:space="preserve">import </w:t>
-            </w:r>
-            <w:proofErr w:type="spellStart"/>
-            <w:r>
-              <w:t>getpass</w:t>
-            </w:r>
-            <w:proofErr w:type="spellEnd"/>
-          </w:p>
-          <w:p>
-            <w:pPr>
-              <w:pStyle w:val="afd"/>
-              <w:spacing w:after="0"/>
-            </w:pPr>
-          </w:p>
-          <w:p>
-            <w:pPr>
-              <w:pStyle w:val="afd"/>
-              <w:spacing w:after="0"/>
-            </w:pPr>
-            <w:proofErr w:type="spellStart"/>
-            <w:r>
-              <w:t>def</w:t>
-            </w:r>
-            <w:proofErr w:type="spellEnd"/>
-            <w:r>
-              <w:t xml:space="preserve"> Lab_04x(iterations):</w:t>
-            </w:r>
-          </w:p>
-          <w:p>
-            <w:pPr>
-              <w:pStyle w:val="afd"/>
-              <w:spacing w:after="0"/>
-            </w:pPr>
-            <w:r>
-              <w:t xml:space="preserve">    </w:t>
-            </w:r>
-            <w:proofErr w:type="spellStart"/>
-            <w:r>
-              <w:t>pid</w:t>
-            </w:r>
-            <w:proofErr w:type="spellEnd"/>
-            <w:r>
-              <w:t xml:space="preserve"> = </w:t>
-            </w:r>
-            <w:proofErr w:type="spellStart"/>
-            <w:proofErr w:type="gramStart"/>
-            <w:r>
-              <w:t>os.getpid</w:t>
-            </w:r>
-            <w:proofErr w:type="spellEnd"/>
-            <w:proofErr w:type="gramEnd"/>
-            <w:r>
-              <w:t>()</w:t>
-            </w:r>
-          </w:p>
-          <w:p>
-            <w:pPr>
-              <w:pStyle w:val="afd"/>
-              <w:spacing w:after="0"/>
-            </w:pPr>
-            <w:r>
-              <w:t xml:space="preserve">    </w:t>
-            </w:r>
-            <w:proofErr w:type="spellStart"/>
-            <w:r>
-              <w:t>tid</w:t>
-            </w:r>
-            <w:proofErr w:type="spellEnd"/>
-            <w:r>
-              <w:t xml:space="preserve"> = </w:t>
-            </w:r>
-            <w:proofErr w:type="spellStart"/>
-            <w:r>
-              <w:t>threading.get_</w:t>
-            </w:r>
-            <w:proofErr w:type="gramStart"/>
-            <w:r>
-              <w:t>ident</w:t>
-            </w:r>
-            <w:proofErr w:type="spellEnd"/>
-            <w:r>
-              <w:t>(</w:t>
-            </w:r>
-            <w:proofErr w:type="gramEnd"/>
-            <w:r>
-              <w:t>)</w:t>
-            </w:r>
-          </w:p>
-          <w:p>
-            <w:pPr>
-              <w:pStyle w:val="afd"/>
-              <w:spacing w:after="0"/>
-            </w:pPr>
-            <w:r>
-              <w:t xml:space="preserve">    </w:t>
-            </w:r>
-            <w:proofErr w:type="spellStart"/>
-            <w:r>
-              <w:t>thread_name</w:t>
-            </w:r>
-            <w:proofErr w:type="spellEnd"/>
-            <w:r>
-              <w:t xml:space="preserve"> = </w:t>
-            </w:r>
-            <w:proofErr w:type="spellStart"/>
-            <w:r>
-              <w:t>threading.current_thread</w:t>
-            </w:r>
-            <w:proofErr w:type="spellEnd"/>
-            <w:r>
-              <w:t>().name</w:t>
+              <w:t>from datetime import datetime</w:t>
+            </w:r>
+          </w:p>
+          <w:p>
+            <w:pPr>
+              <w:pStyle w:val="afd"/>
+              <w:spacing w:after="0"/>
+            </w:pPr>
+            <w:r>
+              <w:t>import getpass</w:t>
+            </w:r>
+          </w:p>
+          <w:p>
+            <w:pPr>
+              <w:pStyle w:val="afd"/>
+              <w:spacing w:after="0"/>
+            </w:pPr>
+          </w:p>
+          <w:p>
+            <w:pPr>
+              <w:pStyle w:val="afd"/>
+              <w:spacing w:after="0"/>
+            </w:pPr>
+            <w:r>
+              <w:t>def Lab_04x(iterations):</w:t>
+            </w:r>
+          </w:p>
+          <w:p>
+            <w:pPr>
+              <w:pStyle w:val="afd"/>
+              <w:spacing w:after="0"/>
+            </w:pPr>
+            <w:r>
+              <w:t xml:space="preserve">    pid = os.getpid()</w:t>
+            </w:r>
+          </w:p>
+          <w:p>
+            <w:pPr>
+              <w:pStyle w:val="afd"/>
+              <w:spacing w:after="0"/>
+            </w:pPr>
+            <w:r>
+              <w:t xml:space="preserve">    tid = threading.get_ident()</w:t>
+            </w:r>
+          </w:p>
+          <w:p>
+            <w:pPr>
+              <w:pStyle w:val="afd"/>
+              <w:spacing w:after="0"/>
+            </w:pPr>
+            <w:r>
+              <w:t xml:space="preserve">    thread_name = threading.current_thread().name</w:t>
             </w:r>
           </w:p>
           <w:p>
@@ -1148,6 +1017,42 @@
               <w:rPr>
                 <w:lang w:val="ru-RU"/>
               </w:rPr>
+            </w:pPr>
+            <w:r>
+              <w:t xml:space="preserve">    </w:t>
+            </w:r>
+            <w:r>
+              <w:t>username</w:t>
+            </w:r>
+            <w:r>
+              <w:rPr>
+                <w:lang w:val="ru-RU"/>
+              </w:rPr>
+              <w:t xml:space="preserve"> = </w:t>
+            </w:r>
+            <w:r>
+              <w:t>getpass</w:t>
+            </w:r>
+            <w:r>
+              <w:rPr>
+                <w:lang w:val="ru-RU"/>
+              </w:rPr>
+              <w:t>.</w:t>
+            </w:r>
+            <w:r>
+              <w:t>getuser</w:t>
+            </w:r>
+            <w:r>
+              <w:rPr>
+                <w:lang w:val="ru-RU"/>
+              </w:rPr>
+              <w:t>()</w:t>
+            </w:r>
+          </w:p>
+          <w:p>
+            <w:pPr>
+              <w:pStyle w:val="afd"/>
+              <w:spacing w:after="0"/>
             </w:pPr>
             <w:r>
               <w:rPr>
@@ -1156,51 +1061,6 @@
               <w:t xml:space="preserve">    </w:t>
             </w:r>
             <w:r>
-              <w:t>username</w:t>
-            </w:r>
-            <w:r>
-              <w:rPr>
-                <w:lang w:val="ru-RU"/>
-              </w:rPr>
-              <w:t xml:space="preserve"> = </w:t>
-            </w:r>
-            <w:proofErr w:type="spellStart"/>
-            <w:proofErr w:type="gramStart"/>
-            <w:r>
-              <w:t>getpass</w:t>
-            </w:r>
-            <w:proofErr w:type="spellEnd"/>
-            <w:r>
-              <w:rPr>
-                <w:lang w:val="ru-RU"/>
-              </w:rPr>
-              <w:t>.</w:t>
-            </w:r>
-            <w:proofErr w:type="spellStart"/>
-            <w:r>
-              <w:t>getuser</w:t>
-            </w:r>
-            <w:proofErr w:type="spellEnd"/>
-            <w:proofErr w:type="gramEnd"/>
-            <w:r>
-              <w:rPr>
-                <w:lang w:val="ru-RU"/>
-              </w:rPr>
-              <w:t>()</w:t>
-            </w:r>
-          </w:p>
-          <w:p>
-            <w:pPr>
-              <w:pStyle w:val="afd"/>
-              <w:spacing w:after="0"/>
-            </w:pPr>
-            <w:r>
-              <w:rPr>
-                <w:lang w:val="ru-RU"/>
-              </w:rPr>
-              <w:t xml:space="preserve">    </w:t>
-            </w:r>
-            <w:r>
               <w:t>try:</w:t>
             </w:r>
           </w:p>
@@ -1210,90 +1070,16 @@
               <w:spacing w:after="0"/>
             </w:pPr>
             <w:r>
-              <w:t xml:space="preserve">        if not </w:t>
-            </w:r>
-            <w:proofErr w:type="spellStart"/>
-            <w:proofErr w:type="gramStart"/>
-            <w:r>
-              <w:t>isinstance</w:t>
-            </w:r>
-            <w:proofErr w:type="spellEnd"/>
-            <w:r>
-              <w:t>(</w:t>
-            </w:r>
-            <w:proofErr w:type="gramEnd"/>
-            <w:r>
-              <w:t xml:space="preserve">iterations, </w:t>
-            </w:r>
-            <w:proofErr w:type="spellStart"/>
-            <w:r>
-              <w:t>int</w:t>
-            </w:r>
-            <w:proofErr w:type="spellEnd"/>
-            <w:r>
-              <w:t>):</w:t>
-            </w:r>
-          </w:p>
-          <w:p>
-            <w:pPr>
-              <w:pStyle w:val="afd"/>
-              <w:spacing w:after="0"/>
-            </w:pPr>
-            <w:r>
-              <w:t xml:space="preserve">            raise </w:t>
-            </w:r>
-            <w:proofErr w:type="spellStart"/>
-            <w:proofErr w:type="gramStart"/>
-            <w:r>
-              <w:t>TypeError</w:t>
-            </w:r>
-            <w:proofErr w:type="spellEnd"/>
-            <w:r>
-              <w:t>(</w:t>
-            </w:r>
-            <w:proofErr w:type="gramEnd"/>
-            <w:r>
-              <w:t>"</w:t>
-            </w:r>
-            <w:proofErr w:type="spellStart"/>
-            <w:r>
-              <w:t>Параметр</w:t>
-            </w:r>
-            <w:proofErr w:type="spellEnd"/>
-            <w:r>
-              <w:t xml:space="preserve"> iterations </w:t>
-            </w:r>
-            <w:proofErr w:type="spellStart"/>
-            <w:r>
-              <w:t>должен</w:t>
-            </w:r>
-            <w:proofErr w:type="spellEnd"/>
-            <w:r>
-              <w:t xml:space="preserve"> </w:t>
-            </w:r>
-            <w:proofErr w:type="spellStart"/>
-            <w:r>
-              <w:t>быть</w:t>
-            </w:r>
-            <w:proofErr w:type="spellEnd"/>
-            <w:r>
-              <w:t xml:space="preserve"> </w:t>
-            </w:r>
-            <w:proofErr w:type="spellStart"/>
-            <w:r>
-              <w:t>целым</w:t>
-            </w:r>
-            <w:proofErr w:type="spellEnd"/>
-            <w:r>
-              <w:t xml:space="preserve"> </w:t>
-            </w:r>
-            <w:proofErr w:type="spellStart"/>
-            <w:r>
-              <w:t>числом</w:t>
-            </w:r>
-            <w:proofErr w:type="spellEnd"/>
-            <w:r>
-              <w:t>.")</w:t>
+              <w:t xml:space="preserve">        if not isinstance(iterations, int):</w:t>
+            </w:r>
+          </w:p>
+          <w:p>
+            <w:pPr>
+              <w:pStyle w:val="afd"/>
+              <w:spacing w:after="0"/>
+            </w:pPr>
+            <w:r>
+              <w:t xml:space="preserve">            raise TypeError("Параметр iterations должен быть целым числом.")</w:t>
             </w:r>
           </w:p>
           <w:p>
@@ -1346,34 +1132,84 @@
               </w:rPr>
               <w:t xml:space="preserve"> </w:t>
             </w:r>
-            <w:proofErr w:type="spellStart"/>
-            <w:proofErr w:type="gramStart"/>
             <w:r>
               <w:t>ValueError</w:t>
             </w:r>
-            <w:proofErr w:type="spellEnd"/>
+            <w:r>
+              <w:rPr>
+                <w:lang w:val="ru-RU"/>
+              </w:rPr>
+              <w:t>("Количество итераций должно быть положительным числом.")</w:t>
+            </w:r>
+          </w:p>
+          <w:p>
+            <w:pPr>
+              <w:pStyle w:val="afd"/>
+              <w:spacing w:after="0"/>
+              <w:rPr>
+                <w:lang w:val="ru-RU"/>
+              </w:rPr>
+            </w:pPr>
+          </w:p>
+          <w:p>
+            <w:pPr>
+              <w:pStyle w:val="afd"/>
+              <w:spacing w:after="0"/>
+            </w:pPr>
+            <w:r>
+              <w:rPr>
+                <w:lang w:val="ru-RU"/>
+              </w:rPr>
+              <w:t xml:space="preserve">        </w:t>
+            </w:r>
+            <w:r>
+              <w:t>print(f"[{datetime.now().strftime('%H:%M:%S.%f')[:-3]}] "</w:t>
+            </w:r>
+          </w:p>
+          <w:p>
+            <w:pPr>
+              <w:pStyle w:val="afd"/>
+              <w:spacing w:after="0"/>
+            </w:pPr>
+            <w:r>
+              <w:t xml:space="preserve">              f"PID={pid:&lt;6}  TID={tid:&lt;6}  ({thread_name}) ---&gt; НАЧАЛО выполнения")</w:t>
+            </w:r>
+          </w:p>
+          <w:p>
+            <w:pPr>
+              <w:pStyle w:val="afd"/>
+              <w:spacing w:after="0"/>
+              <w:rPr>
+                <w:lang w:val="ru-RU"/>
+              </w:rPr>
+            </w:pPr>
+            <w:r>
+              <w:t xml:space="preserve">        print</w:t>
+            </w:r>
             <w:r>
               <w:rPr>
                 <w:lang w:val="ru-RU"/>
               </w:rPr>
               <w:t>(</w:t>
             </w:r>
-            <w:proofErr w:type="gramEnd"/>
+            <w:r>
+              <w:t>f</w:t>
+            </w:r>
             <w:r>
               <w:rPr>
                 <w:lang w:val="ru-RU"/>
               </w:rPr>
-              <w:t>"Количество итераций должно быть положительным числом.")</w:t>
-            </w:r>
-          </w:p>
-          <w:p>
-            <w:pPr>
-              <w:pStyle w:val="afd"/>
-              <w:spacing w:after="0"/>
+              <w:t>"Пользователь системы: {</w:t>
+            </w:r>
+            <w:r>
+              <w:t>username</w:t>
+            </w:r>
+            <w:r>
               <w:rPr>
                 <w:lang w:val="ru-RU"/>
               </w:rPr>
-            </w:pPr>
+              <w:t>}")</w:t>
+            </w:r>
           </w:p>
           <w:p>
             <w:pPr>
@@ -1387,361 +1223,61 @@
               <w:t xml:space="preserve">        </w:t>
             </w:r>
             <w:r>
-              <w:t>print(f"[{</w:t>
-            </w:r>
-            <w:proofErr w:type="spellStart"/>
-            <w:r>
-              <w:t>datetime.now</w:t>
-            </w:r>
-            <w:proofErr w:type="spellEnd"/>
-            <w:r>
-              <w:t>(</w:t>
-            </w:r>
-            <w:proofErr w:type="gramStart"/>
-            <w:r>
-              <w:t>).</w:t>
-            </w:r>
-            <w:proofErr w:type="spellStart"/>
-            <w:r>
-              <w:t>strftime</w:t>
-            </w:r>
-            <w:proofErr w:type="spellEnd"/>
-            <w:proofErr w:type="gramEnd"/>
-            <w:r>
-              <w:t>('%H:%M:%</w:t>
-            </w:r>
-            <w:proofErr w:type="spellStart"/>
-            <w:r>
-              <w:t>S.%f</w:t>
-            </w:r>
-            <w:proofErr w:type="spellEnd"/>
-            <w:r>
-              <w:t>')[:-3]}] "</w:t>
-            </w:r>
-          </w:p>
-          <w:p>
-            <w:pPr>
-              <w:pStyle w:val="afd"/>
-              <w:spacing w:after="0"/>
-            </w:pPr>
-            <w:r>
-              <w:t xml:space="preserve">              </w:t>
-            </w:r>
-            <w:proofErr w:type="spellStart"/>
-            <w:r>
-              <w:t>f"PID</w:t>
-            </w:r>
-            <w:proofErr w:type="spellEnd"/>
-            <w:r>
-              <w:t>={</w:t>
-            </w:r>
-            <w:proofErr w:type="spellStart"/>
-            <w:r>
-              <w:t>pid</w:t>
-            </w:r>
-            <w:proofErr w:type="spellEnd"/>
-            <w:r>
-              <w:t>:&lt;6</w:t>
-            </w:r>
-            <w:proofErr w:type="gramStart"/>
-            <w:r>
-              <w:t>}  TID</w:t>
-            </w:r>
-            <w:proofErr w:type="gramEnd"/>
-            <w:r>
-              <w:t>={</w:t>
-            </w:r>
-            <w:proofErr w:type="spellStart"/>
-            <w:r>
-              <w:t>tid</w:t>
-            </w:r>
-            <w:proofErr w:type="spellEnd"/>
-            <w:r>
-              <w:t>:&lt;6}  ({</w:t>
-            </w:r>
-            <w:proofErr w:type="spellStart"/>
-            <w:r>
-              <w:t>thread_name</w:t>
-            </w:r>
-            <w:proofErr w:type="spellEnd"/>
-            <w:r>
-              <w:t xml:space="preserve">}) ---&gt; НАЧАЛО </w:t>
-            </w:r>
-            <w:proofErr w:type="spellStart"/>
-            <w:r>
-              <w:t>выполнения</w:t>
-            </w:r>
-            <w:proofErr w:type="spellEnd"/>
-            <w:r>
-              <w:t>")</w:t>
-            </w:r>
-          </w:p>
-          <w:p>
-            <w:pPr>
-              <w:pStyle w:val="afd"/>
-              <w:spacing w:after="0"/>
-              <w:rPr>
-                <w:lang w:val="ru-RU"/>
-              </w:rPr>
+              <w:t>name_letters = [c for c in username if c.isalnum()]</w:t>
+            </w:r>
+          </w:p>
+          <w:p>
+            <w:pPr>
+              <w:pStyle w:val="afd"/>
+              <w:spacing w:after="0"/>
+            </w:pPr>
+            <w:r>
+              <w:t xml:space="preserve">        n_letters = len(name_letters)</w:t>
+            </w:r>
+          </w:p>
+          <w:p>
+            <w:pPr>
+              <w:pStyle w:val="afd"/>
+              <w:spacing w:after="0"/>
             </w:pPr>
             <w:r>
               <w:t xml:space="preserve">        </w:t>
             </w:r>
-            <w:proofErr w:type="gramStart"/>
-            <w:r>
-              <w:t>print</w:t>
-            </w:r>
-            <w:r>
-              <w:rPr>
-                <w:lang w:val="ru-RU"/>
-              </w:rPr>
-              <w:t>(</w:t>
-            </w:r>
-            <w:proofErr w:type="gramEnd"/>
-            <w:r>
-              <w:t>f</w:t>
-            </w:r>
-            <w:r>
-              <w:rPr>
-                <w:lang w:val="ru-RU"/>
-              </w:rPr>
-              <w:t>"Пользователь системы: {</w:t>
-            </w:r>
-            <w:r>
-              <w:t>username</w:t>
-            </w:r>
-            <w:r>
-              <w:rPr>
-                <w:lang w:val="ru-RU"/>
-              </w:rPr>
-              <w:t>}")</w:t>
-            </w:r>
-          </w:p>
-          <w:p>
-            <w:pPr>
-              <w:pStyle w:val="afd"/>
-              <w:spacing w:after="0"/>
-            </w:pPr>
-            <w:r>
-              <w:t xml:space="preserve">        </w:t>
-            </w:r>
-            <w:proofErr w:type="spellStart"/>
-            <w:r>
-              <w:t>name_letters</w:t>
-            </w:r>
-            <w:proofErr w:type="spellEnd"/>
-            <w:r>
-              <w:t xml:space="preserve"> = [c for c in username if </w:t>
-            </w:r>
-            <w:proofErr w:type="spellStart"/>
-            <w:proofErr w:type="gramStart"/>
-            <w:r>
-              <w:t>c.isalnum</w:t>
-            </w:r>
-            <w:proofErr w:type="spellEnd"/>
-            <w:proofErr w:type="gramEnd"/>
-            <w:r>
-              <w:t>()]</w:t>
-            </w:r>
-          </w:p>
-          <w:p>
-            <w:pPr>
-              <w:pStyle w:val="afd"/>
-              <w:spacing w:after="0"/>
-            </w:pPr>
-            <w:r>
-              <w:t xml:space="preserve">        </w:t>
-            </w:r>
-            <w:proofErr w:type="spellStart"/>
-            <w:r>
-              <w:t>n_letters</w:t>
-            </w:r>
-            <w:proofErr w:type="spellEnd"/>
-            <w:r>
-              <w:t xml:space="preserve"> = </w:t>
-            </w:r>
-            <w:proofErr w:type="spellStart"/>
-            <w:r>
-              <w:t>len</w:t>
-            </w:r>
-            <w:proofErr w:type="spellEnd"/>
-            <w:r>
-              <w:t>(</w:t>
-            </w:r>
-            <w:proofErr w:type="spellStart"/>
-            <w:r>
-              <w:t>name_letters</w:t>
-            </w:r>
-            <w:proofErr w:type="spellEnd"/>
-            <w:r>
-              <w:t>)</w:t>
-            </w:r>
-          </w:p>
-          <w:p>
-            <w:pPr>
-              <w:pStyle w:val="afd"/>
-              <w:spacing w:after="0"/>
-            </w:pPr>
-            <w:r>
-              <w:t xml:space="preserve">        </w:t>
-            </w:r>
-          </w:p>
-          <w:p>
-            <w:pPr>
-              <w:pStyle w:val="afd"/>
-              <w:spacing w:after="0"/>
-            </w:pPr>
-            <w:r>
-              <w:t xml:space="preserve">        for </w:t>
-            </w:r>
-            <w:proofErr w:type="spellStart"/>
-            <w:r>
-              <w:t>i</w:t>
-            </w:r>
-            <w:proofErr w:type="spellEnd"/>
-            <w:r>
-              <w:t xml:space="preserve"> in </w:t>
-            </w:r>
-            <w:proofErr w:type="gramStart"/>
-            <w:r>
-              <w:t>range(</w:t>
-            </w:r>
-            <w:proofErr w:type="gramEnd"/>
-            <w:r>
-              <w:t>1, iterations + 1):</w:t>
-            </w:r>
-          </w:p>
-          <w:p>
-            <w:pPr>
-              <w:pStyle w:val="afd"/>
-              <w:spacing w:after="0"/>
-            </w:pPr>
-            <w:r>
-              <w:t xml:space="preserve">            letter = </w:t>
-            </w:r>
-            <w:proofErr w:type="spellStart"/>
-            <w:r>
-              <w:t>name_</w:t>
-            </w:r>
-            <w:proofErr w:type="gramStart"/>
-            <w:r>
-              <w:t>letters</w:t>
-            </w:r>
-            <w:proofErr w:type="spellEnd"/>
-            <w:r>
-              <w:t>[</w:t>
-            </w:r>
-            <w:proofErr w:type="gramEnd"/>
-            <w:r>
-              <w:t>(</w:t>
-            </w:r>
-            <w:proofErr w:type="spellStart"/>
-            <w:r>
-              <w:t>i</w:t>
-            </w:r>
-            <w:proofErr w:type="spellEnd"/>
-            <w:r>
-              <w:t xml:space="preserve"> - 1) % </w:t>
-            </w:r>
-            <w:proofErr w:type="spellStart"/>
-            <w:r>
-              <w:t>n_letters</w:t>
-            </w:r>
-            <w:proofErr w:type="spellEnd"/>
-            <w:r>
-              <w:t>]</w:t>
-            </w:r>
-          </w:p>
-          <w:p>
-            <w:pPr>
-              <w:pStyle w:val="afd"/>
-              <w:spacing w:after="0"/>
-            </w:pPr>
-            <w:r>
-              <w:t xml:space="preserve">            print(</w:t>
-            </w:r>
-            <w:proofErr w:type="spellStart"/>
-            <w:r>
-              <w:t>f"PID</w:t>
-            </w:r>
-            <w:proofErr w:type="spellEnd"/>
-            <w:r>
-              <w:t>={</w:t>
-            </w:r>
-            <w:proofErr w:type="spellStart"/>
-            <w:r>
-              <w:t>pid</w:t>
-            </w:r>
-            <w:proofErr w:type="spellEnd"/>
-            <w:r>
-              <w:t>:&lt;6</w:t>
-            </w:r>
-            <w:proofErr w:type="gramStart"/>
-            <w:r>
-              <w:t>}  TID</w:t>
-            </w:r>
-            <w:proofErr w:type="gramEnd"/>
-            <w:r>
-              <w:t>={</w:t>
-            </w:r>
-            <w:proofErr w:type="spellStart"/>
-            <w:r>
-              <w:t>tid</w:t>
-            </w:r>
-            <w:proofErr w:type="spellEnd"/>
-            <w:r>
-              <w:t xml:space="preserve">:&lt;6}  </w:t>
-            </w:r>
-            <w:proofErr w:type="spellStart"/>
-            <w:r>
-              <w:t>Итерация</w:t>
-            </w:r>
-            <w:proofErr w:type="spellEnd"/>
-            <w:r>
-              <w:t>={</w:t>
-            </w:r>
-            <w:proofErr w:type="spellStart"/>
-            <w:r>
-              <w:t>i</w:t>
-            </w:r>
-            <w:proofErr w:type="spellEnd"/>
-            <w:r>
-              <w:t xml:space="preserve">:&lt;3}  </w:t>
-            </w:r>
-            <w:proofErr w:type="spellStart"/>
-            <w:r>
-              <w:t>Буква</w:t>
-            </w:r>
-            <w:proofErr w:type="spellEnd"/>
-            <w:r>
-              <w:t>={letter}")</w:t>
-            </w:r>
-          </w:p>
-          <w:p>
-            <w:pPr>
-              <w:pStyle w:val="afd"/>
-              <w:spacing w:after="0"/>
-            </w:pPr>
-            <w:r>
-              <w:t xml:space="preserve">            </w:t>
-            </w:r>
-            <w:proofErr w:type="spellStart"/>
-            <w:proofErr w:type="gramStart"/>
-            <w:r>
-              <w:t>time.sleep</w:t>
-            </w:r>
-            <w:proofErr w:type="spellEnd"/>
-            <w:proofErr w:type="gramEnd"/>
-            <w:r>
-              <w:t>(</w:t>
-            </w:r>
-            <w:proofErr w:type="spellStart"/>
-            <w:r>
-              <w:t>random.uniform</w:t>
-            </w:r>
-            <w:proofErr w:type="spellEnd"/>
-            <w:r>
-              <w:t>(0.3, 0.4))</w:t>
+          </w:p>
+          <w:p>
+            <w:pPr>
+              <w:pStyle w:val="afd"/>
+              <w:spacing w:after="0"/>
+            </w:pPr>
+            <w:r>
+              <w:t xml:space="preserve">        for i in range(1, iterations + 1):</w:t>
+            </w:r>
+          </w:p>
+          <w:p>
+            <w:pPr>
+              <w:pStyle w:val="afd"/>
+              <w:spacing w:after="0"/>
+            </w:pPr>
+            <w:r>
+              <w:t xml:space="preserve">            letter = name_letters[(i - 1) % n_letters]</w:t>
+            </w:r>
+          </w:p>
+          <w:p>
+            <w:pPr>
+              <w:pStyle w:val="afd"/>
+              <w:spacing w:after="0"/>
+            </w:pPr>
+            <w:r>
+              <w:t xml:space="preserve">            print(f"PID={pid:&lt;6}  TID={tid:&lt;6}  Итерация={i:&lt;3}  Буква={letter}")</w:t>
+            </w:r>
+          </w:p>
+          <w:p>
+            <w:pPr>
+              <w:pStyle w:val="afd"/>
+              <w:spacing w:after="0"/>
+            </w:pPr>
+            <w:r>
+              <w:t xml:space="preserve">            time.sleep(random.uniform(0.3, 0.4))</w:t>
             </w:r>
           </w:p>
           <w:p>
@@ -1759,23 +1295,7 @@
               <w:spacing w:after="0"/>
             </w:pPr>
             <w:r>
-              <w:t xml:space="preserve">        </w:t>
-            </w:r>
-            <w:proofErr w:type="gramStart"/>
-            <w:r>
-              <w:t>print(</w:t>
-            </w:r>
-            <w:proofErr w:type="gramEnd"/>
-            <w:r>
-              <w:t>f"[ОШИБКА в Lab_04x]: {e}", file=</w:t>
-            </w:r>
-            <w:proofErr w:type="spellStart"/>
-            <w:r>
-              <w:t>sys.stderr</w:t>
-            </w:r>
-            <w:proofErr w:type="spellEnd"/>
-            <w:r>
-              <w:t>)</w:t>
+              <w:t xml:space="preserve">        print(f"[ОШИБКА в Lab_04x]: {e}", file=sys.stderr)</w:t>
             </w:r>
           </w:p>
           <w:p>
@@ -1793,110 +1313,25 @@
               <w:spacing w:after="0"/>
             </w:pPr>
             <w:r>
-              <w:t xml:space="preserve">        print(f"[{</w:t>
-            </w:r>
-            <w:proofErr w:type="spellStart"/>
-            <w:r>
-              <w:t>datetime.now</w:t>
-            </w:r>
-            <w:proofErr w:type="spellEnd"/>
-            <w:r>
-              <w:t>(</w:t>
-            </w:r>
-            <w:proofErr w:type="gramStart"/>
-            <w:r>
-              <w:t>).</w:t>
-            </w:r>
-            <w:proofErr w:type="spellStart"/>
-            <w:r>
-              <w:t>strftime</w:t>
-            </w:r>
-            <w:proofErr w:type="spellEnd"/>
-            <w:proofErr w:type="gramEnd"/>
-            <w:r>
-              <w:t>('%H:%M:%</w:t>
-            </w:r>
-            <w:proofErr w:type="spellStart"/>
-            <w:r>
-              <w:t>S.%f</w:t>
-            </w:r>
-            <w:proofErr w:type="spellEnd"/>
-            <w:r>
-              <w:t>')[:-3]}] "</w:t>
-            </w:r>
-          </w:p>
-          <w:p>
-            <w:pPr>
-              <w:pStyle w:val="afd"/>
-              <w:spacing w:after="0"/>
-            </w:pPr>
-            <w:r>
-              <w:t xml:space="preserve">              </w:t>
-            </w:r>
-            <w:proofErr w:type="spellStart"/>
-            <w:r>
-              <w:t>f"PID</w:t>
-            </w:r>
-            <w:proofErr w:type="spellEnd"/>
-            <w:r>
-              <w:t>={</w:t>
-            </w:r>
-            <w:proofErr w:type="spellStart"/>
-            <w:r>
-              <w:t>pid</w:t>
-            </w:r>
-            <w:proofErr w:type="spellEnd"/>
-            <w:r>
-              <w:t>:&lt;6</w:t>
-            </w:r>
-            <w:proofErr w:type="gramStart"/>
-            <w:r>
-              <w:t>}  TID</w:t>
-            </w:r>
-            <w:proofErr w:type="gramEnd"/>
-            <w:r>
-              <w:t>={</w:t>
-            </w:r>
-            <w:proofErr w:type="spellStart"/>
-            <w:r>
-              <w:t>tid</w:t>
-            </w:r>
-            <w:proofErr w:type="spellEnd"/>
-            <w:r>
-              <w:t>:&lt;6}  ({</w:t>
-            </w:r>
-            <w:proofErr w:type="spellStart"/>
-            <w:r>
-              <w:t>thread_name</w:t>
-            </w:r>
-            <w:proofErr w:type="spellEnd"/>
-            <w:r>
-              <w:t xml:space="preserve">}) ---&gt; ОКОНЧАНИЕ </w:t>
-            </w:r>
-            <w:proofErr w:type="spellStart"/>
-            <w:r>
-              <w:t>выполнения</w:t>
-            </w:r>
-            <w:proofErr w:type="spellEnd"/>
-            <w:r>
-              <w:t>")</w:t>
-            </w:r>
-          </w:p>
-          <w:p>
-            <w:pPr>
-              <w:pStyle w:val="afd"/>
-              <w:spacing w:after="0"/>
-            </w:pPr>
-            <w:r>
-              <w:t xml:space="preserve">        </w:t>
-            </w:r>
-            <w:proofErr w:type="spellStart"/>
-            <w:r>
-              <w:t>sys.stdout.flush</w:t>
-            </w:r>
-            <w:proofErr w:type="spellEnd"/>
-            <w:r>
-              <w:t>()</w:t>
+              <w:t xml:space="preserve">        print(f"[{datetime.now().strftime('%H:%M:%S.%f')[:-3]}] "</w:t>
+            </w:r>
+          </w:p>
+          <w:p>
+            <w:pPr>
+              <w:pStyle w:val="afd"/>
+              <w:spacing w:after="0"/>
+            </w:pPr>
+            <w:r>
+              <w:t xml:space="preserve">              f"PID={pid:&lt;6}  TID={tid:&lt;6}  ({thread_name}) ---&gt; ОКОНЧАНИЕ выполнения")</w:t>
+            </w:r>
+          </w:p>
+          <w:p>
+            <w:pPr>
+              <w:pStyle w:val="afd"/>
+              <w:spacing w:after="0"/>
+            </w:pPr>
+            <w:r>
+              <w:t xml:space="preserve">        sys.stdout.flush()</w:t>
             </w:r>
           </w:p>
         </w:tc>
@@ -2074,75 +1509,26 @@
               <w:pStyle w:val="afd"/>
               <w:spacing w:after="0"/>
             </w:pPr>
-            <w:proofErr w:type="spellStart"/>
-            <w:r>
-              <w:t>def</w:t>
-            </w:r>
-            <w:proofErr w:type="spellEnd"/>
-            <w:r>
-              <w:t xml:space="preserve"> </w:t>
-            </w:r>
-            <w:proofErr w:type="gramStart"/>
-            <w:r>
-              <w:t>main(</w:t>
-            </w:r>
-            <w:proofErr w:type="gramEnd"/>
-            <w:r>
-              <w:t>):</w:t>
-            </w:r>
-          </w:p>
-          <w:p>
-            <w:pPr>
-              <w:pStyle w:val="afd"/>
-              <w:spacing w:after="0"/>
-            </w:pPr>
-            <w:r>
-              <w:t xml:space="preserve">    t1 = </w:t>
-            </w:r>
-            <w:proofErr w:type="spellStart"/>
-            <w:proofErr w:type="gramStart"/>
-            <w:r>
-              <w:t>threading.Thread</w:t>
-            </w:r>
-            <w:proofErr w:type="spellEnd"/>
-            <w:proofErr w:type="gramEnd"/>
-            <w:r>
-              <w:t xml:space="preserve">(target=Lab_04x, </w:t>
-            </w:r>
-            <w:proofErr w:type="spellStart"/>
-            <w:r>
-              <w:t>args</w:t>
-            </w:r>
-            <w:proofErr w:type="spellEnd"/>
-            <w:r>
-              <w:t>=(50,), name="Thread-1")</w:t>
-            </w:r>
-          </w:p>
-          <w:p>
-            <w:pPr>
-              <w:pStyle w:val="afd"/>
-              <w:spacing w:after="0"/>
-            </w:pPr>
-            <w:r>
-              <w:t xml:space="preserve">    t2 = </w:t>
-            </w:r>
-            <w:proofErr w:type="spellStart"/>
-            <w:proofErr w:type="gramStart"/>
-            <w:r>
-              <w:t>threading.Thread</w:t>
-            </w:r>
-            <w:proofErr w:type="spellEnd"/>
-            <w:proofErr w:type="gramEnd"/>
-            <w:r>
-              <w:t xml:space="preserve">(target=Lab_04x, </w:t>
-            </w:r>
-            <w:proofErr w:type="spellStart"/>
-            <w:r>
-              <w:t>args</w:t>
-            </w:r>
-            <w:proofErr w:type="spellEnd"/>
-            <w:r>
-              <w:t>=(125,), name="Thread-2")</w:t>
+            <w:r>
+              <w:t>def main():</w:t>
+            </w:r>
+          </w:p>
+          <w:p>
+            <w:pPr>
+              <w:pStyle w:val="afd"/>
+              <w:spacing w:after="0"/>
+            </w:pPr>
+            <w:r>
+              <w:t xml:space="preserve">    t1 = threading.Thread(target=Lab_04x, args=(50,), name="Thread-1")</w:t>
+            </w:r>
+          </w:p>
+          <w:p>
+            <w:pPr>
+              <w:pStyle w:val="afd"/>
+              <w:spacing w:after="0"/>
+            </w:pPr>
+            <w:r>
+              <w:t xml:space="preserve">    t2 = threading.Thread(target=Lab_04x, args=(125,), name="Thread-2")</w:t>
             </w:r>
           </w:p>
           <w:p>
@@ -2162,7 +1548,6 @@
             <w:r>
               <w:t xml:space="preserve">    t</w:t>
             </w:r>
-            <w:proofErr w:type="gramStart"/>
             <w:r>
               <w:rPr>
                 <w:lang w:val="ru-RU"/>
@@ -2172,7 +1557,6 @@
             <w:r>
               <w:t>start</w:t>
             </w:r>
-            <w:proofErr w:type="gramEnd"/>
             <w:r>
               <w:rPr>
                 <w:lang w:val="ru-RU"/>
@@ -2197,7 +1581,6 @@
             <w:r>
               <w:t>t</w:t>
             </w:r>
-            <w:proofErr w:type="gramStart"/>
             <w:r>
               <w:rPr>
                 <w:lang w:val="ru-RU"/>
@@ -2207,7 +1590,6 @@
             <w:r>
               <w:t>start</w:t>
             </w:r>
-            <w:proofErr w:type="gramEnd"/>
             <w:r>
               <w:rPr>
                 <w:lang w:val="ru-RU"/>
@@ -2251,102 +1633,46 @@
               <w:t xml:space="preserve">    </w:t>
             </w:r>
             <w:r>
-              <w:t>Lab_04</w:t>
-            </w:r>
-            <w:proofErr w:type="gramStart"/>
-            <w:r>
-              <w:t>x(</w:t>
-            </w:r>
-            <w:proofErr w:type="gramEnd"/>
-            <w:r>
-              <w:t>100)</w:t>
-            </w:r>
-          </w:p>
-          <w:p>
-            <w:pPr>
-              <w:pStyle w:val="afd"/>
-              <w:spacing w:after="0"/>
-            </w:pPr>
-          </w:p>
-          <w:p>
-            <w:pPr>
-              <w:pStyle w:val="afd"/>
-              <w:spacing w:after="0"/>
-            </w:pPr>
-            <w:r>
-              <w:t xml:space="preserve">    t</w:t>
-            </w:r>
-            <w:proofErr w:type="gramStart"/>
-            <w:r>
-              <w:t>1.join</w:t>
-            </w:r>
-            <w:proofErr w:type="gramEnd"/>
-            <w:r>
-              <w:t>()</w:t>
-            </w:r>
-          </w:p>
-          <w:p>
-            <w:pPr>
-              <w:pStyle w:val="afd"/>
-              <w:spacing w:after="0"/>
-            </w:pPr>
-            <w:r>
-              <w:t xml:space="preserve">    t</w:t>
-            </w:r>
-            <w:proofErr w:type="gramStart"/>
-            <w:r>
-              <w:t>2.join</w:t>
-            </w:r>
-            <w:proofErr w:type="gramEnd"/>
-            <w:r>
-              <w:t>()</w:t>
-            </w:r>
-          </w:p>
-          <w:p>
-            <w:pPr>
-              <w:pStyle w:val="afd"/>
-              <w:spacing w:after="0"/>
-            </w:pPr>
-          </w:p>
-          <w:p>
-            <w:pPr>
-              <w:pStyle w:val="afd"/>
-              <w:spacing w:after="0"/>
-            </w:pPr>
-            <w:r>
-              <w:t xml:space="preserve">    </w:t>
-            </w:r>
-            <w:proofErr w:type="gramStart"/>
-            <w:r>
-              <w:t>print(</w:t>
-            </w:r>
-            <w:proofErr w:type="gramEnd"/>
-            <w:r>
-              <w:t>"\</w:t>
-            </w:r>
-            <w:proofErr w:type="spellStart"/>
-            <w:r>
-              <w:t>nВсе</w:t>
-            </w:r>
-            <w:proofErr w:type="spellEnd"/>
-            <w:r>
-              <w:t xml:space="preserve"> </w:t>
-            </w:r>
-            <w:proofErr w:type="spellStart"/>
-            <w:r>
-              <w:t>потоки</w:t>
-            </w:r>
-            <w:proofErr w:type="spellEnd"/>
-            <w:r>
-              <w:t xml:space="preserve"> </w:t>
-            </w:r>
-            <w:proofErr w:type="spellStart"/>
-            <w:r>
-              <w:t>завершены</w:t>
-            </w:r>
-            <w:proofErr w:type="spellEnd"/>
-            <w:r>
-              <w:t>.")</w:t>
+              <w:t>Lab_04x(100)</w:t>
+            </w:r>
+          </w:p>
+          <w:p>
+            <w:pPr>
+              <w:pStyle w:val="afd"/>
+              <w:spacing w:after="0"/>
+            </w:pPr>
+          </w:p>
+          <w:p>
+            <w:pPr>
+              <w:pStyle w:val="afd"/>
+              <w:spacing w:after="0"/>
+            </w:pPr>
+            <w:r>
+              <w:t xml:space="preserve">    t1.join()</w:t>
+            </w:r>
+          </w:p>
+          <w:p>
+            <w:pPr>
+              <w:pStyle w:val="afd"/>
+              <w:spacing w:after="0"/>
+            </w:pPr>
+            <w:r>
+              <w:t xml:space="preserve">    t2.join()</w:t>
+            </w:r>
+          </w:p>
+          <w:p>
+            <w:pPr>
+              <w:pStyle w:val="afd"/>
+              <w:spacing w:after="0"/>
+            </w:pPr>
+          </w:p>
+          <w:p>
+            <w:pPr>
+              <w:pStyle w:val="afd"/>
+              <w:spacing w:after="0"/>
+            </w:pPr>
+            <w:r>
+              <w:t xml:space="preserve">    print("\nВсе потоки завершены.")</w:t>
             </w:r>
           </w:p>
           <w:p>
@@ -2423,15 +1749,7 @@
         <w:t>a</w:t>
       </w:r>
       <w:r>
-        <w:t>.</w:t>
-      </w:r>
-      <w:proofErr w:type="spellStart"/>
-      <w:r>
-        <w:t>py</w:t>
-      </w:r>
-      <w:proofErr w:type="spellEnd"/>
-      <w:r>
-        <w:t xml:space="preserve"> в консоли.</w:t>
+        <w:t>.py в консоли.</w:t>
       </w:r>
     </w:p>
     <w:p>
@@ -2441,10 +1759,10 @@
       <w:r>
         <w:lastRenderedPageBreak/>
         <w:drawing>
-          <wp:inline distT="0" distB="0" distL="0" distR="0" wp14:anchorId="68B03A43" wp14:editId="56160D5C">
-            <wp:extent cx="5940425" cy="2890520"/>
-            <wp:effectExtent l="0" t="0" r="3175" b="5080"/>
-            <wp:docPr id="26" name="Рисунок 26"/>
+          <wp:inline distT="0" distB="0" distL="0" distR="0" wp14:anchorId="7E5CC976" wp14:editId="13644381">
+            <wp:extent cx="5940425" cy="3093720"/>
+            <wp:effectExtent l="0" t="0" r="3175" b="0"/>
+            <wp:docPr id="9" name="Рисунок 9"/>
             <wp:cNvGraphicFramePr>
               <a:graphicFrameLocks xmlns:a="http://schemas.openxmlformats.org/drawingml/2006/main" noChangeAspect="1"/>
             </wp:cNvGraphicFramePr>
@@ -2464,7 +1782,7 @@
                   <pic:spPr>
                     <a:xfrm>
                       <a:off x="0" y="0"/>
-                      <a:ext cx="5940425" cy="2890520"/>
+                      <a:ext cx="5940425" cy="3093720"/>
                     </a:xfrm>
                     <a:prstGeom prst="rect">
                       <a:avLst/>
@@ -2505,10 +1823,10 @@
       </w:pPr>
       <w:r>
         <w:drawing>
-          <wp:inline distT="0" distB="0" distL="0" distR="0" wp14:anchorId="73B1727E" wp14:editId="78AB0A22">
-            <wp:extent cx="5940425" cy="3668395"/>
-            <wp:effectExtent l="0" t="0" r="3175" b="8255"/>
-            <wp:docPr id="25" name="Рисунок 25"/>
+          <wp:inline distT="0" distB="0" distL="0" distR="0" wp14:anchorId="22CE259F" wp14:editId="2B515B9D">
+            <wp:extent cx="5940425" cy="2477135"/>
+            <wp:effectExtent l="0" t="0" r="3175" b="0"/>
+            <wp:docPr id="8" name="Рисунок 8"/>
             <wp:cNvGraphicFramePr>
               <a:graphicFrameLocks xmlns:a="http://schemas.openxmlformats.org/drawingml/2006/main" noChangeAspect="1"/>
             </wp:cNvGraphicFramePr>
@@ -2528,7 +1846,7 @@
                   <pic:spPr>
                     <a:xfrm>
                       <a:off x="0" y="0"/>
-                      <a:ext cx="5940425" cy="3668395"/>
+                      <a:ext cx="5940425" cy="2477135"/>
                     </a:xfrm>
                     <a:prstGeom prst="rect">
                       <a:avLst/>
@@ -2573,10 +1891,10 @@
       <w:r>
         <w:lastRenderedPageBreak/>
         <w:drawing>
-          <wp:inline distT="0" distB="0" distL="0" distR="0" wp14:anchorId="482BFFAF" wp14:editId="5DC90C3D">
-            <wp:extent cx="5940425" cy="2727325"/>
-            <wp:effectExtent l="0" t="0" r="3175" b="0"/>
-            <wp:docPr id="24" name="Рисунок 24"/>
+          <wp:inline distT="0" distB="0" distL="0" distR="0" wp14:anchorId="00CB6FA3" wp14:editId="60A83122">
+            <wp:extent cx="5940425" cy="2581910"/>
+            <wp:effectExtent l="0" t="0" r="3175" b="8890"/>
+            <wp:docPr id="7" name="Рисунок 7"/>
             <wp:cNvGraphicFramePr>
               <a:graphicFrameLocks xmlns:a="http://schemas.openxmlformats.org/drawingml/2006/main" noChangeAspect="1"/>
             </wp:cNvGraphicFramePr>
@@ -2596,7 +1914,7 @@
                   <pic:spPr>
                     <a:xfrm>
                       <a:off x="0" y="0"/>
-                      <a:ext cx="5940425" cy="2727325"/>
+                      <a:ext cx="5940425" cy="2581910"/>
                     </a:xfrm>
                     <a:prstGeom prst="rect">
                       <a:avLst/>
@@ -2721,10 +2039,10 @@
       </w:pPr>
       <w:r>
         <w:drawing>
-          <wp:inline distT="0" distB="0" distL="0" distR="0" wp14:anchorId="68F889D9" wp14:editId="59358ED8">
-            <wp:extent cx="5940425" cy="3573780"/>
-            <wp:effectExtent l="0" t="0" r="3175" b="7620"/>
-            <wp:docPr id="166" name="Рисунок 166"/>
+          <wp:inline distT="0" distB="0" distL="0" distR="0" wp14:anchorId="59927D74" wp14:editId="6E3F5BFC">
+            <wp:extent cx="5940425" cy="3625215"/>
+            <wp:effectExtent l="0" t="0" r="3175" b="0"/>
+            <wp:docPr id="2" name="Рисунок 2"/>
             <wp:cNvGraphicFramePr>
               <a:graphicFrameLocks xmlns:a="http://schemas.openxmlformats.org/drawingml/2006/main" noChangeAspect="1"/>
             </wp:cNvGraphicFramePr>
@@ -2744,7 +2062,7 @@
                   <pic:spPr>
                     <a:xfrm>
                       <a:off x="0" y="0"/>
-                      <a:ext cx="5940425" cy="3573780"/>
+                      <a:ext cx="5940425" cy="3625215"/>
                     </a:xfrm>
                     <a:prstGeom prst="rect">
                       <a:avLst/>
@@ -2881,6 +2199,56 @@
       <w:r>
         <w:t>Главный поток должен ожидать завершения всех дочерних потоков перед тем, как завершать свою работу.</w:t>
       </w:r>
+    </w:p>
+    <w:p>
+      <w:pPr>
+        <w:pStyle w:val="a"/>
+        <w:numPr>
+          <w:ilvl w:val="0"/>
+          <w:numId w:val="0"/>
+        </w:numPr>
+        <w:ind w:firstLine="709"/>
+      </w:pPr>
+    </w:p>
+    <w:p>
+      <w:pPr>
+        <w:pStyle w:val="a"/>
+        <w:numPr>
+          <w:ilvl w:val="0"/>
+          <w:numId w:val="0"/>
+        </w:numPr>
+        <w:ind w:firstLine="709"/>
+      </w:pPr>
+    </w:p>
+    <w:p>
+      <w:pPr>
+        <w:pStyle w:val="a"/>
+        <w:numPr>
+          <w:ilvl w:val="0"/>
+          <w:numId w:val="0"/>
+        </w:numPr>
+        <w:ind w:firstLine="709"/>
+      </w:pPr>
+    </w:p>
+    <w:p>
+      <w:pPr>
+        <w:pStyle w:val="a"/>
+        <w:numPr>
+          <w:ilvl w:val="0"/>
+          <w:numId w:val="0"/>
+        </w:numPr>
+        <w:ind w:firstLine="709"/>
+      </w:pPr>
+    </w:p>
+    <w:p>
+      <w:pPr>
+        <w:pStyle w:val="a"/>
+        <w:numPr>
+          <w:ilvl w:val="0"/>
+          <w:numId w:val="0"/>
+        </w:numPr>
+        <w:ind w:firstLine="709"/>
+      </w:pPr>
     </w:p>
     <w:tbl>
       <w:tblPr>
@@ -2905,6 +2273,7 @@
               <w:spacing w:after="0"/>
             </w:pPr>
             <w:r>
+              <w:lastRenderedPageBreak/>
               <w:t>from lab04x import Lab_04x</w:t>
             </w:r>
           </w:p>
@@ -2932,739 +2301,379 @@
               <w:spacing w:after="0"/>
             </w:pPr>
             <w:r>
-              <w:t xml:space="preserve">import </w:t>
-            </w:r>
-            <w:proofErr w:type="spellStart"/>
-            <w:r>
-              <w:t>os</w:t>
-            </w:r>
-            <w:proofErr w:type="spellEnd"/>
-          </w:p>
-          <w:p>
-            <w:pPr>
-              <w:pStyle w:val="afd"/>
-              <w:spacing w:after="0"/>
-            </w:pPr>
-          </w:p>
-          <w:p>
-            <w:pPr>
-              <w:pStyle w:val="afd"/>
-              <w:spacing w:after="0"/>
-            </w:pPr>
-            <w:r>
-              <w:t xml:space="preserve">pause_event_1 = </w:t>
-            </w:r>
-            <w:proofErr w:type="spellStart"/>
-            <w:proofErr w:type="gramStart"/>
-            <w:r>
-              <w:t>threading.Event</w:t>
-            </w:r>
-            <w:proofErr w:type="spellEnd"/>
-            <w:proofErr w:type="gramEnd"/>
-            <w:r>
-              <w:t>()</w:t>
-            </w:r>
-          </w:p>
-          <w:p>
-            <w:pPr>
-              <w:pStyle w:val="afd"/>
-              <w:spacing w:after="0"/>
-            </w:pPr>
-            <w:r>
-              <w:lastRenderedPageBreak/>
-              <w:t xml:space="preserve">pause_event_2 = </w:t>
-            </w:r>
-            <w:proofErr w:type="spellStart"/>
-            <w:proofErr w:type="gramStart"/>
-            <w:r>
-              <w:t>threading.Event</w:t>
-            </w:r>
-            <w:proofErr w:type="spellEnd"/>
-            <w:proofErr w:type="gramEnd"/>
-            <w:r>
-              <w:t>()</w:t>
-            </w:r>
-          </w:p>
-          <w:p>
-            <w:pPr>
-              <w:pStyle w:val="afd"/>
-              <w:spacing w:after="0"/>
-            </w:pPr>
-            <w:r>
-              <w:t xml:space="preserve">resume_event_1 = </w:t>
-            </w:r>
-            <w:proofErr w:type="spellStart"/>
-            <w:proofErr w:type="gramStart"/>
-            <w:r>
-              <w:t>threading.Event</w:t>
-            </w:r>
-            <w:proofErr w:type="spellEnd"/>
-            <w:proofErr w:type="gramEnd"/>
-            <w:r>
-              <w:t>()</w:t>
-            </w:r>
-          </w:p>
-          <w:p>
-            <w:pPr>
-              <w:pStyle w:val="afd"/>
-              <w:spacing w:after="0"/>
-            </w:pPr>
-            <w:r>
-              <w:t xml:space="preserve">resume_event_2 = </w:t>
-            </w:r>
-            <w:proofErr w:type="spellStart"/>
-            <w:proofErr w:type="gramStart"/>
-            <w:r>
-              <w:t>threading.Event</w:t>
-            </w:r>
-            <w:proofErr w:type="spellEnd"/>
-            <w:proofErr w:type="gramEnd"/>
-            <w:r>
-              <w:t>()</w:t>
-            </w:r>
-          </w:p>
-          <w:p>
-            <w:pPr>
-              <w:pStyle w:val="afd"/>
-              <w:spacing w:after="0"/>
-            </w:pPr>
-          </w:p>
-          <w:p>
-            <w:pPr>
-              <w:pStyle w:val="afd"/>
-              <w:spacing w:after="0"/>
-            </w:pPr>
-            <w:proofErr w:type="spellStart"/>
-            <w:r>
-              <w:t>def</w:t>
-            </w:r>
-            <w:proofErr w:type="spellEnd"/>
-            <w:r>
-              <w:t xml:space="preserve"> lab_thread_1():</w:t>
-            </w:r>
-          </w:p>
-          <w:p>
-            <w:pPr>
-              <w:pStyle w:val="afd"/>
-              <w:spacing w:after="0"/>
-            </w:pPr>
-            <w:r>
-              <w:t xml:space="preserve">    for </w:t>
-            </w:r>
-            <w:proofErr w:type="spellStart"/>
-            <w:r>
-              <w:t>i</w:t>
-            </w:r>
-            <w:proofErr w:type="spellEnd"/>
-            <w:r>
-              <w:t xml:space="preserve"> in </w:t>
-            </w:r>
-            <w:proofErr w:type="gramStart"/>
-            <w:r>
-              <w:t>range(</w:t>
-            </w:r>
-            <w:proofErr w:type="gramEnd"/>
-            <w:r>
-              <w:t>1, 51):</w:t>
-            </w:r>
-          </w:p>
-          <w:p>
-            <w:pPr>
-              <w:pStyle w:val="afd"/>
-              <w:spacing w:after="0"/>
-            </w:pPr>
-            <w:r>
-              <w:t xml:space="preserve">        if </w:t>
-            </w:r>
-            <w:proofErr w:type="spellStart"/>
-            <w:r>
-              <w:t>i</w:t>
-            </w:r>
-            <w:proofErr w:type="spellEnd"/>
-            <w:r>
-              <w:t xml:space="preserve"> == 20:</w:t>
-            </w:r>
-          </w:p>
-          <w:p>
-            <w:pPr>
-              <w:pStyle w:val="afd"/>
-              <w:spacing w:after="0"/>
-            </w:pPr>
-            <w:r>
-              <w:t xml:space="preserve">            print("[Thread-1] </w:t>
-            </w:r>
-            <w:proofErr w:type="spellStart"/>
-            <w:r>
-              <w:t>Приостановлен</w:t>
-            </w:r>
-            <w:proofErr w:type="spellEnd"/>
-            <w:r>
-              <w:t>")</w:t>
-            </w:r>
-          </w:p>
-          <w:p>
-            <w:pPr>
-              <w:pStyle w:val="afd"/>
-              <w:spacing w:after="0"/>
-            </w:pPr>
-            <w:r>
-              <w:t xml:space="preserve">            </w:t>
-            </w:r>
-            <w:proofErr w:type="gramStart"/>
-            <w:r>
-              <w:t>pause_event_1.set(</w:t>
-            </w:r>
-            <w:proofErr w:type="gramEnd"/>
-            <w:r>
-              <w:t>)</w:t>
-            </w:r>
-          </w:p>
-          <w:p>
-            <w:pPr>
-              <w:pStyle w:val="afd"/>
-              <w:spacing w:after="0"/>
-            </w:pPr>
-            <w:r>
-              <w:t xml:space="preserve">            resume_event_</w:t>
-            </w:r>
-            <w:proofErr w:type="gramStart"/>
-            <w:r>
-              <w:t>1.wait</w:t>
-            </w:r>
-            <w:proofErr w:type="gramEnd"/>
-            <w:r>
-              <w:t>()</w:t>
-            </w:r>
-          </w:p>
-          <w:p>
-            <w:pPr>
-              <w:pStyle w:val="afd"/>
-              <w:spacing w:after="0"/>
-            </w:pPr>
-            <w:r>
-              <w:t xml:space="preserve">            resume_event_</w:t>
-            </w:r>
-            <w:proofErr w:type="gramStart"/>
-            <w:r>
-              <w:t>1.clear</w:t>
-            </w:r>
-            <w:proofErr w:type="gramEnd"/>
-            <w:r>
-              <w:t>()</w:t>
-            </w:r>
-          </w:p>
-          <w:p>
-            <w:pPr>
-              <w:pStyle w:val="afd"/>
-              <w:spacing w:after="0"/>
-            </w:pPr>
-            <w:r>
-              <w:t xml:space="preserve">            print("[Thread-1] </w:t>
-            </w:r>
-            <w:proofErr w:type="spellStart"/>
-            <w:r>
-              <w:t>Возобновлён</w:t>
-            </w:r>
-            <w:proofErr w:type="spellEnd"/>
-            <w:r>
-              <w:t>")</w:t>
-            </w:r>
-          </w:p>
-          <w:p>
-            <w:pPr>
-              <w:pStyle w:val="afd"/>
-              <w:spacing w:after="0"/>
-            </w:pPr>
-            <w:r>
-              <w:t xml:space="preserve">        Lab_04</w:t>
-            </w:r>
-            <w:proofErr w:type="gramStart"/>
-            <w:r>
-              <w:t>x(</w:t>
-            </w:r>
-            <w:proofErr w:type="gramEnd"/>
-            <w:r>
-              <w:t>1)</w:t>
-            </w:r>
-          </w:p>
-          <w:p>
-            <w:pPr>
-              <w:pStyle w:val="afd"/>
-              <w:spacing w:after="0"/>
-            </w:pPr>
-          </w:p>
-          <w:p>
-            <w:pPr>
-              <w:pStyle w:val="afd"/>
-              <w:spacing w:after="0"/>
-            </w:pPr>
-            <w:proofErr w:type="spellStart"/>
-            <w:r>
-              <w:t>def</w:t>
-            </w:r>
-            <w:proofErr w:type="spellEnd"/>
-            <w:r>
-              <w:t xml:space="preserve"> lab_thread_2():</w:t>
-            </w:r>
-          </w:p>
-          <w:p>
-            <w:pPr>
-              <w:pStyle w:val="afd"/>
-              <w:spacing w:after="0"/>
-            </w:pPr>
-            <w:r>
-              <w:t xml:space="preserve">    for </w:t>
-            </w:r>
-            <w:proofErr w:type="spellStart"/>
-            <w:r>
-              <w:t>i</w:t>
-            </w:r>
-            <w:proofErr w:type="spellEnd"/>
-            <w:r>
-              <w:t xml:space="preserve"> in </w:t>
-            </w:r>
-            <w:proofErr w:type="gramStart"/>
-            <w:r>
-              <w:t>range(</w:t>
-            </w:r>
-            <w:proofErr w:type="gramEnd"/>
-            <w:r>
-              <w:t>1, 126):</w:t>
-            </w:r>
-          </w:p>
-          <w:p>
-            <w:pPr>
-              <w:pStyle w:val="afd"/>
-              <w:spacing w:after="0"/>
-            </w:pPr>
-            <w:r>
-              <w:t xml:space="preserve">        if </w:t>
-            </w:r>
-            <w:proofErr w:type="spellStart"/>
-            <w:r>
-              <w:t>i</w:t>
-            </w:r>
-            <w:proofErr w:type="spellEnd"/>
-            <w:r>
-              <w:t xml:space="preserve"> == 40:</w:t>
-            </w:r>
-          </w:p>
-          <w:p>
-            <w:pPr>
-              <w:pStyle w:val="afd"/>
-              <w:spacing w:after="0"/>
-            </w:pPr>
-            <w:r>
-              <w:t xml:space="preserve">            print("[Thread-2] </w:t>
-            </w:r>
-            <w:proofErr w:type="spellStart"/>
-            <w:r>
-              <w:t>Приостановлен</w:t>
-            </w:r>
-            <w:proofErr w:type="spellEnd"/>
-            <w:r>
-              <w:t>")</w:t>
-            </w:r>
-          </w:p>
-          <w:p>
-            <w:pPr>
-              <w:pStyle w:val="afd"/>
-              <w:spacing w:after="0"/>
-            </w:pPr>
-            <w:r>
-              <w:t xml:space="preserve">            </w:t>
-            </w:r>
-            <w:proofErr w:type="gramStart"/>
-            <w:r>
-              <w:t>pause_event_2.set(</w:t>
-            </w:r>
-            <w:proofErr w:type="gramEnd"/>
-            <w:r>
-              <w:t>)</w:t>
-            </w:r>
-          </w:p>
-          <w:p>
-            <w:pPr>
-              <w:pStyle w:val="afd"/>
-              <w:spacing w:after="0"/>
-            </w:pPr>
-            <w:r>
-              <w:t xml:space="preserve">            resume_event_</w:t>
-            </w:r>
-            <w:proofErr w:type="gramStart"/>
-            <w:r>
-              <w:t>2.wait</w:t>
-            </w:r>
-            <w:proofErr w:type="gramEnd"/>
-            <w:r>
-              <w:t>()</w:t>
-            </w:r>
-          </w:p>
-          <w:p>
-            <w:pPr>
-              <w:pStyle w:val="afd"/>
-              <w:spacing w:after="0"/>
-            </w:pPr>
-            <w:r>
-              <w:t xml:space="preserve">            resume_event_</w:t>
-            </w:r>
-            <w:proofErr w:type="gramStart"/>
-            <w:r>
-              <w:t>2.clear</w:t>
-            </w:r>
-            <w:proofErr w:type="gramEnd"/>
-            <w:r>
-              <w:t>()</w:t>
-            </w:r>
-          </w:p>
-          <w:p>
-            <w:pPr>
-              <w:pStyle w:val="afd"/>
-              <w:spacing w:after="0"/>
-            </w:pPr>
-            <w:r>
-              <w:t xml:space="preserve">            print("[Thread-2] </w:t>
-            </w:r>
-            <w:proofErr w:type="spellStart"/>
-            <w:r>
-              <w:t>Возобновлён</w:t>
-            </w:r>
-            <w:proofErr w:type="spellEnd"/>
-            <w:r>
-              <w:t>")</w:t>
-            </w:r>
-          </w:p>
-          <w:p>
-            <w:pPr>
-              <w:pStyle w:val="afd"/>
-              <w:spacing w:after="0"/>
-            </w:pPr>
-            <w:r>
-              <w:t xml:space="preserve">        Lab_04</w:t>
-            </w:r>
-            <w:proofErr w:type="gramStart"/>
-            <w:r>
-              <w:t>x(</w:t>
-            </w:r>
-            <w:proofErr w:type="gramEnd"/>
-            <w:r>
-              <w:t>1)</w:t>
-            </w:r>
-          </w:p>
-          <w:p>
-            <w:pPr>
-              <w:pStyle w:val="afd"/>
-              <w:spacing w:after="0"/>
-            </w:pPr>
-          </w:p>
-          <w:p>
-            <w:pPr>
-              <w:pStyle w:val="afd"/>
-              <w:spacing w:after="0"/>
-            </w:pPr>
-            <w:proofErr w:type="spellStart"/>
-            <w:r>
-              <w:t>def</w:t>
-            </w:r>
-            <w:proofErr w:type="spellEnd"/>
-            <w:r>
-              <w:t xml:space="preserve"> </w:t>
-            </w:r>
-            <w:proofErr w:type="gramStart"/>
-            <w:r>
-              <w:t>main(</w:t>
-            </w:r>
-            <w:proofErr w:type="gramEnd"/>
-            <w:r>
-              <w:t>):</w:t>
-            </w:r>
-          </w:p>
-          <w:p>
-            <w:pPr>
-              <w:pStyle w:val="afd"/>
-              <w:spacing w:after="0"/>
-            </w:pPr>
-            <w:r>
-              <w:t xml:space="preserve">    t1 = </w:t>
-            </w:r>
-            <w:proofErr w:type="spellStart"/>
-            <w:proofErr w:type="gramStart"/>
-            <w:r>
-              <w:t>threading.Thread</w:t>
-            </w:r>
-            <w:proofErr w:type="spellEnd"/>
-            <w:proofErr w:type="gramEnd"/>
-            <w:r>
-              <w:t>(target=lab_thread_1, name="Thread-1")</w:t>
-            </w:r>
-          </w:p>
-          <w:p>
-            <w:pPr>
-              <w:pStyle w:val="afd"/>
-              <w:spacing w:after="0"/>
-            </w:pPr>
-            <w:r>
-              <w:t xml:space="preserve">    t2 = </w:t>
-            </w:r>
-            <w:proofErr w:type="spellStart"/>
-            <w:proofErr w:type="gramStart"/>
-            <w:r>
-              <w:t>threading.Thread</w:t>
-            </w:r>
-            <w:proofErr w:type="spellEnd"/>
-            <w:proofErr w:type="gramEnd"/>
-            <w:r>
-              <w:t>(target=lab_thread_2, name="Thread-2")</w:t>
-            </w:r>
-          </w:p>
-          <w:p>
-            <w:pPr>
-              <w:pStyle w:val="afd"/>
-              <w:spacing w:after="0"/>
-            </w:pPr>
-          </w:p>
-          <w:p>
-            <w:pPr>
-              <w:pStyle w:val="afd"/>
-              <w:spacing w:after="0"/>
-            </w:pPr>
-            <w:r>
-              <w:t xml:space="preserve">    t</w:t>
-            </w:r>
-            <w:proofErr w:type="gramStart"/>
-            <w:r>
-              <w:t>1.start</w:t>
-            </w:r>
-            <w:proofErr w:type="gramEnd"/>
-            <w:r>
-              <w:t>()</w:t>
-            </w:r>
-          </w:p>
-          <w:p>
-            <w:pPr>
-              <w:pStyle w:val="afd"/>
-              <w:spacing w:after="0"/>
-            </w:pPr>
-            <w:r>
-              <w:t xml:space="preserve">    t</w:t>
-            </w:r>
-            <w:proofErr w:type="gramStart"/>
-            <w:r>
-              <w:t>2.start</w:t>
-            </w:r>
-            <w:proofErr w:type="gramEnd"/>
-            <w:r>
-              <w:t>()</w:t>
-            </w:r>
-          </w:p>
-          <w:p>
-            <w:pPr>
-              <w:pStyle w:val="afd"/>
-              <w:spacing w:after="0"/>
-            </w:pPr>
-          </w:p>
-          <w:p>
-            <w:pPr>
-              <w:pStyle w:val="afd"/>
-              <w:spacing w:after="0"/>
-            </w:pPr>
-            <w:r>
-              <w:t xml:space="preserve">    # </w:t>
-            </w:r>
-            <w:proofErr w:type="spellStart"/>
-            <w:r>
-              <w:t>Главный</w:t>
-            </w:r>
-            <w:proofErr w:type="spellEnd"/>
-            <w:r>
-              <w:t xml:space="preserve"> </w:t>
-            </w:r>
-            <w:proofErr w:type="spellStart"/>
-            <w:r>
-              <w:t>цикл</w:t>
-            </w:r>
-            <w:proofErr w:type="spellEnd"/>
-          </w:p>
-          <w:p>
-            <w:pPr>
-              <w:pStyle w:val="afd"/>
-              <w:spacing w:after="0"/>
-            </w:pPr>
-            <w:r>
-              <w:t xml:space="preserve">    for </w:t>
-            </w:r>
-            <w:proofErr w:type="spellStart"/>
-            <w:r>
-              <w:t>i</w:t>
-            </w:r>
-            <w:proofErr w:type="spellEnd"/>
-            <w:r>
-              <w:t xml:space="preserve"> in </w:t>
-            </w:r>
-            <w:proofErr w:type="gramStart"/>
-            <w:r>
-              <w:t>range(</w:t>
-            </w:r>
-            <w:proofErr w:type="gramEnd"/>
-            <w:r>
-              <w:t>1, 101):</w:t>
-            </w:r>
-          </w:p>
-          <w:p>
-            <w:pPr>
-              <w:pStyle w:val="afd"/>
-              <w:spacing w:after="0"/>
-            </w:pPr>
-            <w:r>
-              <w:t xml:space="preserve">        print(f"[Main] </w:t>
-            </w:r>
-            <w:proofErr w:type="spellStart"/>
-            <w:r>
-              <w:t>Итерация</w:t>
-            </w:r>
-            <w:proofErr w:type="spellEnd"/>
-            <w:r>
-              <w:t xml:space="preserve"> {</w:t>
-            </w:r>
-            <w:proofErr w:type="spellStart"/>
-            <w:r>
-              <w:t>i</w:t>
-            </w:r>
-            <w:proofErr w:type="spellEnd"/>
-            <w:r>
-              <w:t>}")</w:t>
-            </w:r>
-          </w:p>
-          <w:p>
-            <w:pPr>
-              <w:pStyle w:val="afd"/>
-              <w:spacing w:after="0"/>
-            </w:pPr>
-            <w:r>
-              <w:t xml:space="preserve">        </w:t>
-            </w:r>
-            <w:proofErr w:type="spellStart"/>
-            <w:proofErr w:type="gramStart"/>
-            <w:r>
-              <w:t>time.sleep</w:t>
-            </w:r>
-            <w:proofErr w:type="spellEnd"/>
-            <w:proofErr w:type="gramEnd"/>
-            <w:r>
-              <w:t>(0.35)</w:t>
-            </w:r>
-          </w:p>
-          <w:p>
-            <w:pPr>
-              <w:pStyle w:val="afd"/>
-              <w:spacing w:after="0"/>
-            </w:pPr>
-          </w:p>
-          <w:p>
-            <w:pPr>
-              <w:pStyle w:val="afd"/>
-              <w:spacing w:after="0"/>
-            </w:pPr>
-            <w:r>
-              <w:t xml:space="preserve">        if </w:t>
-            </w:r>
-            <w:proofErr w:type="spellStart"/>
-            <w:r>
-              <w:t>i</w:t>
-            </w:r>
-            <w:proofErr w:type="spellEnd"/>
-            <w:r>
-              <w:t xml:space="preserve"> == 60 and pause_event_1.is_</w:t>
-            </w:r>
-            <w:proofErr w:type="gramStart"/>
-            <w:r>
-              <w:t>set(</w:t>
-            </w:r>
-            <w:proofErr w:type="gramEnd"/>
-            <w:r>
-              <w:t>):</w:t>
-            </w:r>
-          </w:p>
-          <w:p>
-            <w:pPr>
-              <w:pStyle w:val="afd"/>
-              <w:spacing w:after="0"/>
-            </w:pPr>
-            <w:r>
-              <w:t xml:space="preserve">            </w:t>
-            </w:r>
-            <w:proofErr w:type="gramStart"/>
-            <w:r>
-              <w:t>resume_event_1.set(</w:t>
-            </w:r>
-            <w:proofErr w:type="gramEnd"/>
-            <w:r>
-              <w:t>)</w:t>
-            </w:r>
-          </w:p>
-          <w:p>
-            <w:pPr>
-              <w:pStyle w:val="afd"/>
-              <w:spacing w:after="0"/>
-            </w:pPr>
-            <w:r>
-              <w:t xml:space="preserve">        if </w:t>
-            </w:r>
-            <w:proofErr w:type="spellStart"/>
-            <w:r>
-              <w:t>i</w:t>
-            </w:r>
-            <w:proofErr w:type="spellEnd"/>
-            <w:r>
-              <w:t xml:space="preserve"> == 100 and pause_event_2.is_</w:t>
-            </w:r>
-            <w:proofErr w:type="gramStart"/>
-            <w:r>
-              <w:t>set(</w:t>
-            </w:r>
-            <w:proofErr w:type="gramEnd"/>
-            <w:r>
-              <w:t>):</w:t>
-            </w:r>
-          </w:p>
-          <w:p>
-            <w:pPr>
-              <w:pStyle w:val="afd"/>
-              <w:spacing w:after="0"/>
-            </w:pPr>
-            <w:r>
-              <w:t xml:space="preserve">            </w:t>
-            </w:r>
-            <w:proofErr w:type="gramStart"/>
-            <w:r>
-              <w:t>resume_event_2.set(</w:t>
-            </w:r>
-            <w:proofErr w:type="gramEnd"/>
-            <w:r>
-              <w:t>)</w:t>
-            </w:r>
-          </w:p>
-          <w:p>
-            <w:pPr>
-              <w:pStyle w:val="afd"/>
-              <w:spacing w:after="0"/>
-            </w:pPr>
-          </w:p>
-          <w:p>
-            <w:pPr>
-              <w:pStyle w:val="afd"/>
-              <w:spacing w:after="0"/>
-            </w:pPr>
-            <w:r>
-              <w:t xml:space="preserve">    t</w:t>
-            </w:r>
-            <w:proofErr w:type="gramStart"/>
-            <w:r>
-              <w:t>1.join</w:t>
-            </w:r>
-            <w:proofErr w:type="gramEnd"/>
-            <w:r>
-              <w:t>()</w:t>
+              <w:t>import os</w:t>
+            </w:r>
+          </w:p>
+          <w:p>
+            <w:pPr>
+              <w:pStyle w:val="afd"/>
+              <w:spacing w:after="0"/>
+            </w:pPr>
+          </w:p>
+          <w:p>
+            <w:pPr>
+              <w:pStyle w:val="afd"/>
+              <w:spacing w:after="0"/>
+            </w:pPr>
+            <w:r>
+              <w:t>pause_event_1 = threading.Event()</w:t>
+            </w:r>
+          </w:p>
+          <w:p>
+            <w:pPr>
+              <w:pStyle w:val="afd"/>
+              <w:spacing w:after="0"/>
+            </w:pPr>
+            <w:r>
+              <w:t>pause_event_2 = threading.Event()</w:t>
+            </w:r>
+          </w:p>
+          <w:p>
+            <w:pPr>
+              <w:pStyle w:val="afd"/>
+              <w:spacing w:after="0"/>
+            </w:pPr>
+            <w:r>
+              <w:t>resume_event_1 = threading.Event()</w:t>
+            </w:r>
+          </w:p>
+          <w:p>
+            <w:pPr>
+              <w:pStyle w:val="afd"/>
+              <w:spacing w:after="0"/>
+            </w:pPr>
+            <w:r>
+              <w:t>resume_event_2 = threading.Event()</w:t>
+            </w:r>
+          </w:p>
+          <w:p>
+            <w:pPr>
+              <w:pStyle w:val="afd"/>
+              <w:spacing w:after="0"/>
+            </w:pPr>
+          </w:p>
+          <w:p>
+            <w:pPr>
+              <w:pStyle w:val="afd"/>
+              <w:spacing w:after="0"/>
+            </w:pPr>
+            <w:r>
+              <w:t>def lab_thread_1():</w:t>
+            </w:r>
+          </w:p>
+          <w:p>
+            <w:pPr>
+              <w:pStyle w:val="afd"/>
+              <w:spacing w:after="0"/>
+            </w:pPr>
+            <w:r>
+              <w:t xml:space="preserve">    for i in range(1, 51):</w:t>
+            </w:r>
+          </w:p>
+          <w:p>
+            <w:pPr>
+              <w:pStyle w:val="afd"/>
+              <w:spacing w:after="0"/>
+            </w:pPr>
+            <w:r>
+              <w:t xml:space="preserve">        if i == 20:</w:t>
+            </w:r>
+          </w:p>
+          <w:p>
+            <w:pPr>
+              <w:pStyle w:val="afd"/>
+              <w:spacing w:after="0"/>
+            </w:pPr>
+            <w:r>
+              <w:t xml:space="preserve">            print("[Thread-1] Приостановлен")</w:t>
+            </w:r>
+          </w:p>
+          <w:p>
+            <w:pPr>
+              <w:pStyle w:val="afd"/>
+              <w:spacing w:after="0"/>
+            </w:pPr>
+            <w:r>
+              <w:t xml:space="preserve">            pause_event_1.set()</w:t>
+            </w:r>
+          </w:p>
+          <w:p>
+            <w:pPr>
+              <w:pStyle w:val="afd"/>
+              <w:spacing w:after="0"/>
+            </w:pPr>
+            <w:r>
+              <w:t xml:space="preserve">            resume_event_1.wait()</w:t>
+            </w:r>
+          </w:p>
+          <w:p>
+            <w:pPr>
+              <w:pStyle w:val="afd"/>
+              <w:spacing w:after="0"/>
+            </w:pPr>
+            <w:r>
+              <w:t xml:space="preserve">            resume_event_1.clear()</w:t>
+            </w:r>
+          </w:p>
+          <w:p>
+            <w:pPr>
+              <w:pStyle w:val="afd"/>
+              <w:spacing w:after="0"/>
+            </w:pPr>
+            <w:r>
+              <w:t xml:space="preserve">            print("[Thread-1] Возобновлён")</w:t>
+            </w:r>
+          </w:p>
+          <w:p>
+            <w:pPr>
+              <w:pStyle w:val="afd"/>
+              <w:spacing w:after="0"/>
+            </w:pPr>
+            <w:r>
+              <w:t xml:space="preserve">        Lab_04x(1)</w:t>
+            </w:r>
+          </w:p>
+          <w:p>
+            <w:pPr>
+              <w:pStyle w:val="afd"/>
+              <w:spacing w:after="0"/>
+            </w:pPr>
+          </w:p>
+          <w:p>
+            <w:pPr>
+              <w:pStyle w:val="afd"/>
+              <w:spacing w:after="0"/>
+            </w:pPr>
+            <w:r>
+              <w:t>def lab_thread_2():</w:t>
+            </w:r>
+          </w:p>
+          <w:p>
+            <w:pPr>
+              <w:pStyle w:val="afd"/>
+              <w:spacing w:after="0"/>
+            </w:pPr>
+            <w:r>
+              <w:t xml:space="preserve">    for i in range(1, 126):</w:t>
+            </w:r>
+          </w:p>
+          <w:p>
+            <w:pPr>
+              <w:pStyle w:val="afd"/>
+              <w:spacing w:after="0"/>
+            </w:pPr>
+            <w:r>
+              <w:t xml:space="preserve">        if i == 40:</w:t>
+            </w:r>
+          </w:p>
+          <w:p>
+            <w:pPr>
+              <w:pStyle w:val="afd"/>
+              <w:spacing w:after="0"/>
+            </w:pPr>
+            <w:r>
+              <w:t xml:space="preserve">            print("[Thread-2] Приостановлен")</w:t>
+            </w:r>
+          </w:p>
+          <w:p>
+            <w:pPr>
+              <w:pStyle w:val="afd"/>
+              <w:spacing w:after="0"/>
+            </w:pPr>
+            <w:r>
+              <w:t xml:space="preserve">            pause_event_2.set()</w:t>
+            </w:r>
+          </w:p>
+          <w:p>
+            <w:pPr>
+              <w:pStyle w:val="afd"/>
+              <w:spacing w:after="0"/>
+            </w:pPr>
+            <w:r>
+              <w:t xml:space="preserve">            resume_event_2.wait()</w:t>
+            </w:r>
+          </w:p>
+          <w:p>
+            <w:pPr>
+              <w:pStyle w:val="afd"/>
+              <w:spacing w:after="0"/>
+            </w:pPr>
+            <w:r>
+              <w:t xml:space="preserve">            resume_event_2.clear()</w:t>
+            </w:r>
+          </w:p>
+          <w:p>
+            <w:pPr>
+              <w:pStyle w:val="afd"/>
+              <w:spacing w:after="0"/>
+            </w:pPr>
+            <w:r>
+              <w:t xml:space="preserve">            print("[Thread-2] Возобновлён")</w:t>
+            </w:r>
+          </w:p>
+          <w:p>
+            <w:pPr>
+              <w:pStyle w:val="afd"/>
+              <w:spacing w:after="0"/>
+            </w:pPr>
+            <w:r>
+              <w:t xml:space="preserve">        Lab_04x(1)</w:t>
+            </w:r>
+          </w:p>
+          <w:p>
+            <w:pPr>
+              <w:pStyle w:val="afd"/>
+              <w:spacing w:after="0"/>
+            </w:pPr>
+          </w:p>
+          <w:p>
+            <w:pPr>
+              <w:pStyle w:val="afd"/>
+              <w:spacing w:after="0"/>
+            </w:pPr>
+            <w:r>
+              <w:t>def main():</w:t>
+            </w:r>
+          </w:p>
+          <w:p>
+            <w:pPr>
+              <w:pStyle w:val="afd"/>
+              <w:spacing w:after="0"/>
+            </w:pPr>
+            <w:r>
+              <w:t xml:space="preserve">    t1 = threading.Thread(target=lab_thread_1, name="Thread-1")</w:t>
+            </w:r>
+          </w:p>
+          <w:p>
+            <w:pPr>
+              <w:pStyle w:val="afd"/>
+              <w:spacing w:after="0"/>
+            </w:pPr>
+            <w:r>
+              <w:t xml:space="preserve">    t2 = threading.Thread(target=lab_thread_2, name="Thread-2")</w:t>
+            </w:r>
+          </w:p>
+          <w:p>
+            <w:pPr>
+              <w:pStyle w:val="afd"/>
+              <w:spacing w:after="0"/>
+            </w:pPr>
+          </w:p>
+          <w:p>
+            <w:pPr>
+              <w:pStyle w:val="afd"/>
+              <w:spacing w:after="0"/>
+            </w:pPr>
+            <w:r>
+              <w:t xml:space="preserve">    t1.start()</w:t>
+            </w:r>
+          </w:p>
+          <w:p>
+            <w:pPr>
+              <w:pStyle w:val="afd"/>
+              <w:spacing w:after="0"/>
+            </w:pPr>
+            <w:r>
+              <w:t xml:space="preserve">    t2.start()</w:t>
+            </w:r>
+          </w:p>
+          <w:p>
+            <w:pPr>
+              <w:pStyle w:val="afd"/>
+              <w:spacing w:after="0"/>
+            </w:pPr>
+          </w:p>
+          <w:p>
+            <w:pPr>
+              <w:pStyle w:val="afd"/>
+              <w:spacing w:after="0"/>
+            </w:pPr>
+            <w:r>
+              <w:t xml:space="preserve">    # Главный цикл</w:t>
+            </w:r>
+          </w:p>
+          <w:p>
+            <w:pPr>
+              <w:pStyle w:val="afd"/>
+              <w:spacing w:after="0"/>
+            </w:pPr>
+            <w:r>
+              <w:t xml:space="preserve">    for i in range(1, 101):</w:t>
+            </w:r>
+          </w:p>
+          <w:p>
+            <w:pPr>
+              <w:pStyle w:val="afd"/>
+              <w:spacing w:after="0"/>
+            </w:pPr>
+            <w:r>
+              <w:t xml:space="preserve">        print(f"[Main] Итерация {i}")</w:t>
+            </w:r>
+          </w:p>
+          <w:p>
+            <w:pPr>
+              <w:pStyle w:val="afd"/>
+              <w:spacing w:after="0"/>
+            </w:pPr>
+            <w:r>
+              <w:t xml:space="preserve">        time.sleep(0.35)</w:t>
+            </w:r>
+          </w:p>
+          <w:p>
+            <w:pPr>
+              <w:pStyle w:val="afd"/>
+              <w:spacing w:after="0"/>
+            </w:pPr>
+          </w:p>
+          <w:p>
+            <w:pPr>
+              <w:pStyle w:val="afd"/>
+              <w:spacing w:after="0"/>
+            </w:pPr>
+            <w:r>
+              <w:t xml:space="preserve">        if i == 60 and pause_event_1.is_set():</w:t>
+            </w:r>
+          </w:p>
+          <w:p>
+            <w:pPr>
+              <w:pStyle w:val="afd"/>
+              <w:spacing w:after="0"/>
+            </w:pPr>
+            <w:r>
+              <w:t xml:space="preserve">            resume_event_1.set()</w:t>
+            </w:r>
+          </w:p>
+          <w:p>
+            <w:pPr>
+              <w:pStyle w:val="afd"/>
+              <w:spacing w:after="0"/>
+            </w:pPr>
+            <w:r>
+              <w:t xml:space="preserve">        if i == 100 and pause_event_2.is_set():</w:t>
+            </w:r>
+          </w:p>
+          <w:p>
+            <w:pPr>
+              <w:pStyle w:val="afd"/>
+              <w:spacing w:after="0"/>
+            </w:pPr>
+            <w:r>
+              <w:t xml:space="preserve">            resume_event_2.set()</w:t>
+            </w:r>
+          </w:p>
+          <w:p>
+            <w:pPr>
+              <w:pStyle w:val="afd"/>
+              <w:spacing w:after="0"/>
+            </w:pPr>
+          </w:p>
+          <w:p>
+            <w:pPr>
+              <w:pStyle w:val="afd"/>
+              <w:spacing w:after="0"/>
+            </w:pPr>
+            <w:r>
+              <w:t xml:space="preserve">    t1.join()</w:t>
             </w:r>
           </w:p>
           <w:p>
@@ -3678,7 +2687,6 @@
             <w:r>
               <w:t xml:space="preserve">    t</w:t>
             </w:r>
-            <w:proofErr w:type="gramStart"/>
             <w:r>
               <w:rPr>
                 <w:lang w:val="ru-RU"/>
@@ -3688,7 +2696,6 @@
             <w:r>
               <w:t>join</w:t>
             </w:r>
-            <w:proofErr w:type="gramEnd"/>
             <w:r>
               <w:rPr>
                 <w:lang w:val="ru-RU"/>
@@ -3710,7 +2717,6 @@
               </w:rPr>
               <w:t xml:space="preserve">    </w:t>
             </w:r>
-            <w:proofErr w:type="gramStart"/>
             <w:r>
               <w:t>print</w:t>
             </w:r>
@@ -3718,14 +2724,7 @@
               <w:rPr>
                 <w:lang w:val="ru-RU"/>
               </w:rPr>
-              <w:t>(</w:t>
-            </w:r>
-            <w:proofErr w:type="gramEnd"/>
-            <w:r>
-              <w:rPr>
-                <w:lang w:val="ru-RU"/>
-              </w:rPr>
-              <w:t>"\</w:t>
+              <w:t>("\</w:t>
             </w:r>
             <w:r>
               <w:t>n</w:t>
@@ -3763,63 +2762,55 @@
         <w:pStyle w:val="af4"/>
       </w:pPr>
       <w:r>
+        <w:t>Листинг 2.1.3</w:t>
+      </w:r>
+      <w:r>
+        <w:t xml:space="preserve"> – </w:t>
+      </w:r>
+      <w:r>
+        <w:t>Исходный код программы</w:t>
+      </w:r>
+      <w:r>
+        <w:t xml:space="preserve"> </w:t>
+      </w:r>
+      <w:r>
+        <w:rPr>
+          <w:lang w:val="en-US"/>
+        </w:rPr>
+        <w:t>l</w:t>
+      </w:r>
+      <w:r>
+        <w:t>ab04</w:t>
+      </w:r>
+      <w:r>
+        <w:rPr>
+          <w:lang w:val="en-US"/>
+        </w:rPr>
+        <w:t>b</w:t>
+      </w:r>
+      <w:r>
+        <w:t>.</w:t>
+      </w:r>
+      <w:r>
+        <w:rPr>
+          <w:lang w:val="en-US"/>
+        </w:rPr>
+        <w:t>py</w:t>
+      </w:r>
+    </w:p>
+    <w:p>
+      <w:r>
         <w:lastRenderedPageBreak/>
-        <w:t>Листинг 2.1.2</w:t>
-      </w:r>
-      <w:r>
-        <w:t xml:space="preserve"> – </w:t>
-      </w:r>
-      <w:r>
-        <w:t>Исходный код программы</w:t>
-      </w:r>
-      <w:r>
-        <w:t xml:space="preserve"> </w:t>
+        <w:t>Теперь выполним программу lab04</w:t>
       </w:r>
       <w:r>
         <w:rPr>
           <w:lang w:val="en-US"/>
         </w:rPr>
-        <w:t>l</w:t>
-      </w:r>
-      <w:r>
-        <w:t>ab04</w:t>
-      </w:r>
-      <w:r>
-        <w:rPr>
-          <w:lang w:val="en-US"/>
-        </w:rPr>
         <w:t>b</w:t>
       </w:r>
       <w:r>
-        <w:t>.</w:t>
-      </w:r>
-      <w:r>
-        <w:rPr>
-          <w:lang w:val="en-US"/>
-        </w:rPr>
-        <w:t>py</w:t>
-      </w:r>
-    </w:p>
-    <w:p>
-      <w:r>
-        <w:t>Теперь выполним программу lab04</w:t>
-      </w:r>
-      <w:r>
-        <w:rPr>
-          <w:lang w:val="en-US"/>
-        </w:rPr>
-        <w:t>b</w:t>
-      </w:r>
-      <w:r>
-        <w:t>.</w:t>
-      </w:r>
-      <w:proofErr w:type="spellStart"/>
-      <w:r>
-        <w:t>py</w:t>
-      </w:r>
-      <w:proofErr w:type="spellEnd"/>
-      <w:r>
-        <w:t xml:space="preserve"> в консоли.</w:t>
+        <w:t>.py в консоли.</w:t>
       </w:r>
     </w:p>
     <w:p>
@@ -3827,7 +2818,6 @@
         <w:pStyle w:val="af4"/>
       </w:pPr>
       <w:r>
-        <w:lastRenderedPageBreak/>
         <w:drawing>
           <wp:inline distT="0" distB="0" distL="0" distR="0" wp14:anchorId="14AA9870" wp14:editId="75DD0C1A">
             <wp:extent cx="5940425" cy="3284855"/>
@@ -3908,15 +2898,7 @@
         <w:t>Виден з</w:t>
       </w:r>
       <w:r>
-        <w:t>апуск трёх потоков в Lab-04b и начало выполнения функции Lab_04</w:t>
-      </w:r>
-      <w:proofErr w:type="gramStart"/>
-      <w:r>
-        <w:t>x(</w:t>
-      </w:r>
-      <w:proofErr w:type="gramEnd"/>
-      <w:r>
-        <w:t>).</w:t>
+        <w:t>апуск трёх потоков в Lab-04b и начало выполнения функции Lab_04x().</w:t>
       </w:r>
     </w:p>
     <w:p>
@@ -3966,7 +2948,10 @@
         <w:pStyle w:val="af4"/>
       </w:pPr>
       <w:r>
-        <w:t xml:space="preserve">Рисунок 2.1.6 – Фрагмен вывода запуска программы </w:t>
+        <w:t>Рисунок 2.1.7</w:t>
+      </w:r>
+      <w:r>
+        <w:t xml:space="preserve"> – Фрагмен вывода запуска программы </w:t>
       </w:r>
       <w:r>
         <w:rPr>
@@ -4055,7 +3040,10 @@
         <w:pStyle w:val="af4"/>
       </w:pPr>
       <w:r>
-        <w:t xml:space="preserve">Рисунок 2.1.7 – Фрагмен вывода запуска программы </w:t>
+        <w:t>Рисунок 2.1.8</w:t>
+      </w:r>
+      <w:r>
+        <w:t xml:space="preserve"> – Фрагмен вывода запуска программы </w:t>
       </w:r>
       <w:r>
         <w:rPr>
@@ -4161,7 +3149,10 @@
         <w:pStyle w:val="af4"/>
       </w:pPr>
       <w:r>
-        <w:t xml:space="preserve">Рисунок 2.1.8 – Фрагмен вывода запуска программы </w:t>
+        <w:t>Рисунок 2.1.9</w:t>
+      </w:r>
+      <w:r>
+        <w:t xml:space="preserve"> – Фрагмен вывода запуска программы </w:t>
       </w:r>
       <w:r>
         <w:rPr>
@@ -4255,7 +3246,10 @@
         <w:pStyle w:val="af4"/>
       </w:pPr>
       <w:r>
-        <w:t xml:space="preserve">Рисунок 2.1.4 – </w:t>
+        <w:t>Рисунок 2.1.10</w:t>
+      </w:r>
+      <w:r>
+        <w:t xml:space="preserve"> – </w:t>
       </w:r>
       <w:r>
         <w:t>Проверка через PowerShell (Windows)</w:t>
@@ -4263,47 +3257,7 @@
     </w:p>
     <w:p>
       <w:r>
-        <w:t xml:space="preserve">Эти поля показывают текущее состояние потоков процесса. Состояние </w:t>
-      </w:r>
-      <w:proofErr w:type="spellStart"/>
-      <w:r>
-        <w:t>Wait</w:t>
-      </w:r>
-      <w:proofErr w:type="spellEnd"/>
-      <w:r>
-        <w:t xml:space="preserve"> означает, что поток временно не выполняется, а ожидает определённое событие или ресурс. Поле </w:t>
-      </w:r>
-      <w:proofErr w:type="spellStart"/>
-      <w:r>
-        <w:t>WaitReason</w:t>
-      </w:r>
-      <w:proofErr w:type="spellEnd"/>
-      <w:r>
-        <w:t xml:space="preserve"> уточняет причину ожидания: </w:t>
-      </w:r>
-      <w:proofErr w:type="spellStart"/>
-      <w:r>
-        <w:t>UserRequest</w:t>
-      </w:r>
-      <w:proofErr w:type="spellEnd"/>
-      <w:r>
-        <w:t xml:space="preserve"> — поток приостановлен пользователем или другим потоком, </w:t>
-      </w:r>
-      <w:proofErr w:type="spellStart"/>
-      <w:r>
-        <w:t>EventPairLow</w:t>
-      </w:r>
-      <w:proofErr w:type="spellEnd"/>
-      <w:r>
-        <w:t xml:space="preserve"> — поток ждёт синхронизации событий, </w:t>
-      </w:r>
-      <w:proofErr w:type="spellStart"/>
-      <w:r>
-        <w:t>Executive</w:t>
-      </w:r>
-      <w:proofErr w:type="spellEnd"/>
-      <w:r>
-        <w:t xml:space="preserve"> — поток ожидает действия со стороны ядра операционной системы.</w:t>
+        <w:t>Эти поля показывают текущее состояние потоков процесса. Состояние Wait означает, что поток временно не выполняется, а ожидает определённое событие или ресурс. Поле WaitReason уточняет причину ожидания: UserRequest — поток приостановлен пользователем или другим потоком, EventPairLow — поток ждёт синхронизации событий, Executive — поток ожидает действия со стороны ядра операционной системы.</w:t>
       </w:r>
     </w:p>
     <w:p>
@@ -4326,10 +3280,10 @@
       </w:pPr>
       <w:r>
         <w:drawing>
-          <wp:inline distT="0" distB="0" distL="0" distR="0" wp14:anchorId="44E62AA0" wp14:editId="66B1EFF7">
-            <wp:extent cx="5940425" cy="3573780"/>
-            <wp:effectExtent l="0" t="0" r="3175" b="7620"/>
-            <wp:docPr id="167" name="Рисунок 167"/>
+          <wp:inline distT="0" distB="0" distL="0" distR="0" wp14:anchorId="5A4D5EBE" wp14:editId="0131E128">
+            <wp:extent cx="5939155" cy="3583592"/>
+            <wp:effectExtent l="0" t="0" r="4445" b="0"/>
+            <wp:docPr id="3" name="Рисунок 3"/>
             <wp:cNvGraphicFramePr>
               <a:graphicFrameLocks xmlns:a="http://schemas.openxmlformats.org/drawingml/2006/main" noChangeAspect="1"/>
             </wp:cNvGraphicFramePr>
@@ -4340,20 +3294,27 @@
                     <pic:cNvPr id="1" name=""/>
                     <pic:cNvPicPr/>
                   </pic:nvPicPr>
-                  <pic:blipFill>
+                  <pic:blipFill rotWithShape="1">
                     <a:blip r:embed="rId21"/>
-                    <a:stretch>
-                      <a:fillRect/>
-                    </a:stretch>
+                    <a:srcRect t="13477" b="5258"/>
+                    <a:stretch/>
                   </pic:blipFill>
-                  <pic:spPr>
+                  <pic:spPr bwMode="auto">
                     <a:xfrm>
                       <a:off x="0" y="0"/>
-                      <a:ext cx="5940425" cy="3573780"/>
+                      <a:ext cx="5940425" cy="3584358"/>
                     </a:xfrm>
                     <a:prstGeom prst="rect">
                       <a:avLst/>
                     </a:prstGeom>
+                    <a:ln>
+                      <a:noFill/>
+                    </a:ln>
+                    <a:extLst>
+                      <a:ext uri="{53640926-AAD7-44D8-BBD7-CCE9431645EC}">
+                        <a14:shadowObscured xmlns:a14="http://schemas.microsoft.com/office/drawing/2010/main"/>
+                      </a:ext>
+                    </a:extLst>
                   </pic:spPr>
                 </pic:pic>
               </a:graphicData>
@@ -4370,7 +3331,7 @@
         <w:t>Рисунок 2.1.</w:t>
       </w:r>
       <w:r>
-        <w:t>5</w:t>
+        <w:t>11</w:t>
       </w:r>
       <w:r>
         <w:t xml:space="preserve"> – </w:t>
@@ -4482,141 +3443,73 @@
               <w:spacing w:after="0"/>
             </w:pPr>
             <w:r>
-              <w:t xml:space="preserve">stop_thread_2 = </w:t>
-            </w:r>
-            <w:proofErr w:type="spellStart"/>
-            <w:proofErr w:type="gramStart"/>
-            <w:r>
-              <w:t>threading.Event</w:t>
-            </w:r>
-            <w:proofErr w:type="spellEnd"/>
-            <w:proofErr w:type="gramEnd"/>
-            <w:r>
-              <w:t>()</w:t>
-            </w:r>
-          </w:p>
-          <w:p>
-            <w:pPr>
-              <w:pStyle w:val="afd"/>
-              <w:spacing w:after="0"/>
-            </w:pPr>
-          </w:p>
-          <w:p>
-            <w:pPr>
-              <w:pStyle w:val="afd"/>
-              <w:spacing w:after="0"/>
-            </w:pPr>
-            <w:proofErr w:type="spellStart"/>
-            <w:r>
-              <w:t>def</w:t>
-            </w:r>
-            <w:proofErr w:type="spellEnd"/>
-            <w:r>
-              <w:t xml:space="preserve"> lab_thread_1():</w:t>
-            </w:r>
-          </w:p>
-          <w:p>
-            <w:pPr>
-              <w:pStyle w:val="afd"/>
-              <w:spacing w:after="0"/>
-            </w:pPr>
-            <w:r>
-              <w:t xml:space="preserve">    Lab_04</w:t>
-            </w:r>
-            <w:proofErr w:type="gramStart"/>
-            <w:r>
-              <w:t>x(</w:t>
-            </w:r>
-            <w:proofErr w:type="gramEnd"/>
-            <w:r>
-              <w:t>50)</w:t>
-            </w:r>
-          </w:p>
-          <w:p>
-            <w:pPr>
-              <w:pStyle w:val="afd"/>
-              <w:spacing w:after="0"/>
-            </w:pPr>
-          </w:p>
-          <w:p>
-            <w:pPr>
-              <w:pStyle w:val="afd"/>
-              <w:spacing w:after="0"/>
-            </w:pPr>
-            <w:proofErr w:type="spellStart"/>
-            <w:r>
-              <w:t>def</w:t>
-            </w:r>
-            <w:proofErr w:type="spellEnd"/>
-            <w:r>
-              <w:t xml:space="preserve"> lab_thread_2():</w:t>
-            </w:r>
-          </w:p>
-          <w:p>
-            <w:pPr>
-              <w:pStyle w:val="afd"/>
-              <w:spacing w:after="0"/>
-            </w:pPr>
-            <w:r>
-              <w:t xml:space="preserve">    for </w:t>
-            </w:r>
-            <w:proofErr w:type="spellStart"/>
-            <w:r>
-              <w:t>i</w:t>
-            </w:r>
-            <w:proofErr w:type="spellEnd"/>
-            <w:r>
-              <w:t xml:space="preserve"> in </w:t>
-            </w:r>
-            <w:proofErr w:type="gramStart"/>
-            <w:r>
-              <w:t>range(</w:t>
-            </w:r>
-            <w:proofErr w:type="gramEnd"/>
-            <w:r>
-              <w:t>1, 126):</w:t>
-            </w:r>
-          </w:p>
-          <w:p>
-            <w:pPr>
-              <w:pStyle w:val="afd"/>
-              <w:spacing w:after="0"/>
-            </w:pPr>
-            <w:r>
-              <w:t xml:space="preserve">        if stop_thread_2.is_</w:t>
-            </w:r>
-            <w:proofErr w:type="gramStart"/>
-            <w:r>
-              <w:t>set(</w:t>
-            </w:r>
-            <w:proofErr w:type="gramEnd"/>
-            <w:r>
-              <w:t>):</w:t>
-            </w:r>
-          </w:p>
-          <w:p>
-            <w:pPr>
-              <w:pStyle w:val="afd"/>
-              <w:spacing w:after="0"/>
-            </w:pPr>
-            <w:r>
-              <w:t xml:space="preserve">            print("[Thread-2] </w:t>
-            </w:r>
-            <w:proofErr w:type="spellStart"/>
-            <w:r>
-              <w:t>Завершён</w:t>
-            </w:r>
-            <w:proofErr w:type="spellEnd"/>
-            <w:r>
-              <w:t xml:space="preserve"> </w:t>
-            </w:r>
-            <w:proofErr w:type="spellStart"/>
-            <w:r>
-              <w:t>досрочно</w:t>
-            </w:r>
-            <w:proofErr w:type="spellEnd"/>
-            <w:r>
-              <w:t>.")</w:t>
+              <w:t>stop_thread_2 = threading.Event()</w:t>
+            </w:r>
+          </w:p>
+          <w:p>
+            <w:pPr>
+              <w:pStyle w:val="afd"/>
+              <w:spacing w:after="0"/>
+            </w:pPr>
+          </w:p>
+          <w:p>
+            <w:pPr>
+              <w:pStyle w:val="afd"/>
+              <w:spacing w:after="0"/>
+            </w:pPr>
+            <w:r>
+              <w:t>def lab_thread_1():</w:t>
+            </w:r>
+          </w:p>
+          <w:p>
+            <w:pPr>
+              <w:pStyle w:val="afd"/>
+              <w:spacing w:after="0"/>
+            </w:pPr>
+            <w:r>
+              <w:t xml:space="preserve">    Lab_04x(50)</w:t>
+            </w:r>
+          </w:p>
+          <w:p>
+            <w:pPr>
+              <w:pStyle w:val="afd"/>
+              <w:spacing w:after="0"/>
+            </w:pPr>
+          </w:p>
+          <w:p>
+            <w:pPr>
+              <w:pStyle w:val="afd"/>
+              <w:spacing w:after="0"/>
+            </w:pPr>
+            <w:r>
+              <w:t>def lab_thread_2():</w:t>
+            </w:r>
+          </w:p>
+          <w:p>
+            <w:pPr>
+              <w:pStyle w:val="afd"/>
+              <w:spacing w:after="0"/>
+            </w:pPr>
+            <w:r>
+              <w:t xml:space="preserve">    for i in range(1, 126):</w:t>
+            </w:r>
+          </w:p>
+          <w:p>
+            <w:pPr>
+              <w:pStyle w:val="afd"/>
+              <w:spacing w:after="0"/>
+            </w:pPr>
+            <w:r>
+              <w:t xml:space="preserve">        if stop_thread_2.is_set():</w:t>
+            </w:r>
+          </w:p>
+          <w:p>
+            <w:pPr>
+              <w:pStyle w:val="afd"/>
+              <w:spacing w:after="0"/>
+            </w:pPr>
+            <w:r>
+              <w:t xml:space="preserve">            print("[Thread-2] Завершён досрочно.")</w:t>
             </w:r>
           </w:p>
           <w:p>
@@ -4634,386 +3527,250 @@
               <w:spacing w:after="0"/>
             </w:pPr>
             <w:r>
-              <w:t xml:space="preserve">        Lab_04</w:t>
-            </w:r>
-            <w:proofErr w:type="gramStart"/>
-            <w:r>
-              <w:t>x(</w:t>
-            </w:r>
-            <w:proofErr w:type="gramEnd"/>
-            <w:r>
-              <w:t>1)</w:t>
-            </w:r>
-          </w:p>
-          <w:p>
-            <w:pPr>
-              <w:pStyle w:val="afd"/>
-              <w:spacing w:after="0"/>
-            </w:pPr>
-          </w:p>
-          <w:p>
-            <w:pPr>
-              <w:pStyle w:val="afd"/>
-              <w:spacing w:after="0"/>
-            </w:pPr>
-            <w:proofErr w:type="spellStart"/>
-            <w:r>
-              <w:t>def</w:t>
-            </w:r>
-            <w:proofErr w:type="spellEnd"/>
-            <w:r>
-              <w:t xml:space="preserve"> </w:t>
-            </w:r>
-            <w:proofErr w:type="gramStart"/>
-            <w:r>
-              <w:t>main(</w:t>
-            </w:r>
-            <w:proofErr w:type="gramEnd"/>
-            <w:r>
-              <w:t>):</w:t>
-            </w:r>
-          </w:p>
-          <w:p>
-            <w:pPr>
-              <w:pStyle w:val="afd"/>
-              <w:spacing w:after="0"/>
-            </w:pPr>
-            <w:r>
-              <w:t xml:space="preserve">    t1 = </w:t>
-            </w:r>
-            <w:proofErr w:type="spellStart"/>
-            <w:proofErr w:type="gramStart"/>
-            <w:r>
-              <w:t>threading.Thread</w:t>
-            </w:r>
-            <w:proofErr w:type="spellEnd"/>
-            <w:proofErr w:type="gramEnd"/>
-            <w:r>
-              <w:t>(target=lab_thread_1)</w:t>
-            </w:r>
-          </w:p>
-          <w:p>
-            <w:pPr>
-              <w:pStyle w:val="afd"/>
-              <w:spacing w:after="0"/>
-            </w:pPr>
-            <w:r>
-              <w:t xml:space="preserve">    t2 = </w:t>
-            </w:r>
-            <w:proofErr w:type="spellStart"/>
-            <w:proofErr w:type="gramStart"/>
-            <w:r>
-              <w:t>threading.Thread</w:t>
-            </w:r>
-            <w:proofErr w:type="spellEnd"/>
-            <w:proofErr w:type="gramEnd"/>
-            <w:r>
-              <w:t>(target=lab_thread_2)</w:t>
-            </w:r>
-          </w:p>
-          <w:p>
-            <w:pPr>
-              <w:pStyle w:val="afd"/>
-              <w:spacing w:after="0"/>
-            </w:pPr>
-          </w:p>
-          <w:p>
-            <w:pPr>
-              <w:pStyle w:val="afd"/>
-              <w:spacing w:after="0"/>
-            </w:pPr>
-            <w:r>
-              <w:t xml:space="preserve">    t</w:t>
-            </w:r>
-            <w:proofErr w:type="gramStart"/>
-            <w:r>
-              <w:t>1.start</w:t>
-            </w:r>
-            <w:proofErr w:type="gramEnd"/>
-            <w:r>
-              <w:t>()</w:t>
-            </w:r>
-          </w:p>
-          <w:p>
-            <w:pPr>
-              <w:pStyle w:val="afd"/>
-              <w:spacing w:after="0"/>
-            </w:pPr>
-            <w:r>
-              <w:t xml:space="preserve">    t</w:t>
-            </w:r>
-            <w:proofErr w:type="gramStart"/>
-            <w:r>
-              <w:t>2.start</w:t>
-            </w:r>
-            <w:proofErr w:type="gramEnd"/>
-            <w:r>
-              <w:t>()</w:t>
-            </w:r>
-          </w:p>
-          <w:p>
-            <w:pPr>
-              <w:pStyle w:val="afd"/>
-              <w:spacing w:after="0"/>
-            </w:pPr>
-          </w:p>
-          <w:p>
-            <w:pPr>
-              <w:pStyle w:val="afd"/>
-              <w:spacing w:after="0"/>
-            </w:pPr>
-            <w:r>
-              <w:t xml:space="preserve">    for </w:t>
-            </w:r>
-            <w:proofErr w:type="spellStart"/>
-            <w:r>
-              <w:t>i</w:t>
-            </w:r>
-            <w:proofErr w:type="spellEnd"/>
-            <w:r>
-              <w:t xml:space="preserve"> in </w:t>
-            </w:r>
-            <w:proofErr w:type="gramStart"/>
-            <w:r>
-              <w:t>range(</w:t>
-            </w:r>
-            <w:proofErr w:type="gramEnd"/>
-            <w:r>
-              <w:t>1, 101):</w:t>
-            </w:r>
-          </w:p>
-          <w:p>
-            <w:pPr>
-              <w:pStyle w:val="afd"/>
-              <w:spacing w:after="0"/>
-            </w:pPr>
-            <w:r>
-              <w:t xml:space="preserve">        print(f"[Main] </w:t>
-            </w:r>
-            <w:proofErr w:type="spellStart"/>
-            <w:r>
-              <w:t>Итерация</w:t>
-            </w:r>
-            <w:proofErr w:type="spellEnd"/>
-            <w:r>
-              <w:t xml:space="preserve"> {</w:t>
-            </w:r>
-            <w:proofErr w:type="spellStart"/>
-            <w:r>
-              <w:t>i</w:t>
-            </w:r>
-            <w:proofErr w:type="spellEnd"/>
-            <w:r>
-              <w:t>}")</w:t>
-            </w:r>
-          </w:p>
-          <w:p>
-            <w:pPr>
-              <w:pStyle w:val="afd"/>
-              <w:spacing w:after="0"/>
-            </w:pPr>
-            <w:r>
-              <w:t xml:space="preserve">        </w:t>
-            </w:r>
-            <w:proofErr w:type="spellStart"/>
-            <w:proofErr w:type="gramStart"/>
-            <w:r>
-              <w:t>time.sleep</w:t>
-            </w:r>
-            <w:proofErr w:type="spellEnd"/>
-            <w:proofErr w:type="gramEnd"/>
-            <w:r>
-              <w:t>(0.35)</w:t>
-            </w:r>
-          </w:p>
-          <w:p>
-            <w:pPr>
-              <w:pStyle w:val="afd"/>
-              <w:spacing w:after="0"/>
-            </w:pPr>
-            <w:r>
-              <w:t xml:space="preserve">        if </w:t>
-            </w:r>
-            <w:proofErr w:type="spellStart"/>
-            <w:r>
-              <w:t>i</w:t>
-            </w:r>
-            <w:proofErr w:type="spellEnd"/>
-            <w:r>
-              <w:t xml:space="preserve"> == 40:</w:t>
-            </w:r>
-          </w:p>
-          <w:p>
-            <w:pPr>
-              <w:pStyle w:val="afd"/>
-              <w:spacing w:after="0"/>
-            </w:pPr>
-            <w:r>
-              <w:t xml:space="preserve">            </w:t>
-            </w:r>
-            <w:proofErr w:type="gramStart"/>
-            <w:r>
-              <w:t>stop_thread_2.set(</w:t>
-            </w:r>
-            <w:proofErr w:type="gramEnd"/>
-            <w:r>
-              <w:t>)</w:t>
-            </w:r>
-          </w:p>
-          <w:p>
-            <w:pPr>
-              <w:pStyle w:val="afd"/>
-              <w:spacing w:after="0"/>
+              <w:t xml:space="preserve">        Lab_04x(1)</w:t>
+            </w:r>
+          </w:p>
+          <w:p>
+            <w:pPr>
+              <w:pStyle w:val="afd"/>
+              <w:spacing w:after="0"/>
+            </w:pPr>
+          </w:p>
+          <w:p>
+            <w:pPr>
+              <w:pStyle w:val="afd"/>
+              <w:spacing w:after="0"/>
+            </w:pPr>
+            <w:r>
+              <w:t>def main():</w:t>
+            </w:r>
+          </w:p>
+          <w:p>
+            <w:pPr>
+              <w:pStyle w:val="afd"/>
+              <w:spacing w:after="0"/>
+            </w:pPr>
+            <w:r>
+              <w:t xml:space="preserve">    t1 = threading.Thread(target=lab_thread_1)</w:t>
+            </w:r>
+          </w:p>
+          <w:p>
+            <w:pPr>
+              <w:pStyle w:val="afd"/>
+              <w:spacing w:after="0"/>
+            </w:pPr>
+            <w:r>
+              <w:t xml:space="preserve">    t2 = threading.Thread(target=lab_thread_2)</w:t>
+            </w:r>
+          </w:p>
+          <w:p>
+            <w:pPr>
+              <w:pStyle w:val="afd"/>
+              <w:spacing w:after="0"/>
+            </w:pPr>
+          </w:p>
+          <w:p>
+            <w:pPr>
+              <w:pStyle w:val="afd"/>
+              <w:spacing w:after="0"/>
+            </w:pPr>
+            <w:r>
+              <w:t xml:space="preserve">    t1.start()</w:t>
+            </w:r>
+          </w:p>
+          <w:p>
+            <w:pPr>
+              <w:pStyle w:val="afd"/>
+              <w:spacing w:after="0"/>
+            </w:pPr>
+            <w:r>
+              <w:t xml:space="preserve">    t2.start()</w:t>
+            </w:r>
+          </w:p>
+          <w:p>
+            <w:pPr>
+              <w:pStyle w:val="afd"/>
+              <w:spacing w:after="0"/>
+            </w:pPr>
+          </w:p>
+          <w:p>
+            <w:pPr>
+              <w:pStyle w:val="afd"/>
+              <w:spacing w:after="0"/>
+            </w:pPr>
+            <w:r>
+              <w:t xml:space="preserve">    for i in range(1, 101):</w:t>
+            </w:r>
+          </w:p>
+          <w:p>
+            <w:pPr>
+              <w:pStyle w:val="afd"/>
+              <w:spacing w:after="0"/>
+            </w:pPr>
+            <w:r>
+              <w:t xml:space="preserve">        print(f"[Main] Итерация {i}")</w:t>
+            </w:r>
+          </w:p>
+          <w:p>
+            <w:pPr>
+              <w:pStyle w:val="afd"/>
+              <w:spacing w:after="0"/>
+            </w:pPr>
+            <w:r>
+              <w:t xml:space="preserve">        time.sleep(0.35)</w:t>
+            </w:r>
+          </w:p>
+          <w:p>
+            <w:pPr>
+              <w:pStyle w:val="afd"/>
+              <w:spacing w:after="0"/>
+            </w:pPr>
+            <w:r>
+              <w:t xml:space="preserve">        if i == 40:</w:t>
+            </w:r>
+          </w:p>
+          <w:p>
+            <w:pPr>
+              <w:pStyle w:val="afd"/>
+              <w:spacing w:after="0"/>
+            </w:pPr>
+            <w:r>
+              <w:t xml:space="preserve">            stop_thread_2.set()</w:t>
+            </w:r>
+          </w:p>
+          <w:p>
+            <w:pPr>
+              <w:pStyle w:val="afd"/>
+              <w:spacing w:after="0"/>
+            </w:pPr>
+            <w:r>
+              <w:t xml:space="preserve">            print</w:t>
+            </w:r>
+            <w:r>
+              <w:t>("[</w:t>
+            </w:r>
+            <w:r>
+              <w:t>Main</w:t>
+            </w:r>
+            <w:r>
+              <w:t xml:space="preserve">] </w:t>
+            </w:r>
+            <w:r>
               <w:rPr>
                 <w:lang w:val="ru-RU"/>
               </w:rPr>
-            </w:pPr>
-            <w:r>
-              <w:t xml:space="preserve">            print</w:t>
+              <w:t>Завершение</w:t>
+            </w:r>
+            <w:r>
+              <w:t xml:space="preserve"> </w:t>
             </w:r>
             <w:r>
               <w:rPr>
                 <w:lang w:val="ru-RU"/>
               </w:rPr>
-              <w:t>("[</w:t>
-            </w:r>
-            <w:r>
-              <w:t>Main</w:t>
+              <w:t>потока</w:t>
+            </w:r>
+            <w:r>
+              <w:t xml:space="preserve"> 2")</w:t>
+            </w:r>
+          </w:p>
+          <w:p>
+            <w:pPr>
+              <w:pStyle w:val="afd"/>
+              <w:spacing w:after="0"/>
+            </w:pPr>
+          </w:p>
+          <w:p>
+            <w:pPr>
+              <w:pStyle w:val="afd"/>
+              <w:spacing w:after="0"/>
+            </w:pPr>
+            <w:r>
+              <w:t xml:space="preserve">    </w:t>
+            </w:r>
+            <w:r>
+              <w:t>t</w:t>
+            </w:r>
+            <w:r>
+              <w:t>1.</w:t>
+            </w:r>
+            <w:r>
+              <w:t>join</w:t>
+            </w:r>
+            <w:r>
+              <w:t>()</w:t>
+            </w:r>
+          </w:p>
+          <w:p>
+            <w:pPr>
+              <w:pStyle w:val="afd"/>
+              <w:spacing w:after="0"/>
+            </w:pPr>
+            <w:r>
+              <w:t xml:space="preserve">    </w:t>
+            </w:r>
+            <w:r>
+              <w:t>t</w:t>
+            </w:r>
+            <w:r>
+              <w:t>2.</w:t>
+            </w:r>
+            <w:r>
+              <w:t>join</w:t>
+            </w:r>
+            <w:r>
+              <w:t>()</w:t>
+            </w:r>
+          </w:p>
+          <w:p>
+            <w:pPr>
+              <w:pStyle w:val="afd"/>
+              <w:spacing w:after="0"/>
+            </w:pPr>
+            <w:r>
+              <w:t xml:space="preserve">    </w:t>
+            </w:r>
+            <w:r>
+              <w:t>print</w:t>
+            </w:r>
+            <w:r>
+              <w:t>("\</w:t>
+            </w:r>
+            <w:r>
+              <w:t>n</w:t>
             </w:r>
             <w:r>
               <w:rPr>
                 <w:lang w:val="ru-RU"/>
               </w:rPr>
-              <w:t>] Завершение потока 2")</w:t>
-            </w:r>
-          </w:p>
-          <w:p>
-            <w:pPr>
-              <w:pStyle w:val="afd"/>
-              <w:spacing w:after="0"/>
+              <w:t>Все</w:t>
+            </w:r>
+            <w:r>
+              <w:t xml:space="preserve"> </w:t>
+            </w:r>
+            <w:r>
               <w:rPr>
                 <w:lang w:val="ru-RU"/>
               </w:rPr>
-            </w:pPr>
-          </w:p>
-          <w:p>
-            <w:pPr>
-              <w:pStyle w:val="afd"/>
-              <w:spacing w:after="0"/>
+              <w:t>потоки</w:t>
+            </w:r>
+            <w:r>
+              <w:t xml:space="preserve"> </w:t>
+            </w:r>
+            <w:r>
               <w:rPr>
                 <w:lang w:val="ru-RU"/>
               </w:rPr>
-            </w:pPr>
-            <w:r>
-              <w:rPr>
-                <w:lang w:val="ru-RU"/>
-              </w:rPr>
-              <w:t xml:space="preserve">    </w:t>
-            </w:r>
-            <w:r>
-              <w:t>t</w:t>
-            </w:r>
-            <w:proofErr w:type="gramStart"/>
-            <w:r>
-              <w:rPr>
-                <w:lang w:val="ru-RU"/>
-              </w:rPr>
-              <w:t>1.</w:t>
-            </w:r>
-            <w:r>
-              <w:t>join</w:t>
-            </w:r>
-            <w:proofErr w:type="gramEnd"/>
-            <w:r>
-              <w:rPr>
-                <w:lang w:val="ru-RU"/>
-              </w:rPr>
-              <w:t>()</w:t>
-            </w:r>
-          </w:p>
-          <w:p>
-            <w:pPr>
-              <w:pStyle w:val="afd"/>
-              <w:spacing w:after="0"/>
-              <w:rPr>
-                <w:lang w:val="ru-RU"/>
-              </w:rPr>
-            </w:pPr>
-            <w:r>
-              <w:rPr>
-                <w:lang w:val="ru-RU"/>
-              </w:rPr>
-              <w:t xml:space="preserve">    </w:t>
-            </w:r>
-            <w:r>
-              <w:t>t</w:t>
-            </w:r>
-            <w:proofErr w:type="gramStart"/>
-            <w:r>
-              <w:rPr>
-                <w:lang w:val="ru-RU"/>
-              </w:rPr>
-              <w:t>2.</w:t>
-            </w:r>
-            <w:r>
-              <w:t>join</w:t>
-            </w:r>
-            <w:proofErr w:type="gramEnd"/>
-            <w:r>
-              <w:rPr>
-                <w:lang w:val="ru-RU"/>
-              </w:rPr>
-              <w:t>()</w:t>
-            </w:r>
-          </w:p>
-          <w:p>
-            <w:pPr>
-              <w:pStyle w:val="afd"/>
-              <w:spacing w:after="0"/>
-              <w:rPr>
-                <w:lang w:val="ru-RU"/>
-              </w:rPr>
-            </w:pPr>
-            <w:r>
-              <w:rPr>
-                <w:lang w:val="ru-RU"/>
-              </w:rPr>
-              <w:t xml:space="preserve">    </w:t>
-            </w:r>
-            <w:proofErr w:type="gramStart"/>
-            <w:r>
-              <w:t>print</w:t>
-            </w:r>
-            <w:r>
-              <w:rPr>
-                <w:lang w:val="ru-RU"/>
-              </w:rPr>
-              <w:t>(</w:t>
-            </w:r>
-            <w:proofErr w:type="gramEnd"/>
-            <w:r>
-              <w:rPr>
-                <w:lang w:val="ru-RU"/>
-              </w:rPr>
-              <w:t>"\</w:t>
-            </w:r>
-            <w:r>
-              <w:t>n</w:t>
-            </w:r>
-            <w:r>
-              <w:rPr>
-                <w:lang w:val="ru-RU"/>
-              </w:rPr>
-              <w:t>Все потоки завершены.")</w:t>
-            </w:r>
-          </w:p>
-          <w:p>
-            <w:pPr>
-              <w:pStyle w:val="afd"/>
-              <w:spacing w:after="0"/>
-              <w:rPr>
-                <w:lang w:val="ru-RU"/>
-              </w:rPr>
+              <w:t>завершены</w:t>
+            </w:r>
+            <w:r>
+              <w:t>.")</w:t>
+            </w:r>
+          </w:p>
+          <w:p>
+            <w:pPr>
+              <w:pStyle w:val="afd"/>
+              <w:spacing w:after="0"/>
             </w:pPr>
           </w:p>
           <w:p>
@@ -5045,10 +3802,10 @@
         <w:t>Листинг 2.1</w:t>
       </w:r>
       <w:r>
-        <w:t>.1</w:t>
-      </w:r>
-      <w:r>
-        <w:t xml:space="preserve">.1 – </w:t>
+        <w:t>.4</w:t>
+      </w:r>
+      <w:r>
+        <w:t xml:space="preserve"> – </w:t>
       </w:r>
       <w:r>
         <w:t>Исходный код программы</w:t>
@@ -5101,10 +3858,10 @@
       <w:r>
         <w:lastRenderedPageBreak/>
         <w:drawing>
-          <wp:inline distT="0" distB="0" distL="0" distR="0" wp14:anchorId="03CC1540" wp14:editId="5C1324A6">
-            <wp:extent cx="5940425" cy="1266825"/>
-            <wp:effectExtent l="0" t="0" r="3175" b="9525"/>
-            <wp:docPr id="178" name="Рисунок 178"/>
+          <wp:inline distT="0" distB="0" distL="0" distR="0" wp14:anchorId="5A2F9046" wp14:editId="09822836">
+            <wp:extent cx="5940425" cy="2032000"/>
+            <wp:effectExtent l="0" t="0" r="3175" b="6350"/>
+            <wp:docPr id="12" name="Рисунок 12"/>
             <wp:cNvGraphicFramePr>
               <a:graphicFrameLocks xmlns:a="http://schemas.openxmlformats.org/drawingml/2006/main" noChangeAspect="1"/>
             </wp:cNvGraphicFramePr>
@@ -5124,7 +3881,7 @@
                   <pic:spPr>
                     <a:xfrm>
                       <a:off x="0" y="0"/>
-                      <a:ext cx="5940425" cy="1266825"/>
+                      <a:ext cx="5940425" cy="2032000"/>
                     </a:xfrm>
                     <a:prstGeom prst="rect">
                       <a:avLst/>
@@ -5142,7 +3899,10 @@
         <w:pStyle w:val="af4"/>
       </w:pPr>
       <w:r>
-        <w:t xml:space="preserve">Рисунок 2.1.6 – Фрагмен вывода запуска программы </w:t>
+        <w:t>Рисунок 2.1.12</w:t>
+      </w:r>
+      <w:r>
+        <w:t xml:space="preserve"> – Фрагмен вывода запуска программы </w:t>
       </w:r>
       <w:r>
         <w:rPr>
@@ -5174,10 +3934,10 @@
       </w:pPr>
       <w:r>
         <w:drawing>
-          <wp:inline distT="0" distB="0" distL="0" distR="0" wp14:anchorId="78143C20" wp14:editId="3260A2B7">
-            <wp:extent cx="5940425" cy="1643380"/>
+          <wp:inline distT="0" distB="0" distL="0" distR="0" wp14:anchorId="6C18917C" wp14:editId="10A6C344">
+            <wp:extent cx="5940425" cy="1341120"/>
             <wp:effectExtent l="0" t="0" r="3175" b="0"/>
-            <wp:docPr id="179" name="Рисунок 179"/>
+            <wp:docPr id="11" name="Рисунок 11"/>
             <wp:cNvGraphicFramePr>
               <a:graphicFrameLocks xmlns:a="http://schemas.openxmlformats.org/drawingml/2006/main" noChangeAspect="1"/>
             </wp:cNvGraphicFramePr>
@@ -5197,7 +3957,7 @@
                   <pic:spPr>
                     <a:xfrm>
                       <a:off x="0" y="0"/>
-                      <a:ext cx="5940425" cy="1643380"/>
+                      <a:ext cx="5940425" cy="1341120"/>
                     </a:xfrm>
                     <a:prstGeom prst="rect">
                       <a:avLst/>
@@ -5215,7 +3975,10 @@
         <w:pStyle w:val="af4"/>
       </w:pPr>
       <w:r>
-        <w:t xml:space="preserve">Рисунок 2.1.6 – Фрагмен вывода запуска программы </w:t>
+        <w:t>Рисунок 2.1.13</w:t>
+      </w:r>
+      <w:r>
+        <w:t xml:space="preserve"> – Фрагмен вывода запуска программы </w:t>
       </w:r>
       <w:r>
         <w:rPr>
@@ -5247,10 +4010,10 @@
       </w:pPr>
       <w:r>
         <w:drawing>
-          <wp:inline distT="0" distB="0" distL="0" distR="0" wp14:anchorId="179AA651" wp14:editId="517FE0D5">
-            <wp:extent cx="5940425" cy="1384300"/>
-            <wp:effectExtent l="0" t="0" r="3175" b="6350"/>
-            <wp:docPr id="181" name="Рисунок 181"/>
+          <wp:inline distT="0" distB="0" distL="0" distR="0" wp14:anchorId="76C50BB2" wp14:editId="154B070F">
+            <wp:extent cx="5940425" cy="1974215"/>
+            <wp:effectExtent l="0" t="0" r="3175" b="6985"/>
+            <wp:docPr id="10" name="Рисунок 10"/>
             <wp:cNvGraphicFramePr>
               <a:graphicFrameLocks xmlns:a="http://schemas.openxmlformats.org/drawingml/2006/main" noChangeAspect="1"/>
             </wp:cNvGraphicFramePr>
@@ -5270,7 +4033,7 @@
                   <pic:spPr>
                     <a:xfrm>
                       <a:off x="0" y="0"/>
-                      <a:ext cx="5940425" cy="1384300"/>
+                      <a:ext cx="5940425" cy="1974215"/>
                     </a:xfrm>
                     <a:prstGeom prst="rect">
                       <a:avLst/>
@@ -5288,7 +4051,10 @@
         <w:pStyle w:val="af4"/>
       </w:pPr>
       <w:r>
-        <w:t xml:space="preserve">Рисунок 2.1.7 – Фрагмен вывода запуска программы </w:t>
+        <w:t>Рисунок 2.1.14</w:t>
+      </w:r>
+      <w:r>
+        <w:t xml:space="preserve"> – Фрагмен вывода запуска программы </w:t>
       </w:r>
       <w:r>
         <w:rPr>
@@ -5376,7 +4142,10 @@
         <w:pStyle w:val="af4"/>
       </w:pPr>
       <w:r>
-        <w:t xml:space="preserve">Рисунок 2.1.4 – </w:t>
+        <w:t>Рисунок 2.1.15</w:t>
+      </w:r>
+      <w:r>
+        <w:t xml:space="preserve"> – </w:t>
       </w:r>
       <w:r>
         <w:t>Проверка через PowerShell (Windows)</w:t>
@@ -5413,10 +4182,10 @@
       </w:pPr>
       <w:r>
         <w:drawing>
-          <wp:inline distT="0" distB="0" distL="0" distR="0" wp14:anchorId="077C987E" wp14:editId="6CD52749">
-            <wp:extent cx="5938759" cy="1963882"/>
-            <wp:effectExtent l="0" t="0" r="5080" b="0"/>
-            <wp:docPr id="175" name="Рисунок 175"/>
+          <wp:inline distT="0" distB="0" distL="0" distR="0" wp14:anchorId="5047ADED" wp14:editId="709FC07A">
+            <wp:extent cx="5940425" cy="1704109"/>
+            <wp:effectExtent l="0" t="0" r="3175" b="0"/>
+            <wp:docPr id="6" name="Рисунок 6"/>
             <wp:cNvGraphicFramePr>
               <a:graphicFrameLocks xmlns:a="http://schemas.openxmlformats.org/drawingml/2006/main" noChangeAspect="1"/>
             </wp:cNvGraphicFramePr>
@@ -5429,13 +4198,13 @@
                   </pic:nvPicPr>
                   <pic:blipFill rotWithShape="1">
                     <a:blip r:embed="rId26"/>
-                    <a:srcRect b="27601"/>
+                    <a:srcRect b="59952"/>
                     <a:stretch/>
                   </pic:blipFill>
                   <pic:spPr bwMode="auto">
                     <a:xfrm>
                       <a:off x="0" y="0"/>
-                      <a:ext cx="5940425" cy="1964433"/>
+                      <a:ext cx="5940425" cy="1704109"/>
                     </a:xfrm>
                     <a:prstGeom prst="rect">
                       <a:avLst/>
@@ -5464,7 +4233,7 @@
         <w:t>Рисунок 2.1.</w:t>
       </w:r>
       <w:r>
-        <w:t>5</w:t>
+        <w:t>16</w:t>
       </w:r>
       <w:r>
         <w:t xml:space="preserve"> – </w:t>
@@ -5479,10 +4248,10 @@
       </w:pPr>
       <w:r>
         <w:drawing>
-          <wp:inline distT="0" distB="0" distL="0" distR="0" wp14:anchorId="66D556F6" wp14:editId="023E71B7">
-            <wp:extent cx="5939796" cy="2015836"/>
-            <wp:effectExtent l="0" t="0" r="3810" b="3810"/>
-            <wp:docPr id="177" name="Рисунок 177"/>
+          <wp:inline distT="0" distB="0" distL="0" distR="0" wp14:anchorId="52D74FBA" wp14:editId="2177D321">
+            <wp:extent cx="5940425" cy="1756063"/>
+            <wp:effectExtent l="0" t="0" r="3175" b="0"/>
+            <wp:docPr id="5" name="Рисунок 5"/>
             <wp:cNvGraphicFramePr>
               <a:graphicFrameLocks xmlns:a="http://schemas.openxmlformats.org/drawingml/2006/main" noChangeAspect="1"/>
             </wp:cNvGraphicFramePr>
@@ -5495,13 +4264,13 @@
                   </pic:nvPicPr>
                   <pic:blipFill rotWithShape="1">
                     <a:blip r:embed="rId27"/>
-                    <a:srcRect t="1" b="32891"/>
+                    <a:srcRect b="49341"/>
                     <a:stretch/>
                   </pic:blipFill>
                   <pic:spPr bwMode="auto">
                     <a:xfrm>
                       <a:off x="0" y="0"/>
-                      <a:ext cx="5940425" cy="2016049"/>
+                      <a:ext cx="5940425" cy="1756063"/>
                     </a:xfrm>
                     <a:prstGeom prst="rect">
                       <a:avLst/>
@@ -5530,7 +4299,7 @@
         <w:t>Рисунок 2.1.</w:t>
       </w:r>
       <w:r>
-        <w:t>5</w:t>
+        <w:t>17</w:t>
       </w:r>
       <w:r>
         <w:t xml:space="preserve"> – </w:t>
@@ -5559,7 +4328,13 @@
       </w:pPr>
       <w:r>
         <w:lastRenderedPageBreak/>
-        <w:t xml:space="preserve">2.4 </w:t>
+        <w:t>2.</w:t>
+      </w:r>
+      <w:r>
+        <w:t>1.</w:t>
+      </w:r>
+      <w:r>
+        <w:t xml:space="preserve">4 </w:t>
       </w:r>
       <w:r>
         <w:rPr>
@@ -5616,97 +4391,40 @@
               <w:spacing w:after="0"/>
             </w:pPr>
             <w:r>
-              <w:t xml:space="preserve">import </w:t>
-            </w:r>
-            <w:proofErr w:type="spellStart"/>
-            <w:r>
-              <w:t>os</w:t>
-            </w:r>
-            <w:proofErr w:type="spellEnd"/>
-          </w:p>
-          <w:p>
-            <w:pPr>
-              <w:pStyle w:val="afd"/>
-              <w:spacing w:after="0"/>
-            </w:pPr>
-          </w:p>
-          <w:p>
-            <w:pPr>
-              <w:pStyle w:val="afd"/>
-              <w:spacing w:after="0"/>
-            </w:pPr>
-            <w:proofErr w:type="spellStart"/>
-            <w:r>
-              <w:t>def</w:t>
-            </w:r>
-            <w:proofErr w:type="spellEnd"/>
-            <w:r>
-              <w:t xml:space="preserve"> </w:t>
-            </w:r>
-            <w:proofErr w:type="gramStart"/>
-            <w:r>
-              <w:t>main(</w:t>
-            </w:r>
-            <w:proofErr w:type="gramEnd"/>
-            <w:r>
-              <w:t>):</w:t>
-            </w:r>
-          </w:p>
-          <w:p>
-            <w:pPr>
-              <w:pStyle w:val="afd"/>
-              <w:spacing w:after="0"/>
-            </w:pPr>
-            <w:r>
-              <w:t xml:space="preserve">    </w:t>
-            </w:r>
-            <w:proofErr w:type="gramStart"/>
-            <w:r>
-              <w:t>print(</w:t>
-            </w:r>
-            <w:proofErr w:type="spellStart"/>
-            <w:proofErr w:type="gramEnd"/>
-            <w:r>
-              <w:t>f"PID</w:t>
-            </w:r>
-            <w:proofErr w:type="spellEnd"/>
-            <w:r>
-              <w:t xml:space="preserve"> </w:t>
-            </w:r>
-            <w:proofErr w:type="spellStart"/>
-            <w:r>
-              <w:t>процесса</w:t>
-            </w:r>
-            <w:proofErr w:type="spellEnd"/>
-            <w:r>
-              <w:t>: {</w:t>
-            </w:r>
-            <w:proofErr w:type="spellStart"/>
-            <w:r>
-              <w:t>os.getpid</w:t>
-            </w:r>
-            <w:proofErr w:type="spellEnd"/>
-            <w:r>
-              <w:t>()}")</w:t>
-            </w:r>
-          </w:p>
-          <w:p>
-            <w:pPr>
-              <w:pStyle w:val="afd"/>
-              <w:spacing w:after="0"/>
-            </w:pPr>
-            <w:r>
-              <w:t xml:space="preserve">    threads = </w:t>
-            </w:r>
-            <w:proofErr w:type="spellStart"/>
-            <w:proofErr w:type="gramStart"/>
-            <w:r>
-              <w:t>threading.enumerate</w:t>
-            </w:r>
-            <w:proofErr w:type="spellEnd"/>
-            <w:proofErr w:type="gramEnd"/>
-            <w:r>
-              <w:t>()</w:t>
+              <w:t>import os</w:t>
+            </w:r>
+          </w:p>
+          <w:p>
+            <w:pPr>
+              <w:pStyle w:val="afd"/>
+              <w:spacing w:after="0"/>
+            </w:pPr>
+          </w:p>
+          <w:p>
+            <w:pPr>
+              <w:pStyle w:val="afd"/>
+              <w:spacing w:after="0"/>
+            </w:pPr>
+            <w:r>
+              <w:t>def main():</w:t>
+            </w:r>
+          </w:p>
+          <w:p>
+            <w:pPr>
+              <w:pStyle w:val="afd"/>
+              <w:spacing w:after="0"/>
+            </w:pPr>
+            <w:r>
+              <w:t xml:space="preserve">    print(f"PID процесса: {os.getpid()}")</w:t>
+            </w:r>
+          </w:p>
+          <w:p>
+            <w:pPr>
+              <w:pStyle w:val="afd"/>
+              <w:spacing w:after="0"/>
+            </w:pPr>
+            <w:r>
+              <w:t xml:space="preserve">    threads = threading.enumerate()</w:t>
             </w:r>
           </w:p>
           <w:p>
@@ -5724,28 +4442,7 @@
               <w:spacing w:after="0"/>
             </w:pPr>
             <w:r>
-              <w:t xml:space="preserve">        </w:t>
-            </w:r>
-            <w:proofErr w:type="gramStart"/>
-            <w:r>
-              <w:t>print(</w:t>
-            </w:r>
-            <w:proofErr w:type="spellStart"/>
-            <w:proofErr w:type="gramEnd"/>
-            <w:r>
-              <w:t>f"Поток</w:t>
-            </w:r>
-            <w:proofErr w:type="spellEnd"/>
-            <w:r>
-              <w:t>: {t.name}, ID: {</w:t>
-            </w:r>
-            <w:proofErr w:type="spellStart"/>
-            <w:r>
-              <w:t>t.ident</w:t>
-            </w:r>
-            <w:proofErr w:type="spellEnd"/>
-            <w:r>
-              <w:t>}")</w:t>
+              <w:t xml:space="preserve">        print(f"Поток: {t.name}, ID: {t.ident}")</w:t>
             </w:r>
           </w:p>
           <w:p>
@@ -5783,7 +4480,7 @@
         <w:t>Листинг 2.1</w:t>
       </w:r>
       <w:r>
-        <w:t>.ч</w:t>
+        <w:t>.5</w:t>
       </w:r>
       <w:r>
         <w:t xml:space="preserve"> – </w:t>
@@ -5830,15 +4527,7 @@
         <w:t>d</w:t>
       </w:r>
       <w:r>
-        <w:t>.</w:t>
-      </w:r>
-      <w:proofErr w:type="spellStart"/>
-      <w:r>
-        <w:t>py</w:t>
-      </w:r>
-      <w:proofErr w:type="spellEnd"/>
-      <w:r>
-        <w:t xml:space="preserve"> в консоли.</w:t>
+        <w:t>.py в консоли.</w:t>
       </w:r>
     </w:p>
     <w:p>
@@ -5848,8 +4537,8 @@
       <w:r>
         <w:drawing>
           <wp:inline distT="0" distB="0" distL="0" distR="0" wp14:anchorId="70799BF7" wp14:editId="4B342746">
-            <wp:extent cx="4267796" cy="1076475"/>
-            <wp:effectExtent l="0" t="0" r="0" b="9525"/>
+            <wp:extent cx="4267200" cy="877824"/>
+            <wp:effectExtent l="0" t="0" r="0" b="0"/>
             <wp:docPr id="183" name="Рисунок 183"/>
             <wp:cNvGraphicFramePr>
               <a:graphicFrameLocks xmlns:a="http://schemas.openxmlformats.org/drawingml/2006/main" noChangeAspect="1"/>
@@ -5861,20 +4550,27 @@
                     <pic:cNvPr id="1" name=""/>
                     <pic:cNvPicPr/>
                   </pic:nvPicPr>
-                  <pic:blipFill>
+                  <pic:blipFill rotWithShape="1">
                     <a:blip r:embed="rId28"/>
-                    <a:stretch>
-                      <a:fillRect/>
-                    </a:stretch>
+                    <a:srcRect b="18442"/>
+                    <a:stretch/>
                   </pic:blipFill>
-                  <pic:spPr>
+                  <pic:spPr bwMode="auto">
                     <a:xfrm>
                       <a:off x="0" y="0"/>
-                      <a:ext cx="4267796" cy="1076475"/>
+                      <a:ext cx="4267796" cy="877947"/>
                     </a:xfrm>
                     <a:prstGeom prst="rect">
                       <a:avLst/>
                     </a:prstGeom>
+                    <a:ln>
+                      <a:noFill/>
+                    </a:ln>
+                    <a:extLst>
+                      <a:ext uri="{53640926-AAD7-44D8-BBD7-CCE9431645EC}">
+                        <a14:shadowObscured xmlns:a14="http://schemas.microsoft.com/office/drawing/2010/main"/>
+                      </a:ext>
+                    </a:extLst>
                   </pic:spPr>
                 </pic:pic>
               </a:graphicData>
@@ -5891,10 +4587,10 @@
         <w:t>Рисунок 2.1</w:t>
       </w:r>
       <w:r>
-        <w:t>.1</w:t>
-      </w:r>
-      <w:r>
-        <w:t xml:space="preserve">.1 – </w:t>
+        <w:t>.18</w:t>
+      </w:r>
+      <w:r>
+        <w:t xml:space="preserve"> – </w:t>
       </w:r>
       <w:r>
         <w:t>Результат выполнения программы Lab-04d</w:t>
@@ -6006,24 +4702,11 @@
         <w:t>потоках</w:t>
       </w:r>
       <w:r>
-        <w:t xml:space="preserve"> через файловую систему (каталог /</w:t>
-      </w:r>
-      <w:proofErr w:type="spellStart"/>
-      <w:r>
-        <w:t>proc</w:t>
-      </w:r>
-      <w:proofErr w:type="spellEnd"/>
-      <w:r>
-        <w:t>)</w:t>
-      </w:r>
-      <w:r>
-        <w:t xml:space="preserve"> и утилиту </w:t>
-      </w:r>
-      <w:proofErr w:type="spellStart"/>
-      <w:r>
-        <w:t>ps</w:t>
-      </w:r>
-      <w:proofErr w:type="spellEnd"/>
+        <w:t xml:space="preserve"> через файловую систему (каталог /proc)</w:t>
+      </w:r>
+      <w:r>
+        <w:t xml:space="preserve"> и утилиту ps</w:t>
+      </w:r>
       <w:r>
         <w:t>.</w:t>
       </w:r>
@@ -6045,39 +4728,7 @@
         <w:t xml:space="preserve">Создадим </w:t>
       </w:r>
       <w:r>
-        <w:t xml:space="preserve">аналог Lab-04a под </w:t>
-      </w:r>
-      <w:proofErr w:type="spellStart"/>
-      <w:r>
-        <w:t>Linux</w:t>
-      </w:r>
-      <w:proofErr w:type="spellEnd"/>
-      <w:r>
-        <w:t xml:space="preserve">, называемый Lab-04px, который использует ту же функцию Lab_04x, но добавляет </w:t>
-      </w:r>
-      <w:proofErr w:type="spellStart"/>
-      <w:r>
-        <w:t>Linux</w:t>
-      </w:r>
-      <w:proofErr w:type="spellEnd"/>
-      <w:r>
-        <w:t>-специфику — просмотр потоков через /</w:t>
-      </w:r>
-      <w:proofErr w:type="spellStart"/>
-      <w:r>
-        <w:t>proc</w:t>
-      </w:r>
-      <w:proofErr w:type="spellEnd"/>
-      <w:r>
-        <w:t xml:space="preserve"> и </w:t>
-      </w:r>
-      <w:proofErr w:type="spellStart"/>
-      <w:r>
-        <w:t>ps</w:t>
-      </w:r>
-      <w:proofErr w:type="spellEnd"/>
-      <w:r>
-        <w:t>.</w:t>
+        <w:t>аналог Lab-04a под Linux, называемый Lab-04px, который использует ту же функцию Lab_04x, но добавляет Linux-специфику — просмотр потоков через /proc и ps.</w:t>
       </w:r>
     </w:p>
     <w:tbl>
@@ -6113,13 +4764,8 @@
               <w:spacing w:after="0"/>
             </w:pPr>
             <w:r>
-              <w:t xml:space="preserve">import </w:t>
-            </w:r>
-            <w:proofErr w:type="spellStart"/>
-            <w:r>
-              <w:t>os</w:t>
-            </w:r>
-            <w:proofErr w:type="spellEnd"/>
+              <w:t>import os</w:t>
+            </w:r>
           </w:p>
           <w:p>
             <w:pPr>
@@ -6163,65 +4809,31 @@
               <w:spacing w:after="0"/>
             </w:pPr>
             <w:r>
-              <w:t xml:space="preserve">from </w:t>
-            </w:r>
-            <w:proofErr w:type="spellStart"/>
-            <w:r>
-              <w:t>datetime</w:t>
-            </w:r>
-            <w:proofErr w:type="spellEnd"/>
-            <w:r>
-              <w:t xml:space="preserve"> import </w:t>
-            </w:r>
-            <w:proofErr w:type="spellStart"/>
-            <w:r>
-              <w:t>datetime</w:t>
-            </w:r>
-            <w:proofErr w:type="spellEnd"/>
-          </w:p>
-          <w:p>
-            <w:pPr>
-              <w:pStyle w:val="afd"/>
-              <w:spacing w:after="0"/>
-            </w:pPr>
-          </w:p>
-          <w:p>
-            <w:pPr>
-              <w:pStyle w:val="afd"/>
-              <w:spacing w:after="0"/>
-            </w:pPr>
-            <w:proofErr w:type="spellStart"/>
-            <w:r>
-              <w:t>def</w:t>
-            </w:r>
-            <w:proofErr w:type="spellEnd"/>
-            <w:r>
-              <w:t xml:space="preserve"> </w:t>
-            </w:r>
-            <w:proofErr w:type="gramStart"/>
-            <w:r>
-              <w:t>main(</w:t>
-            </w:r>
-            <w:proofErr w:type="gramEnd"/>
-            <w:r>
-              <w:t>):</w:t>
-            </w:r>
-          </w:p>
-          <w:p>
-            <w:pPr>
-              <w:pStyle w:val="afd"/>
-              <w:spacing w:after="0"/>
-            </w:pPr>
-            <w:r>
-              <w:t xml:space="preserve">    </w:t>
-            </w:r>
-            <w:proofErr w:type="gramStart"/>
-            <w:r>
-              <w:t>print(</w:t>
-            </w:r>
-            <w:proofErr w:type="gramEnd"/>
-            <w:r>
-              <w:t xml:space="preserve">f"=== </w:t>
+              <w:t>from datetime import datetime</w:t>
+            </w:r>
+          </w:p>
+          <w:p>
+            <w:pPr>
+              <w:pStyle w:val="afd"/>
+              <w:spacing w:after="0"/>
+            </w:pPr>
+          </w:p>
+          <w:p>
+            <w:pPr>
+              <w:pStyle w:val="afd"/>
+              <w:spacing w:after="0"/>
+            </w:pPr>
+            <w:r>
+              <w:t>def main():</w:t>
+            </w:r>
+          </w:p>
+          <w:p>
+            <w:pPr>
+              <w:pStyle w:val="afd"/>
+              <w:spacing w:after="0"/>
+            </w:pPr>
+            <w:r>
+              <w:t xml:space="preserve">    print(f"=== </w:t>
             </w:r>
             <w:r>
               <w:rPr>
@@ -6239,75 +4851,31 @@
               <w:t>программы</w:t>
             </w:r>
             <w:r>
-              <w:t xml:space="preserve"> Lab-04px (PID={</w:t>
-            </w:r>
-            <w:proofErr w:type="spellStart"/>
-            <w:r>
-              <w:t>os.getpid</w:t>
-            </w:r>
-            <w:proofErr w:type="spellEnd"/>
-            <w:r>
-              <w:t>()}) ===")</w:t>
-            </w:r>
-          </w:p>
-          <w:p>
-            <w:pPr>
-              <w:pStyle w:val="afd"/>
-              <w:spacing w:after="0"/>
-            </w:pPr>
-          </w:p>
-          <w:p>
-            <w:pPr>
-              <w:pStyle w:val="afd"/>
-              <w:spacing w:after="0"/>
-            </w:pPr>
-            <w:r>
-              <w:t xml:space="preserve">    t1 = </w:t>
-            </w:r>
-            <w:proofErr w:type="spellStart"/>
-            <w:proofErr w:type="gramStart"/>
-            <w:r>
-              <w:t>threading.Thread</w:t>
-            </w:r>
-            <w:proofErr w:type="spellEnd"/>
-            <w:proofErr w:type="gramEnd"/>
-            <w:r>
-              <w:t xml:space="preserve">(target=Lab_04x, </w:t>
-            </w:r>
-            <w:proofErr w:type="spellStart"/>
-            <w:r>
-              <w:t>args</w:t>
-            </w:r>
-            <w:proofErr w:type="spellEnd"/>
-            <w:r>
-              <w:t>=(50,), name="Thread-1")</w:t>
-            </w:r>
-          </w:p>
-          <w:p>
-            <w:pPr>
-              <w:pStyle w:val="afd"/>
-              <w:spacing w:after="0"/>
-            </w:pPr>
-            <w:r>
-              <w:t xml:space="preserve">    t2 = </w:t>
-            </w:r>
-            <w:proofErr w:type="spellStart"/>
-            <w:proofErr w:type="gramStart"/>
-            <w:r>
-              <w:t>threading.Thread</w:t>
-            </w:r>
-            <w:proofErr w:type="spellEnd"/>
-            <w:proofErr w:type="gramEnd"/>
-            <w:r>
-              <w:t xml:space="preserve">(target=Lab_04x, </w:t>
-            </w:r>
-            <w:proofErr w:type="spellStart"/>
-            <w:r>
-              <w:t>args</w:t>
-            </w:r>
-            <w:proofErr w:type="spellEnd"/>
-            <w:r>
-              <w:t>=(125,), name="Thread-2")</w:t>
+              <w:t xml:space="preserve"> Lab-04px (PID={os.getpid()}) ===")</w:t>
+            </w:r>
+          </w:p>
+          <w:p>
+            <w:pPr>
+              <w:pStyle w:val="afd"/>
+              <w:spacing w:after="0"/>
+            </w:pPr>
+          </w:p>
+          <w:p>
+            <w:pPr>
+              <w:pStyle w:val="afd"/>
+              <w:spacing w:after="0"/>
+            </w:pPr>
+            <w:r>
+              <w:t xml:space="preserve">    t1 = threading.Thread(target=Lab_04x, args=(50,), name="Thread-1")</w:t>
+            </w:r>
+          </w:p>
+          <w:p>
+            <w:pPr>
+              <w:pStyle w:val="afd"/>
+              <w:spacing w:after="0"/>
+            </w:pPr>
+            <w:r>
+              <w:t xml:space="preserve">    t2 = threading.Thread(target=Lab_04x, args=(125,), name="Thread-2")</w:t>
             </w:r>
           </w:p>
           <w:p>
@@ -6331,50 +4899,22 @@
               <w:rPr>
                 <w:lang w:val="ru-RU"/>
               </w:rPr>
-              <w:t>t</w:t>
-            </w:r>
-            <w:proofErr w:type="gramStart"/>
-            <w:r>
+              <w:t>t1.start()</w:t>
+            </w:r>
+          </w:p>
+          <w:p>
+            <w:pPr>
+              <w:pStyle w:val="afd"/>
+              <w:spacing w:after="0"/>
               <w:rPr>
                 <w:lang w:val="ru-RU"/>
               </w:rPr>
-              <w:t>1.start</w:t>
-            </w:r>
-            <w:proofErr w:type="gramEnd"/>
+            </w:pPr>
             <w:r>
               <w:rPr>
                 <w:lang w:val="ru-RU"/>
               </w:rPr>
-              <w:t>()</w:t>
-            </w:r>
-          </w:p>
-          <w:p>
-            <w:pPr>
-              <w:pStyle w:val="afd"/>
-              <w:spacing w:after="0"/>
-              <w:rPr>
-                <w:lang w:val="ru-RU"/>
-              </w:rPr>
-            </w:pPr>
-            <w:r>
-              <w:rPr>
-                <w:lang w:val="ru-RU"/>
-              </w:rPr>
-              <w:t xml:space="preserve">    t</w:t>
-            </w:r>
-            <w:proofErr w:type="gramStart"/>
-            <w:r>
-              <w:rPr>
-                <w:lang w:val="ru-RU"/>
-              </w:rPr>
-              <w:t>2.start</w:t>
-            </w:r>
-            <w:proofErr w:type="gramEnd"/>
-            <w:r>
-              <w:rPr>
-                <w:lang w:val="ru-RU"/>
-              </w:rPr>
-              <w:t>()</w:t>
+              <w:t xml:space="preserve">    t2.start()</w:t>
             </w:r>
           </w:p>
           <w:p>
@@ -6413,21 +4953,7 @@
               <w:rPr>
                 <w:lang w:val="ru-RU"/>
               </w:rPr>
-              <w:t xml:space="preserve">    Lab_04</w:t>
-            </w:r>
-            <w:proofErr w:type="gramStart"/>
-            <w:r>
-              <w:rPr>
-                <w:lang w:val="ru-RU"/>
-              </w:rPr>
-              <w:t>x(</w:t>
-            </w:r>
-            <w:proofErr w:type="gramEnd"/>
-            <w:r>
-              <w:rPr>
-                <w:lang w:val="ru-RU"/>
-              </w:rPr>
-              <w:t>100)</w:t>
+              <w:t xml:space="preserve">    Lab_04x(100)</w:t>
             </w:r>
           </w:p>
           <w:p>
@@ -6466,21 +4992,22 @@
               <w:rPr>
                 <w:lang w:val="ru-RU"/>
               </w:rPr>
-              <w:t xml:space="preserve">    t</w:t>
-            </w:r>
-            <w:proofErr w:type="gramStart"/>
-            <w:r>
+              <w:t xml:space="preserve">    t1.join()</w:t>
+            </w:r>
+          </w:p>
+          <w:p>
+            <w:pPr>
+              <w:pStyle w:val="afd"/>
+              <w:spacing w:after="0"/>
               <w:rPr>
                 <w:lang w:val="ru-RU"/>
               </w:rPr>
-              <w:t>1.join</w:t>
-            </w:r>
-            <w:proofErr w:type="gramEnd"/>
+            </w:pPr>
             <w:r>
               <w:rPr>
                 <w:lang w:val="ru-RU"/>
               </w:rPr>
-              <w:t>()</w:t>
+              <w:t xml:space="preserve">    t2.join()</w:t>
             </w:r>
           </w:p>
           <w:p>
@@ -6491,35 +5018,36 @@
                 <w:lang w:val="ru-RU"/>
               </w:rPr>
             </w:pPr>
-            <w:r>
+          </w:p>
+          <w:p>
+            <w:pPr>
+              <w:pStyle w:val="afd"/>
+              <w:spacing w:after="0"/>
               <w:rPr>
                 <w:lang w:val="ru-RU"/>
               </w:rPr>
-              <w:t xml:space="preserve">    t</w:t>
-            </w:r>
-            <w:proofErr w:type="gramStart"/>
+            </w:pPr>
             <w:r>
               <w:rPr>
                 <w:lang w:val="ru-RU"/>
               </w:rPr>
-              <w:t>2.join</w:t>
-            </w:r>
-            <w:proofErr w:type="gramEnd"/>
-            <w:r>
+              <w:t xml:space="preserve">    print("\nВсе потоки завершены.")</w:t>
+            </w:r>
+          </w:p>
+          <w:p>
+            <w:pPr>
+              <w:pStyle w:val="afd"/>
+              <w:spacing w:after="0"/>
               <w:rPr>
                 <w:lang w:val="ru-RU"/>
               </w:rPr>
-              <w:t>()</w:t>
-            </w:r>
-          </w:p>
-          <w:p>
-            <w:pPr>
-              <w:pStyle w:val="afd"/>
-              <w:spacing w:after="0"/>
+            </w:pPr>
+            <w:r>
               <w:rPr>
                 <w:lang w:val="ru-RU"/>
               </w:rPr>
-            </w:pPr>
+              <w:t xml:space="preserve">    print(f"=== Завершение программы Lab-04px (PID={os.getpid()}) ===")</w:t>
+            </w:r>
           </w:p>
           <w:p>
             <w:pPr>
@@ -6529,230 +5057,88 @@
                 <w:lang w:val="ru-RU"/>
               </w:rPr>
             </w:pPr>
+          </w:p>
+          <w:p>
+            <w:pPr>
+              <w:pStyle w:val="afd"/>
+              <w:spacing w:after="0"/>
+            </w:pPr>
+            <w:r>
+              <w:t>if __name__ == "__main__":</w:t>
+            </w:r>
+          </w:p>
+          <w:p>
+            <w:pPr>
+              <w:pStyle w:val="afd"/>
+              <w:spacing w:after="0"/>
+            </w:pPr>
+            <w:r>
+              <w:t xml:space="preserve">    try:</w:t>
+            </w:r>
+          </w:p>
+          <w:p>
+            <w:pPr>
+              <w:pStyle w:val="afd"/>
+              <w:spacing w:after="0"/>
+            </w:pPr>
+            <w:r>
+              <w:t xml:space="preserve">        main()</w:t>
+            </w:r>
+          </w:p>
+          <w:p>
+            <w:pPr>
+              <w:pStyle w:val="afd"/>
+              <w:spacing w:after="0"/>
+            </w:pPr>
+            <w:r>
+              <w:t xml:space="preserve">    </w:t>
+            </w:r>
+            <w:r>
+              <w:t>except KeyboardInterrupt:</w:t>
+            </w:r>
+          </w:p>
+          <w:p>
+            <w:pPr>
+              <w:pStyle w:val="afd"/>
+              <w:spacing w:after="0"/>
+            </w:pPr>
+            <w:r>
+              <w:t xml:space="preserve">        print("</w:t>
+            </w:r>
             <w:r>
               <w:rPr>
                 <w:lang w:val="ru-RU"/>
               </w:rPr>
-              <w:t xml:space="preserve">    </w:t>
-            </w:r>
-            <w:proofErr w:type="spellStart"/>
-            <w:proofErr w:type="gramStart"/>
+              <w:t>Программа</w:t>
+            </w:r>
+            <w:r>
+              <w:t xml:space="preserve"> </w:t>
+            </w:r>
             <w:r>
               <w:rPr>
                 <w:lang w:val="ru-RU"/>
               </w:rPr>
-              <w:t>print</w:t>
-            </w:r>
-            <w:proofErr w:type="spellEnd"/>
+              <w:t>прервана</w:t>
+            </w:r>
+            <w:r>
+              <w:t xml:space="preserve"> </w:t>
+            </w:r>
             <w:r>
               <w:rPr>
                 <w:lang w:val="ru-RU"/>
               </w:rPr>
-              <w:t>(</w:t>
-            </w:r>
-            <w:proofErr w:type="gramEnd"/>
-            <w:r>
-              <w:rPr>
-                <w:lang w:val="ru-RU"/>
-              </w:rPr>
-              <w:t>"\</w:t>
-            </w:r>
-            <w:proofErr w:type="spellStart"/>
-            <w:r>
-              <w:rPr>
-                <w:lang w:val="ru-RU"/>
-              </w:rPr>
-              <w:t>nВсе</w:t>
-            </w:r>
-            <w:proofErr w:type="spellEnd"/>
-            <w:r>
-              <w:rPr>
-                <w:lang w:val="ru-RU"/>
-              </w:rPr>
-              <w:t xml:space="preserve"> потоки завершены.")</w:t>
-            </w:r>
-          </w:p>
-          <w:p>
-            <w:pPr>
-              <w:pStyle w:val="afd"/>
-              <w:spacing w:after="0"/>
-              <w:rPr>
-                <w:lang w:val="ru-RU"/>
-              </w:rPr>
-            </w:pPr>
-            <w:r>
-              <w:rPr>
-                <w:lang w:val="ru-RU"/>
-              </w:rPr>
-              <w:t xml:space="preserve">    </w:t>
-            </w:r>
-            <w:proofErr w:type="spellStart"/>
-            <w:proofErr w:type="gramStart"/>
-            <w:r>
-              <w:rPr>
-                <w:lang w:val="ru-RU"/>
-              </w:rPr>
-              <w:t>print</w:t>
-            </w:r>
-            <w:proofErr w:type="spellEnd"/>
-            <w:r>
-              <w:rPr>
-                <w:lang w:val="ru-RU"/>
-              </w:rPr>
-              <w:t>(</w:t>
-            </w:r>
-            <w:proofErr w:type="gramEnd"/>
-            <w:r>
-              <w:rPr>
-                <w:lang w:val="ru-RU"/>
-              </w:rPr>
-              <w:t>f"=== Завершение программы Lab-04px (PID={</w:t>
-            </w:r>
-            <w:proofErr w:type="spellStart"/>
-            <w:r>
-              <w:rPr>
-                <w:lang w:val="ru-RU"/>
-              </w:rPr>
-              <w:t>os.getpid</w:t>
-            </w:r>
-            <w:proofErr w:type="spellEnd"/>
-            <w:r>
-              <w:rPr>
-                <w:lang w:val="ru-RU"/>
-              </w:rPr>
-              <w:t>()}) ===")</w:t>
-            </w:r>
-          </w:p>
-          <w:p>
-            <w:pPr>
-              <w:pStyle w:val="afd"/>
-              <w:spacing w:after="0"/>
-              <w:rPr>
-                <w:lang w:val="ru-RU"/>
-              </w:rPr>
-            </w:pPr>
-          </w:p>
-          <w:p>
-            <w:pPr>
-              <w:pStyle w:val="afd"/>
-              <w:spacing w:after="0"/>
-            </w:pPr>
-            <w:r>
-              <w:t>if __name__ == "__main__":</w:t>
-            </w:r>
-          </w:p>
-          <w:p>
-            <w:pPr>
-              <w:pStyle w:val="afd"/>
-              <w:spacing w:after="0"/>
-            </w:pPr>
-            <w:r>
-              <w:t xml:space="preserve">    try:</w:t>
-            </w:r>
-          </w:p>
-          <w:p>
-            <w:pPr>
-              <w:pStyle w:val="afd"/>
-              <w:spacing w:after="0"/>
-            </w:pPr>
-            <w:r>
-              <w:t xml:space="preserve">        </w:t>
-            </w:r>
-            <w:proofErr w:type="gramStart"/>
-            <w:r>
-              <w:t>main(</w:t>
-            </w:r>
-            <w:proofErr w:type="gramEnd"/>
-            <w:r>
-              <w:t>)</w:t>
-            </w:r>
-          </w:p>
-          <w:p>
-            <w:pPr>
-              <w:pStyle w:val="afd"/>
-              <w:spacing w:after="0"/>
-              <w:rPr>
-                <w:lang w:val="ru-RU"/>
-              </w:rPr>
-            </w:pPr>
-            <w:r>
-              <w:t xml:space="preserve">    </w:t>
-            </w:r>
-            <w:proofErr w:type="spellStart"/>
-            <w:r>
-              <w:rPr>
-                <w:lang w:val="ru-RU"/>
-              </w:rPr>
-              <w:t>except</w:t>
-            </w:r>
-            <w:proofErr w:type="spellEnd"/>
-            <w:r>
-              <w:rPr>
-                <w:lang w:val="ru-RU"/>
-              </w:rPr>
-              <w:t xml:space="preserve"> </w:t>
-            </w:r>
-            <w:proofErr w:type="spellStart"/>
-            <w:r>
-              <w:rPr>
-                <w:lang w:val="ru-RU"/>
-              </w:rPr>
-              <w:t>KeyboardInterrupt</w:t>
-            </w:r>
-            <w:proofErr w:type="spellEnd"/>
-            <w:r>
-              <w:rPr>
-                <w:lang w:val="ru-RU"/>
-              </w:rPr>
-              <w:t>:</w:t>
-            </w:r>
-          </w:p>
-          <w:p>
-            <w:pPr>
-              <w:pStyle w:val="afd"/>
-              <w:spacing w:after="0"/>
-              <w:rPr>
-                <w:lang w:val="ru-RU"/>
-              </w:rPr>
-            </w:pPr>
-            <w:r>
-              <w:rPr>
-                <w:lang w:val="ru-RU"/>
-              </w:rPr>
-              <w:t xml:space="preserve">        </w:t>
-            </w:r>
-            <w:proofErr w:type="spellStart"/>
-            <w:proofErr w:type="gramStart"/>
-            <w:r>
-              <w:rPr>
-                <w:lang w:val="ru-RU"/>
-              </w:rPr>
-              <w:t>print</w:t>
-            </w:r>
-            <w:proofErr w:type="spellEnd"/>
-            <w:r>
-              <w:rPr>
-                <w:lang w:val="ru-RU"/>
-              </w:rPr>
-              <w:t>(</w:t>
-            </w:r>
-            <w:proofErr w:type="gramEnd"/>
-            <w:r>
-              <w:rPr>
-                <w:lang w:val="ru-RU"/>
-              </w:rPr>
-              <w:t>"Программа прервана пользователем.")</w:t>
-            </w:r>
-          </w:p>
-          <w:p>
-            <w:pPr>
-              <w:pStyle w:val="afd"/>
-              <w:spacing w:after="0"/>
-            </w:pPr>
-            <w:r>
-              <w:rPr>
-                <w:lang w:val="ru-RU"/>
-              </w:rPr>
+              <w:t>пользователем</w:t>
+            </w:r>
+            <w:r>
+              <w:t>.")</w:t>
+            </w:r>
+          </w:p>
+          <w:p>
+            <w:pPr>
+              <w:pStyle w:val="afd"/>
+              <w:spacing w:after="0"/>
+            </w:pPr>
+            <w:r>
               <w:t xml:space="preserve">    </w:t>
             </w:r>
             <w:r>
@@ -6788,48 +5174,26 @@
             <w:r>
               <w:t xml:space="preserve">    </w:t>
             </w:r>
-            <w:proofErr w:type="spellStart"/>
             <w:r>
               <w:rPr>
                 <w:lang w:val="ru-RU"/>
               </w:rPr>
-              <w:t>finally</w:t>
-            </w:r>
-            <w:proofErr w:type="spellEnd"/>
-            <w:r>
+              <w:t>finally:</w:t>
+            </w:r>
+          </w:p>
+          <w:p>
+            <w:pPr>
+              <w:pStyle w:val="afd"/>
+              <w:spacing w:after="0"/>
               <w:rPr>
                 <w:lang w:val="ru-RU"/>
               </w:rPr>
-              <w:t>:</w:t>
-            </w:r>
-          </w:p>
-          <w:p>
-            <w:pPr>
-              <w:pStyle w:val="afd"/>
-              <w:spacing w:after="0"/>
+            </w:pPr>
+            <w:r>
               <w:rPr>
                 <w:lang w:val="ru-RU"/>
               </w:rPr>
-            </w:pPr>
-            <w:r>
-              <w:rPr>
-                <w:lang w:val="ru-RU"/>
-              </w:rPr>
-              <w:t xml:space="preserve">        </w:t>
-            </w:r>
-            <w:proofErr w:type="spellStart"/>
-            <w:r>
-              <w:rPr>
-                <w:lang w:val="ru-RU"/>
-              </w:rPr>
-              <w:t>sys.stdout.flush</w:t>
-            </w:r>
-            <w:proofErr w:type="spellEnd"/>
-            <w:r>
-              <w:rPr>
-                <w:lang w:val="ru-RU"/>
-              </w:rPr>
-              <w:t>()</w:t>
+              <w:t xml:space="preserve">        sys.stdout.flush()</w:t>
             </w:r>
           </w:p>
         </w:tc>
@@ -6840,73 +5204,57 @@
         <w:pStyle w:val="af4"/>
       </w:pPr>
       <w:r>
-        <w:t>Листинг 2.1</w:t>
+        <w:t>Листинг 2.2.1</w:t>
+      </w:r>
+      <w:r>
+        <w:t xml:space="preserve"> – </w:t>
+      </w:r>
+      <w:r>
+        <w:t xml:space="preserve">Исходный код программы </w:t>
+      </w:r>
+      <w:r>
+        <w:rPr>
+          <w:lang w:val="en-US"/>
+        </w:rPr>
+        <w:t>l</w:t>
+      </w:r>
+      <w:r>
+        <w:t>ab04</w:t>
+      </w:r>
+      <w:r>
+        <w:rPr>
+          <w:lang w:val="en-US"/>
+        </w:rPr>
+        <w:t>p</w:t>
+      </w:r>
+      <w:r>
+        <w:rPr>
+          <w:lang w:val="en-US"/>
+        </w:rPr>
+        <w:t>x</w:t>
       </w:r>
       <w:r>
         <w:t>.</w:t>
       </w:r>
       <w:r>
-        <w:t>1</w:t>
-      </w:r>
-      <w:r>
-        <w:t xml:space="preserve">.1 – </w:t>
-      </w:r>
-      <w:r>
-        <w:t xml:space="preserve">Исходный код программы </w:t>
-      </w:r>
-      <w:r>
         <w:rPr>
           <w:lang w:val="en-US"/>
         </w:rPr>
-        <w:t>l</w:t>
-      </w:r>
-      <w:r>
-        <w:t>ab04</w:t>
+        <w:t>py</w:t>
+      </w:r>
+    </w:p>
+    <w:p>
+      <w:r>
+        <w:t>Теперь выполним программу lab04</w:t>
       </w:r>
       <w:r>
         <w:rPr>
           <w:lang w:val="en-US"/>
         </w:rPr>
-        <w:t>p</w:t>
-      </w:r>
-      <w:r>
-        <w:rPr>
-          <w:lang w:val="en-US"/>
-        </w:rPr>
-        <w:t>x</w:t>
-      </w:r>
-      <w:r>
-        <w:t>.</w:t>
-      </w:r>
-      <w:r>
-        <w:rPr>
-          <w:lang w:val="en-US"/>
-        </w:rPr>
-        <w:t>py</w:t>
-      </w:r>
-    </w:p>
-    <w:p>
-      <w:r>
-        <w:t>Теперь выполним программу lab04</w:t>
-      </w:r>
-      <w:proofErr w:type="spellStart"/>
-      <w:r>
-        <w:rPr>
-          <w:lang w:val="en-US"/>
-        </w:rPr>
         <w:t>px</w:t>
       </w:r>
-      <w:proofErr w:type="spellEnd"/>
-      <w:r>
-        <w:t>.</w:t>
-      </w:r>
-      <w:proofErr w:type="spellStart"/>
-      <w:r>
-        <w:t>py</w:t>
-      </w:r>
-      <w:proofErr w:type="spellEnd"/>
-      <w:r>
-        <w:t xml:space="preserve"> в консоли.</w:t>
+      <w:r>
+        <w:t>.py в консоли.</w:t>
       </w:r>
     </w:p>
     <w:p>
@@ -6916,10 +5264,10 @@
       <w:r>
         <w:lastRenderedPageBreak/>
         <w:drawing>
-          <wp:inline distT="0" distB="0" distL="0" distR="0" wp14:anchorId="637E313E" wp14:editId="1B970934">
-            <wp:extent cx="5940425" cy="3054350"/>
-            <wp:effectExtent l="0" t="0" r="3175" b="0"/>
-            <wp:docPr id="198" name="Рисунок 198"/>
+          <wp:inline distT="0" distB="0" distL="0" distR="0" wp14:anchorId="078320EA" wp14:editId="2D5EDF05">
+            <wp:extent cx="5940425" cy="2639060"/>
+            <wp:effectExtent l="0" t="0" r="3175" b="8890"/>
+            <wp:docPr id="18" name="Рисунок 18"/>
             <wp:cNvGraphicFramePr>
               <a:graphicFrameLocks xmlns:a="http://schemas.openxmlformats.org/drawingml/2006/main" noChangeAspect="1"/>
             </wp:cNvGraphicFramePr>
@@ -6939,7 +5287,7 @@
                   <pic:spPr>
                     <a:xfrm>
                       <a:off x="0" y="0"/>
-                      <a:ext cx="5940425" cy="3054350"/>
+                      <a:ext cx="5940425" cy="2639060"/>
                     </a:xfrm>
                     <a:prstGeom prst="rect">
                       <a:avLst/>
@@ -6957,7 +5305,16 @@
         <w:pStyle w:val="af4"/>
       </w:pPr>
       <w:r>
-        <w:t>Рисунок 2.1.6 – Фрагмен вывода запуска программы lab04</w:t>
+        <w:t>Рисунок 2.2</w:t>
+      </w:r>
+      <w:r>
+        <w:t>.</w:t>
+      </w:r>
+      <w:r>
+        <w:t>1</w:t>
+      </w:r>
+      <w:r>
+        <w:t xml:space="preserve"> – Фрагмен вывода запуска программы lab04</w:t>
       </w:r>
       <w:r>
         <w:rPr>
@@ -6986,10 +5343,10 @@
       </w:pPr>
       <w:r>
         <w:drawing>
-          <wp:inline distT="0" distB="0" distL="0" distR="0" wp14:anchorId="5A72B4C5" wp14:editId="277FAF79">
-            <wp:extent cx="5940425" cy="3327400"/>
-            <wp:effectExtent l="0" t="0" r="3175" b="6350"/>
-            <wp:docPr id="200" name="Рисунок 200"/>
+          <wp:inline distT="0" distB="0" distL="0" distR="0" wp14:anchorId="509CEFBF" wp14:editId="3A89CE47">
+            <wp:extent cx="5940425" cy="1412240"/>
+            <wp:effectExtent l="0" t="0" r="3175" b="0"/>
+            <wp:docPr id="19" name="Рисунок 19"/>
             <wp:cNvGraphicFramePr>
               <a:graphicFrameLocks xmlns:a="http://schemas.openxmlformats.org/drawingml/2006/main" noChangeAspect="1"/>
             </wp:cNvGraphicFramePr>
@@ -7009,7 +5366,7 @@
                   <pic:spPr>
                     <a:xfrm>
                       <a:off x="0" y="0"/>
-                      <a:ext cx="5940425" cy="3327400"/>
+                      <a:ext cx="5940425" cy="1412240"/>
                     </a:xfrm>
                     <a:prstGeom prst="rect">
                       <a:avLst/>
@@ -7027,7 +5384,16 @@
         <w:pStyle w:val="af4"/>
       </w:pPr>
       <w:r>
-        <w:t>Рисунок 2.1.6 – Фрагмен вывода запуска программы lab04</w:t>
+        <w:t>Рисунок 2.2</w:t>
+      </w:r>
+      <w:r>
+        <w:t>.</w:t>
+      </w:r>
+      <w:r>
+        <w:t>2</w:t>
+      </w:r>
+      <w:r>
+        <w:t xml:space="preserve"> – Фрагмен вывода запуска программы lab04</w:t>
       </w:r>
       <w:r>
         <w:rPr>
@@ -7049,13 +5415,17 @@
       <w:r>
         <w:t xml:space="preserve">Основная часть работы программы. На </w:t>
       </w:r>
-      <w:proofErr w:type="spellStart"/>
-      <w:r>
-        <w:t>скрине</w:t>
-      </w:r>
-      <w:proofErr w:type="spellEnd"/>
-      <w:r>
-        <w:t xml:space="preserve"> показано чередование итераций потоков, что подтверждает их параллельную работу.</w:t>
+      <w:r>
+        <w:t>рисунке</w:t>
+      </w:r>
+      <w:r>
+        <w:t xml:space="preserve"> показано чередование итераций потоков, </w:t>
+      </w:r>
+      <w:r>
+        <w:t>и завершение первого потока на 50 итерации</w:t>
+      </w:r>
+      <w:r>
+        <w:t>.</w:t>
       </w:r>
     </w:p>
     <w:p>
@@ -7069,12 +5439,11 @@
         <w:rPr>
           <w:lang w:val="en-US"/>
         </w:rPr>
-        <w:lastRenderedPageBreak/>
         <w:drawing>
-          <wp:inline distT="0" distB="0" distL="0" distR="0" wp14:anchorId="272FE902" wp14:editId="5A380580">
-            <wp:extent cx="5940425" cy="1769110"/>
-            <wp:effectExtent l="0" t="0" r="3175" b="2540"/>
-            <wp:docPr id="199" name="Рисунок 199"/>
+          <wp:inline distT="0" distB="0" distL="0" distR="0" wp14:anchorId="22F0F9C7" wp14:editId="7B1D3D5A">
+            <wp:extent cx="5940425" cy="1431925"/>
+            <wp:effectExtent l="0" t="0" r="3175" b="0"/>
+            <wp:docPr id="16" name="Рисунок 16"/>
             <wp:cNvGraphicFramePr>
               <a:graphicFrameLocks xmlns:a="http://schemas.openxmlformats.org/drawingml/2006/main" noChangeAspect="1"/>
             </wp:cNvGraphicFramePr>
@@ -7094,7 +5463,7 @@
                   <pic:spPr>
                     <a:xfrm>
                       <a:off x="0" y="0"/>
-                      <a:ext cx="5940425" cy="1769110"/>
+                      <a:ext cx="5940425" cy="1431925"/>
                     </a:xfrm>
                     <a:prstGeom prst="rect">
                       <a:avLst/>
@@ -7112,7 +5481,10 @@
         <w:pStyle w:val="af4"/>
       </w:pPr>
       <w:r>
-        <w:t>Рисунок 2.1.7 – Фрагмен вывода запуска программы lab04</w:t>
+        <w:t>Рисунок 2.2.3</w:t>
+      </w:r>
+      <w:r>
+        <w:t xml:space="preserve"> – Фрагмен вывода запуска программы lab04</w:t>
       </w:r>
       <w:r>
         <w:rPr>
@@ -7137,22 +5509,15 @@
     </w:p>
     <w:p>
       <w:r>
+        <w:lastRenderedPageBreak/>
         <w:t xml:space="preserve">Выполним проверку потоков через </w:t>
       </w:r>
       <w:r>
         <w:rPr>
           <w:b/>
         </w:rPr>
-        <w:t>/</w:t>
-      </w:r>
-      <w:proofErr w:type="spellStart"/>
-      <w:r>
-        <w:rPr>
-          <w:b/>
-        </w:rPr>
-        <w:t>proc</w:t>
-      </w:r>
-      <w:proofErr w:type="spellEnd"/>
+        <w:t>/proc</w:t>
+      </w:r>
       <w:r>
         <w:t>:</w:t>
       </w:r>
@@ -7163,10 +5528,10 @@
       </w:pPr>
       <w:r>
         <w:drawing>
-          <wp:inline distT="0" distB="0" distL="0" distR="0" wp14:anchorId="55AF3096" wp14:editId="77180984">
-            <wp:extent cx="5938872" cy="1246909"/>
-            <wp:effectExtent l="0" t="0" r="5080" b="0"/>
-            <wp:docPr id="197" name="Рисунок 197"/>
+          <wp:inline distT="0" distB="0" distL="0" distR="0" wp14:anchorId="4A469245" wp14:editId="568640E0">
+            <wp:extent cx="5940425" cy="1818409"/>
+            <wp:effectExtent l="0" t="0" r="3175" b="0"/>
+            <wp:docPr id="14" name="Рисунок 14"/>
             <wp:cNvGraphicFramePr>
               <a:graphicFrameLocks xmlns:a="http://schemas.openxmlformats.org/drawingml/2006/main" noChangeAspect="1"/>
             </wp:cNvGraphicFramePr>
@@ -7179,13 +5544,13 @@
                   </pic:nvPicPr>
                   <pic:blipFill rotWithShape="1">
                     <a:blip r:embed="rId32"/>
-                    <a:srcRect b="30742"/>
+                    <a:srcRect b="13589"/>
                     <a:stretch/>
                   </pic:blipFill>
                   <pic:spPr bwMode="auto">
                     <a:xfrm>
                       <a:off x="0" y="0"/>
-                      <a:ext cx="5940425" cy="1247235"/>
+                      <a:ext cx="5940425" cy="1818409"/>
                     </a:xfrm>
                     <a:prstGeom prst="rect">
                       <a:avLst/>
@@ -7211,7 +5576,10 @@
         <w:pStyle w:val="af4"/>
       </w:pPr>
       <w:r>
-        <w:t xml:space="preserve">Рисунок 2.1.4 – </w:t>
+        <w:t>Рисунок 2.2.4</w:t>
+      </w:r>
+      <w:r>
+        <w:t xml:space="preserve"> – </w:t>
       </w:r>
       <w:r>
         <w:t xml:space="preserve">Проверка через </w:t>
@@ -7222,45 +5590,19 @@
     </w:p>
     <w:p>
       <w:r>
-        <w:t>Содержимое каталога /</w:t>
-      </w:r>
-      <w:proofErr w:type="spellStart"/>
-      <w:r>
-        <w:t>proc</w:t>
-      </w:r>
-      <w:proofErr w:type="spellEnd"/>
-      <w:r>
-        <w:t>/&lt;PID&gt;/</w:t>
-      </w:r>
-      <w:proofErr w:type="spellStart"/>
-      <w:r>
-        <w:t>task</w:t>
-      </w:r>
-      <w:proofErr w:type="spellEnd"/>
-      <w:r>
-        <w:t xml:space="preserve">, демонстрирующее наличие нескольких потоков (каждый под своим </w:t>
-      </w:r>
-      <w:proofErr w:type="spellStart"/>
-      <w:r>
-        <w:t>Thread</w:t>
-      </w:r>
-      <w:proofErr w:type="spellEnd"/>
-      <w:r>
-        <w:t xml:space="preserve"> ID).</w:t>
+        <w:t>Содержимое каталога /proc/&lt;PID&gt;/task, демонстрирующее наличие нескольких потоков (каждый под своим Thread ID).</w:t>
       </w:r>
     </w:p>
     <w:p>
       <w:r>
         <w:t xml:space="preserve">Выполним проверку потоков через </w:t>
       </w:r>
-      <w:proofErr w:type="spellStart"/>
       <w:r>
         <w:rPr>
           <w:b/>
         </w:rPr>
         <w:t>ps</w:t>
       </w:r>
-      <w:proofErr w:type="spellEnd"/>
       <w:r>
         <w:t>:</w:t>
       </w:r>
@@ -7269,12 +5611,13 @@
       <w:pPr>
         <w:pStyle w:val="af4"/>
       </w:pPr>
+      <w:bookmarkStart w:id="0" w:name="_GoBack"/>
       <w:r>
         <w:drawing>
-          <wp:inline distT="0" distB="0" distL="0" distR="0" wp14:anchorId="46CF95AB" wp14:editId="2E826581">
-            <wp:extent cx="5939591" cy="2337955"/>
-            <wp:effectExtent l="0" t="0" r="4445" b="5715"/>
-            <wp:docPr id="201" name="Рисунок 201"/>
+          <wp:inline distT="0" distB="0" distL="0" distR="0" wp14:anchorId="3B0E3488" wp14:editId="18FFC076">
+            <wp:extent cx="5939947" cy="1704109"/>
+            <wp:effectExtent l="0" t="0" r="3810" b="0"/>
+            <wp:docPr id="13" name="Рисунок 13"/>
             <wp:cNvGraphicFramePr>
               <a:graphicFrameLocks xmlns:a="http://schemas.openxmlformats.org/drawingml/2006/main" noChangeAspect="1"/>
             </wp:cNvGraphicFramePr>
@@ -7287,13 +5630,13 @@
                   </pic:nvPicPr>
                   <pic:blipFill rotWithShape="1">
                     <a:blip r:embed="rId33"/>
-                    <a:srcRect t="1" b="28177"/>
+                    <a:srcRect b="44890"/>
                     <a:stretch/>
                   </pic:blipFill>
                   <pic:spPr bwMode="auto">
                     <a:xfrm>
                       <a:off x="0" y="0"/>
-                      <a:ext cx="5940425" cy="2338283"/>
+                      <a:ext cx="5940425" cy="1704246"/>
                     </a:xfrm>
                     <a:prstGeom prst="rect">
                       <a:avLst/>
@@ -7313,13 +5656,17 @@
           </wp:inline>
         </w:drawing>
       </w:r>
+      <w:bookmarkEnd w:id="0"/>
     </w:p>
     <w:p>
       <w:pPr>
         <w:pStyle w:val="af4"/>
       </w:pPr>
       <w:r>
-        <w:t>Рисунок 2.1.</w:t>
+        <w:t>Рисунок 2.2</w:t>
+      </w:r>
+      <w:r>
+        <w:t>.</w:t>
       </w:r>
       <w:r>
         <w:t>5</w:t>
@@ -7344,21 +5691,11 @@
         </w:rPr>
       </w:pPr>
       <w:r>
-        <w:t xml:space="preserve">Результат команды </w:t>
-      </w:r>
-      <w:proofErr w:type="spellStart"/>
-      <w:r>
-        <w:t>ps</w:t>
-      </w:r>
-      <w:proofErr w:type="spellEnd"/>
-      <w:r>
-        <w:t xml:space="preserve"> -T -p &lt;PID&gt;, показывающий все активные потоки программы Lab-04px.</w:t>
+        <w:t>Результат команды ps -T -p &lt;PID&gt;, показывающий все активные потоки программы Lab-04px.</w:t>
       </w:r>
       <w:r>
         <w:br w:type="page"/>
       </w:r>
-      <w:bookmarkStart w:id="0" w:name="_GoBack"/>
-      <w:bookmarkEnd w:id="0"/>
     </w:p>
     <w:p>
       <w:pPr>
@@ -7379,183 +5716,7 @@
           <w:rFonts w:cs="Times New Roman"/>
           <w:szCs w:val="28"/>
         </w:rPr>
-        <w:t xml:space="preserve">В ходе работы освоены процессы в </w:t>
-      </w:r>
-      <w:proofErr w:type="spellStart"/>
-      <w:r>
-        <w:rPr>
-          <w:rFonts w:cs="Times New Roman"/>
-          <w:szCs w:val="28"/>
-        </w:rPr>
-        <w:t>Windows</w:t>
-      </w:r>
-      <w:proofErr w:type="spellEnd"/>
-      <w:r>
-        <w:rPr>
-          <w:rFonts w:cs="Times New Roman"/>
-          <w:szCs w:val="28"/>
-        </w:rPr>
-        <w:t xml:space="preserve"> и </w:t>
-      </w:r>
-      <w:proofErr w:type="spellStart"/>
-      <w:r>
-        <w:rPr>
-          <w:rFonts w:cs="Times New Roman"/>
-          <w:szCs w:val="28"/>
-        </w:rPr>
-        <w:t>Linux</w:t>
-      </w:r>
-      <w:proofErr w:type="spellEnd"/>
-      <w:r>
-        <w:rPr>
-          <w:rFonts w:cs="Times New Roman"/>
-          <w:szCs w:val="28"/>
-        </w:rPr>
-        <w:t xml:space="preserve">. Обе ОС используют схожие концепции, но разный API. </w:t>
-      </w:r>
-      <w:proofErr w:type="spellStart"/>
-      <w:r>
-        <w:rPr>
-          <w:rFonts w:cs="Times New Roman"/>
-          <w:szCs w:val="28"/>
-        </w:rPr>
-        <w:t>Windows</w:t>
-      </w:r>
-      <w:proofErr w:type="spellEnd"/>
-      <w:r>
-        <w:rPr>
-          <w:rFonts w:cs="Times New Roman"/>
-          <w:szCs w:val="28"/>
-        </w:rPr>
-        <w:t xml:space="preserve">: </w:t>
-      </w:r>
-      <w:proofErr w:type="spellStart"/>
-      <w:r>
-        <w:rPr>
-          <w:rFonts w:cs="Times New Roman"/>
-          <w:szCs w:val="28"/>
-        </w:rPr>
-        <w:t>CreateProcess</w:t>
-      </w:r>
-      <w:proofErr w:type="spellEnd"/>
-      <w:r>
-        <w:rPr>
-          <w:rFonts w:cs="Times New Roman"/>
-          <w:szCs w:val="28"/>
-        </w:rPr>
-        <w:t xml:space="preserve">, </w:t>
-      </w:r>
-      <w:proofErr w:type="spellStart"/>
-      <w:r>
-        <w:rPr>
-          <w:rFonts w:cs="Times New Roman"/>
-          <w:szCs w:val="28"/>
-        </w:rPr>
-        <w:t>ExitProcess</w:t>
-      </w:r>
-      <w:proofErr w:type="spellEnd"/>
-      <w:r>
-        <w:rPr>
-          <w:rFonts w:cs="Times New Roman"/>
-          <w:szCs w:val="28"/>
-        </w:rPr>
-        <w:t xml:space="preserve">, </w:t>
-      </w:r>
-      <w:proofErr w:type="spellStart"/>
-      <w:r>
-        <w:rPr>
-          <w:rFonts w:cs="Times New Roman"/>
-          <w:szCs w:val="28"/>
-        </w:rPr>
-        <w:t>WaitForSingleObject</w:t>
-      </w:r>
-      <w:proofErr w:type="spellEnd"/>
-      <w:r>
-        <w:rPr>
-          <w:rFonts w:cs="Times New Roman"/>
-          <w:szCs w:val="28"/>
-        </w:rPr>
-        <w:t xml:space="preserve">. </w:t>
-      </w:r>
-      <w:proofErr w:type="spellStart"/>
-      <w:r>
-        <w:rPr>
-          <w:rFonts w:cs="Times New Roman"/>
-          <w:szCs w:val="28"/>
-        </w:rPr>
-        <w:t>Linux</w:t>
-      </w:r>
-      <w:proofErr w:type="spellEnd"/>
-      <w:r>
-        <w:rPr>
-          <w:rFonts w:cs="Times New Roman"/>
-          <w:szCs w:val="28"/>
-        </w:rPr>
-        <w:t xml:space="preserve">: </w:t>
-      </w:r>
-      <w:proofErr w:type="spellStart"/>
-      <w:r>
-        <w:rPr>
-          <w:rFonts w:cs="Times New Roman"/>
-          <w:szCs w:val="28"/>
-        </w:rPr>
-        <w:t>fork</w:t>
-      </w:r>
-      <w:proofErr w:type="spellEnd"/>
-      <w:r>
-        <w:rPr>
-          <w:rFonts w:cs="Times New Roman"/>
-          <w:szCs w:val="28"/>
-        </w:rPr>
-        <w:t>/</w:t>
-      </w:r>
-      <w:proofErr w:type="spellStart"/>
-      <w:r>
-        <w:rPr>
-          <w:rFonts w:cs="Times New Roman"/>
-          <w:szCs w:val="28"/>
-        </w:rPr>
-        <w:t>exec</w:t>
-      </w:r>
-      <w:proofErr w:type="spellEnd"/>
-      <w:r>
-        <w:rPr>
-          <w:rFonts w:cs="Times New Roman"/>
-          <w:szCs w:val="28"/>
-        </w:rPr>
-        <w:t xml:space="preserve">, </w:t>
-      </w:r>
-      <w:proofErr w:type="spellStart"/>
-      <w:r>
-        <w:rPr>
-          <w:rFonts w:cs="Times New Roman"/>
-          <w:szCs w:val="28"/>
-        </w:rPr>
-        <w:t>subprocess</w:t>
-      </w:r>
-      <w:proofErr w:type="spellEnd"/>
-      <w:r>
-        <w:rPr>
-          <w:rFonts w:cs="Times New Roman"/>
-          <w:szCs w:val="28"/>
-        </w:rPr>
-        <w:t>, /</w:t>
-      </w:r>
-      <w:proofErr w:type="spellStart"/>
-      <w:r>
-        <w:rPr>
-          <w:rFonts w:cs="Times New Roman"/>
-          <w:szCs w:val="28"/>
-        </w:rPr>
-        <w:t>proc</w:t>
-      </w:r>
-      <w:proofErr w:type="spellEnd"/>
-      <w:r>
-        <w:rPr>
-          <w:rFonts w:cs="Times New Roman"/>
-          <w:szCs w:val="28"/>
-        </w:rPr>
-        <w:t>. Изучены создание процессов, передача параметров (аргументы, переменные окружения), ожидание завершения и анализ процессов. Все программы работают корректно, процессы создаются успешно. Получен практический опыт работы с процессами в разных ОС.</w:t>
+        <w:t>В ходе работы освоены процессы в Windows и Linux. Обе ОС используют схожие концепции, но разный API. Windows: CreateProcess, ExitProcess, WaitForSingleObject. Linux: fork/exec, subprocess, /proc. Изучены создание процессов, передача параметров (аргументы, переменные окружения), ожидание завершения и анализ процессов. Все программы работают корректно, процессы создаются успешно. Получен практический опыт работы с процессами в разных ОС.</w:t>
       </w:r>
     </w:p>
     <w:sectPr>
@@ -7705,7 +5866,7 @@
             <w:sz w:val="28"/>
             <w:szCs w:val="28"/>
           </w:rPr>
-          <w:t>4</w:t>
+          <w:t>18</w:t>
         </w:r>
         <w:r>
           <w:rPr>
@@ -11431,7 +9592,7 @@
 </file>
 
 <file path=customXml/itemProps1.xml><?xml version="1.0" encoding="utf-8"?>
-<ds:datastoreItem xmlns:ds="http://schemas.openxmlformats.org/officeDocument/2006/customXml" ds:itemID="{B9637989-D044-4E5C-9ABC-16B2B6EAA12C}">
+<ds:datastoreItem xmlns:ds="http://schemas.openxmlformats.org/officeDocument/2006/customXml" ds:itemID="{2752220C-8786-4CE3-98B1-5174A30C076D}">
   <ds:schemaRefs>
     <ds:schemaRef ds:uri="http://schemas.openxmlformats.org/officeDocument/2006/bibliography"/>
   </ds:schemaRefs>
